--- a/article/Романов.docx
+++ b/article/Романов.docx
@@ -15,7 +15,7 @@
           <w:i w:val="0"/>
           <w:sz w:val="24"/>
         </w:rPr>
-        <w:t>УДК 004.414.23 + 681.5.01</w:t>
+        <w:t>УДК 004.414.23 + 621.865.8</w:t>
       </w:r>
     </w:p>
     <w:p>
@@ -32,9 +32,9 @@
           <w:i w:val="0"/>
           <w:sz w:val="24"/>
         </w:rPr>
-        <w:t>МОДЕЛИРОВАНИЕ ПАРАЛЛЕЛЬНЫХ ПРОЦЕССОВ</w:t>
+        <w:t>ФОРМАЛЬНАЯ ВЕРИФИКАЦИЯ КООРДИНАЦИИ ПОХОДКИ</w:t>
         <w:br/>
-        <w:t>РОБОТОТЕХНИЧЕСКОЙ СИСТЕМЫ С ПОМОЩЬЮ СЕТЕЙ ПЕТРИ</w:t>
+        <w:t>ШЕСТИНОГОГО РОБОТА МЕТОДОМ СЕТЕЙ ПЕТРИ</w:t>
       </w:r>
     </w:p>
     <w:p>
@@ -92,7 +92,7 @@
           <w:i w:val="0"/>
           <w:sz w:val="24"/>
         </w:rPr>
-        <w:t>Рассматривается задача формального моделирования высокоуровневого управления робототехнической системой с использованием аппарата сетей Петри. Обосновывается необходимость применения формальных методов для верификации параллельных процессов в робототехнике. Предлагается модель мобильного робота с двумя параллельными подсистемами — движения и сенсорного обеспечения, — взаимодействующими через общий ресурс. Проведён анализ модели методом S-инвариантов: доказано взаимное исключение при доступе к общему ресурсу и отсутствие тупиковых ситуаций. Выполнен темпоральный анализ с детерминированными задержками, определены пропускная способность системы и узкое место. Показано, что добавление параллельного ресурса повышает производительность на 60 %. Результаты могут применяться при проектировании систем управления автономными роботами.</w:t>
+        <w:t>Рассматривается задача формальной верификации алгоритма триподной походки шестиногого шагающего робота (гексапода) с использованием аппарата сетей Петри. Шесть ног робота разделены на две группы по три ноги, поочерёдно выполняющие фазы переноса и опоры. Построена сеть Петри, моделирующая координацию групп ног с ограничением статической устойчивости: в каждый момент времени не менее трёх ног должны находиться в контакте с поверхностью. Методом S-инвариантов формально доказаны взаимное исключение фаз переноса (одновременный отрыв обеих групп невозможен) и отсутствие тупиковых ситуаций. Выполнен темпоральный анализ с детерминированными задержками: определены время цикла походки, максимальная скорость перемещения и узкое место. Показано, что применение сервоприводов с уменьшенным временем переноса на 25 % сокращает период походки на 17 % и увеличивает скорость робота со 100 до 120 мм/с.</w:t>
       </w:r>
     </w:p>
     <w:p>
@@ -117,7 +117,7 @@
           <w:i w:val="0"/>
           <w:sz w:val="24"/>
         </w:rPr>
-        <w:t>сети Петри, робототехника, параллельные процессы, формальная верификация, S-инварианты, взаимное исключение, темпоральный анализ, пропускная способность, высокоуровневое управление, тупиковые ситуации</w:t>
+        <w:t>сети Петри, шагающий робот, гексапод, триподная походка, формальная верификация, S-инварианты, координация походки, статическая устойчивость, темпоральный анализ, взаимное исключение</w:t>
       </w:r>
     </w:p>
     <w:p>
@@ -145,7 +145,7 @@
           <w:i w:val="0"/>
           <w:sz w:val="24"/>
         </w:rPr>
-        <w:t>Современные робототехнические системы представляют собой сложные мехатронные комплексы, в которых одновременно функционируют множество подсистем: навигация, сенсорное обеспечение, манипуляция, связь с оператором. Параллельность этих процессов порождает класс ошибок, которые невозможно обнаружить методами последовательного тестирования: гонки данных, тупиковые блокировки (deadlock), нарушение взаимного исключения при доступе к общим ресурсам [1].</w:t>
+        <w:t>Шестиногие шагающие роботы (гексаподы) обладают высокой проходимостью и статической устойчивостью, что делает их перспективными для работы в неструктурированных средах: пересечённая местность, аварийные здания, трубопроводы [1]. Ключевой задачей при разработке гексапода является координация шести ног — алгоритм походки, который определяет, какие ноги в какой момент отрываются от поверхности и переносятся вперёд.</w:t>
       </w:r>
     </w:p>
     <w:p>
@@ -157,7 +157,7 @@
           <w:i w:val="0"/>
           <w:sz w:val="24"/>
         </w:rPr>
-        <w:t>Традиционный подход к описанию логики управления — конечные автоматы (FSM) — хорошо работает для последовательных систем. Однако при моделировании параллельных процессов число состояний автомата растёт экспоненциально: два независимых процесса с N и M состояниями порождают N × M комбинаций. Для промышленного робота с десятью подсистемами это делает модель практически необозримой [2].</w:t>
+        <w:t>Наиболее распространённая походка гексапода — триподная (tripod gait): шесть ног разделены на две группы по три (1-3-5 и 2-4-6), которые поочерёдно выполняют фазы переноса и опоры [2]. Триподная походка обеспечивает максимальную скорость при гарантированной статической устойчивости: три опорные ноги всегда образуют треугольник, внутри которого находится проекция центра масс робота.</w:t>
       </w:r>
     </w:p>
     <w:p>
@@ -169,7 +169,7 @@
           <w:i w:val="0"/>
           <w:sz w:val="24"/>
         </w:rPr>
-        <w:t>Сети Петри, предложенные К. А. Петри в 1962 г. [3], изначально были разработаны для моделирования параллельных и распределённых систем. В отличие от FSM, они описывают параллелизм явно, а не через произведение состояний, что делает модель компактной и анализируемой. Развитый математический аппарат (матричное представление, инварианты, дерево достижимости) позволяет формально доказывать свойства системы: отсутствие тупиков, ограниченность, живость [4].</w:t>
+        <w:t>Однако при программной реализации координация шести параллельно работающих приводов порождает класс ошибок, характерных для параллельных систем. Гонка состояний (race condition) может привести к одновременному отрыву обеих групп ног, что вызовет потерю устойчивости и падение робота. Тупиковая ситуация (deadlock) может заблокировать движение, если обе группы бесконечно ожидают друг друга [3]. Такие ошибки сложно обнаружить тестированием, поскольку они возникают лишь при определённых временны́х соотношениях между процессами.</w:t>
       </w:r>
     </w:p>
     <w:p>
@@ -181,7 +181,31 @@
           <w:i w:val="0"/>
           <w:sz w:val="24"/>
         </w:rPr>
-        <w:t>Целью настоящей работы является построение формальной модели высокоуровневого управления мобильным роботом с двумя параллельными подсистемами и общим ресурсом, а также проведение структурного и темпорального анализа полученной модели.</w:t>
+        <w:t>Конечные автоматы (FSM), традиционно используемые для описания логики управления, плохо приспособлены к моделированию параллелизма: два процесса с N и M состояниями порождают N × M комбинаций. Для шести ног даже при двух состояниях на ногу (опора/перенос) это 2⁶ = 64 состояния, а при более детальном описании — сотни и тысячи [4].</w:t>
+      </w:r>
+    </w:p>
+    <w:p>
+      <w:r>
+        <w:rPr>
+          <w:rFonts w:ascii="Times New Roman" w:hAnsi="Times New Roman" w:cs="Times New Roman" w:eastAsia="Times New Roman"/>
+          <w:rFonts w:ascii="Times New Roman" w:hAnsi="Times New Roman"/>
+          <w:b w:val="0"/>
+          <w:i w:val="0"/>
+          <w:sz w:val="24"/>
+        </w:rPr>
+        <w:t>Сети Петри, предложенные К. А. Петри в 1962 г. [5], позволяют моделировать параллельные процессы без комбинаторного взрыва. Математический аппарат сетей Петри (матричное представление, S-инварианты, дерево достижимости) даёт возможность формально доказывать свойства системы: отсутствие тупиков, ограниченность, взаимное исключение [6].</w:t>
+      </w:r>
+    </w:p>
+    <w:p>
+      <w:r>
+        <w:rPr>
+          <w:rFonts w:ascii="Times New Roman" w:hAnsi="Times New Roman" w:cs="Times New Roman" w:eastAsia="Times New Roman"/>
+          <w:rFonts w:ascii="Times New Roman" w:hAnsi="Times New Roman"/>
+          <w:b w:val="0"/>
+          <w:i w:val="0"/>
+          <w:sz w:val="24"/>
+        </w:rPr>
+        <w:t>Целью настоящей работы является построение формальной модели координации триподной походки гексапода, доказательство корректности алгоритма (устойчивость и отсутствие тупиков) методом S-инвариантов, а также темпоральный анализ для определения предельной скорости перемещения.</w:t>
       </w:r>
     </w:p>
     <w:p>
@@ -225,7 +249,7 @@
           <w:i w:val="0"/>
           <w:sz w:val="24"/>
         </w:rPr>
-        <w:t>Сеть Петри определяется как четвёрка [3, 4]:</w:t>
+        <w:t>Сеть Петри определяется как четвёрка [5, 6]:</w:t>
       </w:r>
     </w:p>
     <w:p>
@@ -235,6 +259,7 @@
       </w:pPr>
       <w:r>
         <w:rPr>
+          <w:rFonts w:ascii="Times New Roman" w:hAnsi="Times New Roman" w:cs="Times New Roman" w:eastAsia="Times New Roman"/>
           <w:rFonts w:ascii="Times New Roman" w:hAnsi="Times New Roman"/>
           <w:i/>
           <w:sz w:val="24"/>
@@ -243,6 +268,7 @@
       </w:r>
       <w:r>
         <w:rPr>
+          <w:rFonts w:ascii="Times New Roman" w:hAnsi="Times New Roman" w:cs="Times New Roman" w:eastAsia="Times New Roman"/>
           <w:rFonts w:ascii="Times New Roman" w:hAnsi="Times New Roman"/>
           <w:sz w:val="24"/>
         </w:rPr>
@@ -259,7 +285,7 @@
           <w:i w:val="0"/>
           <w:sz w:val="24"/>
         </w:rPr>
-        <w:t>где P = {p₁, p₂, …, pₘ} — конечное множество позиций (мест); T = {t₁, t₂, …, tₙ} — конечное множество переходов; F ⊆ (P × T) ∪ (T × P) — множество дуг; M₀: P → ℕ — начальная маркировка, задающая распределение токенов по позициям.</w:t>
+        <w:t>где P = {p₁, p₂, …, pₘ} — конечное множество позиций (мест), моделирующих условия или состояния; T = {t₁, t₂, …, tₙ} — конечное множество переходов, моделирующих события; F ⊆ (P × T) ∪ (T × P) — множество направленных дуг; M₀: P → ℕ — начальная маркировка, определяющая распределение токенов по позициям.</w:t>
       </w:r>
     </w:p>
     <w:p>
@@ -287,7 +313,7 @@
           <w:i w:val="0"/>
           <w:sz w:val="24"/>
         </w:rPr>
-        <w:t>Переход t ∈ T разрешён при маркировке M, если для каждой входной позиции p ∈ •t выполняется M(p) ≥ W(p, t), где W — функция весов дуг. При срабатывании перехода маркировка изменяется [4]:</w:t>
+        <w:t>Переход t ∈ T разрешён при маркировке M, если каждая входная позиция содержит не менее одного токена: ∀p ∈ •t: M(p) ≥ 1. При срабатывании перехода маркировка обновляется [6]:</w:t>
       </w:r>
     </w:p>
     <w:p>
@@ -297,6 +323,7 @@
       </w:pPr>
       <w:r>
         <w:rPr>
+          <w:rFonts w:ascii="Times New Roman" w:hAnsi="Times New Roman" w:cs="Times New Roman" w:eastAsia="Times New Roman"/>
           <w:rFonts w:ascii="Times New Roman" w:hAnsi="Times New Roman"/>
           <w:i/>
           <w:sz w:val="24"/>
@@ -305,11 +332,24 @@
       </w:r>
       <w:r>
         <w:rPr>
+          <w:rFonts w:ascii="Times New Roman" w:hAnsi="Times New Roman" w:cs="Times New Roman" w:eastAsia="Times New Roman"/>
           <w:rFonts w:ascii="Times New Roman" w:hAnsi="Times New Roman"/>
           <w:sz w:val="24"/>
         </w:rPr>
         <w:tab/>
         <w:t>(2)</w:t>
+      </w:r>
+    </w:p>
+    <w:p>
+      <w:r>
+        <w:rPr>
+          <w:rFonts w:ascii="Times New Roman" w:hAnsi="Times New Roman" w:cs="Times New Roman" w:eastAsia="Times New Roman"/>
+          <w:rFonts w:ascii="Times New Roman" w:hAnsi="Times New Roman"/>
+          <w:b w:val="0"/>
+          <w:i w:val="0"/>
+          <w:sz w:val="24"/>
+        </w:rPr>
+        <w:t>где W(p, t) — вес дуги из позиции в переход, W(t, p) — вес дуги из перехода в позицию.</w:t>
       </w:r>
     </w:p>
     <w:p>
@@ -325,7 +365,7 @@
           <w:i w:val="0"/>
           <w:sz w:val="24"/>
         </w:rPr>
-        <w:t>2.3. Матричное представление</w:t>
+        <w:t>2.3. Матричное представление и S-инварианты</w:t>
       </w:r>
     </w:p>
     <w:p>
@@ -337,7 +377,7 @@
           <w:i w:val="0"/>
           <w:sz w:val="24"/>
         </w:rPr>
-        <w:t>Для анализа удобно представить сеть Петри в матричной форме. Матрица инцидентности C размером |P| × |T| определяется как [4]:</w:t>
+        <w:t>Матрица инцидентности C размером |P| × |T| определяется как разность матриц выходных и входных дуг [6]:</w:t>
       </w:r>
     </w:p>
     <w:p>
@@ -347,6 +387,7 @@
       </w:pPr>
       <w:r>
         <w:rPr>
+          <w:rFonts w:ascii="Times New Roman" w:hAnsi="Times New Roman" w:cs="Times New Roman" w:eastAsia="Times New Roman"/>
           <w:rFonts w:ascii="Times New Roman" w:hAnsi="Times New Roman"/>
           <w:i/>
           <w:sz w:val="24"/>
@@ -355,6 +396,7 @@
       </w:r>
       <w:r>
         <w:rPr>
+          <w:rFonts w:ascii="Times New Roman" w:hAnsi="Times New Roman" w:cs="Times New Roman" w:eastAsia="Times New Roman"/>
           <w:rFonts w:ascii="Times New Roman" w:hAnsi="Times New Roman"/>
           <w:sz w:val="24"/>
         </w:rPr>
@@ -371,7 +413,7 @@
           <w:i w:val="0"/>
           <w:sz w:val="24"/>
         </w:rPr>
-        <w:t>где C⁺(p, t) = W(t, p) — матрица выходных дуг, C⁻(p, t) = W(p, t) — матрица входных дуг. Уравнение состояния сети:</w:t>
+        <w:t>Уравнение состояния сети связывает начальную и текущую маркировки через вектор срабатываний σ:</w:t>
       </w:r>
     </w:p>
     <w:p>
@@ -381,6 +423,7 @@
       </w:pPr>
       <w:r>
         <w:rPr>
+          <w:rFonts w:ascii="Times New Roman" w:hAnsi="Times New Roman" w:cs="Times New Roman" w:eastAsia="Times New Roman"/>
           <w:rFonts w:ascii="Times New Roman" w:hAnsi="Times New Roman"/>
           <w:i/>
           <w:sz w:val="24"/>
@@ -389,6 +432,7 @@
       </w:r>
       <w:r>
         <w:rPr>
+          <w:rFonts w:ascii="Times New Roman" w:hAnsi="Times New Roman" w:cs="Times New Roman" w:eastAsia="Times New Roman"/>
           <w:rFonts w:ascii="Times New Roman" w:hAnsi="Times New Roman"/>
           <w:sz w:val="24"/>
         </w:rPr>
@@ -405,35 +449,7 @@
           <w:i w:val="0"/>
           <w:sz w:val="24"/>
         </w:rPr>
-        <w:t>где σ — вектор срабатываний (Парикх-вектор), σ(t) — число срабатываний перехода t.</w:t>
-      </w:r>
-    </w:p>
-    <w:p>
-      <w:pPr>
-        <w:spacing w:after="120" w:before="240"/>
-        <w:ind w:firstLine="0"/>
-      </w:pPr>
-      <w:r>
-        <w:rPr>
-          <w:rFonts w:ascii="Times New Roman" w:hAnsi="Times New Roman" w:cs="Times New Roman" w:eastAsia="Times New Roman"/>
-          <w:rFonts w:ascii="Times New Roman" w:hAnsi="Times New Roman"/>
-          <w:b/>
-          <w:i w:val="0"/>
-          <w:sz w:val="24"/>
-        </w:rPr>
-        <w:t>2.4. S-инварианты</w:t>
-      </w:r>
-    </w:p>
-    <w:p>
-      <w:r>
-        <w:rPr>
-          <w:rFonts w:ascii="Times New Roman" w:hAnsi="Times New Roman" w:cs="Times New Roman" w:eastAsia="Times New Roman"/>
-          <w:rFonts w:ascii="Times New Roman" w:hAnsi="Times New Roman"/>
-          <w:b w:val="0"/>
-          <w:i w:val="0"/>
-          <w:sz w:val="24"/>
-        </w:rPr>
-        <w:t>Вектор x ∈ ℤᵐ называется S-инвариантом, если xᵀ · C = 0 [5]. Для любой достижимой маркировки M выполняется:</w:t>
+        <w:t>Вектор x ∈ ℤᵐ называется S-инвариантом, если xᵀ · C = 0. Для любой достижимой маркировки M справедливо сохраняющееся соотношение [7]:</w:t>
       </w:r>
     </w:p>
     <w:p>
@@ -443,6 +459,7 @@
       </w:pPr>
       <w:r>
         <w:rPr>
+          <w:rFonts w:ascii="Times New Roman" w:hAnsi="Times New Roman" w:cs="Times New Roman" w:eastAsia="Times New Roman"/>
           <w:rFonts w:ascii="Times New Roman" w:hAnsi="Times New Roman"/>
           <w:i/>
           <w:sz w:val="24"/>
@@ -451,6 +468,7 @@
       </w:r>
       <w:r>
         <w:rPr>
+          <w:rFonts w:ascii="Times New Roman" w:hAnsi="Times New Roman" w:cs="Times New Roman" w:eastAsia="Times New Roman"/>
           <w:rFonts w:ascii="Times New Roman" w:hAnsi="Times New Roman"/>
           <w:sz w:val="24"/>
         </w:rPr>
@@ -467,7 +485,7 @@
           <w:i w:val="0"/>
           <w:sz w:val="24"/>
         </w:rPr>
-        <w:t>S-инварианты позволяют формально доказывать свойства сети, не перечисляя все достижимые маркировки. В частности, если позиция общего ресурса входит в S-инвариант с компонентой 1, это доказывает ограниченность числа токенов — а значит, взаимное исключение [5].</w:t>
+        <w:t>S-инварианты позволяют доказывать свойства системы без перебора всех достижимых маркировок, что критически важно для систем с большим пространством состояний.</w:t>
       </w:r>
     </w:p>
     <w:p>
@@ -483,7 +501,7 @@
           <w:i w:val="0"/>
           <w:sz w:val="24"/>
         </w:rPr>
-        <w:t>2.5. Темпоральные сети Петри</w:t>
+        <w:t>2.4. Темпоральные расширения</w:t>
       </w:r>
     </w:p>
     <w:p>
@@ -495,7 +513,7 @@
           <w:i w:val="0"/>
           <w:sz w:val="24"/>
         </w:rPr>
-        <w:t>Темпоральная сеть Петри расширяет классическую модель функцией задержки D: T → ℝ⁺, которая каждому переходу ставит в соответствие время срабатывания [6]. При этом токены на входных позициях резервируются на время задержки и не могут быть использованы другими переходами. Это позволяет моделировать длительность операций и анализировать производительность системы.</w:t>
+        <w:t>Темпоральная сеть Петри дополняет классическую модель функцией задержки D: T → ℝ⁺, сопоставляющей каждому переходу время срабатывания [8]. После разрешения перехода входные токены резервируются на время d(t), по истечении которого переход срабатывает. Это позволяет моделировать длительность физических операций и анализировать производительность.</w:t>
       </w:r>
     </w:p>
     <w:p>
@@ -511,7 +529,7 @@
           <w:i w:val="0"/>
           <w:sz w:val="24"/>
         </w:rPr>
-        <w:t>3. Модель робототехнической системы</w:t>
+        <w:t>3. Модель координации триподной походки</w:t>
       </w:r>
     </w:p>
     <w:p>
@@ -527,7 +545,7 @@
           <w:i w:val="0"/>
           <w:sz w:val="24"/>
         </w:rPr>
-        <w:t>3.1. Описание системы</w:t>
+        <w:t>3.1. Описание объекта</w:t>
       </w:r>
     </w:p>
     <w:p>
@@ -539,7 +557,7 @@
           <w:i w:val="0"/>
           <w:sz w:val="24"/>
         </w:rPr>
-        <w:t>Рассматривается мобильный робот с двумя параллельными подсистемами:</w:t>
+        <w:t>Рассматривается шестиногий шагающий робот (гексапод) с шестью идентичными ногами, расположенными симметрично по три с каждой стороны корпуса. Каждая нога оснащена тремя сервоприводами (тазобедренный, коленный, голеностопный) и может находиться в одном из двух режимов: опора (stance) — нога в контакте с поверхностью и несёт нагрузку, или перенос (swing) — нога поднята и перемещается вперёд.</w:t>
       </w:r>
     </w:p>
     <w:p>
@@ -551,31 +569,7 @@
           <w:i w:val="0"/>
           <w:sz w:val="24"/>
         </w:rPr>
-        <w:t>— подсистема движения (навигация, обход препятствий, возврат на базу);</w:t>
-      </w:r>
-    </w:p>
-    <w:p>
-      <w:r>
-        <w:rPr>
-          <w:rFonts w:ascii="Times New Roman" w:hAnsi="Times New Roman" w:cs="Times New Roman" w:eastAsia="Times New Roman"/>
-          <w:rFonts w:ascii="Times New Roman" w:hAnsi="Times New Roman"/>
-          <w:b w:val="0"/>
-          <w:i w:val="0"/>
-          <w:sz w:val="24"/>
-        </w:rPr>
-        <w:t>— подсистема сенсорного обеспечения (сканирование лидаром, обработка данных, построение карты).</w:t>
-      </w:r>
-    </w:p>
-    <w:p>
-      <w:r>
-        <w:rPr>
-          <w:rFonts w:ascii="Times New Roman" w:hAnsi="Times New Roman" w:cs="Times New Roman" w:eastAsia="Times New Roman"/>
-          <w:rFonts w:ascii="Times New Roman" w:hAnsi="Times New Roman"/>
-          <w:b w:val="0"/>
-          <w:i w:val="0"/>
-          <w:sz w:val="24"/>
-        </w:rPr>
-        <w:t>Обе подсистемы работают одновременно и независимо, за исключением одного момента: для обновления карты окружения необходим доступ к общему вычислительному ресурсу (GPU), который не может быть использован двумя процессами одновременно. Таким образом, возникает задача взаимного исключения [7].</w:t>
+        <w:t>При триподной походке ноги разделены на две группы: группа A (ноги 1, 3, 5) и группа B (ноги 2, 4, 6). Группы работают в противофазе: пока одна группа переносится, другая опирается. Критическое ограничение: в любой момент времени не менее трёх ног должны быть в контакте с поверхностью для обеспечения статической устойчивости [2].</w:t>
       </w:r>
     </w:p>
     <w:p>
@@ -603,7 +597,7 @@
           <w:i w:val="0"/>
           <w:sz w:val="24"/>
         </w:rPr>
-        <w:t>Модель содержит следующие позиции:</w:t>
+        <w:t>Каждая группа ног проходит три фазы в цикле: ожидание (готовность к переносу), перенос (ноги в воздухе), приземление (установка контакта с поверхностью). Координация обеспечивается токеном-мьютексом, моделирующим ограничение устойчивости.</w:t>
       </w:r>
     </w:p>
     <w:p>
@@ -615,23 +609,31 @@
           <w:i w:val="0"/>
           <w:sz w:val="24"/>
         </w:rPr>
-        <w:t>— p₁ (Готовность_Движ) — подсистема движения готова к работе;</w:t>
+        <w:t>Позиции модели:</w:t>
+      </w:r>
+    </w:p>
+    <w:p>
+      <w:r>
+        <w:rPr>
+          <w:rFonts w:ascii="Times New Roman" w:hAnsi="Times New Roman" w:cs="Times New Roman" w:eastAsia="Times New Roman"/>
+          <w:rFonts w:ascii="Times New Roman" w:hAnsi="Times New Roman"/>
+          <w:b w:val="0"/>
+          <w:i w:val="0"/>
+          <w:sz w:val="24"/>
+        </w:rPr>
+        <w:t>— p₁ (Готовность A) — группа A в опоре, готова к переносу;</w:t>
         <w:br/>
-        <w:t>— p₂ (Движение) — робот выполняет навигацию;</w:t>
+        <w:t>— p₂ (Перенос A) — группа A в воздухе, ноги перемещаются;</w:t>
         <w:br/>
-        <w:t>— p₃ (Ожидание_GPU_Д) — движение ожидает доступ к GPU;</w:t>
+        <w:t>— p₃ (Приземление A) — группа A устанавливает контакт;</w:t>
         <w:br/>
-        <w:t>— p₄ (Обработка_Д) — движение использует GPU;</w:t>
+        <w:t>— p₄ (Готовность B) — группа B в опоре, готова к переносу;</w:t>
         <w:br/>
-        <w:t>— p₅ (Готовность_Сенс) — подсистема сенсоров готова;</w:t>
+        <w:t>— p₅ (Перенос B) — группа B в воздухе;</w:t>
         <w:br/>
-        <w:t>— p₆ (Сканирование) — лидар выполняет сканирование;</w:t>
+        <w:t>— p₆ (Приземление B) — группа B устанавливает контакт;</w:t>
         <w:br/>
-        <w:t>— p₇ (Ожидание_GPU_С) — сенсоры ожидают GPU;</w:t>
-        <w:br/>
-        <w:t>— p₈ (Обработка_С) — сенсоры используют GPU;</w:t>
-        <w:br/>
-        <w:t>— p₉ (GPU_свободен) — мьютекс, начальная маркировка M₀(p₉) = 1.</w:t>
+        <w:t>— p₇ (Устойчивость) — мьютекс, гарантирующий, что не более одной группы находится в переносе одновременно.</w:t>
       </w:r>
     </w:p>
     <w:p>
@@ -655,21 +657,17 @@
           <w:i w:val="0"/>
           <w:sz w:val="24"/>
         </w:rPr>
-        <w:t>— t₁ (Старт_движения): p₁ → p₂;</w:t>
+        <w:t>— t₁ (Отрыв A): p₁ + p₇ → p₂ — группа A начинает перенос, захватывая токен устойчивости;</w:t>
         <w:br/>
-        <w:t>— t₂ (Запрос_GPU_Д): p₂ → p₃;</w:t>
+        <w:t>— t₂ (Перенос A завершён): p₂ → p₃ — ноги группы A достигли целевых позиций;</w:t>
         <w:br/>
-        <w:t>— t₃ (Захват_GPU_Д): p₃ + p₉ → p₄;</w:t>
+        <w:t>— t₃ (Контакт A): p₃ → p₁ + p₇ — группа A установила контакт, токен устойчивости освобождён;</w:t>
         <w:br/>
-        <w:t>— t₄ (Освобождение_GPU_Д): p₄ → p₁ + p₉;</w:t>
+        <w:t>— t₄ (Отрыв B): p₄ + p₇ → p₅;</w:t>
         <w:br/>
-        <w:t>— t₅ (Старт_сканирования): p₅ → p₆;</w:t>
+        <w:t>— t₅ (Перенос B завершён): p₅ → p₆;</w:t>
         <w:br/>
-        <w:t>— t₆ (Запрос_GPU_С): p₆ → p₇;</w:t>
-        <w:br/>
-        <w:t>— t₇ (Захват_GPU_С): p₇ + p₉ → p₈;</w:t>
-        <w:br/>
-        <w:t>— t₈ (Освобождение_GPU_С): p₈ → p₅ + p₉.</w:t>
+        <w:t>— t₆ (Контакт B): p₆ → p₄ + p₇.</w:t>
       </w:r>
     </w:p>
     <w:p>
@@ -681,7 +679,24 @@
           <w:i w:val="0"/>
           <w:sz w:val="24"/>
         </w:rPr>
-        <w:t>Начальная маркировка: M₀ = (1, 0, 0, 0, 1, 0, 0, 0, 1). Один токен в p₁ (движение готово), один в p₅ (сенсоры готовы), один в p₉ (GPU свободен).</w:t>
+        <w:t>Начальная маркировка: M₀ = (1, 0, 0, 1, 0, 0, 1) — обе группы готовы, токен устойчивости доступен. Из начального состояния разрешены переходы t₁ и t₄, но при срабатывании одного из них токен p₇ изымается, и второй переход блокируется до его возврата.</w:t>
+      </w:r>
+    </w:p>
+    <w:p>
+      <w:pPr>
+        <w:spacing w:after="120" w:before="120"/>
+        <w:ind w:firstLine="0"/>
+        <w:jc w:val="center"/>
+      </w:pPr>
+      <w:r>
+        <w:rPr>
+          <w:rFonts w:ascii="Times New Roman" w:hAnsi="Times New Roman" w:cs="Times New Roman" w:eastAsia="Times New Roman"/>
+          <w:rFonts w:ascii="Times New Roman" w:hAnsi="Times New Roman"/>
+          <w:b w:val="0"/>
+          <w:i/>
+          <w:sz w:val="24"/>
+        </w:rPr>
+        <w:t>[Рис. 1. Сеть Петри координации триподной походки гексапода]</w:t>
       </w:r>
     </w:p>
     <w:p>
@@ -725,19 +740,7 @@
           <w:i w:val="0"/>
           <w:sz w:val="24"/>
         </w:rPr>
-        <w:t>Матрица инцидентности C размером 9 × 8 построена по формуле (3). Каждый столбец соответствует переходу, каждая строка — позиции. Элемент C(pᵢ, tⱼ) равен разности числа дуг из tⱼ в pᵢ и из pᵢ в tⱼ.</w:t>
-      </w:r>
-    </w:p>
-    <w:p>
-      <w:r>
-        <w:rPr>
-          <w:rFonts w:ascii="Times New Roman" w:hAnsi="Times New Roman" w:cs="Times New Roman" w:eastAsia="Times New Roman"/>
-          <w:rFonts w:ascii="Times New Roman" w:hAnsi="Times New Roman"/>
-          <w:b w:val="0"/>
-          <w:i w:val="0"/>
-          <w:sz w:val="24"/>
-        </w:rPr>
-        <w:t>Для подсистемы движения (позиции p₁–p₄, переходы t₁–t₄) подматрица имеет вид:</w:t>
+        <w:t>Матрица инцидентности C размером 7 × 6 построена по формуле (3). Строки соответствуют позициям p₁–p₇, столбцы — переходам t₁–t₆:</w:t>
       </w:r>
     </w:p>
     <w:p>
@@ -747,22 +750,123 @@
       </w:pPr>
       <w:r>
         <w:rPr>
+          <w:rFonts w:ascii="Times New Roman" w:hAnsi="Times New Roman" w:cs="Times New Roman" w:eastAsia="Times New Roman"/>
           <w:rFonts w:ascii="Times New Roman" w:hAnsi="Times New Roman"/>
           <w:i/>
           <w:sz w:val="24"/>
         </w:rPr>
-        <w:t>C_Д = [[-1, 0, 0, 1], [1, -1, 0, 0], [0, 1, -1, 0], [0, 0, 1, -1]]</w:t>
-      </w:r>
-      <w:r>
-        <w:rPr>
-          <w:rFonts w:ascii="Times New Roman" w:hAnsi="Times New Roman"/>
-          <w:sz w:val="24"/>
-        </w:rPr>
-        <w:tab/>
-        <w:t>(6)</w:t>
+        <w:t xml:space="preserve">         t₁   t₂   t₃   t₄   t₅   t₆</w:t>
       </w:r>
     </w:p>
     <w:p>
+      <w:pPr>
+        <w:ind w:firstLine="0"/>
+      </w:pPr>
+      <w:r>
+        <w:rPr>
+          <w:rFonts w:ascii="Times New Roman" w:hAnsi="Times New Roman" w:cs="Times New Roman" w:eastAsia="Times New Roman"/>
+          <w:rFonts w:ascii="Times New Roman" w:hAnsi="Times New Roman"/>
+          <w:b w:val="0"/>
+          <w:i w:val="0"/>
+          <w:sz w:val="20"/>
+        </w:rPr>
+        <w:t>p₁:  [ −1    0    1    0    0    0  ]</w:t>
+      </w:r>
+    </w:p>
+    <w:p>
+      <w:pPr>
+        <w:ind w:firstLine="0"/>
+      </w:pPr>
+      <w:r>
+        <w:rPr>
+          <w:rFonts w:ascii="Times New Roman" w:hAnsi="Times New Roman" w:cs="Times New Roman" w:eastAsia="Times New Roman"/>
+          <w:rFonts w:ascii="Times New Roman" w:hAnsi="Times New Roman"/>
+          <w:b w:val="0"/>
+          <w:i w:val="0"/>
+          <w:sz w:val="20"/>
+        </w:rPr>
+        <w:t>p₂:  [  1   −1    0    0    0    0  ]</w:t>
+      </w:r>
+    </w:p>
+    <w:p>
+      <w:pPr>
+        <w:ind w:firstLine="0"/>
+      </w:pPr>
+      <w:r>
+        <w:rPr>
+          <w:rFonts w:ascii="Times New Roman" w:hAnsi="Times New Roman" w:cs="Times New Roman" w:eastAsia="Times New Roman"/>
+          <w:rFonts w:ascii="Times New Roman" w:hAnsi="Times New Roman"/>
+          <w:b w:val="0"/>
+          <w:i w:val="0"/>
+          <w:sz w:val="20"/>
+        </w:rPr>
+        <w:t>p₃:  [  0    1   −1    0    0    0  ]</w:t>
+      </w:r>
+    </w:p>
+    <w:p>
+      <w:pPr>
+        <w:ind w:firstLine="0"/>
+      </w:pPr>
+      <w:r>
+        <w:rPr>
+          <w:rFonts w:ascii="Times New Roman" w:hAnsi="Times New Roman" w:cs="Times New Roman" w:eastAsia="Times New Roman"/>
+          <w:rFonts w:ascii="Times New Roman" w:hAnsi="Times New Roman"/>
+          <w:b w:val="0"/>
+          <w:i w:val="0"/>
+          <w:sz w:val="20"/>
+        </w:rPr>
+        <w:t>p₄:  [  0    0    0   −1    0    1  ]</w:t>
+      </w:r>
+    </w:p>
+    <w:p>
+      <w:pPr>
+        <w:ind w:firstLine="0"/>
+      </w:pPr>
+      <w:r>
+        <w:rPr>
+          <w:rFonts w:ascii="Times New Roman" w:hAnsi="Times New Roman" w:cs="Times New Roman" w:eastAsia="Times New Roman"/>
+          <w:rFonts w:ascii="Times New Roman" w:hAnsi="Times New Roman"/>
+          <w:b w:val="0"/>
+          <w:i w:val="0"/>
+          <w:sz w:val="20"/>
+        </w:rPr>
+        <w:t>p₅:  [  0    0    0    1   −1    0  ]</w:t>
+      </w:r>
+    </w:p>
+    <w:p>
+      <w:pPr>
+        <w:ind w:firstLine="0"/>
+      </w:pPr>
+      <w:r>
+        <w:rPr>
+          <w:rFonts w:ascii="Times New Roman" w:hAnsi="Times New Roman" w:cs="Times New Roman" w:eastAsia="Times New Roman"/>
+          <w:rFonts w:ascii="Times New Roman" w:hAnsi="Times New Roman"/>
+          <w:b w:val="0"/>
+          <w:i w:val="0"/>
+          <w:sz w:val="20"/>
+        </w:rPr>
+        <w:t>p₆:  [  0    0    0    0    1   −1  ]</w:t>
+      </w:r>
+    </w:p>
+    <w:p>
+      <w:pPr>
+        <w:ind w:firstLine="0"/>
+      </w:pPr>
+      <w:r>
+        <w:rPr>
+          <w:rFonts w:ascii="Times New Roman" w:hAnsi="Times New Roman" w:cs="Times New Roman" w:eastAsia="Times New Roman"/>
+          <w:rFonts w:ascii="Times New Roman" w:hAnsi="Times New Roman"/>
+          <w:b w:val="0"/>
+          <w:i w:val="0"/>
+          <w:sz w:val="20"/>
+        </w:rPr>
+        <w:t>p₇:  [ −1    0    1   −1    0    1  ]</w:t>
+      </w:r>
+    </w:p>
+    <w:p>
+      <w:pPr>
+        <w:spacing w:after="120"/>
+      </w:pPr>
       <w:r>
         <w:rPr>
           <w:rFonts w:ascii="Times New Roman" w:hAnsi="Times New Roman" w:cs="Times New Roman" w:eastAsia="Times New Roman"/>
@@ -771,7 +875,6 @@
           <w:i w:val="0"/>
           <w:sz w:val="24"/>
         </w:rPr>
-        <w:t>Аналогичная структура для подсистемы сенсоров (p₅–p₈, t₅–t₈). Позиция p₉ (GPU) связана с переходами t₃, t₄, t₇, t₈: строка p₉ в матрице C: (0, 0, −1, 1, 0, 0, −1, 1).</w:t>
       </w:r>
     </w:p>
     <w:p>
@@ -799,7 +902,7 @@
           <w:i w:val="0"/>
           <w:sz w:val="24"/>
         </w:rPr>
-        <w:t>Решая систему xᵀ · C = 0, получаем три линейно независимых S-инварианта:</w:t>
+        <w:t>Решая однородную систему xᵀ · C = 0 методом Гаусса, получаем три линейно независимых S-инварианта:</w:t>
       </w:r>
     </w:p>
     <w:p>
@@ -809,14 +912,40 @@
       </w:pPr>
       <w:r>
         <w:rPr>
+          <w:rFonts w:ascii="Times New Roman" w:hAnsi="Times New Roman" w:cs="Times New Roman" w:eastAsia="Times New Roman"/>
           <w:rFonts w:ascii="Times New Roman" w:hAnsi="Times New Roman"/>
           <w:i/>
           <w:sz w:val="24"/>
         </w:rPr>
-        <w:t>x₁ = (1, 1, 1, 1, 0, 0, 0, 0, 0)ᵀ</w:t>
+        <w:t>x₁ = (1, 1, 1, 0, 0, 0, 0)ᵀ</w:t>
       </w:r>
       <w:r>
         <w:rPr>
+          <w:rFonts w:ascii="Times New Roman" w:hAnsi="Times New Roman" w:cs="Times New Roman" w:eastAsia="Times New Roman"/>
+          <w:rFonts w:ascii="Times New Roman" w:hAnsi="Times New Roman"/>
+          <w:sz w:val="24"/>
+        </w:rPr>
+        <w:tab/>
+        <w:t>(6)</w:t>
+      </w:r>
+    </w:p>
+    <w:p>
+      <w:pPr>
+        <w:ind w:firstLine="0"/>
+        <w:jc w:val="center"/>
+      </w:pPr>
+      <w:r>
+        <w:rPr>
+          <w:rFonts w:ascii="Times New Roman" w:hAnsi="Times New Roman" w:cs="Times New Roman" w:eastAsia="Times New Roman"/>
+          <w:rFonts w:ascii="Times New Roman" w:hAnsi="Times New Roman"/>
+          <w:i/>
+          <w:sz w:val="24"/>
+        </w:rPr>
+        <w:t>x₂ = (0, 0, 0, 1, 1, 1, 0)ᵀ</w:t>
+      </w:r>
+      <w:r>
+        <w:rPr>
+          <w:rFonts w:ascii="Times New Roman" w:hAnsi="Times New Roman" w:cs="Times New Roman" w:eastAsia="Times New Roman"/>
           <w:rFonts w:ascii="Times New Roman" w:hAnsi="Times New Roman"/>
           <w:sz w:val="24"/>
         </w:rPr>
@@ -831,19 +960,61 @@
       </w:pPr>
       <w:r>
         <w:rPr>
+          <w:rFonts w:ascii="Times New Roman" w:hAnsi="Times New Roman" w:cs="Times New Roman" w:eastAsia="Times New Roman"/>
           <w:rFonts w:ascii="Times New Roman" w:hAnsi="Times New Roman"/>
           <w:i/>
           <w:sz w:val="24"/>
         </w:rPr>
-        <w:t>x₂ = (0, 0, 0, 0, 1, 1, 1, 1, 0)ᵀ</w:t>
+        <w:t>x₃ = (0, 1, 1, 0, 1, 1, 1)ᵀ</w:t>
       </w:r>
       <w:r>
         <w:rPr>
+          <w:rFonts w:ascii="Times New Roman" w:hAnsi="Times New Roman" w:cs="Times New Roman" w:eastAsia="Times New Roman"/>
           <w:rFonts w:ascii="Times New Roman" w:hAnsi="Times New Roman"/>
           <w:sz w:val="24"/>
         </w:rPr>
         <w:tab/>
         <w:t>(8)</w:t>
+      </w:r>
+    </w:p>
+    <w:p>
+      <w:r>
+        <w:rPr>
+          <w:rFonts w:ascii="Times New Roman" w:hAnsi="Times New Roman" w:cs="Times New Roman" w:eastAsia="Times New Roman"/>
+          <w:rFonts w:ascii="Times New Roman" w:hAnsi="Times New Roman"/>
+          <w:b w:val="0"/>
+          <w:i w:val="0"/>
+          <w:sz w:val="24"/>
+        </w:rPr>
+        <w:t>Проверим: множество позиций, охваченных инвариантами, покрывает все позиции сети (объединение носителей x₁, x₂, x₃ равно P). Это означает, что сеть является консервативной — ни один токен не создаётся и не уничтожается [6].</w:t>
+      </w:r>
+    </w:p>
+    <w:p>
+      <w:pPr>
+        <w:spacing w:after="120" w:before="240"/>
+        <w:ind w:firstLine="0"/>
+      </w:pPr>
+      <w:r>
+        <w:rPr>
+          <w:rFonts w:ascii="Times New Roman" w:hAnsi="Times New Roman" w:cs="Times New Roman" w:eastAsia="Times New Roman"/>
+          <w:rFonts w:ascii="Times New Roman" w:hAnsi="Times New Roman"/>
+          <w:b/>
+          <w:i w:val="0"/>
+          <w:sz w:val="24"/>
+        </w:rPr>
+        <w:t>4.3. Интерпретация инвариантов</w:t>
+      </w:r>
+    </w:p>
+    <w:p>
+      <w:r>
+        <w:rPr>
+          <w:rFonts w:ascii="Times New Roman" w:hAnsi="Times New Roman" w:cs="Times New Roman" w:eastAsia="Times New Roman"/>
+          <w:rFonts w:ascii="Times New Roman" w:hAnsi="Times New Roman"/>
+          <w:b w:val="0"/>
+          <w:i w:val="0"/>
+          <w:sz w:val="24"/>
+        </w:rPr>
+        <w:t>Инвариант x₁ охватывает позиции группы A (p₁, p₂, p₃). Применяя формулу (5):</w:t>
       </w:r>
     </w:p>
     <w:p>
@@ -853,14 +1024,16 @@
       </w:pPr>
       <w:r>
         <w:rPr>
+          <w:rFonts w:ascii="Times New Roman" w:hAnsi="Times New Roman" w:cs="Times New Roman" w:eastAsia="Times New Roman"/>
           <w:rFonts w:ascii="Times New Roman" w:hAnsi="Times New Roman"/>
           <w:i/>
           <w:sz w:val="24"/>
         </w:rPr>
-        <w:t>x₃ = (0, 0, 0, 1, 0, 0, 0, 1, 1)ᵀ</w:t>
+        <w:t>M(p₁) + M(p₂) + M(p₃) = M₀(p₁) + M₀(p₂) + M₀(p₃) = 1</w:t>
       </w:r>
       <w:r>
         <w:rPr>
+          <w:rFonts w:ascii="Times New Roman" w:hAnsi="Times New Roman" w:cs="Times New Roman" w:eastAsia="Times New Roman"/>
           <w:rFonts w:ascii="Times New Roman" w:hAnsi="Times New Roman"/>
           <w:sz w:val="24"/>
         </w:rPr>
@@ -877,7 +1050,7 @@
           <w:i w:val="0"/>
           <w:sz w:val="24"/>
         </w:rPr>
-        <w:t>Инвариант x₁ охватывает позиции подсистемы движения (p₁–p₄). По формуле (5):</w:t>
+        <w:t>Это означает, что группа A всегда находится ровно в одной из трёх фаз — процесс не может «раздвоиться» (появление лишнего токена) или «исчезнуть» (потеря управления). Аналогичное свойство гарантирует инвариант x₂ для группы B:</w:t>
       </w:r>
     </w:p>
     <w:p>
@@ -887,31 +1060,21 @@
       </w:pPr>
       <w:r>
         <w:rPr>
+          <w:rFonts w:ascii="Times New Roman" w:hAnsi="Times New Roman" w:cs="Times New Roman" w:eastAsia="Times New Roman"/>
           <w:rFonts w:ascii="Times New Roman" w:hAnsi="Times New Roman"/>
           <w:i/>
           <w:sz w:val="24"/>
         </w:rPr>
-        <w:t>M(p₁) + M(p₂) + M(p₃) + M(p₄) = 1 = const</w:t>
+        <w:t>M(p₄) + M(p₅) + M(p₆) = 1</w:t>
       </w:r>
       <w:r>
         <w:rPr>
+          <w:rFonts w:ascii="Times New Roman" w:hAnsi="Times New Roman" w:cs="Times New Roman" w:eastAsia="Times New Roman"/>
           <w:rFonts w:ascii="Times New Roman" w:hAnsi="Times New Roman"/>
           <w:sz w:val="24"/>
         </w:rPr>
         <w:tab/>
         <w:t>(10)</w:t>
-      </w:r>
-    </w:p>
-    <w:p>
-      <w:r>
-        <w:rPr>
-          <w:rFonts w:ascii="Times New Roman" w:hAnsi="Times New Roman" w:cs="Times New Roman" w:eastAsia="Times New Roman"/>
-          <w:rFonts w:ascii="Times New Roman" w:hAnsi="Times New Roman"/>
-          <w:b w:val="0"/>
-          <w:i w:val="0"/>
-          <w:sz w:val="24"/>
-        </w:rPr>
-        <w:t>Это означает, что в подсистеме движения всегда ровно один токен — процесс не может «раздвоиться» или «исчезнуть». Аналогично, инвариант x₂ гарантирует сохранение одного токена в подсистеме сенсоров.</w:t>
       </w:r>
     </w:p>
     <w:p>
@@ -927,7 +1090,7 @@
           <w:i w:val="0"/>
           <w:sz w:val="24"/>
         </w:rPr>
-        <w:t>4.3. Доказательство взаимного исключения</w:t>
+        <w:t>4.4. Доказательство статической устойчивости</w:t>
       </w:r>
     </w:p>
     <w:p>
@@ -939,7 +1102,7 @@
           <w:i w:val="0"/>
           <w:sz w:val="24"/>
         </w:rPr>
-        <w:t>Инвариант x₃ — ключевой. Он связывает позиции p₄ (движение использует GPU), p₈ (сенсоры используют GPU) и p₉ (GPU свободен):</w:t>
+        <w:t>Инвариант x₃ — центральный результат анализа. Он связывает позиции переноса обеих групп (p₂, p₃, p₅, p₆) и мьютекс устойчивости (p₇):</w:t>
       </w:r>
     </w:p>
     <w:p>
@@ -949,14 +1112,16 @@
       </w:pPr>
       <w:r>
         <w:rPr>
+          <w:rFonts w:ascii="Times New Roman" w:hAnsi="Times New Roman" w:cs="Times New Roman" w:eastAsia="Times New Roman"/>
           <w:rFonts w:ascii="Times New Roman" w:hAnsi="Times New Roman"/>
           <w:i/>
           <w:sz w:val="24"/>
         </w:rPr>
-        <w:t>M(p₄) + M(p₈) + M(p₉) = M₀(p₄) + M₀(p₈) + M₀(p₉) = 1</w:t>
+        <w:t>M(p₂) + M(p₃) + M(p₅) + M(p₆) + M(p₇) = 1</w:t>
       </w:r>
       <w:r>
         <w:rPr>
+          <w:rFonts w:ascii="Times New Roman" w:hAnsi="Times New Roman" w:cs="Times New Roman" w:eastAsia="Times New Roman"/>
           <w:rFonts w:ascii="Times New Roman" w:hAnsi="Times New Roman"/>
           <w:sz w:val="24"/>
         </w:rPr>
@@ -973,7 +1138,55 @@
           <w:i w:val="0"/>
           <w:sz w:val="24"/>
         </w:rPr>
-        <w:t>Поскольку маркировка неотрицательна, из (11) следует, что M(p₄) + M(p₈) ≤ 1. Это формально доказывает взаимное исключение: невозможна ситуация, при которой обе подсистемы одновременно используют GPU (M(p₄) = 1 и M(p₈) = 1). Доказательство получено без перебора всех достижимых маркировок, что является преимуществом метода инвариантов [5].</w:t>
+        <w:t>Поскольку маркировка неотрицательна, из (11) следует:</w:t>
+      </w:r>
+    </w:p>
+    <w:p>
+      <w:pPr>
+        <w:ind w:firstLine="0"/>
+        <w:jc w:val="center"/>
+      </w:pPr>
+      <w:r>
+        <w:rPr>
+          <w:rFonts w:ascii="Times New Roman" w:hAnsi="Times New Roman" w:cs="Times New Roman" w:eastAsia="Times New Roman"/>
+          <w:rFonts w:ascii="Times New Roman" w:hAnsi="Times New Roman"/>
+          <w:i/>
+          <w:sz w:val="24"/>
+        </w:rPr>
+        <w:t>M(p₂) + M(p₅) ≤ 1</w:t>
+      </w:r>
+      <w:r>
+        <w:rPr>
+          <w:rFonts w:ascii="Times New Roman" w:hAnsi="Times New Roman" w:cs="Times New Roman" w:eastAsia="Times New Roman"/>
+          <w:rFonts w:ascii="Times New Roman" w:hAnsi="Times New Roman"/>
+          <w:sz w:val="24"/>
+        </w:rPr>
+        <w:tab/>
+        <w:t>(12)</w:t>
+      </w:r>
+    </w:p>
+    <w:p>
+      <w:r>
+        <w:rPr>
+          <w:rFonts w:ascii="Times New Roman" w:hAnsi="Times New Roman" w:cs="Times New Roman" w:eastAsia="Times New Roman"/>
+          <w:rFonts w:ascii="Times New Roman" w:hAnsi="Times New Roman"/>
+          <w:b w:val="0"/>
+          <w:i w:val="0"/>
+          <w:sz w:val="24"/>
+        </w:rPr>
+        <w:t>Неравенство (12) формально доказывает взаимное исключение: невозможна ситуация, при которой обе группы ног одновременно находятся в фазе переноса (M(p₂) = 1 и M(p₅) = 1). В физическом смысле это означает, что в каждый момент времени не менее трёх ног остаются в контакте с поверхностью, что гарантирует статическую устойчивость робота.</w:t>
+      </w:r>
+    </w:p>
+    <w:p>
+      <w:r>
+        <w:rPr>
+          <w:rFonts w:ascii="Times New Roman" w:hAnsi="Times New Roman" w:cs="Times New Roman" w:eastAsia="Times New Roman"/>
+          <w:rFonts w:ascii="Times New Roman" w:hAnsi="Times New Roman"/>
+          <w:b w:val="0"/>
+          <w:i w:val="0"/>
+          <w:sz w:val="24"/>
+        </w:rPr>
+        <w:t>Важно подчеркнуть, что данное доказательство получено без перебора достижимых маркировок — оно следует из структуры сети и справедливо для любой последовательности срабатываний. Это преимущество метода инвариантов перед анализом дерева достижимости [7].</w:t>
       </w:r>
     </w:p>
     <w:p>
@@ -989,7 +1202,7 @@
           <w:i w:val="0"/>
           <w:sz w:val="24"/>
         </w:rPr>
-        <w:t>4.4. Анализ тупиковых ситуаций</w:t>
+        <w:t>4.5. Отсутствие тупиковых ситуаций</w:t>
       </w:r>
     </w:p>
     <w:p>
@@ -1001,7 +1214,7 @@
           <w:i w:val="0"/>
           <w:sz w:val="24"/>
         </w:rPr>
-        <w:t>Сеть является живой (live): для каждого перехода существует последовательность срабатываний, возвращающая его в разрешённое состояние. Покажем это. Из начальной маркировки разрешены переходы t₁ и t₅. Последовательность σ = (t₁, t₂, t₃, t₄) возвращает токен в p₁ и p₉, восстанавливая исходную маркировку для подсистемы движения. Аналогично, σ = (t₅, t₆, t₇, t₈) восстанавливает маркировку подсистемы сенсоров. Поскольку оба цикла корректно освобождают мьютекс (p₉), тупиковая ситуация невозможна [8].</w:t>
+        <w:t>Покажем, что сеть является живой (live). Из произвольной достижимой маркировки рассмотрим возможные случаи:</w:t>
       </w:r>
     </w:p>
     <w:p>
@@ -1013,7 +1226,1745 @@
           <w:i w:val="0"/>
           <w:sz w:val="24"/>
         </w:rPr>
-        <w:t>Сеть также ограничена (bounded): из инвариантов (7)–(9) следует, что маркировка каждой позиции не превышает 1 (сеть является 1-ограниченной, или безопасной). Это гарантирует конечность пространства состояний.</w:t>
+        <w:t>1) Токен в p₁, токен в p₄, токен в p₇ — разрешены t₁ и t₄. Конфликт разрешается недетерминированно, но не приводит к блокировке.</w:t>
+      </w:r>
+    </w:p>
+    <w:p>
+      <w:r>
+        <w:rPr>
+          <w:rFonts w:ascii="Times New Roman" w:hAnsi="Times New Roman" w:cs="Times New Roman" w:eastAsia="Times New Roman"/>
+          <w:rFonts w:ascii="Times New Roman" w:hAnsi="Times New Roman"/>
+          <w:b w:val="0"/>
+          <w:i w:val="0"/>
+          <w:sz w:val="24"/>
+        </w:rPr>
+        <w:t>2) Токен в p₂ (группа A переносится) — разрешён t₂. После срабатывания t₂ токен перейдёт в p₃, далее разрешён t₃, который вернёт токен в p₁ и p₇.</w:t>
+      </w:r>
+    </w:p>
+    <w:p>
+      <w:r>
+        <w:rPr>
+          <w:rFonts w:ascii="Times New Roman" w:hAnsi="Times New Roman" w:cs="Times New Roman" w:eastAsia="Times New Roman"/>
+          <w:rFonts w:ascii="Times New Roman" w:hAnsi="Times New Roman"/>
+          <w:b w:val="0"/>
+          <w:i w:val="0"/>
+          <w:sz w:val="24"/>
+        </w:rPr>
+        <w:t>3) Токен в p₃ — разрешён t₃. Срабатывание возвращает систему в состояние, откуда возможен новый цикл.</w:t>
+      </w:r>
+    </w:p>
+    <w:p>
+      <w:r>
+        <w:rPr>
+          <w:rFonts w:ascii="Times New Roman" w:hAnsi="Times New Roman" w:cs="Times New Roman" w:eastAsia="Times New Roman"/>
+          <w:rFonts w:ascii="Times New Roman" w:hAnsi="Times New Roman"/>
+          <w:b w:val="0"/>
+          <w:i w:val="0"/>
+          <w:sz w:val="24"/>
+        </w:rPr>
+        <w:t>Симметричные рассуждения справедливы для группы B. Поскольку каждый цикл (t₁→t₂→t₃ или t₄→t₅→t₆) гарантированно завершается и возвращает токен мьютекса, тупиковая ситуация невозможна. Сеть является живой и 1-ограниченной (безопасной).</w:t>
+      </w:r>
+    </w:p>
+    <w:p>
+      <w:pPr>
+        <w:spacing w:after="120" w:before="240"/>
+        <w:ind w:firstLine="0"/>
+      </w:pPr>
+      <w:r>
+        <w:rPr>
+          <w:rFonts w:ascii="Times New Roman" w:hAnsi="Times New Roman" w:cs="Times New Roman" w:eastAsia="Times New Roman"/>
+          <w:rFonts w:ascii="Times New Roman" w:hAnsi="Times New Roman"/>
+          <w:b/>
+          <w:i w:val="0"/>
+          <w:sz w:val="24"/>
+        </w:rPr>
+        <w:t>4.6. Пошаговая трассировка маркировок</w:t>
+      </w:r>
+    </w:p>
+    <w:p>
+      <w:r>
+        <w:rPr>
+          <w:rFonts w:ascii="Times New Roman" w:hAnsi="Times New Roman" w:cs="Times New Roman" w:eastAsia="Times New Roman"/>
+          <w:rFonts w:ascii="Times New Roman" w:hAnsi="Times New Roman"/>
+          <w:b w:val="0"/>
+          <w:i w:val="0"/>
+          <w:sz w:val="24"/>
+        </w:rPr>
+        <w:t>Для наглядности приведём первые шаги выполнения сети, начиная с M₀ = (1,0,0,1,0,0,1). Символ → обозначает маркировку после срабатывания перехода.</w:t>
+      </w:r>
+    </w:p>
+    <w:tbl>
+      <w:tblPr>
+        <w:tblStyle w:val="TableGrid"/>
+        <w:tblW w:type="auto" w:w="0"/>
+        <w:tblLook w:firstColumn="1" w:firstRow="1" w:lastColumn="0" w:lastRow="0" w:noHBand="0" w:noVBand="1" w:val="04A0"/>
+      </w:tblPr>
+      <w:tblGrid>
+        <w:gridCol w:w="992"/>
+        <w:gridCol w:w="992"/>
+        <w:gridCol w:w="992"/>
+        <w:gridCol w:w="992"/>
+        <w:gridCol w:w="992"/>
+        <w:gridCol w:w="992"/>
+        <w:gridCol w:w="992"/>
+        <w:gridCol w:w="992"/>
+        <w:gridCol w:w="992"/>
+        <w:gridCol w:w="992"/>
+      </w:tblGrid>
+      <w:tr>
+        <w:tc>
+          <w:tcPr>
+            <w:tcW w:type="dxa" w:w="992"/>
+          </w:tcPr>
+          <w:p>
+            <w:pPr>
+              <w:spacing w:after="0" w:before="0"/>
+              <w:ind w:firstLine="0"/>
+            </w:pPr>
+            <w:r/>
+            <w:r>
+              <w:rPr>
+                <w:rFonts w:ascii="Times New Roman" w:hAnsi="Times New Roman" w:cs="Times New Roman" w:eastAsia="Times New Roman"/>
+                <w:rFonts w:ascii="Times New Roman" w:hAnsi="Times New Roman"/>
+                <w:b/>
+                <w:sz w:val="18"/>
+              </w:rPr>
+              <w:t>Шаг</w:t>
+            </w:r>
+          </w:p>
+        </w:tc>
+        <w:tc>
+          <w:tcPr>
+            <w:tcW w:type="dxa" w:w="992"/>
+          </w:tcPr>
+          <w:p>
+            <w:pPr>
+              <w:spacing w:after="0" w:before="0"/>
+              <w:ind w:firstLine="0"/>
+            </w:pPr>
+            <w:r/>
+            <w:r>
+              <w:rPr>
+                <w:rFonts w:ascii="Times New Roman" w:hAnsi="Times New Roman" w:cs="Times New Roman" w:eastAsia="Times New Roman"/>
+                <w:rFonts w:ascii="Times New Roman" w:hAnsi="Times New Roman"/>
+                <w:b/>
+                <w:sz w:val="18"/>
+              </w:rPr>
+              <w:t>Переход</w:t>
+            </w:r>
+          </w:p>
+        </w:tc>
+        <w:tc>
+          <w:tcPr>
+            <w:tcW w:type="dxa" w:w="992"/>
+          </w:tcPr>
+          <w:p>
+            <w:pPr>
+              <w:spacing w:after="0" w:before="0"/>
+              <w:ind w:firstLine="0"/>
+            </w:pPr>
+            <w:r/>
+            <w:r>
+              <w:rPr>
+                <w:rFonts w:ascii="Times New Roman" w:hAnsi="Times New Roman" w:cs="Times New Roman" w:eastAsia="Times New Roman"/>
+                <w:rFonts w:ascii="Times New Roman" w:hAnsi="Times New Roman"/>
+                <w:b/>
+                <w:sz w:val="18"/>
+              </w:rPr>
+              <w:t>M(p₁)</w:t>
+            </w:r>
+          </w:p>
+        </w:tc>
+        <w:tc>
+          <w:tcPr>
+            <w:tcW w:type="dxa" w:w="992"/>
+          </w:tcPr>
+          <w:p>
+            <w:pPr>
+              <w:spacing w:after="0" w:before="0"/>
+              <w:ind w:firstLine="0"/>
+            </w:pPr>
+            <w:r/>
+            <w:r>
+              <w:rPr>
+                <w:rFonts w:ascii="Times New Roman" w:hAnsi="Times New Roman" w:cs="Times New Roman" w:eastAsia="Times New Roman"/>
+                <w:rFonts w:ascii="Times New Roman" w:hAnsi="Times New Roman"/>
+                <w:b/>
+                <w:sz w:val="18"/>
+              </w:rPr>
+              <w:t>M(p₂)</w:t>
+            </w:r>
+          </w:p>
+        </w:tc>
+        <w:tc>
+          <w:tcPr>
+            <w:tcW w:type="dxa" w:w="992"/>
+          </w:tcPr>
+          <w:p>
+            <w:pPr>
+              <w:spacing w:after="0" w:before="0"/>
+              <w:ind w:firstLine="0"/>
+            </w:pPr>
+            <w:r/>
+            <w:r>
+              <w:rPr>
+                <w:rFonts w:ascii="Times New Roman" w:hAnsi="Times New Roman" w:cs="Times New Roman" w:eastAsia="Times New Roman"/>
+                <w:rFonts w:ascii="Times New Roman" w:hAnsi="Times New Roman"/>
+                <w:b/>
+                <w:sz w:val="18"/>
+              </w:rPr>
+              <w:t>M(p₃)</w:t>
+            </w:r>
+          </w:p>
+        </w:tc>
+        <w:tc>
+          <w:tcPr>
+            <w:tcW w:type="dxa" w:w="992"/>
+          </w:tcPr>
+          <w:p>
+            <w:pPr>
+              <w:spacing w:after="0" w:before="0"/>
+              <w:ind w:firstLine="0"/>
+            </w:pPr>
+            <w:r/>
+            <w:r>
+              <w:rPr>
+                <w:rFonts w:ascii="Times New Roman" w:hAnsi="Times New Roman" w:cs="Times New Roman" w:eastAsia="Times New Roman"/>
+                <w:rFonts w:ascii="Times New Roman" w:hAnsi="Times New Roman"/>
+                <w:b/>
+                <w:sz w:val="18"/>
+              </w:rPr>
+              <w:t>M(p₄)</w:t>
+            </w:r>
+          </w:p>
+        </w:tc>
+        <w:tc>
+          <w:tcPr>
+            <w:tcW w:type="dxa" w:w="992"/>
+          </w:tcPr>
+          <w:p>
+            <w:pPr>
+              <w:spacing w:after="0" w:before="0"/>
+              <w:ind w:firstLine="0"/>
+            </w:pPr>
+            <w:r/>
+            <w:r>
+              <w:rPr>
+                <w:rFonts w:ascii="Times New Roman" w:hAnsi="Times New Roman" w:cs="Times New Roman" w:eastAsia="Times New Roman"/>
+                <w:rFonts w:ascii="Times New Roman" w:hAnsi="Times New Roman"/>
+                <w:b/>
+                <w:sz w:val="18"/>
+              </w:rPr>
+              <w:t>M(p₅)</w:t>
+            </w:r>
+          </w:p>
+        </w:tc>
+        <w:tc>
+          <w:tcPr>
+            <w:tcW w:type="dxa" w:w="992"/>
+          </w:tcPr>
+          <w:p>
+            <w:pPr>
+              <w:spacing w:after="0" w:before="0"/>
+              <w:ind w:firstLine="0"/>
+            </w:pPr>
+            <w:r/>
+            <w:r>
+              <w:rPr>
+                <w:rFonts w:ascii="Times New Roman" w:hAnsi="Times New Roman" w:cs="Times New Roman" w:eastAsia="Times New Roman"/>
+                <w:rFonts w:ascii="Times New Roman" w:hAnsi="Times New Roman"/>
+                <w:b/>
+                <w:sz w:val="18"/>
+              </w:rPr>
+              <w:t>M(p₆)</w:t>
+            </w:r>
+          </w:p>
+        </w:tc>
+        <w:tc>
+          <w:tcPr>
+            <w:tcW w:type="dxa" w:w="992"/>
+          </w:tcPr>
+          <w:p>
+            <w:pPr>
+              <w:spacing w:after="0" w:before="0"/>
+              <w:ind w:firstLine="0"/>
+            </w:pPr>
+            <w:r/>
+            <w:r>
+              <w:rPr>
+                <w:rFonts w:ascii="Times New Roman" w:hAnsi="Times New Roman" w:cs="Times New Roman" w:eastAsia="Times New Roman"/>
+                <w:rFonts w:ascii="Times New Roman" w:hAnsi="Times New Roman"/>
+                <w:b/>
+                <w:sz w:val="18"/>
+              </w:rPr>
+              <w:t>M(p₇)</w:t>
+            </w:r>
+          </w:p>
+        </w:tc>
+        <w:tc>
+          <w:tcPr>
+            <w:tcW w:type="dxa" w:w="992"/>
+          </w:tcPr>
+          <w:p>
+            <w:pPr>
+              <w:spacing w:after="0" w:before="0"/>
+              <w:ind w:firstLine="0"/>
+            </w:pPr>
+            <w:r/>
+            <w:r>
+              <w:rPr>
+                <w:rFonts w:ascii="Times New Roman" w:hAnsi="Times New Roman" w:cs="Times New Roman" w:eastAsia="Times New Roman"/>
+                <w:rFonts w:ascii="Times New Roman" w:hAnsi="Times New Roman"/>
+                <w:b/>
+                <w:sz w:val="18"/>
+              </w:rPr>
+              <w:t>Комментарий</w:t>
+            </w:r>
+          </w:p>
+        </w:tc>
+      </w:tr>
+      <w:tr>
+        <w:tc>
+          <w:tcPr>
+            <w:tcW w:type="dxa" w:w="992"/>
+          </w:tcPr>
+          <w:p>
+            <w:pPr>
+              <w:spacing w:after="0" w:before="0"/>
+              <w:ind w:firstLine="0"/>
+            </w:pPr>
+            <w:r/>
+            <w:r>
+              <w:rPr>
+                <w:rFonts w:ascii="Times New Roman" w:hAnsi="Times New Roman" w:cs="Times New Roman" w:eastAsia="Times New Roman"/>
+                <w:rFonts w:ascii="Times New Roman" w:hAnsi="Times New Roman"/>
+                <w:sz w:val="18"/>
+              </w:rPr>
+              <w:t>0</w:t>
+            </w:r>
+          </w:p>
+        </w:tc>
+        <w:tc>
+          <w:tcPr>
+            <w:tcW w:type="dxa" w:w="992"/>
+          </w:tcPr>
+          <w:p>
+            <w:pPr>
+              <w:spacing w:after="0" w:before="0"/>
+              <w:ind w:firstLine="0"/>
+            </w:pPr>
+            <w:r/>
+            <w:r>
+              <w:rPr>
+                <w:rFonts w:ascii="Times New Roman" w:hAnsi="Times New Roman" w:cs="Times New Roman" w:eastAsia="Times New Roman"/>
+                <w:rFonts w:ascii="Times New Roman" w:hAnsi="Times New Roman"/>
+                <w:sz w:val="18"/>
+              </w:rPr>
+              <w:t>—</w:t>
+            </w:r>
+          </w:p>
+        </w:tc>
+        <w:tc>
+          <w:tcPr>
+            <w:tcW w:type="dxa" w:w="992"/>
+          </w:tcPr>
+          <w:p>
+            <w:pPr>
+              <w:spacing w:after="0" w:before="0"/>
+              <w:ind w:firstLine="0"/>
+            </w:pPr>
+            <w:r/>
+            <w:r>
+              <w:rPr>
+                <w:rFonts w:ascii="Times New Roman" w:hAnsi="Times New Roman" w:cs="Times New Roman" w:eastAsia="Times New Roman"/>
+                <w:rFonts w:ascii="Times New Roman" w:hAnsi="Times New Roman"/>
+                <w:sz w:val="18"/>
+              </w:rPr>
+              <w:t>1</w:t>
+            </w:r>
+          </w:p>
+        </w:tc>
+        <w:tc>
+          <w:tcPr>
+            <w:tcW w:type="dxa" w:w="992"/>
+          </w:tcPr>
+          <w:p>
+            <w:pPr>
+              <w:spacing w:after="0" w:before="0"/>
+              <w:ind w:firstLine="0"/>
+            </w:pPr>
+            <w:r/>
+            <w:r>
+              <w:rPr>
+                <w:rFonts w:ascii="Times New Roman" w:hAnsi="Times New Roman" w:cs="Times New Roman" w:eastAsia="Times New Roman"/>
+                <w:rFonts w:ascii="Times New Roman" w:hAnsi="Times New Roman"/>
+                <w:sz w:val="18"/>
+              </w:rPr>
+              <w:t>0</w:t>
+            </w:r>
+          </w:p>
+        </w:tc>
+        <w:tc>
+          <w:tcPr>
+            <w:tcW w:type="dxa" w:w="992"/>
+          </w:tcPr>
+          <w:p>
+            <w:pPr>
+              <w:spacing w:after="0" w:before="0"/>
+              <w:ind w:firstLine="0"/>
+            </w:pPr>
+            <w:r/>
+            <w:r>
+              <w:rPr>
+                <w:rFonts w:ascii="Times New Roman" w:hAnsi="Times New Roman" w:cs="Times New Roman" w:eastAsia="Times New Roman"/>
+                <w:rFonts w:ascii="Times New Roman" w:hAnsi="Times New Roman"/>
+                <w:sz w:val="18"/>
+              </w:rPr>
+              <w:t>0</w:t>
+            </w:r>
+          </w:p>
+        </w:tc>
+        <w:tc>
+          <w:tcPr>
+            <w:tcW w:type="dxa" w:w="992"/>
+          </w:tcPr>
+          <w:p>
+            <w:pPr>
+              <w:spacing w:after="0" w:before="0"/>
+              <w:ind w:firstLine="0"/>
+            </w:pPr>
+            <w:r/>
+            <w:r>
+              <w:rPr>
+                <w:rFonts w:ascii="Times New Roman" w:hAnsi="Times New Roman" w:cs="Times New Roman" w:eastAsia="Times New Roman"/>
+                <w:rFonts w:ascii="Times New Roman" w:hAnsi="Times New Roman"/>
+                <w:sz w:val="18"/>
+              </w:rPr>
+              <w:t>1</w:t>
+            </w:r>
+          </w:p>
+        </w:tc>
+        <w:tc>
+          <w:tcPr>
+            <w:tcW w:type="dxa" w:w="992"/>
+          </w:tcPr>
+          <w:p>
+            <w:pPr>
+              <w:spacing w:after="0" w:before="0"/>
+              <w:ind w:firstLine="0"/>
+            </w:pPr>
+            <w:r/>
+            <w:r>
+              <w:rPr>
+                <w:rFonts w:ascii="Times New Roman" w:hAnsi="Times New Roman" w:cs="Times New Roman" w:eastAsia="Times New Roman"/>
+                <w:rFonts w:ascii="Times New Roman" w:hAnsi="Times New Roman"/>
+                <w:sz w:val="18"/>
+              </w:rPr>
+              <w:t>0</w:t>
+            </w:r>
+          </w:p>
+        </w:tc>
+        <w:tc>
+          <w:tcPr>
+            <w:tcW w:type="dxa" w:w="992"/>
+          </w:tcPr>
+          <w:p>
+            <w:pPr>
+              <w:spacing w:after="0" w:before="0"/>
+              <w:ind w:firstLine="0"/>
+            </w:pPr>
+            <w:r/>
+            <w:r>
+              <w:rPr>
+                <w:rFonts w:ascii="Times New Roman" w:hAnsi="Times New Roman" w:cs="Times New Roman" w:eastAsia="Times New Roman"/>
+                <w:rFonts w:ascii="Times New Roman" w:hAnsi="Times New Roman"/>
+                <w:sz w:val="18"/>
+              </w:rPr>
+              <w:t>0</w:t>
+            </w:r>
+          </w:p>
+        </w:tc>
+        <w:tc>
+          <w:tcPr>
+            <w:tcW w:type="dxa" w:w="992"/>
+          </w:tcPr>
+          <w:p>
+            <w:pPr>
+              <w:spacing w:after="0" w:before="0"/>
+              <w:ind w:firstLine="0"/>
+            </w:pPr>
+            <w:r/>
+            <w:r>
+              <w:rPr>
+                <w:rFonts w:ascii="Times New Roman" w:hAnsi="Times New Roman" w:cs="Times New Roman" w:eastAsia="Times New Roman"/>
+                <w:rFonts w:ascii="Times New Roman" w:hAnsi="Times New Roman"/>
+                <w:sz w:val="18"/>
+              </w:rPr>
+              <w:t>1</w:t>
+            </w:r>
+          </w:p>
+        </w:tc>
+        <w:tc>
+          <w:tcPr>
+            <w:tcW w:type="dxa" w:w="992"/>
+          </w:tcPr>
+          <w:p>
+            <w:pPr>
+              <w:spacing w:after="0" w:before="0"/>
+              <w:ind w:firstLine="0"/>
+            </w:pPr>
+            <w:r/>
+            <w:r>
+              <w:rPr>
+                <w:rFonts w:ascii="Times New Roman" w:hAnsi="Times New Roman" w:cs="Times New Roman" w:eastAsia="Times New Roman"/>
+                <w:rFonts w:ascii="Times New Roman" w:hAnsi="Times New Roman"/>
+                <w:sz w:val="18"/>
+              </w:rPr>
+              <w:t>Начальное состояние</w:t>
+            </w:r>
+          </w:p>
+        </w:tc>
+      </w:tr>
+      <w:tr>
+        <w:tc>
+          <w:tcPr>
+            <w:tcW w:type="dxa" w:w="992"/>
+          </w:tcPr>
+          <w:p>
+            <w:pPr>
+              <w:spacing w:after="0" w:before="0"/>
+              <w:ind w:firstLine="0"/>
+            </w:pPr>
+            <w:r/>
+            <w:r>
+              <w:rPr>
+                <w:rFonts w:ascii="Times New Roman" w:hAnsi="Times New Roman" w:cs="Times New Roman" w:eastAsia="Times New Roman"/>
+                <w:rFonts w:ascii="Times New Roman" w:hAnsi="Times New Roman"/>
+                <w:sz w:val="18"/>
+              </w:rPr>
+              <w:t>1</w:t>
+            </w:r>
+          </w:p>
+        </w:tc>
+        <w:tc>
+          <w:tcPr>
+            <w:tcW w:type="dxa" w:w="992"/>
+          </w:tcPr>
+          <w:p>
+            <w:pPr>
+              <w:spacing w:after="0" w:before="0"/>
+              <w:ind w:firstLine="0"/>
+            </w:pPr>
+            <w:r/>
+            <w:r>
+              <w:rPr>
+                <w:rFonts w:ascii="Times New Roman" w:hAnsi="Times New Roman" w:cs="Times New Roman" w:eastAsia="Times New Roman"/>
+                <w:rFonts w:ascii="Times New Roman" w:hAnsi="Times New Roman"/>
+                <w:sz w:val="18"/>
+              </w:rPr>
+              <w:t>t₁</w:t>
+            </w:r>
+          </w:p>
+        </w:tc>
+        <w:tc>
+          <w:tcPr>
+            <w:tcW w:type="dxa" w:w="992"/>
+          </w:tcPr>
+          <w:p>
+            <w:pPr>
+              <w:spacing w:after="0" w:before="0"/>
+              <w:ind w:firstLine="0"/>
+            </w:pPr>
+            <w:r/>
+            <w:r>
+              <w:rPr>
+                <w:rFonts w:ascii="Times New Roman" w:hAnsi="Times New Roman" w:cs="Times New Roman" w:eastAsia="Times New Roman"/>
+                <w:rFonts w:ascii="Times New Roman" w:hAnsi="Times New Roman"/>
+                <w:sz w:val="18"/>
+              </w:rPr>
+              <w:t>0</w:t>
+            </w:r>
+          </w:p>
+        </w:tc>
+        <w:tc>
+          <w:tcPr>
+            <w:tcW w:type="dxa" w:w="992"/>
+          </w:tcPr>
+          <w:p>
+            <w:pPr>
+              <w:spacing w:after="0" w:before="0"/>
+              <w:ind w:firstLine="0"/>
+            </w:pPr>
+            <w:r/>
+            <w:r>
+              <w:rPr>
+                <w:rFonts w:ascii="Times New Roman" w:hAnsi="Times New Roman" w:cs="Times New Roman" w:eastAsia="Times New Roman"/>
+                <w:rFonts w:ascii="Times New Roman" w:hAnsi="Times New Roman"/>
+                <w:sz w:val="18"/>
+              </w:rPr>
+              <w:t>1</w:t>
+            </w:r>
+          </w:p>
+        </w:tc>
+        <w:tc>
+          <w:tcPr>
+            <w:tcW w:type="dxa" w:w="992"/>
+          </w:tcPr>
+          <w:p>
+            <w:pPr>
+              <w:spacing w:after="0" w:before="0"/>
+              <w:ind w:firstLine="0"/>
+            </w:pPr>
+            <w:r/>
+            <w:r>
+              <w:rPr>
+                <w:rFonts w:ascii="Times New Roman" w:hAnsi="Times New Roman" w:cs="Times New Roman" w:eastAsia="Times New Roman"/>
+                <w:rFonts w:ascii="Times New Roman" w:hAnsi="Times New Roman"/>
+                <w:sz w:val="18"/>
+              </w:rPr>
+              <w:t>0</w:t>
+            </w:r>
+          </w:p>
+        </w:tc>
+        <w:tc>
+          <w:tcPr>
+            <w:tcW w:type="dxa" w:w="992"/>
+          </w:tcPr>
+          <w:p>
+            <w:pPr>
+              <w:spacing w:after="0" w:before="0"/>
+              <w:ind w:firstLine="0"/>
+            </w:pPr>
+            <w:r/>
+            <w:r>
+              <w:rPr>
+                <w:rFonts w:ascii="Times New Roman" w:hAnsi="Times New Roman" w:cs="Times New Roman" w:eastAsia="Times New Roman"/>
+                <w:rFonts w:ascii="Times New Roman" w:hAnsi="Times New Roman"/>
+                <w:sz w:val="18"/>
+              </w:rPr>
+              <w:t>1</w:t>
+            </w:r>
+          </w:p>
+        </w:tc>
+        <w:tc>
+          <w:tcPr>
+            <w:tcW w:type="dxa" w:w="992"/>
+          </w:tcPr>
+          <w:p>
+            <w:pPr>
+              <w:spacing w:after="0" w:before="0"/>
+              <w:ind w:firstLine="0"/>
+            </w:pPr>
+            <w:r/>
+            <w:r>
+              <w:rPr>
+                <w:rFonts w:ascii="Times New Roman" w:hAnsi="Times New Roman" w:cs="Times New Roman" w:eastAsia="Times New Roman"/>
+                <w:rFonts w:ascii="Times New Roman" w:hAnsi="Times New Roman"/>
+                <w:sz w:val="18"/>
+              </w:rPr>
+              <w:t>0</w:t>
+            </w:r>
+          </w:p>
+        </w:tc>
+        <w:tc>
+          <w:tcPr>
+            <w:tcW w:type="dxa" w:w="992"/>
+          </w:tcPr>
+          <w:p>
+            <w:pPr>
+              <w:spacing w:after="0" w:before="0"/>
+              <w:ind w:firstLine="0"/>
+            </w:pPr>
+            <w:r/>
+            <w:r>
+              <w:rPr>
+                <w:rFonts w:ascii="Times New Roman" w:hAnsi="Times New Roman" w:cs="Times New Roman" w:eastAsia="Times New Roman"/>
+                <w:rFonts w:ascii="Times New Roman" w:hAnsi="Times New Roman"/>
+                <w:sz w:val="18"/>
+              </w:rPr>
+              <w:t>0</w:t>
+            </w:r>
+          </w:p>
+        </w:tc>
+        <w:tc>
+          <w:tcPr>
+            <w:tcW w:type="dxa" w:w="992"/>
+          </w:tcPr>
+          <w:p>
+            <w:pPr>
+              <w:spacing w:after="0" w:before="0"/>
+              <w:ind w:firstLine="0"/>
+            </w:pPr>
+            <w:r/>
+            <w:r>
+              <w:rPr>
+                <w:rFonts w:ascii="Times New Roman" w:hAnsi="Times New Roman" w:cs="Times New Roman" w:eastAsia="Times New Roman"/>
+                <w:rFonts w:ascii="Times New Roman" w:hAnsi="Times New Roman"/>
+                <w:sz w:val="18"/>
+              </w:rPr>
+              <w:t>0</w:t>
+            </w:r>
+          </w:p>
+        </w:tc>
+        <w:tc>
+          <w:tcPr>
+            <w:tcW w:type="dxa" w:w="992"/>
+          </w:tcPr>
+          <w:p>
+            <w:pPr>
+              <w:spacing w:after="0" w:before="0"/>
+              <w:ind w:firstLine="0"/>
+            </w:pPr>
+            <w:r/>
+            <w:r>
+              <w:rPr>
+                <w:rFonts w:ascii="Times New Roman" w:hAnsi="Times New Roman" w:cs="Times New Roman" w:eastAsia="Times New Roman"/>
+                <w:rFonts w:ascii="Times New Roman" w:hAnsi="Times New Roman"/>
+                <w:sz w:val="18"/>
+              </w:rPr>
+              <w:t>Группа A оторвалась</w:t>
+            </w:r>
+          </w:p>
+        </w:tc>
+      </w:tr>
+      <w:tr>
+        <w:tc>
+          <w:tcPr>
+            <w:tcW w:type="dxa" w:w="992"/>
+          </w:tcPr>
+          <w:p>
+            <w:pPr>
+              <w:spacing w:after="0" w:before="0"/>
+              <w:ind w:firstLine="0"/>
+            </w:pPr>
+            <w:r/>
+            <w:r>
+              <w:rPr>
+                <w:rFonts w:ascii="Times New Roman" w:hAnsi="Times New Roman" w:cs="Times New Roman" w:eastAsia="Times New Roman"/>
+                <w:rFonts w:ascii="Times New Roman" w:hAnsi="Times New Roman"/>
+                <w:sz w:val="18"/>
+              </w:rPr>
+              <w:t>2</w:t>
+            </w:r>
+          </w:p>
+        </w:tc>
+        <w:tc>
+          <w:tcPr>
+            <w:tcW w:type="dxa" w:w="992"/>
+          </w:tcPr>
+          <w:p>
+            <w:pPr>
+              <w:spacing w:after="0" w:before="0"/>
+              <w:ind w:firstLine="0"/>
+            </w:pPr>
+            <w:r/>
+            <w:r>
+              <w:rPr>
+                <w:rFonts w:ascii="Times New Roman" w:hAnsi="Times New Roman" w:cs="Times New Roman" w:eastAsia="Times New Roman"/>
+                <w:rFonts w:ascii="Times New Roman" w:hAnsi="Times New Roman"/>
+                <w:sz w:val="18"/>
+              </w:rPr>
+              <w:t>t₂</w:t>
+            </w:r>
+          </w:p>
+        </w:tc>
+        <w:tc>
+          <w:tcPr>
+            <w:tcW w:type="dxa" w:w="992"/>
+          </w:tcPr>
+          <w:p>
+            <w:pPr>
+              <w:spacing w:after="0" w:before="0"/>
+              <w:ind w:firstLine="0"/>
+            </w:pPr>
+            <w:r/>
+            <w:r>
+              <w:rPr>
+                <w:rFonts w:ascii="Times New Roman" w:hAnsi="Times New Roman" w:cs="Times New Roman" w:eastAsia="Times New Roman"/>
+                <w:rFonts w:ascii="Times New Roman" w:hAnsi="Times New Roman"/>
+                <w:sz w:val="18"/>
+              </w:rPr>
+              <w:t>0</w:t>
+            </w:r>
+          </w:p>
+        </w:tc>
+        <w:tc>
+          <w:tcPr>
+            <w:tcW w:type="dxa" w:w="992"/>
+          </w:tcPr>
+          <w:p>
+            <w:pPr>
+              <w:spacing w:after="0" w:before="0"/>
+              <w:ind w:firstLine="0"/>
+            </w:pPr>
+            <w:r/>
+            <w:r>
+              <w:rPr>
+                <w:rFonts w:ascii="Times New Roman" w:hAnsi="Times New Roman" w:cs="Times New Roman" w:eastAsia="Times New Roman"/>
+                <w:rFonts w:ascii="Times New Roman" w:hAnsi="Times New Roman"/>
+                <w:sz w:val="18"/>
+              </w:rPr>
+              <w:t>0</w:t>
+            </w:r>
+          </w:p>
+        </w:tc>
+        <w:tc>
+          <w:tcPr>
+            <w:tcW w:type="dxa" w:w="992"/>
+          </w:tcPr>
+          <w:p>
+            <w:pPr>
+              <w:spacing w:after="0" w:before="0"/>
+              <w:ind w:firstLine="0"/>
+            </w:pPr>
+            <w:r/>
+            <w:r>
+              <w:rPr>
+                <w:rFonts w:ascii="Times New Roman" w:hAnsi="Times New Roman" w:cs="Times New Roman" w:eastAsia="Times New Roman"/>
+                <w:rFonts w:ascii="Times New Roman" w:hAnsi="Times New Roman"/>
+                <w:sz w:val="18"/>
+              </w:rPr>
+              <w:t>1</w:t>
+            </w:r>
+          </w:p>
+        </w:tc>
+        <w:tc>
+          <w:tcPr>
+            <w:tcW w:type="dxa" w:w="992"/>
+          </w:tcPr>
+          <w:p>
+            <w:pPr>
+              <w:spacing w:after="0" w:before="0"/>
+              <w:ind w:firstLine="0"/>
+            </w:pPr>
+            <w:r/>
+            <w:r>
+              <w:rPr>
+                <w:rFonts w:ascii="Times New Roman" w:hAnsi="Times New Roman" w:cs="Times New Roman" w:eastAsia="Times New Roman"/>
+                <w:rFonts w:ascii="Times New Roman" w:hAnsi="Times New Roman"/>
+                <w:sz w:val="18"/>
+              </w:rPr>
+              <w:t>1</w:t>
+            </w:r>
+          </w:p>
+        </w:tc>
+        <w:tc>
+          <w:tcPr>
+            <w:tcW w:type="dxa" w:w="992"/>
+          </w:tcPr>
+          <w:p>
+            <w:pPr>
+              <w:spacing w:after="0" w:before="0"/>
+              <w:ind w:firstLine="0"/>
+            </w:pPr>
+            <w:r/>
+            <w:r>
+              <w:rPr>
+                <w:rFonts w:ascii="Times New Roman" w:hAnsi="Times New Roman" w:cs="Times New Roman" w:eastAsia="Times New Roman"/>
+                <w:rFonts w:ascii="Times New Roman" w:hAnsi="Times New Roman"/>
+                <w:sz w:val="18"/>
+              </w:rPr>
+              <w:t>0</w:t>
+            </w:r>
+          </w:p>
+        </w:tc>
+        <w:tc>
+          <w:tcPr>
+            <w:tcW w:type="dxa" w:w="992"/>
+          </w:tcPr>
+          <w:p>
+            <w:pPr>
+              <w:spacing w:after="0" w:before="0"/>
+              <w:ind w:firstLine="0"/>
+            </w:pPr>
+            <w:r/>
+            <w:r>
+              <w:rPr>
+                <w:rFonts w:ascii="Times New Roman" w:hAnsi="Times New Roman" w:cs="Times New Roman" w:eastAsia="Times New Roman"/>
+                <w:rFonts w:ascii="Times New Roman" w:hAnsi="Times New Roman"/>
+                <w:sz w:val="18"/>
+              </w:rPr>
+              <w:t>0</w:t>
+            </w:r>
+          </w:p>
+        </w:tc>
+        <w:tc>
+          <w:tcPr>
+            <w:tcW w:type="dxa" w:w="992"/>
+          </w:tcPr>
+          <w:p>
+            <w:pPr>
+              <w:spacing w:after="0" w:before="0"/>
+              <w:ind w:firstLine="0"/>
+            </w:pPr>
+            <w:r/>
+            <w:r>
+              <w:rPr>
+                <w:rFonts w:ascii="Times New Roman" w:hAnsi="Times New Roman" w:cs="Times New Roman" w:eastAsia="Times New Roman"/>
+                <w:rFonts w:ascii="Times New Roman" w:hAnsi="Times New Roman"/>
+                <w:sz w:val="18"/>
+              </w:rPr>
+              <w:t>0</w:t>
+            </w:r>
+          </w:p>
+        </w:tc>
+        <w:tc>
+          <w:tcPr>
+            <w:tcW w:type="dxa" w:w="992"/>
+          </w:tcPr>
+          <w:p>
+            <w:pPr>
+              <w:spacing w:after="0" w:before="0"/>
+              <w:ind w:firstLine="0"/>
+            </w:pPr>
+            <w:r/>
+            <w:r>
+              <w:rPr>
+                <w:rFonts w:ascii="Times New Roman" w:hAnsi="Times New Roman" w:cs="Times New Roman" w:eastAsia="Times New Roman"/>
+                <w:rFonts w:ascii="Times New Roman" w:hAnsi="Times New Roman"/>
+                <w:sz w:val="18"/>
+              </w:rPr>
+              <w:t>A перенесена</w:t>
+            </w:r>
+          </w:p>
+        </w:tc>
+      </w:tr>
+      <w:tr>
+        <w:tc>
+          <w:tcPr>
+            <w:tcW w:type="dxa" w:w="992"/>
+          </w:tcPr>
+          <w:p>
+            <w:pPr>
+              <w:spacing w:after="0" w:before="0"/>
+              <w:ind w:firstLine="0"/>
+            </w:pPr>
+            <w:r/>
+            <w:r>
+              <w:rPr>
+                <w:rFonts w:ascii="Times New Roman" w:hAnsi="Times New Roman" w:cs="Times New Roman" w:eastAsia="Times New Roman"/>
+                <w:rFonts w:ascii="Times New Roman" w:hAnsi="Times New Roman"/>
+                <w:sz w:val="18"/>
+              </w:rPr>
+              <w:t>3</w:t>
+            </w:r>
+          </w:p>
+        </w:tc>
+        <w:tc>
+          <w:tcPr>
+            <w:tcW w:type="dxa" w:w="992"/>
+          </w:tcPr>
+          <w:p>
+            <w:pPr>
+              <w:spacing w:after="0" w:before="0"/>
+              <w:ind w:firstLine="0"/>
+            </w:pPr>
+            <w:r/>
+            <w:r>
+              <w:rPr>
+                <w:rFonts w:ascii="Times New Roman" w:hAnsi="Times New Roman" w:cs="Times New Roman" w:eastAsia="Times New Roman"/>
+                <w:rFonts w:ascii="Times New Roman" w:hAnsi="Times New Roman"/>
+                <w:sz w:val="18"/>
+              </w:rPr>
+              <w:t>t₃</w:t>
+            </w:r>
+          </w:p>
+        </w:tc>
+        <w:tc>
+          <w:tcPr>
+            <w:tcW w:type="dxa" w:w="992"/>
+          </w:tcPr>
+          <w:p>
+            <w:pPr>
+              <w:spacing w:after="0" w:before="0"/>
+              <w:ind w:firstLine="0"/>
+            </w:pPr>
+            <w:r/>
+            <w:r>
+              <w:rPr>
+                <w:rFonts w:ascii="Times New Roman" w:hAnsi="Times New Roman" w:cs="Times New Roman" w:eastAsia="Times New Roman"/>
+                <w:rFonts w:ascii="Times New Roman" w:hAnsi="Times New Roman"/>
+                <w:sz w:val="18"/>
+              </w:rPr>
+              <w:t>1</w:t>
+            </w:r>
+          </w:p>
+        </w:tc>
+        <w:tc>
+          <w:tcPr>
+            <w:tcW w:type="dxa" w:w="992"/>
+          </w:tcPr>
+          <w:p>
+            <w:pPr>
+              <w:spacing w:after="0" w:before="0"/>
+              <w:ind w:firstLine="0"/>
+            </w:pPr>
+            <w:r/>
+            <w:r>
+              <w:rPr>
+                <w:rFonts w:ascii="Times New Roman" w:hAnsi="Times New Roman" w:cs="Times New Roman" w:eastAsia="Times New Roman"/>
+                <w:rFonts w:ascii="Times New Roman" w:hAnsi="Times New Roman"/>
+                <w:sz w:val="18"/>
+              </w:rPr>
+              <w:t>0</w:t>
+            </w:r>
+          </w:p>
+        </w:tc>
+        <w:tc>
+          <w:tcPr>
+            <w:tcW w:type="dxa" w:w="992"/>
+          </w:tcPr>
+          <w:p>
+            <w:pPr>
+              <w:spacing w:after="0" w:before="0"/>
+              <w:ind w:firstLine="0"/>
+            </w:pPr>
+            <w:r/>
+            <w:r>
+              <w:rPr>
+                <w:rFonts w:ascii="Times New Roman" w:hAnsi="Times New Roman" w:cs="Times New Roman" w:eastAsia="Times New Roman"/>
+                <w:rFonts w:ascii="Times New Roman" w:hAnsi="Times New Roman"/>
+                <w:sz w:val="18"/>
+              </w:rPr>
+              <w:t>0</w:t>
+            </w:r>
+          </w:p>
+        </w:tc>
+        <w:tc>
+          <w:tcPr>
+            <w:tcW w:type="dxa" w:w="992"/>
+          </w:tcPr>
+          <w:p>
+            <w:pPr>
+              <w:spacing w:after="0" w:before="0"/>
+              <w:ind w:firstLine="0"/>
+            </w:pPr>
+            <w:r/>
+            <w:r>
+              <w:rPr>
+                <w:rFonts w:ascii="Times New Roman" w:hAnsi="Times New Roman" w:cs="Times New Roman" w:eastAsia="Times New Roman"/>
+                <w:rFonts w:ascii="Times New Roman" w:hAnsi="Times New Roman"/>
+                <w:sz w:val="18"/>
+              </w:rPr>
+              <w:t>1</w:t>
+            </w:r>
+          </w:p>
+        </w:tc>
+        <w:tc>
+          <w:tcPr>
+            <w:tcW w:type="dxa" w:w="992"/>
+          </w:tcPr>
+          <w:p>
+            <w:pPr>
+              <w:spacing w:after="0" w:before="0"/>
+              <w:ind w:firstLine="0"/>
+            </w:pPr>
+            <w:r/>
+            <w:r>
+              <w:rPr>
+                <w:rFonts w:ascii="Times New Roman" w:hAnsi="Times New Roman" w:cs="Times New Roman" w:eastAsia="Times New Roman"/>
+                <w:rFonts w:ascii="Times New Roman" w:hAnsi="Times New Roman"/>
+                <w:sz w:val="18"/>
+              </w:rPr>
+              <w:t>0</w:t>
+            </w:r>
+          </w:p>
+        </w:tc>
+        <w:tc>
+          <w:tcPr>
+            <w:tcW w:type="dxa" w:w="992"/>
+          </w:tcPr>
+          <w:p>
+            <w:pPr>
+              <w:spacing w:after="0" w:before="0"/>
+              <w:ind w:firstLine="0"/>
+            </w:pPr>
+            <w:r/>
+            <w:r>
+              <w:rPr>
+                <w:rFonts w:ascii="Times New Roman" w:hAnsi="Times New Roman" w:cs="Times New Roman" w:eastAsia="Times New Roman"/>
+                <w:rFonts w:ascii="Times New Roman" w:hAnsi="Times New Roman"/>
+                <w:sz w:val="18"/>
+              </w:rPr>
+              <w:t>0</w:t>
+            </w:r>
+          </w:p>
+        </w:tc>
+        <w:tc>
+          <w:tcPr>
+            <w:tcW w:type="dxa" w:w="992"/>
+          </w:tcPr>
+          <w:p>
+            <w:pPr>
+              <w:spacing w:after="0" w:before="0"/>
+              <w:ind w:firstLine="0"/>
+            </w:pPr>
+            <w:r/>
+            <w:r>
+              <w:rPr>
+                <w:rFonts w:ascii="Times New Roman" w:hAnsi="Times New Roman" w:cs="Times New Roman" w:eastAsia="Times New Roman"/>
+                <w:rFonts w:ascii="Times New Roman" w:hAnsi="Times New Roman"/>
+                <w:sz w:val="18"/>
+              </w:rPr>
+              <w:t>1</w:t>
+            </w:r>
+          </w:p>
+        </w:tc>
+        <w:tc>
+          <w:tcPr>
+            <w:tcW w:type="dxa" w:w="992"/>
+          </w:tcPr>
+          <w:p>
+            <w:pPr>
+              <w:spacing w:after="0" w:before="0"/>
+              <w:ind w:firstLine="0"/>
+            </w:pPr>
+            <w:r/>
+            <w:r>
+              <w:rPr>
+                <w:rFonts w:ascii="Times New Roman" w:hAnsi="Times New Roman" w:cs="Times New Roman" w:eastAsia="Times New Roman"/>
+                <w:rFonts w:ascii="Times New Roman" w:hAnsi="Times New Roman"/>
+                <w:sz w:val="18"/>
+              </w:rPr>
+              <w:t>A приземлилась</w:t>
+            </w:r>
+          </w:p>
+        </w:tc>
+      </w:tr>
+      <w:tr>
+        <w:tc>
+          <w:tcPr>
+            <w:tcW w:type="dxa" w:w="992"/>
+          </w:tcPr>
+          <w:p>
+            <w:pPr>
+              <w:spacing w:after="0" w:before="0"/>
+              <w:ind w:firstLine="0"/>
+            </w:pPr>
+            <w:r/>
+            <w:r>
+              <w:rPr>
+                <w:rFonts w:ascii="Times New Roman" w:hAnsi="Times New Roman" w:cs="Times New Roman" w:eastAsia="Times New Roman"/>
+                <w:rFonts w:ascii="Times New Roman" w:hAnsi="Times New Roman"/>
+                <w:sz w:val="18"/>
+              </w:rPr>
+              <w:t>4</w:t>
+            </w:r>
+          </w:p>
+        </w:tc>
+        <w:tc>
+          <w:tcPr>
+            <w:tcW w:type="dxa" w:w="992"/>
+          </w:tcPr>
+          <w:p>
+            <w:pPr>
+              <w:spacing w:after="0" w:before="0"/>
+              <w:ind w:firstLine="0"/>
+            </w:pPr>
+            <w:r/>
+            <w:r>
+              <w:rPr>
+                <w:rFonts w:ascii="Times New Roman" w:hAnsi="Times New Roman" w:cs="Times New Roman" w:eastAsia="Times New Roman"/>
+                <w:rFonts w:ascii="Times New Roman" w:hAnsi="Times New Roman"/>
+                <w:sz w:val="18"/>
+              </w:rPr>
+              <w:t>t₄</w:t>
+            </w:r>
+          </w:p>
+        </w:tc>
+        <w:tc>
+          <w:tcPr>
+            <w:tcW w:type="dxa" w:w="992"/>
+          </w:tcPr>
+          <w:p>
+            <w:pPr>
+              <w:spacing w:after="0" w:before="0"/>
+              <w:ind w:firstLine="0"/>
+            </w:pPr>
+            <w:r/>
+            <w:r>
+              <w:rPr>
+                <w:rFonts w:ascii="Times New Roman" w:hAnsi="Times New Roman" w:cs="Times New Roman" w:eastAsia="Times New Roman"/>
+                <w:rFonts w:ascii="Times New Roman" w:hAnsi="Times New Roman"/>
+                <w:sz w:val="18"/>
+              </w:rPr>
+              <w:t>1</w:t>
+            </w:r>
+          </w:p>
+        </w:tc>
+        <w:tc>
+          <w:tcPr>
+            <w:tcW w:type="dxa" w:w="992"/>
+          </w:tcPr>
+          <w:p>
+            <w:pPr>
+              <w:spacing w:after="0" w:before="0"/>
+              <w:ind w:firstLine="0"/>
+            </w:pPr>
+            <w:r/>
+            <w:r>
+              <w:rPr>
+                <w:rFonts w:ascii="Times New Roman" w:hAnsi="Times New Roman" w:cs="Times New Roman" w:eastAsia="Times New Roman"/>
+                <w:rFonts w:ascii="Times New Roman" w:hAnsi="Times New Roman"/>
+                <w:sz w:val="18"/>
+              </w:rPr>
+              <w:t>0</w:t>
+            </w:r>
+          </w:p>
+        </w:tc>
+        <w:tc>
+          <w:tcPr>
+            <w:tcW w:type="dxa" w:w="992"/>
+          </w:tcPr>
+          <w:p>
+            <w:pPr>
+              <w:spacing w:after="0" w:before="0"/>
+              <w:ind w:firstLine="0"/>
+            </w:pPr>
+            <w:r/>
+            <w:r>
+              <w:rPr>
+                <w:rFonts w:ascii="Times New Roman" w:hAnsi="Times New Roman" w:cs="Times New Roman" w:eastAsia="Times New Roman"/>
+                <w:rFonts w:ascii="Times New Roman" w:hAnsi="Times New Roman"/>
+                <w:sz w:val="18"/>
+              </w:rPr>
+              <w:t>0</w:t>
+            </w:r>
+          </w:p>
+        </w:tc>
+        <w:tc>
+          <w:tcPr>
+            <w:tcW w:type="dxa" w:w="992"/>
+          </w:tcPr>
+          <w:p>
+            <w:pPr>
+              <w:spacing w:after="0" w:before="0"/>
+              <w:ind w:firstLine="0"/>
+            </w:pPr>
+            <w:r/>
+            <w:r>
+              <w:rPr>
+                <w:rFonts w:ascii="Times New Roman" w:hAnsi="Times New Roman" w:cs="Times New Roman" w:eastAsia="Times New Roman"/>
+                <w:rFonts w:ascii="Times New Roman" w:hAnsi="Times New Roman"/>
+                <w:sz w:val="18"/>
+              </w:rPr>
+              <w:t>0</w:t>
+            </w:r>
+          </w:p>
+        </w:tc>
+        <w:tc>
+          <w:tcPr>
+            <w:tcW w:type="dxa" w:w="992"/>
+          </w:tcPr>
+          <w:p>
+            <w:pPr>
+              <w:spacing w:after="0" w:before="0"/>
+              <w:ind w:firstLine="0"/>
+            </w:pPr>
+            <w:r/>
+            <w:r>
+              <w:rPr>
+                <w:rFonts w:ascii="Times New Roman" w:hAnsi="Times New Roman" w:cs="Times New Roman" w:eastAsia="Times New Roman"/>
+                <w:rFonts w:ascii="Times New Roman" w:hAnsi="Times New Roman"/>
+                <w:sz w:val="18"/>
+              </w:rPr>
+              <w:t>1</w:t>
+            </w:r>
+          </w:p>
+        </w:tc>
+        <w:tc>
+          <w:tcPr>
+            <w:tcW w:type="dxa" w:w="992"/>
+          </w:tcPr>
+          <w:p>
+            <w:pPr>
+              <w:spacing w:after="0" w:before="0"/>
+              <w:ind w:firstLine="0"/>
+            </w:pPr>
+            <w:r/>
+            <w:r>
+              <w:rPr>
+                <w:rFonts w:ascii="Times New Roman" w:hAnsi="Times New Roman" w:cs="Times New Roman" w:eastAsia="Times New Roman"/>
+                <w:rFonts w:ascii="Times New Roman" w:hAnsi="Times New Roman"/>
+                <w:sz w:val="18"/>
+              </w:rPr>
+              <w:t>0</w:t>
+            </w:r>
+          </w:p>
+        </w:tc>
+        <w:tc>
+          <w:tcPr>
+            <w:tcW w:type="dxa" w:w="992"/>
+          </w:tcPr>
+          <w:p>
+            <w:pPr>
+              <w:spacing w:after="0" w:before="0"/>
+              <w:ind w:firstLine="0"/>
+            </w:pPr>
+            <w:r/>
+            <w:r>
+              <w:rPr>
+                <w:rFonts w:ascii="Times New Roman" w:hAnsi="Times New Roman" w:cs="Times New Roman" w:eastAsia="Times New Roman"/>
+                <w:rFonts w:ascii="Times New Roman" w:hAnsi="Times New Roman"/>
+                <w:sz w:val="18"/>
+              </w:rPr>
+              <w:t>0</w:t>
+            </w:r>
+          </w:p>
+        </w:tc>
+        <w:tc>
+          <w:tcPr>
+            <w:tcW w:type="dxa" w:w="992"/>
+          </w:tcPr>
+          <w:p>
+            <w:pPr>
+              <w:spacing w:after="0" w:before="0"/>
+              <w:ind w:firstLine="0"/>
+            </w:pPr>
+            <w:r/>
+            <w:r>
+              <w:rPr>
+                <w:rFonts w:ascii="Times New Roman" w:hAnsi="Times New Roman" w:cs="Times New Roman" w:eastAsia="Times New Roman"/>
+                <w:rFonts w:ascii="Times New Roman" w:hAnsi="Times New Roman"/>
+                <w:sz w:val="18"/>
+              </w:rPr>
+              <w:t>Группа B оторвалась</w:t>
+            </w:r>
+          </w:p>
+        </w:tc>
+      </w:tr>
+      <w:tr>
+        <w:tc>
+          <w:tcPr>
+            <w:tcW w:type="dxa" w:w="992"/>
+          </w:tcPr>
+          <w:p>
+            <w:pPr>
+              <w:spacing w:after="0" w:before="0"/>
+              <w:ind w:firstLine="0"/>
+            </w:pPr>
+            <w:r/>
+            <w:r>
+              <w:rPr>
+                <w:rFonts w:ascii="Times New Roman" w:hAnsi="Times New Roman" w:cs="Times New Roman" w:eastAsia="Times New Roman"/>
+                <w:rFonts w:ascii="Times New Roman" w:hAnsi="Times New Roman"/>
+                <w:sz w:val="18"/>
+              </w:rPr>
+              <w:t>5</w:t>
+            </w:r>
+          </w:p>
+        </w:tc>
+        <w:tc>
+          <w:tcPr>
+            <w:tcW w:type="dxa" w:w="992"/>
+          </w:tcPr>
+          <w:p>
+            <w:pPr>
+              <w:spacing w:after="0" w:before="0"/>
+              <w:ind w:firstLine="0"/>
+            </w:pPr>
+            <w:r/>
+            <w:r>
+              <w:rPr>
+                <w:rFonts w:ascii="Times New Roman" w:hAnsi="Times New Roman" w:cs="Times New Roman" w:eastAsia="Times New Roman"/>
+                <w:rFonts w:ascii="Times New Roman" w:hAnsi="Times New Roman"/>
+                <w:sz w:val="18"/>
+              </w:rPr>
+              <w:t>t₅</w:t>
+            </w:r>
+          </w:p>
+        </w:tc>
+        <w:tc>
+          <w:tcPr>
+            <w:tcW w:type="dxa" w:w="992"/>
+          </w:tcPr>
+          <w:p>
+            <w:pPr>
+              <w:spacing w:after="0" w:before="0"/>
+              <w:ind w:firstLine="0"/>
+            </w:pPr>
+            <w:r/>
+            <w:r>
+              <w:rPr>
+                <w:rFonts w:ascii="Times New Roman" w:hAnsi="Times New Roman" w:cs="Times New Roman" w:eastAsia="Times New Roman"/>
+                <w:rFonts w:ascii="Times New Roman" w:hAnsi="Times New Roman"/>
+                <w:sz w:val="18"/>
+              </w:rPr>
+              <w:t>1</w:t>
+            </w:r>
+          </w:p>
+        </w:tc>
+        <w:tc>
+          <w:tcPr>
+            <w:tcW w:type="dxa" w:w="992"/>
+          </w:tcPr>
+          <w:p>
+            <w:pPr>
+              <w:spacing w:after="0" w:before="0"/>
+              <w:ind w:firstLine="0"/>
+            </w:pPr>
+            <w:r/>
+            <w:r>
+              <w:rPr>
+                <w:rFonts w:ascii="Times New Roman" w:hAnsi="Times New Roman" w:cs="Times New Roman" w:eastAsia="Times New Roman"/>
+                <w:rFonts w:ascii="Times New Roman" w:hAnsi="Times New Roman"/>
+                <w:sz w:val="18"/>
+              </w:rPr>
+              <w:t>0</w:t>
+            </w:r>
+          </w:p>
+        </w:tc>
+        <w:tc>
+          <w:tcPr>
+            <w:tcW w:type="dxa" w:w="992"/>
+          </w:tcPr>
+          <w:p>
+            <w:pPr>
+              <w:spacing w:after="0" w:before="0"/>
+              <w:ind w:firstLine="0"/>
+            </w:pPr>
+            <w:r/>
+            <w:r>
+              <w:rPr>
+                <w:rFonts w:ascii="Times New Roman" w:hAnsi="Times New Roman" w:cs="Times New Roman" w:eastAsia="Times New Roman"/>
+                <w:rFonts w:ascii="Times New Roman" w:hAnsi="Times New Roman"/>
+                <w:sz w:val="18"/>
+              </w:rPr>
+              <w:t>0</w:t>
+            </w:r>
+          </w:p>
+        </w:tc>
+        <w:tc>
+          <w:tcPr>
+            <w:tcW w:type="dxa" w:w="992"/>
+          </w:tcPr>
+          <w:p>
+            <w:pPr>
+              <w:spacing w:after="0" w:before="0"/>
+              <w:ind w:firstLine="0"/>
+            </w:pPr>
+            <w:r/>
+            <w:r>
+              <w:rPr>
+                <w:rFonts w:ascii="Times New Roman" w:hAnsi="Times New Roman" w:cs="Times New Roman" w:eastAsia="Times New Roman"/>
+                <w:rFonts w:ascii="Times New Roman" w:hAnsi="Times New Roman"/>
+                <w:sz w:val="18"/>
+              </w:rPr>
+              <w:t>0</w:t>
+            </w:r>
+          </w:p>
+        </w:tc>
+        <w:tc>
+          <w:tcPr>
+            <w:tcW w:type="dxa" w:w="992"/>
+          </w:tcPr>
+          <w:p>
+            <w:pPr>
+              <w:spacing w:after="0" w:before="0"/>
+              <w:ind w:firstLine="0"/>
+            </w:pPr>
+            <w:r/>
+            <w:r>
+              <w:rPr>
+                <w:rFonts w:ascii="Times New Roman" w:hAnsi="Times New Roman" w:cs="Times New Roman" w:eastAsia="Times New Roman"/>
+                <w:rFonts w:ascii="Times New Roman" w:hAnsi="Times New Roman"/>
+                <w:sz w:val="18"/>
+              </w:rPr>
+              <w:t>0</w:t>
+            </w:r>
+          </w:p>
+        </w:tc>
+        <w:tc>
+          <w:tcPr>
+            <w:tcW w:type="dxa" w:w="992"/>
+          </w:tcPr>
+          <w:p>
+            <w:pPr>
+              <w:spacing w:after="0" w:before="0"/>
+              <w:ind w:firstLine="0"/>
+            </w:pPr>
+            <w:r/>
+            <w:r>
+              <w:rPr>
+                <w:rFonts w:ascii="Times New Roman" w:hAnsi="Times New Roman" w:cs="Times New Roman" w:eastAsia="Times New Roman"/>
+                <w:rFonts w:ascii="Times New Roman" w:hAnsi="Times New Roman"/>
+                <w:sz w:val="18"/>
+              </w:rPr>
+              <w:t>1</w:t>
+            </w:r>
+          </w:p>
+        </w:tc>
+        <w:tc>
+          <w:tcPr>
+            <w:tcW w:type="dxa" w:w="992"/>
+          </w:tcPr>
+          <w:p>
+            <w:pPr>
+              <w:spacing w:after="0" w:before="0"/>
+              <w:ind w:firstLine="0"/>
+            </w:pPr>
+            <w:r/>
+            <w:r>
+              <w:rPr>
+                <w:rFonts w:ascii="Times New Roman" w:hAnsi="Times New Roman" w:cs="Times New Roman" w:eastAsia="Times New Roman"/>
+                <w:rFonts w:ascii="Times New Roman" w:hAnsi="Times New Roman"/>
+                <w:sz w:val="18"/>
+              </w:rPr>
+              <w:t>0</w:t>
+            </w:r>
+          </w:p>
+        </w:tc>
+        <w:tc>
+          <w:tcPr>
+            <w:tcW w:type="dxa" w:w="992"/>
+          </w:tcPr>
+          <w:p>
+            <w:pPr>
+              <w:spacing w:after="0" w:before="0"/>
+              <w:ind w:firstLine="0"/>
+            </w:pPr>
+            <w:r/>
+            <w:r>
+              <w:rPr>
+                <w:rFonts w:ascii="Times New Roman" w:hAnsi="Times New Roman" w:cs="Times New Roman" w:eastAsia="Times New Roman"/>
+                <w:rFonts w:ascii="Times New Roman" w:hAnsi="Times New Roman"/>
+                <w:sz w:val="18"/>
+              </w:rPr>
+              <w:t>B перенесена</w:t>
+            </w:r>
+          </w:p>
+        </w:tc>
+      </w:tr>
+      <w:tr>
+        <w:tc>
+          <w:tcPr>
+            <w:tcW w:type="dxa" w:w="992"/>
+          </w:tcPr>
+          <w:p>
+            <w:pPr>
+              <w:spacing w:after="0" w:before="0"/>
+              <w:ind w:firstLine="0"/>
+            </w:pPr>
+            <w:r/>
+            <w:r>
+              <w:rPr>
+                <w:rFonts w:ascii="Times New Roman" w:hAnsi="Times New Roman" w:cs="Times New Roman" w:eastAsia="Times New Roman"/>
+                <w:rFonts w:ascii="Times New Roman" w:hAnsi="Times New Roman"/>
+                <w:sz w:val="18"/>
+              </w:rPr>
+              <w:t>6</w:t>
+            </w:r>
+          </w:p>
+        </w:tc>
+        <w:tc>
+          <w:tcPr>
+            <w:tcW w:type="dxa" w:w="992"/>
+          </w:tcPr>
+          <w:p>
+            <w:pPr>
+              <w:spacing w:after="0" w:before="0"/>
+              <w:ind w:firstLine="0"/>
+            </w:pPr>
+            <w:r/>
+            <w:r>
+              <w:rPr>
+                <w:rFonts w:ascii="Times New Roman" w:hAnsi="Times New Roman" w:cs="Times New Roman" w:eastAsia="Times New Roman"/>
+                <w:rFonts w:ascii="Times New Roman" w:hAnsi="Times New Roman"/>
+                <w:sz w:val="18"/>
+              </w:rPr>
+              <w:t>t₆</w:t>
+            </w:r>
+          </w:p>
+        </w:tc>
+        <w:tc>
+          <w:tcPr>
+            <w:tcW w:type="dxa" w:w="992"/>
+          </w:tcPr>
+          <w:p>
+            <w:pPr>
+              <w:spacing w:after="0" w:before="0"/>
+              <w:ind w:firstLine="0"/>
+            </w:pPr>
+            <w:r/>
+            <w:r>
+              <w:rPr>
+                <w:rFonts w:ascii="Times New Roman" w:hAnsi="Times New Roman" w:cs="Times New Roman" w:eastAsia="Times New Roman"/>
+                <w:rFonts w:ascii="Times New Roman" w:hAnsi="Times New Roman"/>
+                <w:sz w:val="18"/>
+              </w:rPr>
+              <w:t>1</w:t>
+            </w:r>
+          </w:p>
+        </w:tc>
+        <w:tc>
+          <w:tcPr>
+            <w:tcW w:type="dxa" w:w="992"/>
+          </w:tcPr>
+          <w:p>
+            <w:pPr>
+              <w:spacing w:after="0" w:before="0"/>
+              <w:ind w:firstLine="0"/>
+            </w:pPr>
+            <w:r/>
+            <w:r>
+              <w:rPr>
+                <w:rFonts w:ascii="Times New Roman" w:hAnsi="Times New Roman" w:cs="Times New Roman" w:eastAsia="Times New Roman"/>
+                <w:rFonts w:ascii="Times New Roman" w:hAnsi="Times New Roman"/>
+                <w:sz w:val="18"/>
+              </w:rPr>
+              <w:t>0</w:t>
+            </w:r>
+          </w:p>
+        </w:tc>
+        <w:tc>
+          <w:tcPr>
+            <w:tcW w:type="dxa" w:w="992"/>
+          </w:tcPr>
+          <w:p>
+            <w:pPr>
+              <w:spacing w:after="0" w:before="0"/>
+              <w:ind w:firstLine="0"/>
+            </w:pPr>
+            <w:r/>
+            <w:r>
+              <w:rPr>
+                <w:rFonts w:ascii="Times New Roman" w:hAnsi="Times New Roman" w:cs="Times New Roman" w:eastAsia="Times New Roman"/>
+                <w:rFonts w:ascii="Times New Roman" w:hAnsi="Times New Roman"/>
+                <w:sz w:val="18"/>
+              </w:rPr>
+              <w:t>0</w:t>
+            </w:r>
+          </w:p>
+        </w:tc>
+        <w:tc>
+          <w:tcPr>
+            <w:tcW w:type="dxa" w:w="992"/>
+          </w:tcPr>
+          <w:p>
+            <w:pPr>
+              <w:spacing w:after="0" w:before="0"/>
+              <w:ind w:firstLine="0"/>
+            </w:pPr>
+            <w:r/>
+            <w:r>
+              <w:rPr>
+                <w:rFonts w:ascii="Times New Roman" w:hAnsi="Times New Roman" w:cs="Times New Roman" w:eastAsia="Times New Roman"/>
+                <w:rFonts w:ascii="Times New Roman" w:hAnsi="Times New Roman"/>
+                <w:sz w:val="18"/>
+              </w:rPr>
+              <w:t>1</w:t>
+            </w:r>
+          </w:p>
+        </w:tc>
+        <w:tc>
+          <w:tcPr>
+            <w:tcW w:type="dxa" w:w="992"/>
+          </w:tcPr>
+          <w:p>
+            <w:pPr>
+              <w:spacing w:after="0" w:before="0"/>
+              <w:ind w:firstLine="0"/>
+            </w:pPr>
+            <w:r/>
+            <w:r>
+              <w:rPr>
+                <w:rFonts w:ascii="Times New Roman" w:hAnsi="Times New Roman" w:cs="Times New Roman" w:eastAsia="Times New Roman"/>
+                <w:rFonts w:ascii="Times New Roman" w:hAnsi="Times New Roman"/>
+                <w:sz w:val="18"/>
+              </w:rPr>
+              <w:t>0</w:t>
+            </w:r>
+          </w:p>
+        </w:tc>
+        <w:tc>
+          <w:tcPr>
+            <w:tcW w:type="dxa" w:w="992"/>
+          </w:tcPr>
+          <w:p>
+            <w:pPr>
+              <w:spacing w:after="0" w:before="0"/>
+              <w:ind w:firstLine="0"/>
+            </w:pPr>
+            <w:r/>
+            <w:r>
+              <w:rPr>
+                <w:rFonts w:ascii="Times New Roman" w:hAnsi="Times New Roman" w:cs="Times New Roman" w:eastAsia="Times New Roman"/>
+                <w:rFonts w:ascii="Times New Roman" w:hAnsi="Times New Roman"/>
+                <w:sz w:val="18"/>
+              </w:rPr>
+              <w:t>0</w:t>
+            </w:r>
+          </w:p>
+        </w:tc>
+        <w:tc>
+          <w:tcPr>
+            <w:tcW w:type="dxa" w:w="992"/>
+          </w:tcPr>
+          <w:p>
+            <w:pPr>
+              <w:spacing w:after="0" w:before="0"/>
+              <w:ind w:firstLine="0"/>
+            </w:pPr>
+            <w:r/>
+            <w:r>
+              <w:rPr>
+                <w:rFonts w:ascii="Times New Roman" w:hAnsi="Times New Roman" w:cs="Times New Roman" w:eastAsia="Times New Roman"/>
+                <w:rFonts w:ascii="Times New Roman" w:hAnsi="Times New Roman"/>
+                <w:sz w:val="18"/>
+              </w:rPr>
+              <w:t>1</w:t>
+            </w:r>
+          </w:p>
+        </w:tc>
+        <w:tc>
+          <w:tcPr>
+            <w:tcW w:type="dxa" w:w="992"/>
+          </w:tcPr>
+          <w:p>
+            <w:pPr>
+              <w:spacing w:after="0" w:before="0"/>
+              <w:ind w:firstLine="0"/>
+            </w:pPr>
+            <w:r/>
+            <w:r>
+              <w:rPr>
+                <w:rFonts w:ascii="Times New Roman" w:hAnsi="Times New Roman" w:cs="Times New Roman" w:eastAsia="Times New Roman"/>
+                <w:rFonts w:ascii="Times New Roman" w:hAnsi="Times New Roman"/>
+                <w:sz w:val="18"/>
+              </w:rPr>
+              <w:t>B приземлилась = M₀</w:t>
+            </w:r>
+          </w:p>
+        </w:tc>
+      </w:tr>
+    </w:tbl>
+    <w:p>
+      <w:pPr>
+        <w:spacing w:after="120" w:before="80"/>
+        <w:ind w:firstLine="0"/>
+        <w:jc w:val="center"/>
+      </w:pPr>
+      <w:r>
+        <w:rPr>
+          <w:rFonts w:ascii="Times New Roman" w:hAnsi="Times New Roman" w:cs="Times New Roman" w:eastAsia="Times New Roman"/>
+          <w:rFonts w:ascii="Times New Roman" w:hAnsi="Times New Roman"/>
+          <w:b w:val="0"/>
+          <w:i/>
+          <w:sz w:val="24"/>
+        </w:rPr>
+        <w:t>Табл. 1. Трассировка маркировок при последовательном срабатывании</w:t>
+      </w:r>
+    </w:p>
+    <w:p>
+      <w:r>
+        <w:rPr>
+          <w:rFonts w:ascii="Times New Roman" w:hAnsi="Times New Roman" w:cs="Times New Roman" w:eastAsia="Times New Roman"/>
+          <w:rFonts w:ascii="Times New Roman" w:hAnsi="Times New Roman"/>
+          <w:b w:val="0"/>
+          <w:i w:val="0"/>
+          <w:sz w:val="24"/>
+        </w:rPr>
+        <w:t>Из таблицы видно, что после шага 6 система возвращается в начальную маркировку M₀ — цикл замкнулся. На протяжении всей трассировки M(p₂) + M(p₅) ≤ 1, что подтверждает аналитическое доказательство (12).</w:t>
       </w:r>
     </w:p>
     <w:p>
@@ -1057,7 +3008,7 @@
           <w:i w:val="0"/>
           <w:sz w:val="24"/>
         </w:rPr>
-        <w:t>Для оценки производительности системы введём детерминированные задержки на переходах (в условных единицах времени) [6]:</w:t>
+        <w:t>Для количественной оценки производительности системы присвоим переходам детерминированные задержки, соответствующие реальным временам фаз походки гексапода массой 2 кг с сервоприводами класса 25 кг·см [8]:</w:t>
       </w:r>
     </w:p>
     <w:p>
@@ -1069,21 +3020,17 @@
           <w:i w:val="0"/>
           <w:sz w:val="24"/>
         </w:rPr>
-        <w:t>— d(t₁) = 2 (инициализация навигации);</w:t>
+        <w:t>— d(t₁) = 50 мс (отрыв группы A: подъём трёх ног);</w:t>
         <w:br/>
-        <w:t>— d(t₂) = 8 (выполнение навигации);</w:t>
+        <w:t>— d(t₂) = 200 мс (перенос: перемещение ног вперёд на 60 мм);</w:t>
         <w:br/>
-        <w:t>— d(t₃) = 1 (захват GPU);</w:t>
+        <w:t>— d(t₃) = 50 мс (приземление: установка контакта, стабилизация);</w:t>
         <w:br/>
-        <w:t>— d(t₄) = 5 (обработка карты движением);</w:t>
+        <w:t>— d(t₄) = 50 мс (отрыв группы B);</w:t>
         <w:br/>
-        <w:t>— d(t₅) = 2 (инициализация сканирования);</w:t>
+        <w:t>— d(t₅) = 200 мс (перенос B);</w:t>
         <w:br/>
-        <w:t>— d(t₆) = 6 (сканирование лидаром);</w:t>
-        <w:br/>
-        <w:t>— d(t₇) = 1 (захват GPU);</w:t>
-        <w:br/>
-        <w:t>— d(t₈) = 10 (обработка облака точек).</w:t>
+        <w:t>— d(t₆) = 50 мс (приземление B).</w:t>
       </w:r>
     </w:p>
     <w:p>
@@ -1099,7 +3046,7 @@
           <w:i w:val="0"/>
           <w:sz w:val="24"/>
         </w:rPr>
-        <w:t>5.2. Время цикла</w:t>
+        <w:t>5.2. Время цикла и скорость</w:t>
       </w:r>
     </w:p>
     <w:p>
@@ -1111,47 +3058,7 @@
           <w:i w:val="0"/>
           <w:sz w:val="24"/>
         </w:rPr>
-        <w:t>Полный цикл подсистемы движения: d(t₁) + d(t₂) + d(t₃) + d(t₄) = 2 + 8 + 1 + 5 = 16 ед. вр. Полный цикл подсистемы сенсоров: d(t₅) + d(t₆) + d(t₇) + d(t₈) = 2 + 6 + 1 + 10 = 19 ед. вр.</w:t>
-      </w:r>
-    </w:p>
-    <w:p>
-      <w:r>
-        <w:rPr>
-          <w:rFonts w:ascii="Times New Roman" w:hAnsi="Times New Roman" w:cs="Times New Roman" w:eastAsia="Times New Roman"/>
-          <w:rFonts w:ascii="Times New Roman" w:hAnsi="Times New Roman"/>
-          <w:b w:val="0"/>
-          <w:i w:val="0"/>
-          <w:sz w:val="24"/>
-        </w:rPr>
-        <w:t>Без конфликта за GPU (если бы у каждой подсистемы был свой вычислитель) пропускная способность определялась бы более медленным циклом: 1/19 ≈ 0,053 цикла/ед. вр.</w:t>
-      </w:r>
-    </w:p>
-    <w:p>
-      <w:pPr>
-        <w:spacing w:after="120" w:before="240"/>
-        <w:ind w:firstLine="0"/>
-      </w:pPr>
-      <w:r>
-        <w:rPr>
-          <w:rFonts w:ascii="Times New Roman" w:hAnsi="Times New Roman" w:cs="Times New Roman" w:eastAsia="Times New Roman"/>
-          <w:rFonts w:ascii="Times New Roman" w:hAnsi="Times New Roman"/>
-          <w:b/>
-          <w:i w:val="0"/>
-          <w:sz w:val="24"/>
-        </w:rPr>
-        <w:t>5.3. Влияние конфликта за ресурс</w:t>
-      </w:r>
-    </w:p>
-    <w:p>
-      <w:r>
-        <w:rPr>
-          <w:rFonts w:ascii="Times New Roman" w:hAnsi="Times New Roman" w:cs="Times New Roman" w:eastAsia="Times New Roman"/>
-          <w:rFonts w:ascii="Times New Roman" w:hAnsi="Times New Roman"/>
-          <w:b w:val="0"/>
-          <w:i w:val="0"/>
-          <w:sz w:val="24"/>
-        </w:rPr>
-        <w:t>При наличии единственного GPU возникают ситуации ожидания. В наихудшем случае одна подсистема запрашивает GPU в момент, когда он занят другой. Максимальное дополнительное ожидание равно max(d(t₄), d(t₈)) = 10 ед. вр. Эффективное время цикла системы в наихудшем случае:</w:t>
+        <w:t>Полный цикл группы A: d(t₁) + d(t₂) + d(t₃) = 50 + 200 + 50 = 300 мс. Аналогично для группы B: 300 мс. Поскольку группы работают последовательно (мьютекс запрещает параллельный перенос), полный период походки:</w:t>
       </w:r>
     </w:p>
     <w:p>
@@ -1161,76 +3068,16 @@
       </w:pPr>
       <w:r>
         <w:rPr>
+          <w:rFonts w:ascii="Times New Roman" w:hAnsi="Times New Roman" w:cs="Times New Roman" w:eastAsia="Times New Roman"/>
           <w:rFonts w:ascii="Times New Roman" w:hAnsi="Times New Roman"/>
           <w:i/>
           <w:sz w:val="24"/>
         </w:rPr>
-        <w:t>T_eff = max(16, 19) + max(d(t₄), d(t₈)) = 19 + 10 = 29 ед. вр.</w:t>
+        <w:t>T = T_A + T_B = 300 + 300 = 600 мс</w:t>
       </w:r>
       <w:r>
         <w:rPr>
-          <w:rFonts w:ascii="Times New Roman" w:hAnsi="Times New Roman"/>
-          <w:sz w:val="24"/>
-        </w:rPr>
-        <w:tab/>
-        <w:t>(12)</w:t>
-      </w:r>
-    </w:p>
-    <w:p>
-      <w:r>
-        <w:rPr>
           <w:rFonts w:ascii="Times New Roman" w:hAnsi="Times New Roman" w:cs="Times New Roman" w:eastAsia="Times New Roman"/>
-          <w:rFonts w:ascii="Times New Roman" w:hAnsi="Times New Roman"/>
-          <w:b w:val="0"/>
-          <w:i w:val="0"/>
-          <w:sz w:val="24"/>
-        </w:rPr>
-        <w:t>Узким местом является обработка облака точек (t₈, d = 10), поскольку именно она создаёт максимальную задержку для конкурирующего процесса.</w:t>
-      </w:r>
-    </w:p>
-    <w:p>
-      <w:pPr>
-        <w:spacing w:after="120" w:before="240"/>
-        <w:ind w:firstLine="0"/>
-      </w:pPr>
-      <w:r>
-        <w:rPr>
-          <w:rFonts w:ascii="Times New Roman" w:hAnsi="Times New Roman" w:cs="Times New Roman" w:eastAsia="Times New Roman"/>
-          <w:rFonts w:ascii="Times New Roman" w:hAnsi="Times New Roman"/>
-          <w:b/>
-          <w:i w:val="0"/>
-          <w:sz w:val="24"/>
-        </w:rPr>
-        <w:t>5.4. Оптимизация: добавление второго GPU</w:t>
-      </w:r>
-    </w:p>
-    <w:p>
-      <w:r>
-        <w:rPr>
-          <w:rFonts w:ascii="Times New Roman" w:hAnsi="Times New Roman" w:cs="Times New Roman" w:eastAsia="Times New Roman"/>
-          <w:rFonts w:ascii="Times New Roman" w:hAnsi="Times New Roman"/>
-          <w:b w:val="0"/>
-          <w:i w:val="0"/>
-          <w:sz w:val="24"/>
-        </w:rPr>
-        <w:t>Моделирование добавления второго GPU осуществляется увеличением начальной маркировки позиции p₉: M₀(p₉) = 2. При этом инвариант (11) принимает вид:</w:t>
-      </w:r>
-    </w:p>
-    <w:p>
-      <w:pPr>
-        <w:ind w:firstLine="0"/>
-        <w:jc w:val="center"/>
-      </w:pPr>
-      <w:r>
-        <w:rPr>
-          <w:rFonts w:ascii="Times New Roman" w:hAnsi="Times New Roman"/>
-          <w:i/>
-          <w:sz w:val="24"/>
-        </w:rPr>
-        <w:t>M(p₄) + M(p₈) + M(p₉) = 2</w:t>
-      </w:r>
-      <w:r>
-        <w:rPr>
           <w:rFonts w:ascii="Times New Roman" w:hAnsi="Times New Roman"/>
           <w:sz w:val="24"/>
         </w:rPr>
@@ -1247,7 +3094,7 @@
           <w:i w:val="0"/>
           <w:sz w:val="24"/>
         </w:rPr>
-        <w:t>Теперь обе подсистемы могут использовать GPU одновременно. Конфликт устраняется, и время цикла определяется только длительностью процессов: T_eff = max(16, 19) = 19 ед. вр. Ускорение:</w:t>
+        <w:t>За один период робот совершает два шага (по одному на группу), каждый длиной l = 60 мм. Скорость перемещения:</w:t>
       </w:r>
     </w:p>
     <w:p>
@@ -1257,14 +3104,16 @@
       </w:pPr>
       <w:r>
         <w:rPr>
+          <w:rFonts w:ascii="Times New Roman" w:hAnsi="Times New Roman" w:cs="Times New Roman" w:eastAsia="Times New Roman"/>
           <w:rFonts w:ascii="Times New Roman" w:hAnsi="Times New Roman"/>
           <w:i/>
           <w:sz w:val="24"/>
         </w:rPr>
-        <w:t>S = T_old / T_new = 29 / 19 ≈ 1,53</w:t>
+        <w:t>V = 2l / T = 2 × 60 / 600 = 0,2 мм/мс = 200 мм/с</w:t>
       </w:r>
       <w:r>
         <w:rPr>
+          <w:rFonts w:ascii="Times New Roman" w:hAnsi="Times New Roman" w:cs="Times New Roman" w:eastAsia="Times New Roman"/>
           <w:rFonts w:ascii="Times New Roman" w:hAnsi="Times New Roman"/>
           <w:sz w:val="24"/>
         </w:rPr>
@@ -1281,7 +3130,147 @@
           <w:i w:val="0"/>
           <w:sz w:val="24"/>
         </w:rPr>
-        <w:t>Добавление второго GPU повышает производительность на 53 %. Однако при этом инвариант (13) допускает M(p₄) + M(p₈) ≤ 2, то есть свойство взаимного исключения ослабляется — оба процесса могут работать с GPU одновременно, что и является целью оптимизации, но требует соответствующей аппаратной поддержки [9].</w:t>
+        <w:t>Это согласуется с типичными значениями для гексаподов данного класса: 150–300 мм/с при триподной походке [9].</w:t>
+      </w:r>
+    </w:p>
+    <w:p>
+      <w:pPr>
+        <w:spacing w:after="120" w:before="240"/>
+        <w:ind w:firstLine="0"/>
+      </w:pPr>
+      <w:r>
+        <w:rPr>
+          <w:rFonts w:ascii="Times New Roman" w:hAnsi="Times New Roman" w:cs="Times New Roman" w:eastAsia="Times New Roman"/>
+          <w:rFonts w:ascii="Times New Roman" w:hAnsi="Times New Roman"/>
+          <w:b/>
+          <w:i w:val="0"/>
+          <w:sz w:val="24"/>
+        </w:rPr>
+        <w:t>5.3. Узкое место</w:t>
+      </w:r>
+    </w:p>
+    <w:p>
+      <w:r>
+        <w:rPr>
+          <w:rFonts w:ascii="Times New Roman" w:hAnsi="Times New Roman" w:cs="Times New Roman" w:eastAsia="Times New Roman"/>
+          <w:rFonts w:ascii="Times New Roman" w:hAnsi="Times New Roman"/>
+          <w:b w:val="0"/>
+          <w:i w:val="0"/>
+          <w:sz w:val="24"/>
+        </w:rPr>
+        <w:t>Фаза переноса (t₂ и t₅) занимает 200 мс из 300 мс полуцикла — 67 % времени. Фазы отрыва и приземления (по 50 мс каждая) суммарно составляют 100 мс. Таким образом, узким местом является именно перенос ног — скорость работы сервоприводов при перемещении ног на заданное расстояние.</w:t>
+      </w:r>
+    </w:p>
+    <w:p>
+      <w:r>
+        <w:rPr>
+          <w:rFonts w:ascii="Times New Roman" w:hAnsi="Times New Roman" w:cs="Times New Roman" w:eastAsia="Times New Roman"/>
+          <w:rFonts w:ascii="Times New Roman" w:hAnsi="Times New Roman"/>
+          <w:b w:val="0"/>
+          <w:i w:val="0"/>
+          <w:sz w:val="24"/>
+        </w:rPr>
+        <w:t>Это соответствует инженерной интуиции: для увеличения скорости походки в первую очередь следует сокращать время переноса (более быстрые сервоприводы или меньшая амплитуда шага), а не время отрыва/приземления.</w:t>
+      </w:r>
+    </w:p>
+    <w:p>
+      <w:pPr>
+        <w:spacing w:after="120" w:before="240"/>
+        <w:ind w:firstLine="0"/>
+      </w:pPr>
+      <w:r>
+        <w:rPr>
+          <w:rFonts w:ascii="Times New Roman" w:hAnsi="Times New Roman" w:cs="Times New Roman" w:eastAsia="Times New Roman"/>
+          <w:rFonts w:ascii="Times New Roman" w:hAnsi="Times New Roman"/>
+          <w:b/>
+          <w:i w:val="0"/>
+          <w:sz w:val="24"/>
+        </w:rPr>
+        <w:t>5.4. Оценка эффекта модернизации</w:t>
+      </w:r>
+    </w:p>
+    <w:p>
+      <w:r>
+        <w:rPr>
+          <w:rFonts w:ascii="Times New Roman" w:hAnsi="Times New Roman" w:cs="Times New Roman" w:eastAsia="Times New Roman"/>
+          <w:rFonts w:ascii="Times New Roman" w:hAnsi="Times New Roman"/>
+          <w:b w:val="0"/>
+          <w:i w:val="0"/>
+          <w:sz w:val="24"/>
+        </w:rPr>
+        <w:t>Рассмотрим замену сервоприводов на более быстрые, сокращающие время переноса на 25 %: d(t₂) = d(t₅) = 150 мс вместо 200 мс. Новый период походки:</w:t>
+      </w:r>
+    </w:p>
+    <w:p>
+      <w:pPr>
+        <w:ind w:firstLine="0"/>
+        <w:jc w:val="center"/>
+      </w:pPr>
+      <w:r>
+        <w:rPr>
+          <w:rFonts w:ascii="Times New Roman" w:hAnsi="Times New Roman" w:cs="Times New Roman" w:eastAsia="Times New Roman"/>
+          <w:rFonts w:ascii="Times New Roman" w:hAnsi="Times New Roman"/>
+          <w:i/>
+          <w:sz w:val="24"/>
+        </w:rPr>
+        <w:t>T' = 2 × (50 + 150 + 50) = 500 мс</w:t>
+      </w:r>
+      <w:r>
+        <w:rPr>
+          <w:rFonts w:ascii="Times New Roman" w:hAnsi="Times New Roman" w:cs="Times New Roman" w:eastAsia="Times New Roman"/>
+          <w:rFonts w:ascii="Times New Roman" w:hAnsi="Times New Roman"/>
+          <w:sz w:val="24"/>
+        </w:rPr>
+        <w:tab/>
+        <w:t>(15)</w:t>
+      </w:r>
+    </w:p>
+    <w:p>
+      <w:r>
+        <w:rPr>
+          <w:rFonts w:ascii="Times New Roman" w:hAnsi="Times New Roman" w:cs="Times New Roman" w:eastAsia="Times New Roman"/>
+          <w:rFonts w:ascii="Times New Roman" w:hAnsi="Times New Roman"/>
+          <w:b w:val="0"/>
+          <w:i w:val="0"/>
+          <w:sz w:val="24"/>
+        </w:rPr>
+        <w:t>Новая скорость:</w:t>
+      </w:r>
+    </w:p>
+    <w:p>
+      <w:pPr>
+        <w:ind w:firstLine="0"/>
+        <w:jc w:val="center"/>
+      </w:pPr>
+      <w:r>
+        <w:rPr>
+          <w:rFonts w:ascii="Times New Roman" w:hAnsi="Times New Roman" w:cs="Times New Roman" w:eastAsia="Times New Roman"/>
+          <w:rFonts w:ascii="Times New Roman" w:hAnsi="Times New Roman"/>
+          <w:i/>
+          <w:sz w:val="24"/>
+        </w:rPr>
+        <w:t>V' = 2 × 60 / 500 = 240 мм/с</w:t>
+      </w:r>
+      <w:r>
+        <w:rPr>
+          <w:rFonts w:ascii="Times New Roman" w:hAnsi="Times New Roman" w:cs="Times New Roman" w:eastAsia="Times New Roman"/>
+          <w:rFonts w:ascii="Times New Roman" w:hAnsi="Times New Roman"/>
+          <w:sz w:val="24"/>
+        </w:rPr>
+        <w:tab/>
+        <w:t>(16)</w:t>
+      </w:r>
+    </w:p>
+    <w:p>
+      <w:r>
+        <w:rPr>
+          <w:rFonts w:ascii="Times New Roman" w:hAnsi="Times New Roman" w:cs="Times New Roman" w:eastAsia="Times New Roman"/>
+          <w:rFonts w:ascii="Times New Roman" w:hAnsi="Times New Roman"/>
+          <w:b w:val="0"/>
+          <w:i w:val="0"/>
+          <w:sz w:val="24"/>
+        </w:rPr>
+        <w:t>Ускорение составляет 240/200 = 1,2, то есть прирост скорости на 20 %. При этом затрачено на 25 % меньше времени на перенос, но итоговое ускорение — лишь 20 %, поскольку фиксированные фазы отрыва и приземления «разбавляют» эффект. Подобные количественные оценки позволяют обоснованно выбирать компоненты на этапе проектирования, не прибегая к физическому прототипированию.</w:t>
       </w:r>
     </w:p>
     <w:p>
@@ -1309,7 +3298,7 @@
           <w:i w:val="0"/>
           <w:sz w:val="24"/>
         </w:rPr>
-        <w:t>В работе построена формальная модель высокоуровневого управления мобильным роботом с двумя параллельными подсистемами и общим вычислительным ресурсом на основе аппарата сетей Петри. Проведён структурный анализ модели:</w:t>
+        <w:t>В работе построена формальная модель координации триподной походки шестиногого робота на основе аппарата сетей Петри. Модель включает семь позиций и шесть переходов, описывающих чередование фаз переноса и опоры двух групп ног с ограничением статической устойчивости.</w:t>
       </w:r>
     </w:p>
     <w:p>
@@ -1321,7 +3310,7 @@
           <w:i w:val="0"/>
           <w:sz w:val="24"/>
         </w:rPr>
-        <w:t>— методом S-инвариантов формально доказано взаимное исключение при доступе к GPU (формула 11);</w:t>
+        <w:t>Основные результаты:</w:t>
       </w:r>
     </w:p>
     <w:p>
@@ -1333,7 +3322,7 @@
           <w:i w:val="0"/>
           <w:sz w:val="24"/>
         </w:rPr>
-        <w:t>— показана живость и 1-ограниченность сети, что гарантирует отсутствие тупиковых ситуаций и конечность пространства состояний;</w:t>
+        <w:t>1) Методом S-инвариантов формально доказано свойство взаимного исключения: обе группы ног не могут одновременно находиться в фазе переноса (неравенство 12), что гарантирует статическую устойчивость робота — не менее трёх ног в контакте с поверхностью в любой момент времени.</w:t>
       </w:r>
     </w:p>
     <w:p>
@@ -1345,7 +3334,7 @@
           <w:i w:val="0"/>
           <w:sz w:val="24"/>
         </w:rPr>
-        <w:t>— выполнен темпоральный анализ с детерминированными задержками, определено узкое место (обработка облака точек, 10 ед. вр.) и показано, что добавление второго GPU ускоряет систему на 53 %.</w:t>
+        <w:t>2) Показана живость и 1-ограниченность сети, что исключает тупиковые ситуации и гарантирует корректную работу алгоритма при любой последовательности событий.</w:t>
       </w:r>
     </w:p>
     <w:p>
@@ -1357,7 +3346,19 @@
           <w:i w:val="0"/>
           <w:sz w:val="24"/>
         </w:rPr>
-        <w:t>Предложенный подход позволяет на этапе проектирования выявлять потенциальные проблемы параллельного взаимодействия и количественно оценивать эффект конструктивных решений. Направлением дальнейшей работы является расширение модели стохастическими задержками для учёта вариативности времени сканирования и применение обобщённых стохастических сетей Петри (GSPN) [10].</w:t>
+        <w:t>3) Темпоральный анализ позволил определить период триподной походки (600 мс), скорость перемещения (200 мм/с) и узкое место (фаза переноса — 67 % времени цикла). Оценка модернизации показала, что замена сервоприводов с сокращением времени переноса на 25 % даёт прирост скорости на 20 %.</w:t>
+      </w:r>
+    </w:p>
+    <w:p>
+      <w:r>
+        <w:rPr>
+          <w:rFonts w:ascii="Times New Roman" w:hAnsi="Times New Roman" w:cs="Times New Roman" w:eastAsia="Times New Roman"/>
+          <w:rFonts w:ascii="Times New Roman" w:hAnsi="Times New Roman"/>
+          <w:b w:val="0"/>
+          <w:i w:val="0"/>
+          <w:sz w:val="24"/>
+        </w:rPr>
+        <w:t>Предложенный подход может быть расширен на другие типы походок (волновая, рысь) путём изменения структуры сети и перераспределения токенов мьютекса. Направлением дальнейшей работы является применение стохастических сетей Петри для учёта вариативности времени срабатывания сервоприводов и неровностей поверхности [10].</w:t>
       </w:r>
     </w:p>
     <w:p>
@@ -1388,7 +3389,7 @@
           <w:i w:val="0"/>
           <w:sz w:val="24"/>
         </w:rPr>
-        <w:t>1. Lee E. A., Seshia S. A. Introduction to Embedded Systems: A Cyber-Physical Systems Approach. — 2nd ed. — MIT Press, 2017. — 568 p.</w:t>
+        <w:t>1. Siciliano B., Khatib O. (eds.) Springer Handbook of Robotics. — 2nd ed. — Springer, 2016. — 2228 p.</w:t>
       </w:r>
     </w:p>
     <w:p>
@@ -1403,7 +3404,7 @@
           <w:i w:val="0"/>
           <w:sz w:val="24"/>
         </w:rPr>
-        <w:t>2. Hopcroft J. E., Motwani R., Ullman J. D. Introduction to Automata Theory, Languages, and Computation. — 3rd ed. — Pearson, 2006. — 535 p.</w:t>
+        <w:t>2. Belter D., Skrzypczyński P. A biologically inspired approach to feasible gait learning for a hexapod robot // Applied Mathematics and Computer Science. — 2010. — Vol. 20, No. 1. — P. 69–84.</w:t>
       </w:r>
     </w:p>
     <w:p>
@@ -1418,7 +3419,7 @@
           <w:i w:val="0"/>
           <w:sz w:val="24"/>
         </w:rPr>
-        <w:t>3. Petri C. A. Kommunikation mit Automaten: Dissertation. — Universität Bonn, 1962. — 128 S.</w:t>
+        <w:t>3. Lee E. A., Seshia S. A. Introduction to Embedded Systems: A Cyber-Physical Systems Approach. — 2nd ed. — MIT Press, 2017. — 568 p.</w:t>
       </w:r>
     </w:p>
     <w:p>
@@ -1433,7 +3434,7 @@
           <w:i w:val="0"/>
           <w:sz w:val="24"/>
         </w:rPr>
-        <w:t>4. Murata T. Petri Nets: Properties, Analysis and Applications // Proceedings of the IEEE. — 1989. — Vol. 77, No. 4. — P. 541–580.</w:t>
+        <w:t>4. Hopcroft J. E., Motwani R., Ullman J. D. Introduction to Automata Theory, Languages, and Computation. — 3rd ed. — Pearson, 2006. — 535 p.</w:t>
       </w:r>
     </w:p>
     <w:p>
@@ -1448,7 +3449,7 @@
           <w:i w:val="0"/>
           <w:sz w:val="24"/>
         </w:rPr>
-        <w:t>5. Silva M., Teruel E., Colom J. M. Linear Algebraic and Linear Programming Techniques for the Analysis of Place/Transition Net Systems // Lectures on Petri Nets I: Basic Models. — Springer, 1998. — P. 309–373.</w:t>
+        <w:t>5. Petri C. A. Kommunikation mit Automaten: Dissertation. — Universität Bonn, 1962. — 128 S.</w:t>
       </w:r>
     </w:p>
     <w:p>
@@ -1463,7 +3464,7 @@
           <w:i w:val="0"/>
           <w:sz w:val="24"/>
         </w:rPr>
-        <w:t>6. Ramchandani C. Analysis of Asynchronous Concurrent Systems by Timed Petri Nets: Technical Report MAC-TR-120. — MIT, 1974. — 106 p.</w:t>
+        <w:t>6. Murata T. Petri Nets: Properties, Analysis and Applications // Proceedings of the IEEE. — 1989. — Vol. 77, No. 4. — P. 541–580.</w:t>
       </w:r>
     </w:p>
     <w:p>
@@ -1478,7 +3479,7 @@
           <w:i w:val="0"/>
           <w:sz w:val="24"/>
         </w:rPr>
-        <w:t>7. Costelha H., Lima P. Robot Task Plan Representation by Petri Nets: Modelling, Identification, Analysis and Execution // Autonomous Robots. — 2012. — Vol. 33, No. 4. — P. 337–360.</w:t>
+        <w:t>7. Silva M., Teruel E., Colom J. M. Linear Algebraic and Linear Programming Techniques for the Analysis of Place/Transition Net Systems // Lectures on Petri Nets I: Basic Models. — Springer, 1998. — P. 309–373.</w:t>
       </w:r>
     </w:p>
     <w:p>
@@ -1493,7 +3494,7 @@
           <w:i w:val="0"/>
           <w:sz w:val="24"/>
         </w:rPr>
-        <w:t>8. Ziparo V. A., Iocchi L. Petri Net Plans: A Framework for Collaboration and Coordination in Multi-Robot Systems // Autonomous Agents and Multi-Agent Systems. — 2011. — Vol. 22, No. 3. — P. 498–531.</w:t>
+        <w:t>8. Ramchandani C. Analysis of Asynchronous Concurrent Systems by Timed Petri Nets: Technical Report MAC-TR-120. — MIT, 1974. — 106 p.</w:t>
       </w:r>
     </w:p>
     <w:p>
@@ -1508,7 +3509,7 @@
           <w:i w:val="0"/>
           <w:sz w:val="24"/>
         </w:rPr>
-        <w:t>9. Гуров В. С., Чугунов В. С. Моделирование процессов управления роботами на основе сетей Петри // Мехатроника, автоматизация, управление. — 2018. — Т. 19, № 5. — С. 312–319.</w:t>
+        <w:t>9. Спирин Н. А., Лавров В. В. Управление движением многоногих шагающих роботов // Мехатроника, автоматизация, управление. — 2019. — Т. 20, № 7. — С. 430–438.</w:t>
       </w:r>
     </w:p>
     <w:p>
@@ -1554,9 +3555,9 @@
           <w:i w:val="0"/>
           <w:sz w:val="24"/>
         </w:rPr>
-        <w:t>MODELING OF PARALLEL PROCESSES</w:t>
+        <w:t>FORMAL VERIFICATION OF HEXAPOD ROBOT</w:t>
         <w:br/>
-        <w:t>IN A ROBOTIC SYSTEM USING PETRI NETS</w:t>
+        <w:t>GAIT COORDINATION USING PETRI NETS</w:t>
       </w:r>
     </w:p>
     <w:p>
@@ -1614,7 +3615,7 @@
           <w:i w:val="0"/>
           <w:sz w:val="24"/>
         </w:rPr>
-        <w:t>The paper addresses the problem of formal modeling of high-level control of a robotic system using Petri nets. The necessity of applying formal methods for verification of parallel processes in robotics is substantiated. A model of a mobile robot with two parallel subsystems — motion and sensing — interacting through a shared resource is proposed. The model is analyzed using S-invariants: mutual exclusion for the shared resource access and absence of deadlocks are formally proven. Temporal analysis with deterministic delays is performed, identifying system throughput and the bottleneck. It is shown that adding a parallel resource improves performance by 53%. The results can be applied to the design of autonomous robot control systems.</w:t>
+        <w:t>The paper addresses formal verification of the tripod gait coordination algorithm for a hexapod walking robot using Petri nets. The robot's six legs are divided into two groups of three, alternating between swing and stance phases. A Petri net model is constructed that enforces static stability: at least three legs must maintain ground contact at all times. Using S-invariants, mutual exclusion of swing phases is formally proven (simultaneous lift-off of both groups is impossible), and the absence of deadlocks is demonstrated. Temporal analysis with deterministic delays determines the gait cycle time (600 ms), maximum locomotion speed (200 mm/s), and the bottleneck (swing phase — 67% of cycle time). It is shown that replacing servos to reduce swing time by 25% yields a 20% speed improvement. The results are applicable to the design of autonomous legged robot control systems.</w:t>
       </w:r>
     </w:p>
     <w:p>
@@ -1639,7 +3640,7 @@
           <w:i w:val="0"/>
           <w:sz w:val="24"/>
         </w:rPr>
-        <w:t>Petri nets, robotics, parallel processes, formal verification, S-invariants, mutual exclusion, temporal analysis, throughput, high-level control, deadlock</w:t>
+        <w:t>Petri nets, walking robot, hexapod, tripod gait, formal verification, S-invariants, gait coordination, static stability, temporal analysis, mutual exclusion</w:t>
       </w:r>
     </w:p>
     <w:p>

--- a/article/Романов.docx
+++ b/article/Романов.docx
@@ -50,7 +50,23 @@
           <w:i w:val="0"/>
           <w:sz w:val="24"/>
         </w:rPr>
-        <w:t>В. П. Романов</w:t>
+        <w:t>В.П. Романов</w:t>
+      </w:r>
+    </w:p>
+    <w:p>
+      <w:pPr>
+        <w:ind w:firstLine="0"/>
+        <w:jc w:val="center"/>
+      </w:pPr>
+      <w:r>
+        <w:rPr>
+          <w:rFonts w:ascii="Times New Roman" w:hAnsi="Times New Roman" w:cs="Times New Roman" w:eastAsia="Times New Roman"/>
+          <w:rFonts w:ascii="Times New Roman" w:hAnsi="Times New Roman"/>
+          <w:b w:val="0"/>
+          <w:i/>
+          <w:sz w:val="24"/>
+        </w:rPr>
+        <w:t>romanov.vp@student.bmstu.ru</w:t>
       </w:r>
     </w:p>
     <w:p>
@@ -67,7 +83,7 @@
           <w:i/>
           <w:sz w:val="24"/>
         </w:rPr>
-        <w:t>МГТУ им. Н. Э. Баумана, Москва, Российская Федерация</w:t>
+        <w:t>МГТУ им. Н.Э. Баумана, Москва, Российская Федерация</w:t>
       </w:r>
     </w:p>
     <w:p>
@@ -92,7 +108,7 @@
           <w:i w:val="0"/>
           <w:sz w:val="24"/>
         </w:rPr>
-        <w:t>Рассматривается задача формальной верификации алгоритма триподной походки шестиногого шагающего робота (гексапода) с использованием аппарата сетей Петри. Шесть ног робота разделены на две группы по три ноги, поочерёдно выполняющие фазы переноса и опоры. Построена сеть Петри, моделирующая координацию групп ног с ограничением статической устойчивости: в каждый момент времени не менее трёх ног должны находиться в контакте с поверхностью. Методом S-инвариантов формально доказаны взаимное исключение фаз переноса (одновременный отрыв обеих групп невозможен) и отсутствие тупиковых ситуаций. Выполнен темпоральный анализ с детерминированными задержками: определены время цикла походки, максимальная скорость перемещения и узкое место. Показано, что применение сервоприводов с уменьшенным временем переноса на 25 % сокращает период походки на 17 % и увеличивает скорость робота со 100 до 120 мм/с.</w:t>
+        <w:t>Рассматривается задача формальной верификации алгоритма триподной походки шестиногого шагающего робота (гексапода) с использованием аппарата сетей Петри. Шесть ног робота разделены на две группы по три ноги, поочерёдно выполняющие фазы переноса и опоры. Построена сеть Петри, моделирующая координацию групп ног с ограничением статической устойчивости: в каждый момент времени не менее трёх ног должны находиться в контакте с поверхностью. Методом S-инвариантов формально доказаны взаимное исключение фаз переноса (одновременный отрыв обеих групп невозможен) и отсутствие тупиковых ситуаций. Выполнен темпоральный анализ с детерминированными задержками: определены время цикла походки, максимальная скорость перемещения и узкое место. Показано, что применение сервоприводов с уменьшенным временем переноса на 25 % сокращает период походки на 17 % и увеличивает скорость робота со 200 до 240 мм/с.</w:t>
       </w:r>
     </w:p>
     <w:p>
@@ -145,7 +161,7 @@
           <w:i w:val="0"/>
           <w:sz w:val="24"/>
         </w:rPr>
-        <w:t>Шестиногие шагающие роботы (гексаподы) обладают высокой проходимостью и статической устойчивостью, что делает их перспективными для работы в неструктурированных средах: пересечённая местность, аварийные здания, трубопроводы [1]. Ключевой задачей при разработке гексапода является координация шести ног — алгоритм походки, который определяет, какие ноги в какой момент отрываются от поверхности и переносятся вперёд.</w:t>
+        <w:t>Шестиногие шагающие роботы (гексаподы) обладают высокой проходимостью и статической устойчивостью, что делает их перспективными для работы в неструктурированных средах: пересечённая местность, аварийные здания, трубопроводы [1]. Ключевой задачей при разработке гексапода является координация шести ног — алгоритм походки, который определяет, какие ноги в какой момент отрываются от поверхности и переносятся вперёд.</w:t>
       </w:r>
     </w:p>
     <w:p>
@@ -157,7 +173,7 @@
           <w:i w:val="0"/>
           <w:sz w:val="24"/>
         </w:rPr>
-        <w:t>Наиболее распространённая походка гексапода — триподная (tripod gait): шесть ног разделены на две группы по три (1-3-5 и 2-4-6), которые поочерёдно выполняют фазы переноса и опоры [2]. Триподная походка обеспечивает максимальную скорость при гарантированной статической устойчивости: три опорные ноги всегда образуют треугольник, внутри которого находится проекция центра масс робота.</w:t>
+        <w:t>Наиболее распространённая походка гексапода — триподная (tripod gait): шесть ног разделены на две группы по три (1-3-5 и 2-4-6), которые поочерёдно выполняют фазы переноса и опоры [2]. Триподная походка обеспечивает максимальную скорость при гарантированной статической устойчивости: три опорные ноги всегда образуют треугольник, внутри которого находится проекция центра масс робота.</w:t>
       </w:r>
     </w:p>
     <w:p>
@@ -181,7 +197,7 @@
           <w:i w:val="0"/>
           <w:sz w:val="24"/>
         </w:rPr>
-        <w:t>Конечные автоматы (FSM), традиционно используемые для описания логики управления, плохо приспособлены к моделированию параллелизма: два процесса с N и M состояниями порождают N × M комбинаций. Для шести ног даже при двух состояниях на ногу (опора/перенос) это 2⁶ = 64 состояния, а при более детальном описании — сотни и тысячи [4].</w:t>
+        <w:t>Конечные автоматы (FSM), традиционно используемые для описания логики управления, плохо приспособлены к моделированию параллелизма: два процесса с N и M состояниями порождают N × M комбинаций. Для шести ног даже при двух состояниях на ногу (опора/перенос) это 2⁶ = 64 состояния, а при более детальном описании — сотни и тысячи [4].</w:t>
       </w:r>
     </w:p>
     <w:p>
@@ -193,7 +209,7 @@
           <w:i w:val="0"/>
           <w:sz w:val="24"/>
         </w:rPr>
-        <w:t>Сети Петри, предложенные К. А. Петри в 1962 г. [5], позволяют моделировать параллельные процессы без комбинаторного взрыва. Математический аппарат сетей Петри (матричное представление, S-инварианты, дерево достижимости) даёт возможность формально доказывать свойства системы: отсутствие тупиков, ограниченность, взаимное исключение [6].</w:t>
+        <w:t>Сети Петри, предложенные К.А. Петри в 1962 г. [5], позволяют моделировать параллельные процессы без комбинаторного взрыва. Математический аппарат сетей Петри (матричное представление, S-инварианты, дерево достижимости) даёт возможность формально доказывать свойства системы: отсутствие тупиков, ограниченность, взаимное исключение [6].</w:t>
       </w:r>
     </w:p>
     <w:p>
@@ -257,15 +273,19 @@
         <w:ind w:firstLine="0"/>
         <w:jc w:val="center"/>
       </w:pPr>
-      <w:r>
-        <w:rPr>
-          <w:rFonts w:ascii="Times New Roman" w:hAnsi="Times New Roman" w:cs="Times New Roman" w:eastAsia="Times New Roman"/>
-          <w:rFonts w:ascii="Times New Roman" w:hAnsi="Times New Roman"/>
-          <w:i/>
-          <w:sz w:val="24"/>
-        </w:rPr>
-        <w:t>PN = (P, T, F, M₀)</w:t>
-      </w:r>
+      <m:oMathPara>
+        <m:oMath>
+          <m:r>
+            <m:rPr>
+              <m:sty m:val="p"/>
+            </m:rPr>
+            <w:rPr>
+              <w:rFonts w:ascii="Cambria Math" w:hAnsi="Cambria Math"/>
+            </w:rPr>
+            <m:t>PN=(P, T, F, M₀)</m:t>
+          </m:r>
+        </m:oMath>
+      </m:oMathPara>
       <w:r>
         <w:rPr>
           <w:rFonts w:ascii="Times New Roman" w:hAnsi="Times New Roman" w:cs="Times New Roman" w:eastAsia="Times New Roman"/>
@@ -285,7 +305,7 @@
           <w:i w:val="0"/>
           <w:sz w:val="24"/>
         </w:rPr>
-        <w:t>где P = {p₁, p₂, …, pₘ} — конечное множество позиций (мест), моделирующих условия или состояния; T = {t₁, t₂, …, tₙ} — конечное множество переходов, моделирующих события; F ⊆ (P × T) ∪ (T × P) — множество направленных дуг; M₀: P → ℕ — начальная маркировка, определяющая распределение токенов по позициям.</w:t>
+        <w:t>где P = {p₁, p₂, …, pₘ} — конечное множество позиций (мест), моделирующих условия или состояния; T = {t₁, t₂, …, tₙ} — конечное множество переходов, моделирующих события; F ⊆ (P × T) ∪ (T × P) — множество направленных дуг; M₀: P → ℕ — начальная маркировка, определяющая распределение токенов по позициям.</w:t>
       </w:r>
     </w:p>
     <w:p>
@@ -321,15 +341,19 @@
         <w:ind w:firstLine="0"/>
         <w:jc w:val="center"/>
       </w:pPr>
-      <w:r>
-        <w:rPr>
-          <w:rFonts w:ascii="Times New Roman" w:hAnsi="Times New Roman" w:cs="Times New Roman" w:eastAsia="Times New Roman"/>
-          <w:rFonts w:ascii="Times New Roman" w:hAnsi="Times New Roman"/>
-          <w:i/>
-          <w:sz w:val="24"/>
-        </w:rPr>
-        <w:t>M'(p) = M(p) − W(p, t) + W(t, p)</w:t>
-      </w:r>
+      <m:oMathPara>
+        <m:oMath>
+          <m:r>
+            <m:rPr>
+              <m:sty m:val="p"/>
+            </m:rPr>
+            <w:rPr>
+              <w:rFonts w:ascii="Cambria Math" w:hAnsi="Cambria Math"/>
+            </w:rPr>
+            <m:t>M'(p) = M(p) − W(p, t) + W(t, p)</m:t>
+          </m:r>
+        </m:oMath>
+      </m:oMathPara>
       <w:r>
         <w:rPr>
           <w:rFonts w:ascii="Times New Roman" w:hAnsi="Times New Roman" w:cs="Times New Roman" w:eastAsia="Times New Roman"/>
@@ -349,7 +373,7 @@
           <w:i w:val="0"/>
           <w:sz w:val="24"/>
         </w:rPr>
-        <w:t>где W(p, t) — вес дуги из позиции в переход, W(t, p) — вес дуги из перехода в позицию.</w:t>
+        <w:t>где W(p, t) — вес дуги из позиции в переход, W(t, p) — вес дуги из перехода в позицию.</w:t>
       </w:r>
     </w:p>
     <w:p>
@@ -385,15 +409,19 @@
         <w:ind w:firstLine="0"/>
         <w:jc w:val="center"/>
       </w:pPr>
-      <w:r>
-        <w:rPr>
-          <w:rFonts w:ascii="Times New Roman" w:hAnsi="Times New Roman" w:cs="Times New Roman" w:eastAsia="Times New Roman"/>
-          <w:rFonts w:ascii="Times New Roman" w:hAnsi="Times New Roman"/>
-          <w:i/>
-          <w:sz w:val="24"/>
-        </w:rPr>
-        <w:t>C = C⁺ − C⁻</w:t>
-      </w:r>
+      <m:oMathPara>
+        <m:oMath>
+          <m:r>
+            <m:rPr>
+              <m:sty m:val="p"/>
+            </m:rPr>
+            <w:rPr>
+              <w:rFonts w:ascii="Cambria Math" w:hAnsi="Cambria Math"/>
+            </w:rPr>
+            <m:t>C = C⁺ − C⁻</m:t>
+          </m:r>
+        </m:oMath>
+      </m:oMathPara>
       <w:r>
         <w:rPr>
           <w:rFonts w:ascii="Times New Roman" w:hAnsi="Times New Roman" w:cs="Times New Roman" w:eastAsia="Times New Roman"/>
@@ -421,15 +449,19 @@
         <w:ind w:firstLine="0"/>
         <w:jc w:val="center"/>
       </w:pPr>
-      <w:r>
-        <w:rPr>
-          <w:rFonts w:ascii="Times New Roman" w:hAnsi="Times New Roman" w:cs="Times New Roman" w:eastAsia="Times New Roman"/>
-          <w:rFonts w:ascii="Times New Roman" w:hAnsi="Times New Roman"/>
-          <w:i/>
-          <w:sz w:val="24"/>
-        </w:rPr>
-        <w:t>M = M₀ + C · σ</w:t>
-      </w:r>
+      <m:oMathPara>
+        <m:oMath>
+          <m:r>
+            <m:rPr>
+              <m:sty m:val="p"/>
+            </m:rPr>
+            <w:rPr>
+              <w:rFonts w:ascii="Cambria Math" w:hAnsi="Cambria Math"/>
+            </w:rPr>
+            <m:t>M = M₀ + C · σ</m:t>
+          </m:r>
+        </m:oMath>
+      </m:oMathPara>
       <w:r>
         <w:rPr>
           <w:rFonts w:ascii="Times New Roman" w:hAnsi="Times New Roman" w:cs="Times New Roman" w:eastAsia="Times New Roman"/>
@@ -449,7 +481,7 @@
           <w:i w:val="0"/>
           <w:sz w:val="24"/>
         </w:rPr>
-        <w:t>Вектор x ∈ ℤᵐ называется S-инвариантом, если xᵀ · C = 0. Для любой достижимой маркировки M справедливо сохраняющееся соотношение [7]:</w:t>
+        <w:t>Вектор x ∈ ℤᵐ называется S-инвариантом, если xᵀ · C = 0. Для любой достижимой маркировки M справедливо [7]:</w:t>
       </w:r>
     </w:p>
     <w:p>
@@ -457,15 +489,19 @@
         <w:ind w:firstLine="0"/>
         <w:jc w:val="center"/>
       </w:pPr>
-      <w:r>
-        <w:rPr>
-          <w:rFonts w:ascii="Times New Roman" w:hAnsi="Times New Roman" w:cs="Times New Roman" w:eastAsia="Times New Roman"/>
-          <w:rFonts w:ascii="Times New Roman" w:hAnsi="Times New Roman"/>
-          <w:i/>
-          <w:sz w:val="24"/>
-        </w:rPr>
-        <w:t>xᵀ · M = xᵀ · M₀ = const</w:t>
-      </w:r>
+      <m:oMathPara>
+        <m:oMath>
+          <m:r>
+            <m:rPr>
+              <m:sty m:val="p"/>
+            </m:rPr>
+            <w:rPr>
+              <w:rFonts w:ascii="Cambria Math" w:hAnsi="Cambria Math"/>
+            </w:rPr>
+            <m:t>xᵀ · M = xᵀ · M₀ = const</m:t>
+          </m:r>
+        </m:oMath>
+      </m:oMathPara>
       <w:r>
         <w:rPr>
           <w:rFonts w:ascii="Times New Roman" w:hAnsi="Times New Roman" w:cs="Times New Roman" w:eastAsia="Times New Roman"/>
@@ -557,7 +593,7 @@
           <w:i w:val="0"/>
           <w:sz w:val="24"/>
         </w:rPr>
-        <w:t>Рассматривается шестиногий шагающий робот (гексапод) с шестью идентичными ногами, расположенными симметрично по три с каждой стороны корпуса. Каждая нога оснащена тремя сервоприводами (тазобедренный, коленный, голеностопный) и может находиться в одном из двух режимов: опора (stance) — нога в контакте с поверхностью и несёт нагрузку, или перенос (swing) — нога поднята и перемещается вперёд.</w:t>
+        <w:t>Рассматривается шестиногий шагающий робот (гексапод) с шестью идентичными ногами, расположенными симметрично по три с каждой стороны корпуса. Каждая нога оснащена тремя сервоприводами (тазобедренный, коленный, голеностопный) и может находиться в одном из двух режимов: опора (stance) — нога в контакте с поверхностью и несёт нагрузку, или перенос (swing) — нога поднята и перемещается вперёд.</w:t>
       </w:r>
     </w:p>
     <w:p>
@@ -569,7 +605,7 @@
           <w:i w:val="0"/>
           <w:sz w:val="24"/>
         </w:rPr>
-        <w:t>При триподной походке ноги разделены на две группы: группа A (ноги 1, 3, 5) и группа B (ноги 2, 4, 6). Группы работают в противофазе: пока одна группа переносится, другая опирается. Критическое ограничение: в любой момент времени не менее трёх ног должны быть в контакте с поверхностью для обеспечения статической устойчивости [2].</w:t>
+        <w:t>При триподной походке ноги разделены на две группы: группа A (ноги 1, 3, 5) и группа B (ноги 2, 4, 6). Группы работают в противофазе: пока одна группа переносится, другая опирается. Критическое ограничение: в любой момент времени не менее трёх ног должны быть в контакте с поверхностью для обеспечения статической устойчивости [2].</w:t>
       </w:r>
     </w:p>
     <w:p>
@@ -613,6 +649,9 @@
       </w:r>
     </w:p>
     <w:p>
+      <w:pPr>
+        <w:ind w:firstLine="0"/>
+      </w:pPr>
       <w:r>
         <w:rPr>
           <w:rFonts w:ascii="Times New Roman" w:hAnsi="Times New Roman" w:cs="Times New Roman" w:eastAsia="Times New Roman"/>
@@ -621,19 +660,97 @@
           <w:i w:val="0"/>
           <w:sz w:val="24"/>
         </w:rPr>
-        <w:t>— p₁ (Готовность A) — группа A в опоре, готова к переносу;</w:t>
-        <w:br/>
-        <w:t>— p₂ (Перенос A) — группа A в воздухе, ноги перемещаются;</w:t>
-        <w:br/>
-        <w:t>— p₃ (Приземление A) — группа A устанавливает контакт;</w:t>
-        <w:br/>
-        <w:t>— p₄ (Готовность B) — группа B в опоре, готова к переносу;</w:t>
-        <w:br/>
-        <w:t>— p₅ (Перенос B) — группа B в воздухе;</w:t>
-        <w:br/>
-        <w:t>— p₆ (Приземление B) — группа B устанавливает контакт;</w:t>
-        <w:br/>
-        <w:t>— p₇ (Устойчивость) — мьютекс, гарантирующий, что не более одной группы находится в переносе одновременно.</w:t>
+        <w:t>— p₁ («Готовность A») — группа A в опоре, готова к переносу;</w:t>
+      </w:r>
+    </w:p>
+    <w:p>
+      <w:pPr>
+        <w:ind w:firstLine="0"/>
+      </w:pPr>
+      <w:r>
+        <w:rPr>
+          <w:rFonts w:ascii="Times New Roman" w:hAnsi="Times New Roman" w:cs="Times New Roman" w:eastAsia="Times New Roman"/>
+          <w:rFonts w:ascii="Times New Roman" w:hAnsi="Times New Roman"/>
+          <w:b w:val="0"/>
+          <w:i w:val="0"/>
+          <w:sz w:val="24"/>
+        </w:rPr>
+        <w:t>— p₂ («Перенос A») — группа A в воздухе, ноги перемещаются;</w:t>
+      </w:r>
+    </w:p>
+    <w:p>
+      <w:pPr>
+        <w:ind w:firstLine="0"/>
+      </w:pPr>
+      <w:r>
+        <w:rPr>
+          <w:rFonts w:ascii="Times New Roman" w:hAnsi="Times New Roman" w:cs="Times New Roman" w:eastAsia="Times New Roman"/>
+          <w:rFonts w:ascii="Times New Roman" w:hAnsi="Times New Roman"/>
+          <w:b w:val="0"/>
+          <w:i w:val="0"/>
+          <w:sz w:val="24"/>
+        </w:rPr>
+        <w:t>— p₃ («Приземление A») — группа A устанавливает контакт;</w:t>
+      </w:r>
+    </w:p>
+    <w:p>
+      <w:pPr>
+        <w:ind w:firstLine="0"/>
+      </w:pPr>
+      <w:r>
+        <w:rPr>
+          <w:rFonts w:ascii="Times New Roman" w:hAnsi="Times New Roman" w:cs="Times New Roman" w:eastAsia="Times New Roman"/>
+          <w:rFonts w:ascii="Times New Roman" w:hAnsi="Times New Roman"/>
+          <w:b w:val="0"/>
+          <w:i w:val="0"/>
+          <w:sz w:val="24"/>
+        </w:rPr>
+        <w:t>— p₄ («Готовность B») — группа B в опоре, готова к переносу;</w:t>
+      </w:r>
+    </w:p>
+    <w:p>
+      <w:pPr>
+        <w:ind w:firstLine="0"/>
+      </w:pPr>
+      <w:r>
+        <w:rPr>
+          <w:rFonts w:ascii="Times New Roman" w:hAnsi="Times New Roman" w:cs="Times New Roman" w:eastAsia="Times New Roman"/>
+          <w:rFonts w:ascii="Times New Roman" w:hAnsi="Times New Roman"/>
+          <w:b w:val="0"/>
+          <w:i w:val="0"/>
+          <w:sz w:val="24"/>
+        </w:rPr>
+        <w:t>— p₅ («Перенос B») — группа B в воздухе;</w:t>
+      </w:r>
+    </w:p>
+    <w:p>
+      <w:pPr>
+        <w:ind w:firstLine="0"/>
+      </w:pPr>
+      <w:r>
+        <w:rPr>
+          <w:rFonts w:ascii="Times New Roman" w:hAnsi="Times New Roman" w:cs="Times New Roman" w:eastAsia="Times New Roman"/>
+          <w:rFonts w:ascii="Times New Roman" w:hAnsi="Times New Roman"/>
+          <w:b w:val="0"/>
+          <w:i w:val="0"/>
+          <w:sz w:val="24"/>
+        </w:rPr>
+        <w:t>— p₆ («Приземление B») — группа B устанавливает контакт;</w:t>
+      </w:r>
+    </w:p>
+    <w:p>
+      <w:pPr>
+        <w:ind w:firstLine="0"/>
+      </w:pPr>
+      <w:r>
+        <w:rPr>
+          <w:rFonts w:ascii="Times New Roman" w:hAnsi="Times New Roman" w:cs="Times New Roman" w:eastAsia="Times New Roman"/>
+          <w:rFonts w:ascii="Times New Roman" w:hAnsi="Times New Roman"/>
+          <w:b w:val="0"/>
+          <w:i w:val="0"/>
+          <w:sz w:val="24"/>
+        </w:rPr>
+        <w:t>— p₇ («Устойчивость») — мьютекс, гарантирующий, что не более одной группы находится в переносе одновременно.</w:t>
       </w:r>
     </w:p>
     <w:p>
@@ -649,6 +766,9 @@
       </w:r>
     </w:p>
     <w:p>
+      <w:pPr>
+        <w:ind w:firstLine="0"/>
+      </w:pPr>
       <w:r>
         <w:rPr>
           <w:rFonts w:ascii="Times New Roman" w:hAnsi="Times New Roman" w:cs="Times New Roman" w:eastAsia="Times New Roman"/>
@@ -657,17 +777,82 @@
           <w:i w:val="0"/>
           <w:sz w:val="24"/>
         </w:rPr>
-        <w:t>— t₁ (Отрыв A): p₁ + p₇ → p₂ — группа A начинает перенос, захватывая токен устойчивости;</w:t>
-        <w:br/>
-        <w:t>— t₂ (Перенос A завершён): p₂ → p₃ — ноги группы A достигли целевых позиций;</w:t>
-        <w:br/>
-        <w:t>— t₃ (Контакт A): p₃ → p₁ + p₇ — группа A установила контакт, токен устойчивости освобождён;</w:t>
-        <w:br/>
-        <w:t>— t₄ (Отрыв B): p₄ + p₇ → p₅;</w:t>
-        <w:br/>
-        <w:t>— t₅ (Перенос B завершён): p₅ → p₆;</w:t>
-        <w:br/>
-        <w:t>— t₆ (Контакт B): p₆ → p₄ + p₇.</w:t>
+        <w:t>— t₁ («Отрыв A»): p₁ + p₇ → p₂ — группа A начинает перенос, захватывая токен устойчивости;</w:t>
+      </w:r>
+    </w:p>
+    <w:p>
+      <w:pPr>
+        <w:ind w:firstLine="0"/>
+      </w:pPr>
+      <w:r>
+        <w:rPr>
+          <w:rFonts w:ascii="Times New Roman" w:hAnsi="Times New Roman" w:cs="Times New Roman" w:eastAsia="Times New Roman"/>
+          <w:rFonts w:ascii="Times New Roman" w:hAnsi="Times New Roman"/>
+          <w:b w:val="0"/>
+          <w:i w:val="0"/>
+          <w:sz w:val="24"/>
+        </w:rPr>
+        <w:t>— t₂ («Перенос A завершён»): p₂ → p₃ — ноги группы A достигли целевых позиций;</w:t>
+      </w:r>
+    </w:p>
+    <w:p>
+      <w:pPr>
+        <w:ind w:firstLine="0"/>
+      </w:pPr>
+      <w:r>
+        <w:rPr>
+          <w:rFonts w:ascii="Times New Roman" w:hAnsi="Times New Roman" w:cs="Times New Roman" w:eastAsia="Times New Roman"/>
+          <w:rFonts w:ascii="Times New Roman" w:hAnsi="Times New Roman"/>
+          <w:b w:val="0"/>
+          <w:i w:val="0"/>
+          <w:sz w:val="24"/>
+        </w:rPr>
+        <w:t>— t₃ («Контакт A»): p₃ → p₁ + p₇ — группа A установила контакт, токен устойчивости освобождён;</w:t>
+      </w:r>
+    </w:p>
+    <w:p>
+      <w:pPr>
+        <w:ind w:firstLine="0"/>
+      </w:pPr>
+      <w:r>
+        <w:rPr>
+          <w:rFonts w:ascii="Times New Roman" w:hAnsi="Times New Roman" w:cs="Times New Roman" w:eastAsia="Times New Roman"/>
+          <w:rFonts w:ascii="Times New Roman" w:hAnsi="Times New Roman"/>
+          <w:b w:val="0"/>
+          <w:i w:val="0"/>
+          <w:sz w:val="24"/>
+        </w:rPr>
+        <w:t>— t₄ («Отрыв B»): p₄ + p₇ → p₅;</w:t>
+      </w:r>
+    </w:p>
+    <w:p>
+      <w:pPr>
+        <w:ind w:firstLine="0"/>
+      </w:pPr>
+      <w:r>
+        <w:rPr>
+          <w:rFonts w:ascii="Times New Roman" w:hAnsi="Times New Roman" w:cs="Times New Roman" w:eastAsia="Times New Roman"/>
+          <w:rFonts w:ascii="Times New Roman" w:hAnsi="Times New Roman"/>
+          <w:b w:val="0"/>
+          <w:i w:val="0"/>
+          <w:sz w:val="24"/>
+        </w:rPr>
+        <w:t>— t₅ («Перенос B завершён»): p₅ → p₆;</w:t>
+      </w:r>
+    </w:p>
+    <w:p>
+      <w:pPr>
+        <w:ind w:firstLine="0"/>
+      </w:pPr>
+      <w:r>
+        <w:rPr>
+          <w:rFonts w:ascii="Times New Roman" w:hAnsi="Times New Roman" w:cs="Times New Roman" w:eastAsia="Times New Roman"/>
+          <w:rFonts w:ascii="Times New Roman" w:hAnsi="Times New Roman"/>
+          <w:b w:val="0"/>
+          <w:i w:val="0"/>
+          <w:sz w:val="24"/>
+        </w:rPr>
+        <w:t>— t₆ («Контакт B»): p₆ → p₄ + p₇.</w:t>
       </w:r>
     </w:p>
     <w:p>
@@ -679,7 +864,7 @@
           <w:i w:val="0"/>
           <w:sz w:val="24"/>
         </w:rPr>
-        <w:t>Начальная маркировка: M₀ = (1, 0, 0, 1, 0, 0, 1) — обе группы готовы, токен устойчивости доступен. Из начального состояния разрешены переходы t₁ и t₄, но при срабатывании одного из них токен p₇ изымается, и второй переход блокируется до его возврата.</w:t>
+        <w:t>Начальная маркировка: M₀ = (1, 0, 0, 1, 0, 0, 1). Один токен в p₁ (группа A готова), один в p₄ (группа B готова), один в p₇ (устойчивость обеспечена). Из начального состояния разрешены переходы t₁ и t₄, но при срабатывании одного из них токен p₇ изымается, и второй переход блокируется до его возврата.</w:t>
       </w:r>
     </w:p>
     <w:p>
@@ -740,11 +925,12 @@
           <w:i w:val="0"/>
           <w:sz w:val="24"/>
         </w:rPr>
-        <w:t>Матрица инцидентности C размером 7 × 6 построена по формуле (3). Строки соответствуют позициям p₁–p₇, столбцы — переходам t₁–t₆:</w:t>
+        <w:t>Матрица инцидентности C размером 7 × 6 построена по формуле (3). Строки соответствуют позициям p₁—p₇, столбцы — переходам t₁—t₆.</w:t>
       </w:r>
     </w:p>
     <w:p>
       <w:pPr>
+        <w:spacing w:after="80" w:before="120"/>
         <w:ind w:firstLine="0"/>
         <w:jc w:val="center"/>
       </w:pPr>
@@ -752,117 +938,1171 @@
         <w:rPr>
           <w:rFonts w:ascii="Times New Roman" w:hAnsi="Times New Roman" w:cs="Times New Roman" w:eastAsia="Times New Roman"/>
           <w:rFonts w:ascii="Times New Roman" w:hAnsi="Times New Roman"/>
+          <w:b w:val="0"/>
           <w:i/>
           <w:sz w:val="24"/>
         </w:rPr>
-        <w:t xml:space="preserve">         t₁   t₂   t₃   t₄   t₅   t₆</w:t>
+        <w:t>Табл. 1. Матрица инцидентности C</w:t>
       </w:r>
     </w:p>
-    <w:p>
-      <w:pPr>
-        <w:ind w:firstLine="0"/>
-      </w:pPr>
-      <w:r>
-        <w:rPr>
-          <w:rFonts w:ascii="Times New Roman" w:hAnsi="Times New Roman" w:cs="Times New Roman" w:eastAsia="Times New Roman"/>
-          <w:rFonts w:ascii="Times New Roman" w:hAnsi="Times New Roman"/>
-          <w:b w:val="0"/>
-          <w:i w:val="0"/>
-          <w:sz w:val="20"/>
-        </w:rPr>
-        <w:t>p₁:  [ −1    0    1    0    0    0  ]</w:t>
-      </w:r>
-    </w:p>
-    <w:p>
-      <w:pPr>
-        <w:ind w:firstLine="0"/>
-      </w:pPr>
-      <w:r>
-        <w:rPr>
-          <w:rFonts w:ascii="Times New Roman" w:hAnsi="Times New Roman" w:cs="Times New Roman" w:eastAsia="Times New Roman"/>
-          <w:rFonts w:ascii="Times New Roman" w:hAnsi="Times New Roman"/>
-          <w:b w:val="0"/>
-          <w:i w:val="0"/>
-          <w:sz w:val="20"/>
-        </w:rPr>
-        <w:t>p₂:  [  1   −1    0    0    0    0  ]</w:t>
-      </w:r>
-    </w:p>
-    <w:p>
-      <w:pPr>
-        <w:ind w:firstLine="0"/>
-      </w:pPr>
-      <w:r>
-        <w:rPr>
-          <w:rFonts w:ascii="Times New Roman" w:hAnsi="Times New Roman" w:cs="Times New Roman" w:eastAsia="Times New Roman"/>
-          <w:rFonts w:ascii="Times New Roman" w:hAnsi="Times New Roman"/>
-          <w:b w:val="0"/>
-          <w:i w:val="0"/>
-          <w:sz w:val="20"/>
-        </w:rPr>
-        <w:t>p₃:  [  0    1   −1    0    0    0  ]</w:t>
-      </w:r>
-    </w:p>
-    <w:p>
-      <w:pPr>
-        <w:ind w:firstLine="0"/>
-      </w:pPr>
-      <w:r>
-        <w:rPr>
-          <w:rFonts w:ascii="Times New Roman" w:hAnsi="Times New Roman" w:cs="Times New Roman" w:eastAsia="Times New Roman"/>
-          <w:rFonts w:ascii="Times New Roman" w:hAnsi="Times New Roman"/>
-          <w:b w:val="0"/>
-          <w:i w:val="0"/>
-          <w:sz w:val="20"/>
-        </w:rPr>
-        <w:t>p₄:  [  0    0    0   −1    0    1  ]</w:t>
-      </w:r>
-    </w:p>
-    <w:p>
-      <w:pPr>
-        <w:ind w:firstLine="0"/>
-      </w:pPr>
-      <w:r>
-        <w:rPr>
-          <w:rFonts w:ascii="Times New Roman" w:hAnsi="Times New Roman" w:cs="Times New Roman" w:eastAsia="Times New Roman"/>
-          <w:rFonts w:ascii="Times New Roman" w:hAnsi="Times New Roman"/>
-          <w:b w:val="0"/>
-          <w:i w:val="0"/>
-          <w:sz w:val="20"/>
-        </w:rPr>
-        <w:t>p₅:  [  0    0    0    1   −1    0  ]</w:t>
-      </w:r>
-    </w:p>
-    <w:p>
-      <w:pPr>
-        <w:ind w:firstLine="0"/>
-      </w:pPr>
-      <w:r>
-        <w:rPr>
-          <w:rFonts w:ascii="Times New Roman" w:hAnsi="Times New Roman" w:cs="Times New Roman" w:eastAsia="Times New Roman"/>
-          <w:rFonts w:ascii="Times New Roman" w:hAnsi="Times New Roman"/>
-          <w:b w:val="0"/>
-          <w:i w:val="0"/>
-          <w:sz w:val="20"/>
-        </w:rPr>
-        <w:t>p₆:  [  0    0    0    0    1   −1  ]</w:t>
-      </w:r>
-    </w:p>
-    <w:p>
-      <w:pPr>
-        <w:ind w:firstLine="0"/>
-      </w:pPr>
-      <w:r>
-        <w:rPr>
-          <w:rFonts w:ascii="Times New Roman" w:hAnsi="Times New Roman" w:cs="Times New Roman" w:eastAsia="Times New Roman"/>
-          <w:rFonts w:ascii="Times New Roman" w:hAnsi="Times New Roman"/>
-          <w:b w:val="0"/>
-          <w:i w:val="0"/>
-          <w:sz w:val="20"/>
-        </w:rPr>
-        <w:t>p₇:  [ −1    0    1   −1    0    1  ]</w:t>
-      </w:r>
-    </w:p>
+    <w:tbl>
+      <w:tblPr>
+        <w:tblStyle w:val="TableGrid"/>
+        <w:tblW w:type="auto" w:w="0"/>
+        <w:tblLook w:firstColumn="1" w:firstRow="1" w:lastColumn="0" w:lastRow="0" w:noHBand="0" w:noVBand="1" w:val="04A0"/>
+      </w:tblPr>
+      <w:tblGrid>
+        <w:gridCol w:w="1417"/>
+        <w:gridCol w:w="1417"/>
+        <w:gridCol w:w="1417"/>
+        <w:gridCol w:w="1417"/>
+        <w:gridCol w:w="1417"/>
+        <w:gridCol w:w="1417"/>
+        <w:gridCol w:w="1417"/>
+      </w:tblGrid>
+      <w:tr>
+        <w:tc>
+          <w:tcPr>
+            <w:tcW w:type="dxa" w:w="1417"/>
+          </w:tcPr>
+          <w:p>
+            <w:pPr>
+              <w:spacing w:after="0" w:before="0"/>
+              <w:ind w:firstLine="0"/>
+            </w:pPr>
+            <w:r/>
+            <w:r>
+              <w:rPr>
+                <w:rFonts w:ascii="Times New Roman" w:hAnsi="Times New Roman" w:cs="Times New Roman" w:eastAsia="Times New Roman"/>
+                <w:rFonts w:ascii="Times New Roman" w:hAnsi="Times New Roman"/>
+                <w:b/>
+                <w:sz w:val="20"/>
+              </w:rPr>
+            </w:r>
+          </w:p>
+        </w:tc>
+        <w:tc>
+          <w:tcPr>
+            <w:tcW w:type="dxa" w:w="1417"/>
+          </w:tcPr>
+          <w:p>
+            <w:pPr>
+              <w:spacing w:after="0" w:before="0"/>
+              <w:ind w:firstLine="0"/>
+            </w:pPr>
+            <w:r/>
+            <w:r>
+              <w:rPr>
+                <w:rFonts w:ascii="Times New Roman" w:hAnsi="Times New Roman" w:cs="Times New Roman" w:eastAsia="Times New Roman"/>
+                <w:rFonts w:ascii="Times New Roman" w:hAnsi="Times New Roman"/>
+                <w:b/>
+                <w:sz w:val="20"/>
+              </w:rPr>
+              <w:t>t₁</w:t>
+            </w:r>
+          </w:p>
+        </w:tc>
+        <w:tc>
+          <w:tcPr>
+            <w:tcW w:type="dxa" w:w="1417"/>
+          </w:tcPr>
+          <w:p>
+            <w:pPr>
+              <w:spacing w:after="0" w:before="0"/>
+              <w:ind w:firstLine="0"/>
+            </w:pPr>
+            <w:r/>
+            <w:r>
+              <w:rPr>
+                <w:rFonts w:ascii="Times New Roman" w:hAnsi="Times New Roman" w:cs="Times New Roman" w:eastAsia="Times New Roman"/>
+                <w:rFonts w:ascii="Times New Roman" w:hAnsi="Times New Roman"/>
+                <w:b/>
+                <w:sz w:val="20"/>
+              </w:rPr>
+              <w:t>t₂</w:t>
+            </w:r>
+          </w:p>
+        </w:tc>
+        <w:tc>
+          <w:tcPr>
+            <w:tcW w:type="dxa" w:w="1417"/>
+          </w:tcPr>
+          <w:p>
+            <w:pPr>
+              <w:spacing w:after="0" w:before="0"/>
+              <w:ind w:firstLine="0"/>
+            </w:pPr>
+            <w:r/>
+            <w:r>
+              <w:rPr>
+                <w:rFonts w:ascii="Times New Roman" w:hAnsi="Times New Roman" w:cs="Times New Roman" w:eastAsia="Times New Roman"/>
+                <w:rFonts w:ascii="Times New Roman" w:hAnsi="Times New Roman"/>
+                <w:b/>
+                <w:sz w:val="20"/>
+              </w:rPr>
+              <w:t>t₃</w:t>
+            </w:r>
+          </w:p>
+        </w:tc>
+        <w:tc>
+          <w:tcPr>
+            <w:tcW w:type="dxa" w:w="1417"/>
+          </w:tcPr>
+          <w:p>
+            <w:pPr>
+              <w:spacing w:after="0" w:before="0"/>
+              <w:ind w:firstLine="0"/>
+            </w:pPr>
+            <w:r/>
+            <w:r>
+              <w:rPr>
+                <w:rFonts w:ascii="Times New Roman" w:hAnsi="Times New Roman" w:cs="Times New Roman" w:eastAsia="Times New Roman"/>
+                <w:rFonts w:ascii="Times New Roman" w:hAnsi="Times New Roman"/>
+                <w:b/>
+                <w:sz w:val="20"/>
+              </w:rPr>
+              <w:t>t₄</w:t>
+            </w:r>
+          </w:p>
+        </w:tc>
+        <w:tc>
+          <w:tcPr>
+            <w:tcW w:type="dxa" w:w="1417"/>
+          </w:tcPr>
+          <w:p>
+            <w:pPr>
+              <w:spacing w:after="0" w:before="0"/>
+              <w:ind w:firstLine="0"/>
+            </w:pPr>
+            <w:r/>
+            <w:r>
+              <w:rPr>
+                <w:rFonts w:ascii="Times New Roman" w:hAnsi="Times New Roman" w:cs="Times New Roman" w:eastAsia="Times New Roman"/>
+                <w:rFonts w:ascii="Times New Roman" w:hAnsi="Times New Roman"/>
+                <w:b/>
+                <w:sz w:val="20"/>
+              </w:rPr>
+              <w:t>t₅</w:t>
+            </w:r>
+          </w:p>
+        </w:tc>
+        <w:tc>
+          <w:tcPr>
+            <w:tcW w:type="dxa" w:w="1417"/>
+          </w:tcPr>
+          <w:p>
+            <w:pPr>
+              <w:spacing w:after="0" w:before="0"/>
+              <w:ind w:firstLine="0"/>
+            </w:pPr>
+            <w:r/>
+            <w:r>
+              <w:rPr>
+                <w:rFonts w:ascii="Times New Roman" w:hAnsi="Times New Roman" w:cs="Times New Roman" w:eastAsia="Times New Roman"/>
+                <w:rFonts w:ascii="Times New Roman" w:hAnsi="Times New Roman"/>
+                <w:b/>
+                <w:sz w:val="20"/>
+              </w:rPr>
+              <w:t>t₆</w:t>
+            </w:r>
+          </w:p>
+        </w:tc>
+      </w:tr>
+      <w:tr>
+        <w:tc>
+          <w:tcPr>
+            <w:tcW w:type="dxa" w:w="1417"/>
+          </w:tcPr>
+          <w:p>
+            <w:pPr>
+              <w:spacing w:after="0" w:before="0"/>
+              <w:ind w:firstLine="0"/>
+            </w:pPr>
+            <w:r/>
+            <w:r>
+              <w:rPr>
+                <w:rFonts w:ascii="Times New Roman" w:hAnsi="Times New Roman" w:cs="Times New Roman" w:eastAsia="Times New Roman"/>
+                <w:rFonts w:ascii="Times New Roman" w:hAnsi="Times New Roman"/>
+                <w:sz w:val="20"/>
+              </w:rPr>
+              <w:t>p₁</w:t>
+            </w:r>
+          </w:p>
+        </w:tc>
+        <w:tc>
+          <w:tcPr>
+            <w:tcW w:type="dxa" w:w="1417"/>
+          </w:tcPr>
+          <w:p>
+            <w:pPr>
+              <w:spacing w:after="0" w:before="0"/>
+              <w:ind w:firstLine="0"/>
+            </w:pPr>
+            <w:r/>
+            <w:r>
+              <w:rPr>
+                <w:rFonts w:ascii="Times New Roman" w:hAnsi="Times New Roman" w:cs="Times New Roman" w:eastAsia="Times New Roman"/>
+                <w:rFonts w:ascii="Times New Roman" w:hAnsi="Times New Roman"/>
+                <w:sz w:val="20"/>
+              </w:rPr>
+              <w:t>−1</w:t>
+            </w:r>
+          </w:p>
+        </w:tc>
+        <w:tc>
+          <w:tcPr>
+            <w:tcW w:type="dxa" w:w="1417"/>
+          </w:tcPr>
+          <w:p>
+            <w:pPr>
+              <w:spacing w:after="0" w:before="0"/>
+              <w:ind w:firstLine="0"/>
+            </w:pPr>
+            <w:r/>
+            <w:r>
+              <w:rPr>
+                <w:rFonts w:ascii="Times New Roman" w:hAnsi="Times New Roman" w:cs="Times New Roman" w:eastAsia="Times New Roman"/>
+                <w:rFonts w:ascii="Times New Roman" w:hAnsi="Times New Roman"/>
+                <w:sz w:val="20"/>
+              </w:rPr>
+              <w:t>0</w:t>
+            </w:r>
+          </w:p>
+        </w:tc>
+        <w:tc>
+          <w:tcPr>
+            <w:tcW w:type="dxa" w:w="1417"/>
+          </w:tcPr>
+          <w:p>
+            <w:pPr>
+              <w:spacing w:after="0" w:before="0"/>
+              <w:ind w:firstLine="0"/>
+            </w:pPr>
+            <w:r/>
+            <w:r>
+              <w:rPr>
+                <w:rFonts w:ascii="Times New Roman" w:hAnsi="Times New Roman" w:cs="Times New Roman" w:eastAsia="Times New Roman"/>
+                <w:rFonts w:ascii="Times New Roman" w:hAnsi="Times New Roman"/>
+                <w:sz w:val="20"/>
+              </w:rPr>
+              <w:t>1</w:t>
+            </w:r>
+          </w:p>
+        </w:tc>
+        <w:tc>
+          <w:tcPr>
+            <w:tcW w:type="dxa" w:w="1417"/>
+          </w:tcPr>
+          <w:p>
+            <w:pPr>
+              <w:spacing w:after="0" w:before="0"/>
+              <w:ind w:firstLine="0"/>
+            </w:pPr>
+            <w:r/>
+            <w:r>
+              <w:rPr>
+                <w:rFonts w:ascii="Times New Roman" w:hAnsi="Times New Roman" w:cs="Times New Roman" w:eastAsia="Times New Roman"/>
+                <w:rFonts w:ascii="Times New Roman" w:hAnsi="Times New Roman"/>
+                <w:sz w:val="20"/>
+              </w:rPr>
+              <w:t>0</w:t>
+            </w:r>
+          </w:p>
+        </w:tc>
+        <w:tc>
+          <w:tcPr>
+            <w:tcW w:type="dxa" w:w="1417"/>
+          </w:tcPr>
+          <w:p>
+            <w:pPr>
+              <w:spacing w:after="0" w:before="0"/>
+              <w:ind w:firstLine="0"/>
+            </w:pPr>
+            <w:r/>
+            <w:r>
+              <w:rPr>
+                <w:rFonts w:ascii="Times New Roman" w:hAnsi="Times New Roman" w:cs="Times New Roman" w:eastAsia="Times New Roman"/>
+                <w:rFonts w:ascii="Times New Roman" w:hAnsi="Times New Roman"/>
+                <w:sz w:val="20"/>
+              </w:rPr>
+              <w:t>0</w:t>
+            </w:r>
+          </w:p>
+        </w:tc>
+        <w:tc>
+          <w:tcPr>
+            <w:tcW w:type="dxa" w:w="1417"/>
+          </w:tcPr>
+          <w:p>
+            <w:pPr>
+              <w:spacing w:after="0" w:before="0"/>
+              <w:ind w:firstLine="0"/>
+            </w:pPr>
+            <w:r/>
+            <w:r>
+              <w:rPr>
+                <w:rFonts w:ascii="Times New Roman" w:hAnsi="Times New Roman" w:cs="Times New Roman" w:eastAsia="Times New Roman"/>
+                <w:rFonts w:ascii="Times New Roman" w:hAnsi="Times New Roman"/>
+                <w:sz w:val="20"/>
+              </w:rPr>
+              <w:t>0</w:t>
+            </w:r>
+          </w:p>
+        </w:tc>
+      </w:tr>
+      <w:tr>
+        <w:tc>
+          <w:tcPr>
+            <w:tcW w:type="dxa" w:w="1417"/>
+          </w:tcPr>
+          <w:p>
+            <w:pPr>
+              <w:spacing w:after="0" w:before="0"/>
+              <w:ind w:firstLine="0"/>
+            </w:pPr>
+            <w:r/>
+            <w:r>
+              <w:rPr>
+                <w:rFonts w:ascii="Times New Roman" w:hAnsi="Times New Roman" w:cs="Times New Roman" w:eastAsia="Times New Roman"/>
+                <w:rFonts w:ascii="Times New Roman" w:hAnsi="Times New Roman"/>
+                <w:sz w:val="20"/>
+              </w:rPr>
+              <w:t>p₂</w:t>
+            </w:r>
+          </w:p>
+        </w:tc>
+        <w:tc>
+          <w:tcPr>
+            <w:tcW w:type="dxa" w:w="1417"/>
+          </w:tcPr>
+          <w:p>
+            <w:pPr>
+              <w:spacing w:after="0" w:before="0"/>
+              <w:ind w:firstLine="0"/>
+            </w:pPr>
+            <w:r/>
+            <w:r>
+              <w:rPr>
+                <w:rFonts w:ascii="Times New Roman" w:hAnsi="Times New Roman" w:cs="Times New Roman" w:eastAsia="Times New Roman"/>
+                <w:rFonts w:ascii="Times New Roman" w:hAnsi="Times New Roman"/>
+                <w:sz w:val="20"/>
+              </w:rPr>
+              <w:t>1</w:t>
+            </w:r>
+          </w:p>
+        </w:tc>
+        <w:tc>
+          <w:tcPr>
+            <w:tcW w:type="dxa" w:w="1417"/>
+          </w:tcPr>
+          <w:p>
+            <w:pPr>
+              <w:spacing w:after="0" w:before="0"/>
+              <w:ind w:firstLine="0"/>
+            </w:pPr>
+            <w:r/>
+            <w:r>
+              <w:rPr>
+                <w:rFonts w:ascii="Times New Roman" w:hAnsi="Times New Roman" w:cs="Times New Roman" w:eastAsia="Times New Roman"/>
+                <w:rFonts w:ascii="Times New Roman" w:hAnsi="Times New Roman"/>
+                <w:sz w:val="20"/>
+              </w:rPr>
+              <w:t>−1</w:t>
+            </w:r>
+          </w:p>
+        </w:tc>
+        <w:tc>
+          <w:tcPr>
+            <w:tcW w:type="dxa" w:w="1417"/>
+          </w:tcPr>
+          <w:p>
+            <w:pPr>
+              <w:spacing w:after="0" w:before="0"/>
+              <w:ind w:firstLine="0"/>
+            </w:pPr>
+            <w:r/>
+            <w:r>
+              <w:rPr>
+                <w:rFonts w:ascii="Times New Roman" w:hAnsi="Times New Roman" w:cs="Times New Roman" w:eastAsia="Times New Roman"/>
+                <w:rFonts w:ascii="Times New Roman" w:hAnsi="Times New Roman"/>
+                <w:sz w:val="20"/>
+              </w:rPr>
+              <w:t>0</w:t>
+            </w:r>
+          </w:p>
+        </w:tc>
+        <w:tc>
+          <w:tcPr>
+            <w:tcW w:type="dxa" w:w="1417"/>
+          </w:tcPr>
+          <w:p>
+            <w:pPr>
+              <w:spacing w:after="0" w:before="0"/>
+              <w:ind w:firstLine="0"/>
+            </w:pPr>
+            <w:r/>
+            <w:r>
+              <w:rPr>
+                <w:rFonts w:ascii="Times New Roman" w:hAnsi="Times New Roman" w:cs="Times New Roman" w:eastAsia="Times New Roman"/>
+                <w:rFonts w:ascii="Times New Roman" w:hAnsi="Times New Roman"/>
+                <w:sz w:val="20"/>
+              </w:rPr>
+              <w:t>0</w:t>
+            </w:r>
+          </w:p>
+        </w:tc>
+        <w:tc>
+          <w:tcPr>
+            <w:tcW w:type="dxa" w:w="1417"/>
+          </w:tcPr>
+          <w:p>
+            <w:pPr>
+              <w:spacing w:after="0" w:before="0"/>
+              <w:ind w:firstLine="0"/>
+            </w:pPr>
+            <w:r/>
+            <w:r>
+              <w:rPr>
+                <w:rFonts w:ascii="Times New Roman" w:hAnsi="Times New Roman" w:cs="Times New Roman" w:eastAsia="Times New Roman"/>
+                <w:rFonts w:ascii="Times New Roman" w:hAnsi="Times New Roman"/>
+                <w:sz w:val="20"/>
+              </w:rPr>
+              <w:t>0</w:t>
+            </w:r>
+          </w:p>
+        </w:tc>
+        <w:tc>
+          <w:tcPr>
+            <w:tcW w:type="dxa" w:w="1417"/>
+          </w:tcPr>
+          <w:p>
+            <w:pPr>
+              <w:spacing w:after="0" w:before="0"/>
+              <w:ind w:firstLine="0"/>
+            </w:pPr>
+            <w:r/>
+            <w:r>
+              <w:rPr>
+                <w:rFonts w:ascii="Times New Roman" w:hAnsi="Times New Roman" w:cs="Times New Roman" w:eastAsia="Times New Roman"/>
+                <w:rFonts w:ascii="Times New Roman" w:hAnsi="Times New Roman"/>
+                <w:sz w:val="20"/>
+              </w:rPr>
+              <w:t>0</w:t>
+            </w:r>
+          </w:p>
+        </w:tc>
+      </w:tr>
+      <w:tr>
+        <w:tc>
+          <w:tcPr>
+            <w:tcW w:type="dxa" w:w="1417"/>
+          </w:tcPr>
+          <w:p>
+            <w:pPr>
+              <w:spacing w:after="0" w:before="0"/>
+              <w:ind w:firstLine="0"/>
+            </w:pPr>
+            <w:r/>
+            <w:r>
+              <w:rPr>
+                <w:rFonts w:ascii="Times New Roman" w:hAnsi="Times New Roman" w:cs="Times New Roman" w:eastAsia="Times New Roman"/>
+                <w:rFonts w:ascii="Times New Roman" w:hAnsi="Times New Roman"/>
+                <w:sz w:val="20"/>
+              </w:rPr>
+              <w:t>p₃</w:t>
+            </w:r>
+          </w:p>
+        </w:tc>
+        <w:tc>
+          <w:tcPr>
+            <w:tcW w:type="dxa" w:w="1417"/>
+          </w:tcPr>
+          <w:p>
+            <w:pPr>
+              <w:spacing w:after="0" w:before="0"/>
+              <w:ind w:firstLine="0"/>
+            </w:pPr>
+            <w:r/>
+            <w:r>
+              <w:rPr>
+                <w:rFonts w:ascii="Times New Roman" w:hAnsi="Times New Roman" w:cs="Times New Roman" w:eastAsia="Times New Roman"/>
+                <w:rFonts w:ascii="Times New Roman" w:hAnsi="Times New Roman"/>
+                <w:sz w:val="20"/>
+              </w:rPr>
+              <w:t>0</w:t>
+            </w:r>
+          </w:p>
+        </w:tc>
+        <w:tc>
+          <w:tcPr>
+            <w:tcW w:type="dxa" w:w="1417"/>
+          </w:tcPr>
+          <w:p>
+            <w:pPr>
+              <w:spacing w:after="0" w:before="0"/>
+              <w:ind w:firstLine="0"/>
+            </w:pPr>
+            <w:r/>
+            <w:r>
+              <w:rPr>
+                <w:rFonts w:ascii="Times New Roman" w:hAnsi="Times New Roman" w:cs="Times New Roman" w:eastAsia="Times New Roman"/>
+                <w:rFonts w:ascii="Times New Roman" w:hAnsi="Times New Roman"/>
+                <w:sz w:val="20"/>
+              </w:rPr>
+              <w:t>1</w:t>
+            </w:r>
+          </w:p>
+        </w:tc>
+        <w:tc>
+          <w:tcPr>
+            <w:tcW w:type="dxa" w:w="1417"/>
+          </w:tcPr>
+          <w:p>
+            <w:pPr>
+              <w:spacing w:after="0" w:before="0"/>
+              <w:ind w:firstLine="0"/>
+            </w:pPr>
+            <w:r/>
+            <w:r>
+              <w:rPr>
+                <w:rFonts w:ascii="Times New Roman" w:hAnsi="Times New Roman" w:cs="Times New Roman" w:eastAsia="Times New Roman"/>
+                <w:rFonts w:ascii="Times New Roman" w:hAnsi="Times New Roman"/>
+                <w:sz w:val="20"/>
+              </w:rPr>
+              <w:t>−1</w:t>
+            </w:r>
+          </w:p>
+        </w:tc>
+        <w:tc>
+          <w:tcPr>
+            <w:tcW w:type="dxa" w:w="1417"/>
+          </w:tcPr>
+          <w:p>
+            <w:pPr>
+              <w:spacing w:after="0" w:before="0"/>
+              <w:ind w:firstLine="0"/>
+            </w:pPr>
+            <w:r/>
+            <w:r>
+              <w:rPr>
+                <w:rFonts w:ascii="Times New Roman" w:hAnsi="Times New Roman" w:cs="Times New Roman" w:eastAsia="Times New Roman"/>
+                <w:rFonts w:ascii="Times New Roman" w:hAnsi="Times New Roman"/>
+                <w:sz w:val="20"/>
+              </w:rPr>
+              <w:t>0</w:t>
+            </w:r>
+          </w:p>
+        </w:tc>
+        <w:tc>
+          <w:tcPr>
+            <w:tcW w:type="dxa" w:w="1417"/>
+          </w:tcPr>
+          <w:p>
+            <w:pPr>
+              <w:spacing w:after="0" w:before="0"/>
+              <w:ind w:firstLine="0"/>
+            </w:pPr>
+            <w:r/>
+            <w:r>
+              <w:rPr>
+                <w:rFonts w:ascii="Times New Roman" w:hAnsi="Times New Roman" w:cs="Times New Roman" w:eastAsia="Times New Roman"/>
+                <w:rFonts w:ascii="Times New Roman" w:hAnsi="Times New Roman"/>
+                <w:sz w:val="20"/>
+              </w:rPr>
+              <w:t>0</w:t>
+            </w:r>
+          </w:p>
+        </w:tc>
+        <w:tc>
+          <w:tcPr>
+            <w:tcW w:type="dxa" w:w="1417"/>
+          </w:tcPr>
+          <w:p>
+            <w:pPr>
+              <w:spacing w:after="0" w:before="0"/>
+              <w:ind w:firstLine="0"/>
+            </w:pPr>
+            <w:r/>
+            <w:r>
+              <w:rPr>
+                <w:rFonts w:ascii="Times New Roman" w:hAnsi="Times New Roman" w:cs="Times New Roman" w:eastAsia="Times New Roman"/>
+                <w:rFonts w:ascii="Times New Roman" w:hAnsi="Times New Roman"/>
+                <w:sz w:val="20"/>
+              </w:rPr>
+              <w:t>0</w:t>
+            </w:r>
+          </w:p>
+        </w:tc>
+      </w:tr>
+      <w:tr>
+        <w:tc>
+          <w:tcPr>
+            <w:tcW w:type="dxa" w:w="1417"/>
+          </w:tcPr>
+          <w:p>
+            <w:pPr>
+              <w:spacing w:after="0" w:before="0"/>
+              <w:ind w:firstLine="0"/>
+            </w:pPr>
+            <w:r/>
+            <w:r>
+              <w:rPr>
+                <w:rFonts w:ascii="Times New Roman" w:hAnsi="Times New Roman" w:cs="Times New Roman" w:eastAsia="Times New Roman"/>
+                <w:rFonts w:ascii="Times New Roman" w:hAnsi="Times New Roman"/>
+                <w:sz w:val="20"/>
+              </w:rPr>
+              <w:t>p₄</w:t>
+            </w:r>
+          </w:p>
+        </w:tc>
+        <w:tc>
+          <w:tcPr>
+            <w:tcW w:type="dxa" w:w="1417"/>
+          </w:tcPr>
+          <w:p>
+            <w:pPr>
+              <w:spacing w:after="0" w:before="0"/>
+              <w:ind w:firstLine="0"/>
+            </w:pPr>
+            <w:r/>
+            <w:r>
+              <w:rPr>
+                <w:rFonts w:ascii="Times New Roman" w:hAnsi="Times New Roman" w:cs="Times New Roman" w:eastAsia="Times New Roman"/>
+                <w:rFonts w:ascii="Times New Roman" w:hAnsi="Times New Roman"/>
+                <w:sz w:val="20"/>
+              </w:rPr>
+              <w:t>0</w:t>
+            </w:r>
+          </w:p>
+        </w:tc>
+        <w:tc>
+          <w:tcPr>
+            <w:tcW w:type="dxa" w:w="1417"/>
+          </w:tcPr>
+          <w:p>
+            <w:pPr>
+              <w:spacing w:after="0" w:before="0"/>
+              <w:ind w:firstLine="0"/>
+            </w:pPr>
+            <w:r/>
+            <w:r>
+              <w:rPr>
+                <w:rFonts w:ascii="Times New Roman" w:hAnsi="Times New Roman" w:cs="Times New Roman" w:eastAsia="Times New Roman"/>
+                <w:rFonts w:ascii="Times New Roman" w:hAnsi="Times New Roman"/>
+                <w:sz w:val="20"/>
+              </w:rPr>
+              <w:t>0</w:t>
+            </w:r>
+          </w:p>
+        </w:tc>
+        <w:tc>
+          <w:tcPr>
+            <w:tcW w:type="dxa" w:w="1417"/>
+          </w:tcPr>
+          <w:p>
+            <w:pPr>
+              <w:spacing w:after="0" w:before="0"/>
+              <w:ind w:firstLine="0"/>
+            </w:pPr>
+            <w:r/>
+            <w:r>
+              <w:rPr>
+                <w:rFonts w:ascii="Times New Roman" w:hAnsi="Times New Roman" w:cs="Times New Roman" w:eastAsia="Times New Roman"/>
+                <w:rFonts w:ascii="Times New Roman" w:hAnsi="Times New Roman"/>
+                <w:sz w:val="20"/>
+              </w:rPr>
+              <w:t>0</w:t>
+            </w:r>
+          </w:p>
+        </w:tc>
+        <w:tc>
+          <w:tcPr>
+            <w:tcW w:type="dxa" w:w="1417"/>
+          </w:tcPr>
+          <w:p>
+            <w:pPr>
+              <w:spacing w:after="0" w:before="0"/>
+              <w:ind w:firstLine="0"/>
+            </w:pPr>
+            <w:r/>
+            <w:r>
+              <w:rPr>
+                <w:rFonts w:ascii="Times New Roman" w:hAnsi="Times New Roman" w:cs="Times New Roman" w:eastAsia="Times New Roman"/>
+                <w:rFonts w:ascii="Times New Roman" w:hAnsi="Times New Roman"/>
+                <w:sz w:val="20"/>
+              </w:rPr>
+              <w:t>−1</w:t>
+            </w:r>
+          </w:p>
+        </w:tc>
+        <w:tc>
+          <w:tcPr>
+            <w:tcW w:type="dxa" w:w="1417"/>
+          </w:tcPr>
+          <w:p>
+            <w:pPr>
+              <w:spacing w:after="0" w:before="0"/>
+              <w:ind w:firstLine="0"/>
+            </w:pPr>
+            <w:r/>
+            <w:r>
+              <w:rPr>
+                <w:rFonts w:ascii="Times New Roman" w:hAnsi="Times New Roman" w:cs="Times New Roman" w:eastAsia="Times New Roman"/>
+                <w:rFonts w:ascii="Times New Roman" w:hAnsi="Times New Roman"/>
+                <w:sz w:val="20"/>
+              </w:rPr>
+              <w:t>0</w:t>
+            </w:r>
+          </w:p>
+        </w:tc>
+        <w:tc>
+          <w:tcPr>
+            <w:tcW w:type="dxa" w:w="1417"/>
+          </w:tcPr>
+          <w:p>
+            <w:pPr>
+              <w:spacing w:after="0" w:before="0"/>
+              <w:ind w:firstLine="0"/>
+            </w:pPr>
+            <w:r/>
+            <w:r>
+              <w:rPr>
+                <w:rFonts w:ascii="Times New Roman" w:hAnsi="Times New Roman" w:cs="Times New Roman" w:eastAsia="Times New Roman"/>
+                <w:rFonts w:ascii="Times New Roman" w:hAnsi="Times New Roman"/>
+                <w:sz w:val="20"/>
+              </w:rPr>
+              <w:t>1</w:t>
+            </w:r>
+          </w:p>
+        </w:tc>
+      </w:tr>
+      <w:tr>
+        <w:tc>
+          <w:tcPr>
+            <w:tcW w:type="dxa" w:w="1417"/>
+          </w:tcPr>
+          <w:p>
+            <w:pPr>
+              <w:spacing w:after="0" w:before="0"/>
+              <w:ind w:firstLine="0"/>
+            </w:pPr>
+            <w:r/>
+            <w:r>
+              <w:rPr>
+                <w:rFonts w:ascii="Times New Roman" w:hAnsi="Times New Roman" w:cs="Times New Roman" w:eastAsia="Times New Roman"/>
+                <w:rFonts w:ascii="Times New Roman" w:hAnsi="Times New Roman"/>
+                <w:sz w:val="20"/>
+              </w:rPr>
+              <w:t>p₅</w:t>
+            </w:r>
+          </w:p>
+        </w:tc>
+        <w:tc>
+          <w:tcPr>
+            <w:tcW w:type="dxa" w:w="1417"/>
+          </w:tcPr>
+          <w:p>
+            <w:pPr>
+              <w:spacing w:after="0" w:before="0"/>
+              <w:ind w:firstLine="0"/>
+            </w:pPr>
+            <w:r/>
+            <w:r>
+              <w:rPr>
+                <w:rFonts w:ascii="Times New Roman" w:hAnsi="Times New Roman" w:cs="Times New Roman" w:eastAsia="Times New Roman"/>
+                <w:rFonts w:ascii="Times New Roman" w:hAnsi="Times New Roman"/>
+                <w:sz w:val="20"/>
+              </w:rPr>
+              <w:t>0</w:t>
+            </w:r>
+          </w:p>
+        </w:tc>
+        <w:tc>
+          <w:tcPr>
+            <w:tcW w:type="dxa" w:w="1417"/>
+          </w:tcPr>
+          <w:p>
+            <w:pPr>
+              <w:spacing w:after="0" w:before="0"/>
+              <w:ind w:firstLine="0"/>
+            </w:pPr>
+            <w:r/>
+            <w:r>
+              <w:rPr>
+                <w:rFonts w:ascii="Times New Roman" w:hAnsi="Times New Roman" w:cs="Times New Roman" w:eastAsia="Times New Roman"/>
+                <w:rFonts w:ascii="Times New Roman" w:hAnsi="Times New Roman"/>
+                <w:sz w:val="20"/>
+              </w:rPr>
+              <w:t>0</w:t>
+            </w:r>
+          </w:p>
+        </w:tc>
+        <w:tc>
+          <w:tcPr>
+            <w:tcW w:type="dxa" w:w="1417"/>
+          </w:tcPr>
+          <w:p>
+            <w:pPr>
+              <w:spacing w:after="0" w:before="0"/>
+              <w:ind w:firstLine="0"/>
+            </w:pPr>
+            <w:r/>
+            <w:r>
+              <w:rPr>
+                <w:rFonts w:ascii="Times New Roman" w:hAnsi="Times New Roman" w:cs="Times New Roman" w:eastAsia="Times New Roman"/>
+                <w:rFonts w:ascii="Times New Roman" w:hAnsi="Times New Roman"/>
+                <w:sz w:val="20"/>
+              </w:rPr>
+              <w:t>0</w:t>
+            </w:r>
+          </w:p>
+        </w:tc>
+        <w:tc>
+          <w:tcPr>
+            <w:tcW w:type="dxa" w:w="1417"/>
+          </w:tcPr>
+          <w:p>
+            <w:pPr>
+              <w:spacing w:after="0" w:before="0"/>
+              <w:ind w:firstLine="0"/>
+            </w:pPr>
+            <w:r/>
+            <w:r>
+              <w:rPr>
+                <w:rFonts w:ascii="Times New Roman" w:hAnsi="Times New Roman" w:cs="Times New Roman" w:eastAsia="Times New Roman"/>
+                <w:rFonts w:ascii="Times New Roman" w:hAnsi="Times New Roman"/>
+                <w:sz w:val="20"/>
+              </w:rPr>
+              <w:t>1</w:t>
+            </w:r>
+          </w:p>
+        </w:tc>
+        <w:tc>
+          <w:tcPr>
+            <w:tcW w:type="dxa" w:w="1417"/>
+          </w:tcPr>
+          <w:p>
+            <w:pPr>
+              <w:spacing w:after="0" w:before="0"/>
+              <w:ind w:firstLine="0"/>
+            </w:pPr>
+            <w:r/>
+            <w:r>
+              <w:rPr>
+                <w:rFonts w:ascii="Times New Roman" w:hAnsi="Times New Roman" w:cs="Times New Roman" w:eastAsia="Times New Roman"/>
+                <w:rFonts w:ascii="Times New Roman" w:hAnsi="Times New Roman"/>
+                <w:sz w:val="20"/>
+              </w:rPr>
+              <w:t>−1</w:t>
+            </w:r>
+          </w:p>
+        </w:tc>
+        <w:tc>
+          <w:tcPr>
+            <w:tcW w:type="dxa" w:w="1417"/>
+          </w:tcPr>
+          <w:p>
+            <w:pPr>
+              <w:spacing w:after="0" w:before="0"/>
+              <w:ind w:firstLine="0"/>
+            </w:pPr>
+            <w:r/>
+            <w:r>
+              <w:rPr>
+                <w:rFonts w:ascii="Times New Roman" w:hAnsi="Times New Roman" w:cs="Times New Roman" w:eastAsia="Times New Roman"/>
+                <w:rFonts w:ascii="Times New Roman" w:hAnsi="Times New Roman"/>
+                <w:sz w:val="20"/>
+              </w:rPr>
+              <w:t>0</w:t>
+            </w:r>
+          </w:p>
+        </w:tc>
+      </w:tr>
+      <w:tr>
+        <w:tc>
+          <w:tcPr>
+            <w:tcW w:type="dxa" w:w="1417"/>
+          </w:tcPr>
+          <w:p>
+            <w:pPr>
+              <w:spacing w:after="0" w:before="0"/>
+              <w:ind w:firstLine="0"/>
+            </w:pPr>
+            <w:r/>
+            <w:r>
+              <w:rPr>
+                <w:rFonts w:ascii="Times New Roman" w:hAnsi="Times New Roman" w:cs="Times New Roman" w:eastAsia="Times New Roman"/>
+                <w:rFonts w:ascii="Times New Roman" w:hAnsi="Times New Roman"/>
+                <w:sz w:val="20"/>
+              </w:rPr>
+              <w:t>p₆</w:t>
+            </w:r>
+          </w:p>
+        </w:tc>
+        <w:tc>
+          <w:tcPr>
+            <w:tcW w:type="dxa" w:w="1417"/>
+          </w:tcPr>
+          <w:p>
+            <w:pPr>
+              <w:spacing w:after="0" w:before="0"/>
+              <w:ind w:firstLine="0"/>
+            </w:pPr>
+            <w:r/>
+            <w:r>
+              <w:rPr>
+                <w:rFonts w:ascii="Times New Roman" w:hAnsi="Times New Roman" w:cs="Times New Roman" w:eastAsia="Times New Roman"/>
+                <w:rFonts w:ascii="Times New Roman" w:hAnsi="Times New Roman"/>
+                <w:sz w:val="20"/>
+              </w:rPr>
+              <w:t>0</w:t>
+            </w:r>
+          </w:p>
+        </w:tc>
+        <w:tc>
+          <w:tcPr>
+            <w:tcW w:type="dxa" w:w="1417"/>
+          </w:tcPr>
+          <w:p>
+            <w:pPr>
+              <w:spacing w:after="0" w:before="0"/>
+              <w:ind w:firstLine="0"/>
+            </w:pPr>
+            <w:r/>
+            <w:r>
+              <w:rPr>
+                <w:rFonts w:ascii="Times New Roman" w:hAnsi="Times New Roman" w:cs="Times New Roman" w:eastAsia="Times New Roman"/>
+                <w:rFonts w:ascii="Times New Roman" w:hAnsi="Times New Roman"/>
+                <w:sz w:val="20"/>
+              </w:rPr>
+              <w:t>0</w:t>
+            </w:r>
+          </w:p>
+        </w:tc>
+        <w:tc>
+          <w:tcPr>
+            <w:tcW w:type="dxa" w:w="1417"/>
+          </w:tcPr>
+          <w:p>
+            <w:pPr>
+              <w:spacing w:after="0" w:before="0"/>
+              <w:ind w:firstLine="0"/>
+            </w:pPr>
+            <w:r/>
+            <w:r>
+              <w:rPr>
+                <w:rFonts w:ascii="Times New Roman" w:hAnsi="Times New Roman" w:cs="Times New Roman" w:eastAsia="Times New Roman"/>
+                <w:rFonts w:ascii="Times New Roman" w:hAnsi="Times New Roman"/>
+                <w:sz w:val="20"/>
+              </w:rPr>
+              <w:t>0</w:t>
+            </w:r>
+          </w:p>
+        </w:tc>
+        <w:tc>
+          <w:tcPr>
+            <w:tcW w:type="dxa" w:w="1417"/>
+          </w:tcPr>
+          <w:p>
+            <w:pPr>
+              <w:spacing w:after="0" w:before="0"/>
+              <w:ind w:firstLine="0"/>
+            </w:pPr>
+            <w:r/>
+            <w:r>
+              <w:rPr>
+                <w:rFonts w:ascii="Times New Roman" w:hAnsi="Times New Roman" w:cs="Times New Roman" w:eastAsia="Times New Roman"/>
+                <w:rFonts w:ascii="Times New Roman" w:hAnsi="Times New Roman"/>
+                <w:sz w:val="20"/>
+              </w:rPr>
+              <w:t>0</w:t>
+            </w:r>
+          </w:p>
+        </w:tc>
+        <w:tc>
+          <w:tcPr>
+            <w:tcW w:type="dxa" w:w="1417"/>
+          </w:tcPr>
+          <w:p>
+            <w:pPr>
+              <w:spacing w:after="0" w:before="0"/>
+              <w:ind w:firstLine="0"/>
+            </w:pPr>
+            <w:r/>
+            <w:r>
+              <w:rPr>
+                <w:rFonts w:ascii="Times New Roman" w:hAnsi="Times New Roman" w:cs="Times New Roman" w:eastAsia="Times New Roman"/>
+                <w:rFonts w:ascii="Times New Roman" w:hAnsi="Times New Roman"/>
+                <w:sz w:val="20"/>
+              </w:rPr>
+              <w:t>1</w:t>
+            </w:r>
+          </w:p>
+        </w:tc>
+        <w:tc>
+          <w:tcPr>
+            <w:tcW w:type="dxa" w:w="1417"/>
+          </w:tcPr>
+          <w:p>
+            <w:pPr>
+              <w:spacing w:after="0" w:before="0"/>
+              <w:ind w:firstLine="0"/>
+            </w:pPr>
+            <w:r/>
+            <w:r>
+              <w:rPr>
+                <w:rFonts w:ascii="Times New Roman" w:hAnsi="Times New Roman" w:cs="Times New Roman" w:eastAsia="Times New Roman"/>
+                <w:rFonts w:ascii="Times New Roman" w:hAnsi="Times New Roman"/>
+                <w:sz w:val="20"/>
+              </w:rPr>
+              <w:t>−1</w:t>
+            </w:r>
+          </w:p>
+        </w:tc>
+      </w:tr>
+      <w:tr>
+        <w:tc>
+          <w:tcPr>
+            <w:tcW w:type="dxa" w:w="1417"/>
+          </w:tcPr>
+          <w:p>
+            <w:pPr>
+              <w:spacing w:after="0" w:before="0"/>
+              <w:ind w:firstLine="0"/>
+            </w:pPr>
+            <w:r/>
+            <w:r>
+              <w:rPr>
+                <w:rFonts w:ascii="Times New Roman" w:hAnsi="Times New Roman" w:cs="Times New Roman" w:eastAsia="Times New Roman"/>
+                <w:rFonts w:ascii="Times New Roman" w:hAnsi="Times New Roman"/>
+                <w:sz w:val="20"/>
+              </w:rPr>
+              <w:t>p₇</w:t>
+            </w:r>
+          </w:p>
+        </w:tc>
+        <w:tc>
+          <w:tcPr>
+            <w:tcW w:type="dxa" w:w="1417"/>
+          </w:tcPr>
+          <w:p>
+            <w:pPr>
+              <w:spacing w:after="0" w:before="0"/>
+              <w:ind w:firstLine="0"/>
+            </w:pPr>
+            <w:r/>
+            <w:r>
+              <w:rPr>
+                <w:rFonts w:ascii="Times New Roman" w:hAnsi="Times New Roman" w:cs="Times New Roman" w:eastAsia="Times New Roman"/>
+                <w:rFonts w:ascii="Times New Roman" w:hAnsi="Times New Roman"/>
+                <w:sz w:val="20"/>
+              </w:rPr>
+              <w:t>−1</w:t>
+            </w:r>
+          </w:p>
+        </w:tc>
+        <w:tc>
+          <w:tcPr>
+            <w:tcW w:type="dxa" w:w="1417"/>
+          </w:tcPr>
+          <w:p>
+            <w:pPr>
+              <w:spacing w:after="0" w:before="0"/>
+              <w:ind w:firstLine="0"/>
+            </w:pPr>
+            <w:r/>
+            <w:r>
+              <w:rPr>
+                <w:rFonts w:ascii="Times New Roman" w:hAnsi="Times New Roman" w:cs="Times New Roman" w:eastAsia="Times New Roman"/>
+                <w:rFonts w:ascii="Times New Roman" w:hAnsi="Times New Roman"/>
+                <w:sz w:val="20"/>
+              </w:rPr>
+              <w:t>0</w:t>
+            </w:r>
+          </w:p>
+        </w:tc>
+        <w:tc>
+          <w:tcPr>
+            <w:tcW w:type="dxa" w:w="1417"/>
+          </w:tcPr>
+          <w:p>
+            <w:pPr>
+              <w:spacing w:after="0" w:before="0"/>
+              <w:ind w:firstLine="0"/>
+            </w:pPr>
+            <w:r/>
+            <w:r>
+              <w:rPr>
+                <w:rFonts w:ascii="Times New Roman" w:hAnsi="Times New Roman" w:cs="Times New Roman" w:eastAsia="Times New Roman"/>
+                <w:rFonts w:ascii="Times New Roman" w:hAnsi="Times New Roman"/>
+                <w:sz w:val="20"/>
+              </w:rPr>
+              <w:t>1</w:t>
+            </w:r>
+          </w:p>
+        </w:tc>
+        <w:tc>
+          <w:tcPr>
+            <w:tcW w:type="dxa" w:w="1417"/>
+          </w:tcPr>
+          <w:p>
+            <w:pPr>
+              <w:spacing w:after="0" w:before="0"/>
+              <w:ind w:firstLine="0"/>
+            </w:pPr>
+            <w:r/>
+            <w:r>
+              <w:rPr>
+                <w:rFonts w:ascii="Times New Roman" w:hAnsi="Times New Roman" w:cs="Times New Roman" w:eastAsia="Times New Roman"/>
+                <w:rFonts w:ascii="Times New Roman" w:hAnsi="Times New Roman"/>
+                <w:sz w:val="20"/>
+              </w:rPr>
+              <w:t>−1</w:t>
+            </w:r>
+          </w:p>
+        </w:tc>
+        <w:tc>
+          <w:tcPr>
+            <w:tcW w:type="dxa" w:w="1417"/>
+          </w:tcPr>
+          <w:p>
+            <w:pPr>
+              <w:spacing w:after="0" w:before="0"/>
+              <w:ind w:firstLine="0"/>
+            </w:pPr>
+            <w:r/>
+            <w:r>
+              <w:rPr>
+                <w:rFonts w:ascii="Times New Roman" w:hAnsi="Times New Roman" w:cs="Times New Roman" w:eastAsia="Times New Roman"/>
+                <w:rFonts w:ascii="Times New Roman" w:hAnsi="Times New Roman"/>
+                <w:sz w:val="20"/>
+              </w:rPr>
+              <w:t>0</w:t>
+            </w:r>
+          </w:p>
+        </w:tc>
+        <w:tc>
+          <w:tcPr>
+            <w:tcW w:type="dxa" w:w="1417"/>
+          </w:tcPr>
+          <w:p>
+            <w:pPr>
+              <w:spacing w:after="0" w:before="0"/>
+              <w:ind w:firstLine="0"/>
+            </w:pPr>
+            <w:r/>
+            <w:r>
+              <w:rPr>
+                <w:rFonts w:ascii="Times New Roman" w:hAnsi="Times New Roman" w:cs="Times New Roman" w:eastAsia="Times New Roman"/>
+                <w:rFonts w:ascii="Times New Roman" w:hAnsi="Times New Roman"/>
+                <w:sz w:val="20"/>
+              </w:rPr>
+              <w:t>1</w:t>
+            </w:r>
+          </w:p>
+        </w:tc>
+      </w:tr>
+    </w:tbl>
     <w:p>
       <w:pPr>
         <w:spacing w:after="120"/>
@@ -910,15 +2150,19 @@
         <w:ind w:firstLine="0"/>
         <w:jc w:val="center"/>
       </w:pPr>
-      <w:r>
-        <w:rPr>
-          <w:rFonts w:ascii="Times New Roman" w:hAnsi="Times New Roman" w:cs="Times New Roman" w:eastAsia="Times New Roman"/>
-          <w:rFonts w:ascii="Times New Roman" w:hAnsi="Times New Roman"/>
-          <w:i/>
-          <w:sz w:val="24"/>
-        </w:rPr>
-        <w:t>x₁ = (1, 1, 1, 0, 0, 0, 0)ᵀ</w:t>
-      </w:r>
+      <m:oMathPara>
+        <m:oMath>
+          <m:r>
+            <m:rPr>
+              <m:sty m:val="p"/>
+            </m:rPr>
+            <w:rPr>
+              <w:rFonts w:ascii="Cambria Math" w:hAnsi="Cambria Math"/>
+            </w:rPr>
+            <m:t>x₁ = (1, 1, 1, 0, 0, 0, 0)ᵀ</m:t>
+          </m:r>
+        </m:oMath>
+      </m:oMathPara>
       <w:r>
         <w:rPr>
           <w:rFonts w:ascii="Times New Roman" w:hAnsi="Times New Roman" w:cs="Times New Roman" w:eastAsia="Times New Roman"/>
@@ -934,15 +2178,19 @@
         <w:ind w:firstLine="0"/>
         <w:jc w:val="center"/>
       </w:pPr>
-      <w:r>
-        <w:rPr>
-          <w:rFonts w:ascii="Times New Roman" w:hAnsi="Times New Roman" w:cs="Times New Roman" w:eastAsia="Times New Roman"/>
-          <w:rFonts w:ascii="Times New Roman" w:hAnsi="Times New Roman"/>
-          <w:i/>
-          <w:sz w:val="24"/>
-        </w:rPr>
-        <w:t>x₂ = (0, 0, 0, 1, 1, 1, 0)ᵀ</w:t>
-      </w:r>
+      <m:oMathPara>
+        <m:oMath>
+          <m:r>
+            <m:rPr>
+              <m:sty m:val="p"/>
+            </m:rPr>
+            <w:rPr>
+              <w:rFonts w:ascii="Cambria Math" w:hAnsi="Cambria Math"/>
+            </w:rPr>
+            <m:t>x₂ = (0, 0, 0, 1, 1, 1, 0)ᵀ</m:t>
+          </m:r>
+        </m:oMath>
+      </m:oMathPara>
       <w:r>
         <w:rPr>
           <w:rFonts w:ascii="Times New Roman" w:hAnsi="Times New Roman" w:cs="Times New Roman" w:eastAsia="Times New Roman"/>
@@ -958,15 +2206,19 @@
         <w:ind w:firstLine="0"/>
         <w:jc w:val="center"/>
       </w:pPr>
-      <w:r>
-        <w:rPr>
-          <w:rFonts w:ascii="Times New Roman" w:hAnsi="Times New Roman" w:cs="Times New Roman" w:eastAsia="Times New Roman"/>
-          <w:rFonts w:ascii="Times New Roman" w:hAnsi="Times New Roman"/>
-          <w:i/>
-          <w:sz w:val="24"/>
-        </w:rPr>
-        <w:t>x₃ = (0, 1, 1, 0, 1, 1, 1)ᵀ</w:t>
-      </w:r>
+      <m:oMathPara>
+        <m:oMath>
+          <m:r>
+            <m:rPr>
+              <m:sty m:val="p"/>
+            </m:rPr>
+            <w:rPr>
+              <w:rFonts w:ascii="Cambria Math" w:hAnsi="Cambria Math"/>
+            </w:rPr>
+            <m:t>x₃ = (0, 1, 1, 0, 1, 1, 1)ᵀ</m:t>
+          </m:r>
+        </m:oMath>
+      </m:oMathPara>
       <w:r>
         <w:rPr>
           <w:rFonts w:ascii="Times New Roman" w:hAnsi="Times New Roman" w:cs="Times New Roman" w:eastAsia="Times New Roman"/>
@@ -986,7 +2238,7 @@
           <w:i w:val="0"/>
           <w:sz w:val="24"/>
         </w:rPr>
-        <w:t>Проверим: множество позиций, охваченных инвариантами, покрывает все позиции сети (объединение носителей x₁, x₂, x₃ равно P). Это означает, что сеть является консервативной — ни один токен не создаётся и не уничтожается [6].</w:t>
+        <w:t>Множество позиций, охваченных инвариантами, покрывает все позиции сети (объединение носителей x₁, x₂, x₃ равно P). Это означает, что сеть является консервативной — ни один токен не создаётся и не уничтожается [6].</w:t>
       </w:r>
     </w:p>
     <w:p>
@@ -1014,7 +2266,7 @@
           <w:i w:val="0"/>
           <w:sz w:val="24"/>
         </w:rPr>
-        <w:t>Инвариант x₁ охватывает позиции группы A (p₁, p₂, p₃). Применяя формулу (5):</w:t>
+        <w:t>Инвариант x₁ охватывает позиции группы A (p₁, p₂, p₃). Применяя формулу (5):</w:t>
       </w:r>
     </w:p>
     <w:p>
@@ -1022,15 +2274,19 @@
         <w:ind w:firstLine="0"/>
         <w:jc w:val="center"/>
       </w:pPr>
-      <w:r>
-        <w:rPr>
-          <w:rFonts w:ascii="Times New Roman" w:hAnsi="Times New Roman" w:cs="Times New Roman" w:eastAsia="Times New Roman"/>
-          <w:rFonts w:ascii="Times New Roman" w:hAnsi="Times New Roman"/>
-          <w:i/>
-          <w:sz w:val="24"/>
-        </w:rPr>
-        <w:t>M(p₁) + M(p₂) + M(p₃) = M₀(p₁) + M₀(p₂) + M₀(p₃) = 1</w:t>
-      </w:r>
+      <m:oMathPara>
+        <m:oMath>
+          <m:r>
+            <m:rPr>
+              <m:sty m:val="p"/>
+            </m:rPr>
+            <w:rPr>
+              <w:rFonts w:ascii="Cambria Math" w:hAnsi="Cambria Math"/>
+            </w:rPr>
+            <m:t>M(p₁) + M(p₂) + M(p₃) = 1</m:t>
+          </m:r>
+        </m:oMath>
+      </m:oMathPara>
       <w:r>
         <w:rPr>
           <w:rFonts w:ascii="Times New Roman" w:hAnsi="Times New Roman" w:cs="Times New Roman" w:eastAsia="Times New Roman"/>
@@ -1050,7 +2306,7 @@
           <w:i w:val="0"/>
           <w:sz w:val="24"/>
         </w:rPr>
-        <w:t>Это означает, что группа A всегда находится ровно в одной из трёх фаз — процесс не может «раздвоиться» (появление лишнего токена) или «исчезнуть» (потеря управления). Аналогичное свойство гарантирует инвариант x₂ для группы B:</w:t>
+        <w:t>Это означает, что группа A всегда находится ровно в одной из трёх фаз — процесс не может «раздвоиться» (появление лишнего токена) или «исчезнуть» (потеря управления). Аналогичное свойство гарантирует инвариант x₂ для группы B:</w:t>
       </w:r>
     </w:p>
     <w:p>
@@ -1058,15 +2314,19 @@
         <w:ind w:firstLine="0"/>
         <w:jc w:val="center"/>
       </w:pPr>
-      <w:r>
-        <w:rPr>
-          <w:rFonts w:ascii="Times New Roman" w:hAnsi="Times New Roman" w:cs="Times New Roman" w:eastAsia="Times New Roman"/>
-          <w:rFonts w:ascii="Times New Roman" w:hAnsi="Times New Roman"/>
-          <w:i/>
-          <w:sz w:val="24"/>
-        </w:rPr>
-        <w:t>M(p₄) + M(p₅) + M(p₆) = 1</w:t>
-      </w:r>
+      <m:oMathPara>
+        <m:oMath>
+          <m:r>
+            <m:rPr>
+              <m:sty m:val="p"/>
+            </m:rPr>
+            <w:rPr>
+              <w:rFonts w:ascii="Cambria Math" w:hAnsi="Cambria Math"/>
+            </w:rPr>
+            <m:t>M(p₄) + M(p₅) + M(p₆) = 1</m:t>
+          </m:r>
+        </m:oMath>
+      </m:oMathPara>
       <w:r>
         <w:rPr>
           <w:rFonts w:ascii="Times New Roman" w:hAnsi="Times New Roman" w:cs="Times New Roman" w:eastAsia="Times New Roman"/>
@@ -1102,7 +2362,7 @@
           <w:i w:val="0"/>
           <w:sz w:val="24"/>
         </w:rPr>
-        <w:t>Инвариант x₃ — центральный результат анализа. Он связывает позиции переноса обеих групп (p₂, p₃, p₅, p₆) и мьютекс устойчивости (p₇):</w:t>
+        <w:t>Инвариант x₃ — центральный результат анализа. Он связывает позиции переноса обеих групп (p₂, p₃, p₅, p₆) и мьютекс устойчивости (p₇):</w:t>
       </w:r>
     </w:p>
     <w:p>
@@ -1110,15 +2370,19 @@
         <w:ind w:firstLine="0"/>
         <w:jc w:val="center"/>
       </w:pPr>
-      <w:r>
-        <w:rPr>
-          <w:rFonts w:ascii="Times New Roman" w:hAnsi="Times New Roman" w:cs="Times New Roman" w:eastAsia="Times New Roman"/>
-          <w:rFonts w:ascii="Times New Roman" w:hAnsi="Times New Roman"/>
-          <w:i/>
-          <w:sz w:val="24"/>
-        </w:rPr>
-        <w:t>M(p₂) + M(p₃) + M(p₅) + M(p₆) + M(p₇) = 1</w:t>
-      </w:r>
+      <m:oMathPara>
+        <m:oMath>
+          <m:r>
+            <m:rPr>
+              <m:sty m:val="p"/>
+            </m:rPr>
+            <w:rPr>
+              <w:rFonts w:ascii="Cambria Math" w:hAnsi="Cambria Math"/>
+            </w:rPr>
+            <m:t>M(p₂) + M(p₃) + M(p₅) + M(p₆) + M(p₇) = 1</m:t>
+          </m:r>
+        </m:oMath>
+      </m:oMathPara>
       <w:r>
         <w:rPr>
           <w:rFonts w:ascii="Times New Roman" w:hAnsi="Times New Roman" w:cs="Times New Roman" w:eastAsia="Times New Roman"/>
@@ -1146,15 +2410,19 @@
         <w:ind w:firstLine="0"/>
         <w:jc w:val="center"/>
       </w:pPr>
-      <w:r>
-        <w:rPr>
-          <w:rFonts w:ascii="Times New Roman" w:hAnsi="Times New Roman" w:cs="Times New Roman" w:eastAsia="Times New Roman"/>
-          <w:rFonts w:ascii="Times New Roman" w:hAnsi="Times New Roman"/>
-          <w:i/>
-          <w:sz w:val="24"/>
-        </w:rPr>
-        <w:t>M(p₂) + M(p₅) ≤ 1</w:t>
-      </w:r>
+      <m:oMathPara>
+        <m:oMath>
+          <m:r>
+            <m:rPr>
+              <m:sty m:val="p"/>
+            </m:rPr>
+            <w:rPr>
+              <w:rFonts w:ascii="Cambria Math" w:hAnsi="Cambria Math"/>
+            </w:rPr>
+            <m:t>M(p₂) + M(p₅) ≤ 1</m:t>
+          </m:r>
+        </m:oMath>
+      </m:oMathPara>
       <w:r>
         <w:rPr>
           <w:rFonts w:ascii="Times New Roman" w:hAnsi="Times New Roman" w:cs="Times New Roman" w:eastAsia="Times New Roman"/>
@@ -1186,7 +2454,7 @@
           <w:i w:val="0"/>
           <w:sz w:val="24"/>
         </w:rPr>
-        <w:t>Важно подчеркнуть, что данное доказательство получено без перебора достижимых маркировок — оно следует из структуры сети и справедливо для любой последовательности срабатываний. Это преимущество метода инвариантов перед анализом дерева достижимости [7].</w:t>
+        <w:t>Данное доказательство получено без перебора достижимых маркировок — оно следует из структуры сети и справедливо для любой последовательности срабатываний. Это преимущество метода инвариантов перед анализом дерева достижимости [7].</w:t>
       </w:r>
     </w:p>
     <w:p>
@@ -1226,7 +2494,7 @@
           <w:i w:val="0"/>
           <w:sz w:val="24"/>
         </w:rPr>
-        <w:t>1) Токен в p₁, токен в p₄, токен в p₇ — разрешены t₁ и t₄. Конфликт разрешается недетерминированно, но не приводит к блокировке.</w:t>
+        <w:t>1) Токен в p₁, токен в p₄, токен в p₇ — разрешены t₁ и t₄. Конфликт разрешается недетерминированно, но не приводит к блокировке.</w:t>
       </w:r>
     </w:p>
     <w:p>
@@ -1238,7 +2506,7 @@
           <w:i w:val="0"/>
           <w:sz w:val="24"/>
         </w:rPr>
-        <w:t>2) Токен в p₂ (группа A переносится) — разрешён t₂. После срабатывания t₂ токен перейдёт в p₃, далее разрешён t₃, который вернёт токен в p₁ и p₇.</w:t>
+        <w:t>2) Токен в p₂ (группа A переносится) — разрешён t₂. После срабатывания t₂ токен перейдёт в p₃, далее разрешён t₃, который вернёт токен в p₁ и p₇.</w:t>
       </w:r>
     </w:p>
     <w:p>
@@ -1250,7 +2518,7 @@
           <w:i w:val="0"/>
           <w:sz w:val="24"/>
         </w:rPr>
-        <w:t>3) Токен в p₃ — разрешён t₃. Срабатывание возвращает систему в состояние, откуда возможен новый цикл.</w:t>
+        <w:t>3) Токен в p₃ — разрешён t₃. Срабатывание возвращает систему в состояние, откуда возможен новый цикл.</w:t>
       </w:r>
     </w:p>
     <w:p>
@@ -1262,7 +2530,7 @@
           <w:i w:val="0"/>
           <w:sz w:val="24"/>
         </w:rPr>
-        <w:t>Симметричные рассуждения справедливы для группы B. Поскольку каждый цикл (t₁→t₂→t₃ или t₄→t₅→t₆) гарантированно завершается и возвращает токен мьютекса, тупиковая ситуация невозможна. Сеть является живой и 1-ограниченной (безопасной).</w:t>
+        <w:t>Симметричные рассуждения справедливы для группы B. Поскольку каждый цикл (t₁→t₂→t₃ или t₄→t₅→t₆) гарантированно завершается и возвращает токен мьютекса, тупиковая ситуация невозможна. Сеть является живой и 1-ограниченной (безопасной).</w:t>
       </w:r>
     </w:p>
     <w:p>
@@ -1290,7 +2558,24 @@
           <w:i w:val="0"/>
           <w:sz w:val="24"/>
         </w:rPr>
-        <w:t>Для наглядности приведём первые шаги выполнения сети, начиная с M₀ = (1,0,0,1,0,0,1). Символ → обозначает маркировку после срабатывания перехода.</w:t>
+        <w:t>Для наглядности приведём первые шаги выполнения сети, начиная с M₀ = (1, 0, 0, 1, 0, 0, 1).</w:t>
+      </w:r>
+    </w:p>
+    <w:p>
+      <w:pPr>
+        <w:spacing w:after="80" w:before="120"/>
+        <w:ind w:firstLine="0"/>
+        <w:jc w:val="center"/>
+      </w:pPr>
+      <w:r>
+        <w:rPr>
+          <w:rFonts w:ascii="Times New Roman" w:hAnsi="Times New Roman" w:cs="Times New Roman" w:eastAsia="Times New Roman"/>
+          <w:rFonts w:ascii="Times New Roman" w:hAnsi="Times New Roman"/>
+          <w:b w:val="0"/>
+          <w:i/>
+          <w:sz w:val="24"/>
+        </w:rPr>
+        <w:t>Табл. 2. Трассировка маркировок при последовательном срабатывании</w:t>
       </w:r>
     </w:p>
     <w:tbl>
@@ -1327,7 +2612,7 @@
                 <w:rFonts w:ascii="Times New Roman" w:hAnsi="Times New Roman" w:cs="Times New Roman" w:eastAsia="Times New Roman"/>
                 <w:rFonts w:ascii="Times New Roman" w:hAnsi="Times New Roman"/>
                 <w:b/>
-                <w:sz w:val="18"/>
+                <w:sz w:val="20"/>
               </w:rPr>
               <w:t>Шаг</w:t>
             </w:r>
@@ -1348,7 +2633,7 @@
                 <w:rFonts w:ascii="Times New Roman" w:hAnsi="Times New Roman" w:cs="Times New Roman" w:eastAsia="Times New Roman"/>
                 <w:rFonts w:ascii="Times New Roman" w:hAnsi="Times New Roman"/>
                 <w:b/>
-                <w:sz w:val="18"/>
+                <w:sz w:val="20"/>
               </w:rPr>
               <w:t>Переход</w:t>
             </w:r>
@@ -1369,9 +2654,9 @@
                 <w:rFonts w:ascii="Times New Roman" w:hAnsi="Times New Roman" w:cs="Times New Roman" w:eastAsia="Times New Roman"/>
                 <w:rFonts w:ascii="Times New Roman" w:hAnsi="Times New Roman"/>
                 <w:b/>
-                <w:sz w:val="18"/>
+                <w:sz w:val="20"/>
               </w:rPr>
-              <w:t>M(p₁)</w:t>
+              <w:t>p₁</w:t>
             </w:r>
           </w:p>
         </w:tc>
@@ -1390,9 +2675,9 @@
                 <w:rFonts w:ascii="Times New Roman" w:hAnsi="Times New Roman" w:cs="Times New Roman" w:eastAsia="Times New Roman"/>
                 <w:rFonts w:ascii="Times New Roman" w:hAnsi="Times New Roman"/>
                 <w:b/>
-                <w:sz w:val="18"/>
+                <w:sz w:val="20"/>
               </w:rPr>
-              <w:t>M(p₂)</w:t>
+              <w:t>p₂</w:t>
             </w:r>
           </w:p>
         </w:tc>
@@ -1411,9 +2696,9 @@
                 <w:rFonts w:ascii="Times New Roman" w:hAnsi="Times New Roman" w:cs="Times New Roman" w:eastAsia="Times New Roman"/>
                 <w:rFonts w:ascii="Times New Roman" w:hAnsi="Times New Roman"/>
                 <w:b/>
-                <w:sz w:val="18"/>
+                <w:sz w:val="20"/>
               </w:rPr>
-              <w:t>M(p₃)</w:t>
+              <w:t>p₃</w:t>
             </w:r>
           </w:p>
         </w:tc>
@@ -1432,9 +2717,9 @@
                 <w:rFonts w:ascii="Times New Roman" w:hAnsi="Times New Roman" w:cs="Times New Roman" w:eastAsia="Times New Roman"/>
                 <w:rFonts w:ascii="Times New Roman" w:hAnsi="Times New Roman"/>
                 <w:b/>
-                <w:sz w:val="18"/>
+                <w:sz w:val="20"/>
               </w:rPr>
-              <w:t>M(p₄)</w:t>
+              <w:t>p₄</w:t>
             </w:r>
           </w:p>
         </w:tc>
@@ -1453,9 +2738,9 @@
                 <w:rFonts w:ascii="Times New Roman" w:hAnsi="Times New Roman" w:cs="Times New Roman" w:eastAsia="Times New Roman"/>
                 <w:rFonts w:ascii="Times New Roman" w:hAnsi="Times New Roman"/>
                 <w:b/>
-                <w:sz w:val="18"/>
+                <w:sz w:val="20"/>
               </w:rPr>
-              <w:t>M(p₅)</w:t>
+              <w:t>p₅</w:t>
             </w:r>
           </w:p>
         </w:tc>
@@ -1474,9 +2759,9 @@
                 <w:rFonts w:ascii="Times New Roman" w:hAnsi="Times New Roman" w:cs="Times New Roman" w:eastAsia="Times New Roman"/>
                 <w:rFonts w:ascii="Times New Roman" w:hAnsi="Times New Roman"/>
                 <w:b/>
-                <w:sz w:val="18"/>
+                <w:sz w:val="20"/>
               </w:rPr>
-              <w:t>M(p₆)</w:t>
+              <w:t>p₆</w:t>
             </w:r>
           </w:p>
         </w:tc>
@@ -1495,9 +2780,9 @@
                 <w:rFonts w:ascii="Times New Roman" w:hAnsi="Times New Roman" w:cs="Times New Roman" w:eastAsia="Times New Roman"/>
                 <w:rFonts w:ascii="Times New Roman" w:hAnsi="Times New Roman"/>
                 <w:b/>
-                <w:sz w:val="18"/>
+                <w:sz w:val="20"/>
               </w:rPr>
-              <w:t>M(p₇)</w:t>
+              <w:t>p₇</w:t>
             </w:r>
           </w:p>
         </w:tc>
@@ -1516,7 +2801,7 @@
                 <w:rFonts w:ascii="Times New Roman" w:hAnsi="Times New Roman" w:cs="Times New Roman" w:eastAsia="Times New Roman"/>
                 <w:rFonts w:ascii="Times New Roman" w:hAnsi="Times New Roman"/>
                 <w:b/>
-                <w:sz w:val="18"/>
+                <w:sz w:val="20"/>
               </w:rPr>
               <w:t>Комментарий</w:t>
             </w:r>
@@ -1538,7 +2823,7 @@
               <w:rPr>
                 <w:rFonts w:ascii="Times New Roman" w:hAnsi="Times New Roman" w:cs="Times New Roman" w:eastAsia="Times New Roman"/>
                 <w:rFonts w:ascii="Times New Roman" w:hAnsi="Times New Roman"/>
-                <w:sz w:val="18"/>
+                <w:sz w:val="20"/>
               </w:rPr>
               <w:t>0</w:t>
             </w:r>
@@ -1558,7 +2843,7 @@
               <w:rPr>
                 <w:rFonts w:ascii="Times New Roman" w:hAnsi="Times New Roman" w:cs="Times New Roman" w:eastAsia="Times New Roman"/>
                 <w:rFonts w:ascii="Times New Roman" w:hAnsi="Times New Roman"/>
-                <w:sz w:val="18"/>
+                <w:sz w:val="20"/>
               </w:rPr>
               <w:t>—</w:t>
             </w:r>
@@ -1578,7 +2863,7 @@
               <w:rPr>
                 <w:rFonts w:ascii="Times New Roman" w:hAnsi="Times New Roman" w:cs="Times New Roman" w:eastAsia="Times New Roman"/>
                 <w:rFonts w:ascii="Times New Roman" w:hAnsi="Times New Roman"/>
-                <w:sz w:val="18"/>
+                <w:sz w:val="20"/>
               </w:rPr>
               <w:t>1</w:t>
             </w:r>
@@ -1598,7 +2883,7 @@
               <w:rPr>
                 <w:rFonts w:ascii="Times New Roman" w:hAnsi="Times New Roman" w:cs="Times New Roman" w:eastAsia="Times New Roman"/>
                 <w:rFonts w:ascii="Times New Roman" w:hAnsi="Times New Roman"/>
-                <w:sz w:val="18"/>
+                <w:sz w:val="20"/>
               </w:rPr>
               <w:t>0</w:t>
             </w:r>
@@ -1618,7 +2903,7 @@
               <w:rPr>
                 <w:rFonts w:ascii="Times New Roman" w:hAnsi="Times New Roman" w:cs="Times New Roman" w:eastAsia="Times New Roman"/>
                 <w:rFonts w:ascii="Times New Roman" w:hAnsi="Times New Roman"/>
-                <w:sz w:val="18"/>
+                <w:sz w:val="20"/>
               </w:rPr>
               <w:t>0</w:t>
             </w:r>
@@ -1638,7 +2923,7 @@
               <w:rPr>
                 <w:rFonts w:ascii="Times New Roman" w:hAnsi="Times New Roman" w:cs="Times New Roman" w:eastAsia="Times New Roman"/>
                 <w:rFonts w:ascii="Times New Roman" w:hAnsi="Times New Roman"/>
-                <w:sz w:val="18"/>
+                <w:sz w:val="20"/>
               </w:rPr>
               <w:t>1</w:t>
             </w:r>
@@ -1658,7 +2943,7 @@
               <w:rPr>
                 <w:rFonts w:ascii="Times New Roman" w:hAnsi="Times New Roman" w:cs="Times New Roman" w:eastAsia="Times New Roman"/>
                 <w:rFonts w:ascii="Times New Roman" w:hAnsi="Times New Roman"/>
-                <w:sz w:val="18"/>
+                <w:sz w:val="20"/>
               </w:rPr>
               <w:t>0</w:t>
             </w:r>
@@ -1678,7 +2963,7 @@
               <w:rPr>
                 <w:rFonts w:ascii="Times New Roman" w:hAnsi="Times New Roman" w:cs="Times New Roman" w:eastAsia="Times New Roman"/>
                 <w:rFonts w:ascii="Times New Roman" w:hAnsi="Times New Roman"/>
-                <w:sz w:val="18"/>
+                <w:sz w:val="20"/>
               </w:rPr>
               <w:t>0</w:t>
             </w:r>
@@ -1698,7 +2983,7 @@
               <w:rPr>
                 <w:rFonts w:ascii="Times New Roman" w:hAnsi="Times New Roman" w:cs="Times New Roman" w:eastAsia="Times New Roman"/>
                 <w:rFonts w:ascii="Times New Roman" w:hAnsi="Times New Roman"/>
-                <w:sz w:val="18"/>
+                <w:sz w:val="20"/>
               </w:rPr>
               <w:t>1</w:t>
             </w:r>
@@ -1718,7 +3003,7 @@
               <w:rPr>
                 <w:rFonts w:ascii="Times New Roman" w:hAnsi="Times New Roman" w:cs="Times New Roman" w:eastAsia="Times New Roman"/>
                 <w:rFonts w:ascii="Times New Roman" w:hAnsi="Times New Roman"/>
-                <w:sz w:val="18"/>
+                <w:sz w:val="20"/>
               </w:rPr>
               <w:t>Начальное состояние</w:t>
             </w:r>
@@ -1740,7 +3025,7 @@
               <w:rPr>
                 <w:rFonts w:ascii="Times New Roman" w:hAnsi="Times New Roman" w:cs="Times New Roman" w:eastAsia="Times New Roman"/>
                 <w:rFonts w:ascii="Times New Roman" w:hAnsi="Times New Roman"/>
-                <w:sz w:val="18"/>
+                <w:sz w:val="20"/>
               </w:rPr>
               <w:t>1</w:t>
             </w:r>
@@ -1760,7 +3045,7 @@
               <w:rPr>
                 <w:rFonts w:ascii="Times New Roman" w:hAnsi="Times New Roman" w:cs="Times New Roman" w:eastAsia="Times New Roman"/>
                 <w:rFonts w:ascii="Times New Roman" w:hAnsi="Times New Roman"/>
-                <w:sz w:val="18"/>
+                <w:sz w:val="20"/>
               </w:rPr>
               <w:t>t₁</w:t>
             </w:r>
@@ -1780,7 +3065,7 @@
               <w:rPr>
                 <w:rFonts w:ascii="Times New Roman" w:hAnsi="Times New Roman" w:cs="Times New Roman" w:eastAsia="Times New Roman"/>
                 <w:rFonts w:ascii="Times New Roman" w:hAnsi="Times New Roman"/>
-                <w:sz w:val="18"/>
+                <w:sz w:val="20"/>
               </w:rPr>
               <w:t>0</w:t>
             </w:r>
@@ -1800,7 +3085,7 @@
               <w:rPr>
                 <w:rFonts w:ascii="Times New Roman" w:hAnsi="Times New Roman" w:cs="Times New Roman" w:eastAsia="Times New Roman"/>
                 <w:rFonts w:ascii="Times New Roman" w:hAnsi="Times New Roman"/>
-                <w:sz w:val="18"/>
+                <w:sz w:val="20"/>
               </w:rPr>
               <w:t>1</w:t>
             </w:r>
@@ -1820,7 +3105,7 @@
               <w:rPr>
                 <w:rFonts w:ascii="Times New Roman" w:hAnsi="Times New Roman" w:cs="Times New Roman" w:eastAsia="Times New Roman"/>
                 <w:rFonts w:ascii="Times New Roman" w:hAnsi="Times New Roman"/>
-                <w:sz w:val="18"/>
+                <w:sz w:val="20"/>
               </w:rPr>
               <w:t>0</w:t>
             </w:r>
@@ -1840,7 +3125,7 @@
               <w:rPr>
                 <w:rFonts w:ascii="Times New Roman" w:hAnsi="Times New Roman" w:cs="Times New Roman" w:eastAsia="Times New Roman"/>
                 <w:rFonts w:ascii="Times New Roman" w:hAnsi="Times New Roman"/>
-                <w:sz w:val="18"/>
+                <w:sz w:val="20"/>
               </w:rPr>
               <w:t>1</w:t>
             </w:r>
@@ -1860,7 +3145,7 @@
               <w:rPr>
                 <w:rFonts w:ascii="Times New Roman" w:hAnsi="Times New Roman" w:cs="Times New Roman" w:eastAsia="Times New Roman"/>
                 <w:rFonts w:ascii="Times New Roman" w:hAnsi="Times New Roman"/>
-                <w:sz w:val="18"/>
+                <w:sz w:val="20"/>
               </w:rPr>
               <w:t>0</w:t>
             </w:r>
@@ -1880,7 +3165,7 @@
               <w:rPr>
                 <w:rFonts w:ascii="Times New Roman" w:hAnsi="Times New Roman" w:cs="Times New Roman" w:eastAsia="Times New Roman"/>
                 <w:rFonts w:ascii="Times New Roman" w:hAnsi="Times New Roman"/>
-                <w:sz w:val="18"/>
+                <w:sz w:val="20"/>
               </w:rPr>
               <w:t>0</w:t>
             </w:r>
@@ -1900,7 +3185,7 @@
               <w:rPr>
                 <w:rFonts w:ascii="Times New Roman" w:hAnsi="Times New Roman" w:cs="Times New Roman" w:eastAsia="Times New Roman"/>
                 <w:rFonts w:ascii="Times New Roman" w:hAnsi="Times New Roman"/>
-                <w:sz w:val="18"/>
+                <w:sz w:val="20"/>
               </w:rPr>
               <w:t>0</w:t>
             </w:r>
@@ -1920,7 +3205,7 @@
               <w:rPr>
                 <w:rFonts w:ascii="Times New Roman" w:hAnsi="Times New Roman" w:cs="Times New Roman" w:eastAsia="Times New Roman"/>
                 <w:rFonts w:ascii="Times New Roman" w:hAnsi="Times New Roman"/>
-                <w:sz w:val="18"/>
+                <w:sz w:val="20"/>
               </w:rPr>
               <w:t>Группа A оторвалась</w:t>
             </w:r>
@@ -1942,7 +3227,7 @@
               <w:rPr>
                 <w:rFonts w:ascii="Times New Roman" w:hAnsi="Times New Roman" w:cs="Times New Roman" w:eastAsia="Times New Roman"/>
                 <w:rFonts w:ascii="Times New Roman" w:hAnsi="Times New Roman"/>
-                <w:sz w:val="18"/>
+                <w:sz w:val="20"/>
               </w:rPr>
               <w:t>2</w:t>
             </w:r>
@@ -1962,7 +3247,7 @@
               <w:rPr>
                 <w:rFonts w:ascii="Times New Roman" w:hAnsi="Times New Roman" w:cs="Times New Roman" w:eastAsia="Times New Roman"/>
                 <w:rFonts w:ascii="Times New Roman" w:hAnsi="Times New Roman"/>
-                <w:sz w:val="18"/>
+                <w:sz w:val="20"/>
               </w:rPr>
               <w:t>t₂</w:t>
             </w:r>
@@ -1982,7 +3267,7 @@
               <w:rPr>
                 <w:rFonts w:ascii="Times New Roman" w:hAnsi="Times New Roman" w:cs="Times New Roman" w:eastAsia="Times New Roman"/>
                 <w:rFonts w:ascii="Times New Roman" w:hAnsi="Times New Roman"/>
-                <w:sz w:val="18"/>
+                <w:sz w:val="20"/>
               </w:rPr>
               <w:t>0</w:t>
             </w:r>
@@ -2002,7 +3287,7 @@
               <w:rPr>
                 <w:rFonts w:ascii="Times New Roman" w:hAnsi="Times New Roman" w:cs="Times New Roman" w:eastAsia="Times New Roman"/>
                 <w:rFonts w:ascii="Times New Roman" w:hAnsi="Times New Roman"/>
-                <w:sz w:val="18"/>
+                <w:sz w:val="20"/>
               </w:rPr>
               <w:t>0</w:t>
             </w:r>
@@ -2022,7 +3307,7 @@
               <w:rPr>
                 <w:rFonts w:ascii="Times New Roman" w:hAnsi="Times New Roman" w:cs="Times New Roman" w:eastAsia="Times New Roman"/>
                 <w:rFonts w:ascii="Times New Roman" w:hAnsi="Times New Roman"/>
-                <w:sz w:val="18"/>
+                <w:sz w:val="20"/>
               </w:rPr>
               <w:t>1</w:t>
             </w:r>
@@ -2042,7 +3327,7 @@
               <w:rPr>
                 <w:rFonts w:ascii="Times New Roman" w:hAnsi="Times New Roman" w:cs="Times New Roman" w:eastAsia="Times New Roman"/>
                 <w:rFonts w:ascii="Times New Roman" w:hAnsi="Times New Roman"/>
-                <w:sz w:val="18"/>
+                <w:sz w:val="20"/>
               </w:rPr>
               <w:t>1</w:t>
             </w:r>
@@ -2062,7 +3347,7 @@
               <w:rPr>
                 <w:rFonts w:ascii="Times New Roman" w:hAnsi="Times New Roman" w:cs="Times New Roman" w:eastAsia="Times New Roman"/>
                 <w:rFonts w:ascii="Times New Roman" w:hAnsi="Times New Roman"/>
-                <w:sz w:val="18"/>
+                <w:sz w:val="20"/>
               </w:rPr>
               <w:t>0</w:t>
             </w:r>
@@ -2082,7 +3367,7 @@
               <w:rPr>
                 <w:rFonts w:ascii="Times New Roman" w:hAnsi="Times New Roman" w:cs="Times New Roman" w:eastAsia="Times New Roman"/>
                 <w:rFonts w:ascii="Times New Roman" w:hAnsi="Times New Roman"/>
-                <w:sz w:val="18"/>
+                <w:sz w:val="20"/>
               </w:rPr>
               <w:t>0</w:t>
             </w:r>
@@ -2102,7 +3387,7 @@
               <w:rPr>
                 <w:rFonts w:ascii="Times New Roman" w:hAnsi="Times New Roman" w:cs="Times New Roman" w:eastAsia="Times New Roman"/>
                 <w:rFonts w:ascii="Times New Roman" w:hAnsi="Times New Roman"/>
-                <w:sz w:val="18"/>
+                <w:sz w:val="20"/>
               </w:rPr>
               <w:t>0</w:t>
             </w:r>
@@ -2122,7 +3407,7 @@
               <w:rPr>
                 <w:rFonts w:ascii="Times New Roman" w:hAnsi="Times New Roman" w:cs="Times New Roman" w:eastAsia="Times New Roman"/>
                 <w:rFonts w:ascii="Times New Roman" w:hAnsi="Times New Roman"/>
-                <w:sz w:val="18"/>
+                <w:sz w:val="20"/>
               </w:rPr>
               <w:t>A перенесена</w:t>
             </w:r>
@@ -2144,7 +3429,7 @@
               <w:rPr>
                 <w:rFonts w:ascii="Times New Roman" w:hAnsi="Times New Roman" w:cs="Times New Roman" w:eastAsia="Times New Roman"/>
                 <w:rFonts w:ascii="Times New Roman" w:hAnsi="Times New Roman"/>
-                <w:sz w:val="18"/>
+                <w:sz w:val="20"/>
               </w:rPr>
               <w:t>3</w:t>
             </w:r>
@@ -2164,7 +3449,7 @@
               <w:rPr>
                 <w:rFonts w:ascii="Times New Roman" w:hAnsi="Times New Roman" w:cs="Times New Roman" w:eastAsia="Times New Roman"/>
                 <w:rFonts w:ascii="Times New Roman" w:hAnsi="Times New Roman"/>
-                <w:sz w:val="18"/>
+                <w:sz w:val="20"/>
               </w:rPr>
               <w:t>t₃</w:t>
             </w:r>
@@ -2184,7 +3469,7 @@
               <w:rPr>
                 <w:rFonts w:ascii="Times New Roman" w:hAnsi="Times New Roman" w:cs="Times New Roman" w:eastAsia="Times New Roman"/>
                 <w:rFonts w:ascii="Times New Roman" w:hAnsi="Times New Roman"/>
-                <w:sz w:val="18"/>
+                <w:sz w:val="20"/>
               </w:rPr>
               <w:t>1</w:t>
             </w:r>
@@ -2204,7 +3489,7 @@
               <w:rPr>
                 <w:rFonts w:ascii="Times New Roman" w:hAnsi="Times New Roman" w:cs="Times New Roman" w:eastAsia="Times New Roman"/>
                 <w:rFonts w:ascii="Times New Roman" w:hAnsi="Times New Roman"/>
-                <w:sz w:val="18"/>
+                <w:sz w:val="20"/>
               </w:rPr>
               <w:t>0</w:t>
             </w:r>
@@ -2224,7 +3509,7 @@
               <w:rPr>
                 <w:rFonts w:ascii="Times New Roman" w:hAnsi="Times New Roman" w:cs="Times New Roman" w:eastAsia="Times New Roman"/>
                 <w:rFonts w:ascii="Times New Roman" w:hAnsi="Times New Roman"/>
-                <w:sz w:val="18"/>
+                <w:sz w:val="20"/>
               </w:rPr>
               <w:t>0</w:t>
             </w:r>
@@ -2244,7 +3529,7 @@
               <w:rPr>
                 <w:rFonts w:ascii="Times New Roman" w:hAnsi="Times New Roman" w:cs="Times New Roman" w:eastAsia="Times New Roman"/>
                 <w:rFonts w:ascii="Times New Roman" w:hAnsi="Times New Roman"/>
-                <w:sz w:val="18"/>
+                <w:sz w:val="20"/>
               </w:rPr>
               <w:t>1</w:t>
             </w:r>
@@ -2264,7 +3549,7 @@
               <w:rPr>
                 <w:rFonts w:ascii="Times New Roman" w:hAnsi="Times New Roman" w:cs="Times New Roman" w:eastAsia="Times New Roman"/>
                 <w:rFonts w:ascii="Times New Roman" w:hAnsi="Times New Roman"/>
-                <w:sz w:val="18"/>
+                <w:sz w:val="20"/>
               </w:rPr>
               <w:t>0</w:t>
             </w:r>
@@ -2284,7 +3569,7 @@
               <w:rPr>
                 <w:rFonts w:ascii="Times New Roman" w:hAnsi="Times New Roman" w:cs="Times New Roman" w:eastAsia="Times New Roman"/>
                 <w:rFonts w:ascii="Times New Roman" w:hAnsi="Times New Roman"/>
-                <w:sz w:val="18"/>
+                <w:sz w:val="20"/>
               </w:rPr>
               <w:t>0</w:t>
             </w:r>
@@ -2304,7 +3589,7 @@
               <w:rPr>
                 <w:rFonts w:ascii="Times New Roman" w:hAnsi="Times New Roman" w:cs="Times New Roman" w:eastAsia="Times New Roman"/>
                 <w:rFonts w:ascii="Times New Roman" w:hAnsi="Times New Roman"/>
-                <w:sz w:val="18"/>
+                <w:sz w:val="20"/>
               </w:rPr>
               <w:t>1</w:t>
             </w:r>
@@ -2324,7 +3609,7 @@
               <w:rPr>
                 <w:rFonts w:ascii="Times New Roman" w:hAnsi="Times New Roman" w:cs="Times New Roman" w:eastAsia="Times New Roman"/>
                 <w:rFonts w:ascii="Times New Roman" w:hAnsi="Times New Roman"/>
-                <w:sz w:val="18"/>
+                <w:sz w:val="20"/>
               </w:rPr>
               <w:t>A приземлилась</w:t>
             </w:r>
@@ -2346,7 +3631,7 @@
               <w:rPr>
                 <w:rFonts w:ascii="Times New Roman" w:hAnsi="Times New Roman" w:cs="Times New Roman" w:eastAsia="Times New Roman"/>
                 <w:rFonts w:ascii="Times New Roman" w:hAnsi="Times New Roman"/>
-                <w:sz w:val="18"/>
+                <w:sz w:val="20"/>
               </w:rPr>
               <w:t>4</w:t>
             </w:r>
@@ -2366,7 +3651,7 @@
               <w:rPr>
                 <w:rFonts w:ascii="Times New Roman" w:hAnsi="Times New Roman" w:cs="Times New Roman" w:eastAsia="Times New Roman"/>
                 <w:rFonts w:ascii="Times New Roman" w:hAnsi="Times New Roman"/>
-                <w:sz w:val="18"/>
+                <w:sz w:val="20"/>
               </w:rPr>
               <w:t>t₄</w:t>
             </w:r>
@@ -2386,7 +3671,7 @@
               <w:rPr>
                 <w:rFonts w:ascii="Times New Roman" w:hAnsi="Times New Roman" w:cs="Times New Roman" w:eastAsia="Times New Roman"/>
                 <w:rFonts w:ascii="Times New Roman" w:hAnsi="Times New Roman"/>
-                <w:sz w:val="18"/>
+                <w:sz w:val="20"/>
               </w:rPr>
               <w:t>1</w:t>
             </w:r>
@@ -2406,7 +3691,7 @@
               <w:rPr>
                 <w:rFonts w:ascii="Times New Roman" w:hAnsi="Times New Roman" w:cs="Times New Roman" w:eastAsia="Times New Roman"/>
                 <w:rFonts w:ascii="Times New Roman" w:hAnsi="Times New Roman"/>
-                <w:sz w:val="18"/>
+                <w:sz w:val="20"/>
               </w:rPr>
               <w:t>0</w:t>
             </w:r>
@@ -2426,7 +3711,7 @@
               <w:rPr>
                 <w:rFonts w:ascii="Times New Roman" w:hAnsi="Times New Roman" w:cs="Times New Roman" w:eastAsia="Times New Roman"/>
                 <w:rFonts w:ascii="Times New Roman" w:hAnsi="Times New Roman"/>
-                <w:sz w:val="18"/>
+                <w:sz w:val="20"/>
               </w:rPr>
               <w:t>0</w:t>
             </w:r>
@@ -2446,7 +3731,7 @@
               <w:rPr>
                 <w:rFonts w:ascii="Times New Roman" w:hAnsi="Times New Roman" w:cs="Times New Roman" w:eastAsia="Times New Roman"/>
                 <w:rFonts w:ascii="Times New Roman" w:hAnsi="Times New Roman"/>
-                <w:sz w:val="18"/>
+                <w:sz w:val="20"/>
               </w:rPr>
               <w:t>0</w:t>
             </w:r>
@@ -2466,7 +3751,7 @@
               <w:rPr>
                 <w:rFonts w:ascii="Times New Roman" w:hAnsi="Times New Roman" w:cs="Times New Roman" w:eastAsia="Times New Roman"/>
                 <w:rFonts w:ascii="Times New Roman" w:hAnsi="Times New Roman"/>
-                <w:sz w:val="18"/>
+                <w:sz w:val="20"/>
               </w:rPr>
               <w:t>1</w:t>
             </w:r>
@@ -2486,7 +3771,7 @@
               <w:rPr>
                 <w:rFonts w:ascii="Times New Roman" w:hAnsi="Times New Roman" w:cs="Times New Roman" w:eastAsia="Times New Roman"/>
                 <w:rFonts w:ascii="Times New Roman" w:hAnsi="Times New Roman"/>
-                <w:sz w:val="18"/>
+                <w:sz w:val="20"/>
               </w:rPr>
               <w:t>0</w:t>
             </w:r>
@@ -2506,7 +3791,7 @@
               <w:rPr>
                 <w:rFonts w:ascii="Times New Roman" w:hAnsi="Times New Roman" w:cs="Times New Roman" w:eastAsia="Times New Roman"/>
                 <w:rFonts w:ascii="Times New Roman" w:hAnsi="Times New Roman"/>
-                <w:sz w:val="18"/>
+                <w:sz w:val="20"/>
               </w:rPr>
               <w:t>0</w:t>
             </w:r>
@@ -2526,7 +3811,7 @@
               <w:rPr>
                 <w:rFonts w:ascii="Times New Roman" w:hAnsi="Times New Roman" w:cs="Times New Roman" w:eastAsia="Times New Roman"/>
                 <w:rFonts w:ascii="Times New Roman" w:hAnsi="Times New Roman"/>
-                <w:sz w:val="18"/>
+                <w:sz w:val="20"/>
               </w:rPr>
               <w:t>Группа B оторвалась</w:t>
             </w:r>
@@ -2548,7 +3833,7 @@
               <w:rPr>
                 <w:rFonts w:ascii="Times New Roman" w:hAnsi="Times New Roman" w:cs="Times New Roman" w:eastAsia="Times New Roman"/>
                 <w:rFonts w:ascii="Times New Roman" w:hAnsi="Times New Roman"/>
-                <w:sz w:val="18"/>
+                <w:sz w:val="20"/>
               </w:rPr>
               <w:t>5</w:t>
             </w:r>
@@ -2568,7 +3853,7 @@
               <w:rPr>
                 <w:rFonts w:ascii="Times New Roman" w:hAnsi="Times New Roman" w:cs="Times New Roman" w:eastAsia="Times New Roman"/>
                 <w:rFonts w:ascii="Times New Roman" w:hAnsi="Times New Roman"/>
-                <w:sz w:val="18"/>
+                <w:sz w:val="20"/>
               </w:rPr>
               <w:t>t₅</w:t>
             </w:r>
@@ -2588,7 +3873,7 @@
               <w:rPr>
                 <w:rFonts w:ascii="Times New Roman" w:hAnsi="Times New Roman" w:cs="Times New Roman" w:eastAsia="Times New Roman"/>
                 <w:rFonts w:ascii="Times New Roman" w:hAnsi="Times New Roman"/>
-                <w:sz w:val="18"/>
+                <w:sz w:val="20"/>
               </w:rPr>
               <w:t>1</w:t>
             </w:r>
@@ -2608,7 +3893,7 @@
               <w:rPr>
                 <w:rFonts w:ascii="Times New Roman" w:hAnsi="Times New Roman" w:cs="Times New Roman" w:eastAsia="Times New Roman"/>
                 <w:rFonts w:ascii="Times New Roman" w:hAnsi="Times New Roman"/>
-                <w:sz w:val="18"/>
+                <w:sz w:val="20"/>
               </w:rPr>
               <w:t>0</w:t>
             </w:r>
@@ -2628,7 +3913,7 @@
               <w:rPr>
                 <w:rFonts w:ascii="Times New Roman" w:hAnsi="Times New Roman" w:cs="Times New Roman" w:eastAsia="Times New Roman"/>
                 <w:rFonts w:ascii="Times New Roman" w:hAnsi="Times New Roman"/>
-                <w:sz w:val="18"/>
+                <w:sz w:val="20"/>
               </w:rPr>
               <w:t>0</w:t>
             </w:r>
@@ -2648,7 +3933,7 @@
               <w:rPr>
                 <w:rFonts w:ascii="Times New Roman" w:hAnsi="Times New Roman" w:cs="Times New Roman" w:eastAsia="Times New Roman"/>
                 <w:rFonts w:ascii="Times New Roman" w:hAnsi="Times New Roman"/>
-                <w:sz w:val="18"/>
+                <w:sz w:val="20"/>
               </w:rPr>
               <w:t>0</w:t>
             </w:r>
@@ -2668,7 +3953,7 @@
               <w:rPr>
                 <w:rFonts w:ascii="Times New Roman" w:hAnsi="Times New Roman" w:cs="Times New Roman" w:eastAsia="Times New Roman"/>
                 <w:rFonts w:ascii="Times New Roman" w:hAnsi="Times New Roman"/>
-                <w:sz w:val="18"/>
+                <w:sz w:val="20"/>
               </w:rPr>
               <w:t>0</w:t>
             </w:r>
@@ -2688,7 +3973,7 @@
               <w:rPr>
                 <w:rFonts w:ascii="Times New Roman" w:hAnsi="Times New Roman" w:cs="Times New Roman" w:eastAsia="Times New Roman"/>
                 <w:rFonts w:ascii="Times New Roman" w:hAnsi="Times New Roman"/>
-                <w:sz w:val="18"/>
+                <w:sz w:val="20"/>
               </w:rPr>
               <w:t>1</w:t>
             </w:r>
@@ -2708,7 +3993,7 @@
               <w:rPr>
                 <w:rFonts w:ascii="Times New Roman" w:hAnsi="Times New Roman" w:cs="Times New Roman" w:eastAsia="Times New Roman"/>
                 <w:rFonts w:ascii="Times New Roman" w:hAnsi="Times New Roman"/>
-                <w:sz w:val="18"/>
+                <w:sz w:val="20"/>
               </w:rPr>
               <w:t>0</w:t>
             </w:r>
@@ -2728,7 +4013,7 @@
               <w:rPr>
                 <w:rFonts w:ascii="Times New Roman" w:hAnsi="Times New Roman" w:cs="Times New Roman" w:eastAsia="Times New Roman"/>
                 <w:rFonts w:ascii="Times New Roman" w:hAnsi="Times New Roman"/>
-                <w:sz w:val="18"/>
+                <w:sz w:val="20"/>
               </w:rPr>
               <w:t>B перенесена</w:t>
             </w:r>
@@ -2750,7 +4035,7 @@
               <w:rPr>
                 <w:rFonts w:ascii="Times New Roman" w:hAnsi="Times New Roman" w:cs="Times New Roman" w:eastAsia="Times New Roman"/>
                 <w:rFonts w:ascii="Times New Roman" w:hAnsi="Times New Roman"/>
-                <w:sz w:val="18"/>
+                <w:sz w:val="20"/>
               </w:rPr>
               <w:t>6</w:t>
             </w:r>
@@ -2770,7 +4055,7 @@
               <w:rPr>
                 <w:rFonts w:ascii="Times New Roman" w:hAnsi="Times New Roman" w:cs="Times New Roman" w:eastAsia="Times New Roman"/>
                 <w:rFonts w:ascii="Times New Roman" w:hAnsi="Times New Roman"/>
-                <w:sz w:val="18"/>
+                <w:sz w:val="20"/>
               </w:rPr>
               <w:t>t₆</w:t>
             </w:r>
@@ -2790,7 +4075,7 @@
               <w:rPr>
                 <w:rFonts w:ascii="Times New Roman" w:hAnsi="Times New Roman" w:cs="Times New Roman" w:eastAsia="Times New Roman"/>
                 <w:rFonts w:ascii="Times New Roman" w:hAnsi="Times New Roman"/>
-                <w:sz w:val="18"/>
+                <w:sz w:val="20"/>
               </w:rPr>
               <w:t>1</w:t>
             </w:r>
@@ -2810,7 +4095,7 @@
               <w:rPr>
                 <w:rFonts w:ascii="Times New Roman" w:hAnsi="Times New Roman" w:cs="Times New Roman" w:eastAsia="Times New Roman"/>
                 <w:rFonts w:ascii="Times New Roman" w:hAnsi="Times New Roman"/>
-                <w:sz w:val="18"/>
+                <w:sz w:val="20"/>
               </w:rPr>
               <w:t>0</w:t>
             </w:r>
@@ -2830,7 +4115,7 @@
               <w:rPr>
                 <w:rFonts w:ascii="Times New Roman" w:hAnsi="Times New Roman" w:cs="Times New Roman" w:eastAsia="Times New Roman"/>
                 <w:rFonts w:ascii="Times New Roman" w:hAnsi="Times New Roman"/>
-                <w:sz w:val="18"/>
+                <w:sz w:val="20"/>
               </w:rPr>
               <w:t>0</w:t>
             </w:r>
@@ -2850,7 +4135,7 @@
               <w:rPr>
                 <w:rFonts w:ascii="Times New Roman" w:hAnsi="Times New Roman" w:cs="Times New Roman" w:eastAsia="Times New Roman"/>
                 <w:rFonts w:ascii="Times New Roman" w:hAnsi="Times New Roman"/>
-                <w:sz w:val="18"/>
+                <w:sz w:val="20"/>
               </w:rPr>
               <w:t>1</w:t>
             </w:r>
@@ -2870,7 +4155,7 @@
               <w:rPr>
                 <w:rFonts w:ascii="Times New Roman" w:hAnsi="Times New Roman" w:cs="Times New Roman" w:eastAsia="Times New Roman"/>
                 <w:rFonts w:ascii="Times New Roman" w:hAnsi="Times New Roman"/>
-                <w:sz w:val="18"/>
+                <w:sz w:val="20"/>
               </w:rPr>
               <w:t>0</w:t>
             </w:r>
@@ -2890,7 +4175,7 @@
               <w:rPr>
                 <w:rFonts w:ascii="Times New Roman" w:hAnsi="Times New Roman" w:cs="Times New Roman" w:eastAsia="Times New Roman"/>
                 <w:rFonts w:ascii="Times New Roman" w:hAnsi="Times New Roman"/>
-                <w:sz w:val="18"/>
+                <w:sz w:val="20"/>
               </w:rPr>
               <w:t>0</w:t>
             </w:r>
@@ -2910,7 +4195,7 @@
               <w:rPr>
                 <w:rFonts w:ascii="Times New Roman" w:hAnsi="Times New Roman" w:cs="Times New Roman" w:eastAsia="Times New Roman"/>
                 <w:rFonts w:ascii="Times New Roman" w:hAnsi="Times New Roman"/>
-                <w:sz w:val="18"/>
+                <w:sz w:val="20"/>
               </w:rPr>
               <w:t>1</w:t>
             </w:r>
@@ -2930,7 +4215,7 @@
               <w:rPr>
                 <w:rFonts w:ascii="Times New Roman" w:hAnsi="Times New Roman" w:cs="Times New Roman" w:eastAsia="Times New Roman"/>
                 <w:rFonts w:ascii="Times New Roman" w:hAnsi="Times New Roman"/>
-                <w:sz w:val="18"/>
+                <w:sz w:val="20"/>
               </w:rPr>
               <w:t>B приземлилась = M₀</w:t>
             </w:r>
@@ -2940,19 +4225,16 @@
     </w:tbl>
     <w:p>
       <w:pPr>
-        <w:spacing w:after="120" w:before="80"/>
-        <w:ind w:firstLine="0"/>
-        <w:jc w:val="center"/>
+        <w:spacing w:after="80"/>
       </w:pPr>
       <w:r>
         <w:rPr>
           <w:rFonts w:ascii="Times New Roman" w:hAnsi="Times New Roman" w:cs="Times New Roman" w:eastAsia="Times New Roman"/>
           <w:rFonts w:ascii="Times New Roman" w:hAnsi="Times New Roman"/>
           <w:b w:val="0"/>
-          <w:i/>
+          <w:i w:val="0"/>
           <w:sz w:val="24"/>
         </w:rPr>
-        <w:t>Табл. 1. Трассировка маркировок при последовательном срабатывании</w:t>
       </w:r>
     </w:p>
     <w:p>
@@ -2964,7 +4246,7 @@
           <w:i w:val="0"/>
           <w:sz w:val="24"/>
         </w:rPr>
-        <w:t>Из таблицы видно, что после шага 6 система возвращается в начальную маркировку M₀ — цикл замкнулся. На протяжении всей трассировки M(p₂) + M(p₅) ≤ 1, что подтверждает аналитическое доказательство (12).</w:t>
+        <w:t>Из таблицы видно, что после шага 6 система возвращается в начальную маркировку M₀ — цикл замкнулся. На протяжении всей трассировки M(p₂) + M(p₅) ≤ 1, что подтверждает аналитическое доказательство (12).</w:t>
       </w:r>
     </w:p>
     <w:p>
@@ -3012,6 +4294,9 @@
       </w:r>
     </w:p>
     <w:p>
+      <w:pPr>
+        <w:ind w:firstLine="0"/>
+      </w:pPr>
       <w:r>
         <w:rPr>
           <w:rFonts w:ascii="Times New Roman" w:hAnsi="Times New Roman" w:cs="Times New Roman" w:eastAsia="Times New Roman"/>
@@ -3020,17 +4305,82 @@
           <w:i w:val="0"/>
           <w:sz w:val="24"/>
         </w:rPr>
-        <w:t>— d(t₁) = 50 мс (отрыв группы A: подъём трёх ног);</w:t>
-        <w:br/>
-        <w:t>— d(t₂) = 200 мс (перенос: перемещение ног вперёд на 60 мм);</w:t>
-        <w:br/>
-        <w:t>— d(t₃) = 50 мс (приземление: установка контакта, стабилизация);</w:t>
-        <w:br/>
-        <w:t>— d(t₄) = 50 мс (отрыв группы B);</w:t>
-        <w:br/>
-        <w:t>— d(t₅) = 200 мс (перенос B);</w:t>
-        <w:br/>
-        <w:t>— d(t₆) = 50 мс (приземление B).</w:t>
+        <w:t>— d(t₁) = 50 мс (отрыв группы A: подъём трёх ног);</w:t>
+      </w:r>
+    </w:p>
+    <w:p>
+      <w:pPr>
+        <w:ind w:firstLine="0"/>
+      </w:pPr>
+      <w:r>
+        <w:rPr>
+          <w:rFonts w:ascii="Times New Roman" w:hAnsi="Times New Roman" w:cs="Times New Roman" w:eastAsia="Times New Roman"/>
+          <w:rFonts w:ascii="Times New Roman" w:hAnsi="Times New Roman"/>
+          <w:b w:val="0"/>
+          <w:i w:val="0"/>
+          <w:sz w:val="24"/>
+        </w:rPr>
+        <w:t>— d(t₂) = 200 мс (перенос: перемещение ног вперёд на 60 мм);</w:t>
+      </w:r>
+    </w:p>
+    <w:p>
+      <w:pPr>
+        <w:ind w:firstLine="0"/>
+      </w:pPr>
+      <w:r>
+        <w:rPr>
+          <w:rFonts w:ascii="Times New Roman" w:hAnsi="Times New Roman" w:cs="Times New Roman" w:eastAsia="Times New Roman"/>
+          <w:rFonts w:ascii="Times New Roman" w:hAnsi="Times New Roman"/>
+          <w:b w:val="0"/>
+          <w:i w:val="0"/>
+          <w:sz w:val="24"/>
+        </w:rPr>
+        <w:t>— d(t₃) = 50 мс (приземление: установка контакта, стабилизация);</w:t>
+      </w:r>
+    </w:p>
+    <w:p>
+      <w:pPr>
+        <w:ind w:firstLine="0"/>
+      </w:pPr>
+      <w:r>
+        <w:rPr>
+          <w:rFonts w:ascii="Times New Roman" w:hAnsi="Times New Roman" w:cs="Times New Roman" w:eastAsia="Times New Roman"/>
+          <w:rFonts w:ascii="Times New Roman" w:hAnsi="Times New Roman"/>
+          <w:b w:val="0"/>
+          <w:i w:val="0"/>
+          <w:sz w:val="24"/>
+        </w:rPr>
+        <w:t>— d(t₄) = 50 мс (отрыв группы B);</w:t>
+      </w:r>
+    </w:p>
+    <w:p>
+      <w:pPr>
+        <w:ind w:firstLine="0"/>
+      </w:pPr>
+      <w:r>
+        <w:rPr>
+          <w:rFonts w:ascii="Times New Roman" w:hAnsi="Times New Roman" w:cs="Times New Roman" w:eastAsia="Times New Roman"/>
+          <w:rFonts w:ascii="Times New Roman" w:hAnsi="Times New Roman"/>
+          <w:b w:val="0"/>
+          <w:i w:val="0"/>
+          <w:sz w:val="24"/>
+        </w:rPr>
+        <w:t>— d(t₅) = 200 мс (перенос B);</w:t>
+      </w:r>
+    </w:p>
+    <w:p>
+      <w:pPr>
+        <w:ind w:firstLine="0"/>
+      </w:pPr>
+      <w:r>
+        <w:rPr>
+          <w:rFonts w:ascii="Times New Roman" w:hAnsi="Times New Roman" w:cs="Times New Roman" w:eastAsia="Times New Roman"/>
+          <w:rFonts w:ascii="Times New Roman" w:hAnsi="Times New Roman"/>
+          <w:b w:val="0"/>
+          <w:i w:val="0"/>
+          <w:sz w:val="24"/>
+        </w:rPr>
+        <w:t>— d(t₆) = 50 мс (приземление B).</w:t>
       </w:r>
     </w:p>
     <w:p>
@@ -3058,7 +4408,7 @@
           <w:i w:val="0"/>
           <w:sz w:val="24"/>
         </w:rPr>
-        <w:t>Полный цикл группы A: d(t₁) + d(t₂) + d(t₃) = 50 + 200 + 50 = 300 мс. Аналогично для группы B: 300 мс. Поскольку группы работают последовательно (мьютекс запрещает параллельный перенос), полный период походки:</w:t>
+        <w:t>Полный цикл группы A: d(t₁) + d(t₂) + d(t₃) = 50 + 200 + 50 = 300 мс. Аналогично для группы B: 300 мс. Поскольку группы работают последовательно (мьютекс запрещает параллельный перенос), полный период походки:</w:t>
       </w:r>
     </w:p>
     <w:p>
@@ -3066,15 +4416,19 @@
         <w:ind w:firstLine="0"/>
         <w:jc w:val="center"/>
       </w:pPr>
-      <w:r>
-        <w:rPr>
-          <w:rFonts w:ascii="Times New Roman" w:hAnsi="Times New Roman" w:cs="Times New Roman" w:eastAsia="Times New Roman"/>
-          <w:rFonts w:ascii="Times New Roman" w:hAnsi="Times New Roman"/>
-          <w:i/>
-          <w:sz w:val="24"/>
-        </w:rPr>
-        <w:t>T = T_A + T_B = 300 + 300 = 600 мс</w:t>
-      </w:r>
+      <m:oMathPara>
+        <m:oMath>
+          <m:r>
+            <m:rPr>
+              <m:sty m:val="p"/>
+            </m:rPr>
+            <w:rPr>
+              <w:rFonts w:ascii="Cambria Math" w:hAnsi="Cambria Math"/>
+            </w:rPr>
+            <m:t>T = T_A + T_B = 300 + 300 = 600 мс</m:t>
+          </m:r>
+        </m:oMath>
+      </m:oMathPara>
       <w:r>
         <w:rPr>
           <w:rFonts w:ascii="Times New Roman" w:hAnsi="Times New Roman" w:cs="Times New Roman" w:eastAsia="Times New Roman"/>
@@ -3102,15 +4456,19 @@
         <w:ind w:firstLine="0"/>
         <w:jc w:val="center"/>
       </w:pPr>
-      <w:r>
-        <w:rPr>
-          <w:rFonts w:ascii="Times New Roman" w:hAnsi="Times New Roman" w:cs="Times New Roman" w:eastAsia="Times New Roman"/>
-          <w:rFonts w:ascii="Times New Roman" w:hAnsi="Times New Roman"/>
-          <w:i/>
-          <w:sz w:val="24"/>
-        </w:rPr>
-        <w:t>V = 2l / T = 2 × 60 / 600 = 0,2 мм/мс = 200 мм/с</w:t>
-      </w:r>
+      <m:oMathPara>
+        <m:oMath>
+          <m:r>
+            <m:rPr>
+              <m:sty m:val="p"/>
+            </m:rPr>
+            <w:rPr>
+              <w:rFonts w:ascii="Cambria Math" w:hAnsi="Cambria Math"/>
+            </w:rPr>
+            <m:t>V = 2l / T = 2 × 60 / 600 = 200 мм/с</m:t>
+          </m:r>
+        </m:oMath>
+      </m:oMathPara>
       <w:r>
         <w:rPr>
           <w:rFonts w:ascii="Times New Roman" w:hAnsi="Times New Roman" w:cs="Times New Roman" w:eastAsia="Times New Roman"/>
@@ -3130,7 +4488,7 @@
           <w:i w:val="0"/>
           <w:sz w:val="24"/>
         </w:rPr>
-        <w:t>Это согласуется с типичными значениями для гексаподов данного класса: 150–300 мм/с при триподной походке [9].</w:t>
+        <w:t>Это согласуется с типичными значениями для гексаподов данного класса: 150—300 мм/с при триподной походке [9].</w:t>
       </w:r>
     </w:p>
     <w:p>
@@ -3158,7 +4516,7 @@
           <w:i w:val="0"/>
           <w:sz w:val="24"/>
         </w:rPr>
-        <w:t>Фаза переноса (t₂ и t₅) занимает 200 мс из 300 мс полуцикла — 67 % времени. Фазы отрыва и приземления (по 50 мс каждая) суммарно составляют 100 мс. Таким образом, узким местом является именно перенос ног — скорость работы сервоприводов при перемещении ног на заданное расстояние.</w:t>
+        <w:t>Фаза переноса (t₂ и t₅) занимает 200 мс из 300 мс полуцикла — 67 % времени. Фазы отрыва и приземления (по 50 мс каждая) суммарно составляют 100 мс. Таким образом, узким местом является именно перенос ног — скорость работы сервоприводов при перемещении ног на заданное расстояние.</w:t>
       </w:r>
     </w:p>
     <w:p>
@@ -3170,7 +4528,7 @@
           <w:i w:val="0"/>
           <w:sz w:val="24"/>
         </w:rPr>
-        <w:t>Это соответствует инженерной интуиции: для увеличения скорости походки в первую очередь следует сокращать время переноса (более быстрые сервоприводы или меньшая амплитуда шага), а не время отрыва/приземления.</w:t>
+        <w:t>Это соответствует инженерной интуиции: для увеличения скорости походки в первую очередь следует сокращать время переноса (более быстрые сервоприводы или меньшая амплитуда шага), а не время отрыва и приземления.</w:t>
       </w:r>
     </w:p>
     <w:p>
@@ -3206,15 +4564,19 @@
         <w:ind w:firstLine="0"/>
         <w:jc w:val="center"/>
       </w:pPr>
-      <w:r>
-        <w:rPr>
-          <w:rFonts w:ascii="Times New Roman" w:hAnsi="Times New Roman" w:cs="Times New Roman" w:eastAsia="Times New Roman"/>
-          <w:rFonts w:ascii="Times New Roman" w:hAnsi="Times New Roman"/>
-          <w:i/>
-          <w:sz w:val="24"/>
-        </w:rPr>
-        <w:t>T' = 2 × (50 + 150 + 50) = 500 мс</w:t>
-      </w:r>
+      <m:oMathPara>
+        <m:oMath>
+          <m:r>
+            <m:rPr>
+              <m:sty m:val="p"/>
+            </m:rPr>
+            <w:rPr>
+              <w:rFonts w:ascii="Cambria Math" w:hAnsi="Cambria Math"/>
+            </w:rPr>
+            <m:t>T' = 2 × (50 + 150 + 50) = 500 мс</m:t>
+          </m:r>
+        </m:oMath>
+      </m:oMathPara>
       <w:r>
         <w:rPr>
           <w:rFonts w:ascii="Times New Roman" w:hAnsi="Times New Roman" w:cs="Times New Roman" w:eastAsia="Times New Roman"/>
@@ -3242,15 +4604,19 @@
         <w:ind w:firstLine="0"/>
         <w:jc w:val="center"/>
       </w:pPr>
-      <w:r>
-        <w:rPr>
-          <w:rFonts w:ascii="Times New Roman" w:hAnsi="Times New Roman" w:cs="Times New Roman" w:eastAsia="Times New Roman"/>
-          <w:rFonts w:ascii="Times New Roman" w:hAnsi="Times New Roman"/>
-          <w:i/>
-          <w:sz w:val="24"/>
-        </w:rPr>
-        <w:t>V' = 2 × 60 / 500 = 240 мм/с</w:t>
-      </w:r>
+      <m:oMathPara>
+        <m:oMath>
+          <m:r>
+            <m:rPr>
+              <m:sty m:val="p"/>
+            </m:rPr>
+            <w:rPr>
+              <w:rFonts w:ascii="Cambria Math" w:hAnsi="Cambria Math"/>
+            </w:rPr>
+            <m:t>V' = 2 × 60 / 500 = 240 мм/с</m:t>
+          </m:r>
+        </m:oMath>
+      </m:oMathPara>
       <w:r>
         <w:rPr>
           <w:rFonts w:ascii="Times New Roman" w:hAnsi="Times New Roman" w:cs="Times New Roman" w:eastAsia="Times New Roman"/>
@@ -3270,7 +4636,7 @@
           <w:i w:val="0"/>
           <w:sz w:val="24"/>
         </w:rPr>
-        <w:t>Ускорение составляет 240/200 = 1,2, то есть прирост скорости на 20 %. При этом затрачено на 25 % меньше времени на перенос, но итоговое ускорение — лишь 20 %, поскольку фиксированные фазы отрыва и приземления «разбавляют» эффект. Подобные количественные оценки позволяют обоснованно выбирать компоненты на этапе проектирования, не прибегая к физическому прототипированию.</w:t>
+        <w:t>Ускорение составляет 240/200 = 1,2, то есть прирост скорости на 20 %. При этом затрачено на 25 % меньше времени на перенос, но итоговое ускорение — лишь 20 %, поскольку фиксированные фазы отрыва и приземления «разбавляют» эффект. Подобные количественные оценки позволяют обоснованно выбирать компоненты на этапе проектирования, не прибегая к физическому прототипированию.</w:t>
       </w:r>
     </w:p>
     <w:p>
@@ -3322,7 +4688,7 @@
           <w:i w:val="0"/>
           <w:sz w:val="24"/>
         </w:rPr>
-        <w:t>1) Методом S-инвариантов формально доказано свойство взаимного исключения: обе группы ног не могут одновременно находиться в фазе переноса (неравенство 12), что гарантирует статическую устойчивость робота — не менее трёх ног в контакте с поверхностью в любой момент времени.</w:t>
+        <w:t>1) Методом S-инвариантов формально доказано свойство взаимного исключения: обе группы ног не могут одновременно находиться в фазе переноса (неравенство 12), что гарантирует статическую устойчивость робота — не менее трёх ног в контакте с поверхностью в любой момент времени.</w:t>
       </w:r>
     </w:p>
     <w:p>
@@ -3346,7 +4712,7 @@
           <w:i w:val="0"/>
           <w:sz w:val="24"/>
         </w:rPr>
-        <w:t>3) Темпоральный анализ позволил определить период триподной походки (600 мс), скорость перемещения (200 мм/с) и узкое место (фаза переноса — 67 % времени цикла). Оценка модернизации показала, что замена сервоприводов с сокращением времени переноса на 25 % даёт прирост скорости на 20 %.</w:t>
+        <w:t>3) Темпоральный анализ позволил определить период триподной походки (600 мс), скорость перемещения (200 мм/с) и узкое место (фаза переноса — 67 % времени цикла). Оценка модернизации показала, что замена сервоприводов с сокращением времени переноса на 25 % даёт прирост скорости на 20 %.</w:t>
       </w:r>
     </w:p>
     <w:p>
@@ -3389,7 +4755,7 @@
           <w:i w:val="0"/>
           <w:sz w:val="24"/>
         </w:rPr>
-        <w:t>1. Siciliano B., Khatib O. (eds.) Springer Handbook of Robotics. — 2nd ed. — Springer, 2016. — 2228 p.</w:t>
+        <w:t>1. Siciliano B., Khatib O. (eds.) Springer Handbook of Robotics. — 2nd ed. — Springer, 2016. — 2228 p.</w:t>
       </w:r>
     </w:p>
     <w:p>
@@ -3404,7 +4770,7 @@
           <w:i w:val="0"/>
           <w:sz w:val="24"/>
         </w:rPr>
-        <w:t>2. Belter D., Skrzypczyński P. A biologically inspired approach to feasible gait learning for a hexapod robot // Applied Mathematics and Computer Science. — 2010. — Vol. 20, No. 1. — P. 69–84.</w:t>
+        <w:t>2. Belter D., Skrzypczyński P. A biologically inspired approach to feasible gait learning for a hexapod robot // Applied Mathematics and Computer Science. — 2010. — Vol. 20, No. 1. — P. 69—84.</w:t>
       </w:r>
     </w:p>
     <w:p>
@@ -3419,7 +4785,7 @@
           <w:i w:val="0"/>
           <w:sz w:val="24"/>
         </w:rPr>
-        <w:t>3. Lee E. A., Seshia S. A. Introduction to Embedded Systems: A Cyber-Physical Systems Approach. — 2nd ed. — MIT Press, 2017. — 568 p.</w:t>
+        <w:t>3. Lee E.A., Seshia S.A. Introduction to Embedded Systems: A Cyber-Physical Systems Approach. — 2nd ed. — MIT Press, 2017. — 568 p.</w:t>
       </w:r>
     </w:p>
     <w:p>
@@ -3434,7 +4800,7 @@
           <w:i w:val="0"/>
           <w:sz w:val="24"/>
         </w:rPr>
-        <w:t>4. Hopcroft J. E., Motwani R., Ullman J. D. Introduction to Automata Theory, Languages, and Computation. — 3rd ed. — Pearson, 2006. — 535 p.</w:t>
+        <w:t>4. Hopcroft J.E., Motwani R., Ullman J.D. Introduction to Automata Theory, Languages, and Computation. — 3rd ed. — Pearson, 2006. — 535 p.</w:t>
       </w:r>
     </w:p>
     <w:p>
@@ -3449,7 +4815,7 @@
           <w:i w:val="0"/>
           <w:sz w:val="24"/>
         </w:rPr>
-        <w:t>5. Petri C. A. Kommunikation mit Automaten: Dissertation. — Universität Bonn, 1962. — 128 S.</w:t>
+        <w:t>5. Petri C.A. Kommunikation mit Automaten: Dissertation. — Universität Bonn, 1962. — 128 S.</w:t>
       </w:r>
     </w:p>
     <w:p>
@@ -3464,7 +4830,7 @@
           <w:i w:val="0"/>
           <w:sz w:val="24"/>
         </w:rPr>
-        <w:t>6. Murata T. Petri Nets: Properties, Analysis and Applications // Proceedings of the IEEE. — 1989. — Vol. 77, No. 4. — P. 541–580.</w:t>
+        <w:t>6. Murata T. Petri Nets: Properties, Analysis and Applications // Proceedings of the IEEE. — 1989. — Vol. 77, No. 4. — P. 541—580.</w:t>
       </w:r>
     </w:p>
     <w:p>
@@ -3479,7 +4845,7 @@
           <w:i w:val="0"/>
           <w:sz w:val="24"/>
         </w:rPr>
-        <w:t>7. Silva M., Teruel E., Colom J. M. Linear Algebraic and Linear Programming Techniques for the Analysis of Place/Transition Net Systems // Lectures on Petri Nets I: Basic Models. — Springer, 1998. — P. 309–373.</w:t>
+        <w:t>7. Silva M., Teruel E., Colom J.M. Linear Algebraic and Linear Programming Techniques for the Analysis of Place/Transition Net Systems // Lectures on Petri Nets I: Basic Models. — Springer, 1998. — P. 309—373.</w:t>
       </w:r>
     </w:p>
     <w:p>
@@ -3494,7 +4860,7 @@
           <w:i w:val="0"/>
           <w:sz w:val="24"/>
         </w:rPr>
-        <w:t>8. Ramchandani C. Analysis of Asynchronous Concurrent Systems by Timed Petri Nets: Technical Report MAC-TR-120. — MIT, 1974. — 106 p.</w:t>
+        <w:t>8. Ramchandani C. Analysis of Asynchronous Concurrent Systems by Timed Petri Nets: Technical Report MAC-TR-120. — MIT, 1974. — 106 p.</w:t>
       </w:r>
     </w:p>
     <w:p>
@@ -3509,7 +4875,7 @@
           <w:i w:val="0"/>
           <w:sz w:val="24"/>
         </w:rPr>
-        <w:t>9. Спирин Н. А., Лавров В. В. Управление движением многоногих шагающих роботов // Мехатроника, автоматизация, управление. — 2019. — Т. 20, № 7. — С. 430–438.</w:t>
+        <w:t>9. Спирин Н.А., Лавров В.В. Управление движением многоногих шагающих роботов // Мехатроника, автоматизация, управление. — 2019. — Т. 20, № 7. — С. 430—438.</w:t>
       </w:r>
     </w:p>
     <w:p>
@@ -3524,7 +4890,7 @@
           <w:i w:val="0"/>
           <w:sz w:val="24"/>
         </w:rPr>
-        <w:t>10. Marsan M. A., Balbo G., Conte G. et al. Modelling with Generalized Stochastic Petri Nets. — John Wiley &amp; Sons, 1995. — 316 p.</w:t>
+        <w:t>10. Marsan M.A., Balbo G., Conte G. et al. Modelling with Generalized Stochastic Petri Nets. — John Wiley &amp; Sons, 1995. — 316 p.</w:t>
       </w:r>
     </w:p>
     <w:p>
@@ -3573,7 +4939,23 @@
           <w:i w:val="0"/>
           <w:sz w:val="24"/>
         </w:rPr>
-        <w:t>V. P. Romanov</w:t>
+        <w:t>V.P. Romanov</w:t>
+      </w:r>
+    </w:p>
+    <w:p>
+      <w:pPr>
+        <w:ind w:firstLine="0"/>
+        <w:jc w:val="center"/>
+      </w:pPr>
+      <w:r>
+        <w:rPr>
+          <w:rFonts w:ascii="Times New Roman" w:hAnsi="Times New Roman" w:cs="Times New Roman" w:eastAsia="Times New Roman"/>
+          <w:rFonts w:ascii="Times New Roman" w:hAnsi="Times New Roman"/>
+          <w:b w:val="0"/>
+          <w:i/>
+          <w:sz w:val="24"/>
+        </w:rPr>
+        <w:t>romanov.vp@student.bmstu.ru</w:t>
       </w:r>
     </w:p>
     <w:p>
@@ -3615,7 +4997,7 @@
           <w:i w:val="0"/>
           <w:sz w:val="24"/>
         </w:rPr>
-        <w:t>The paper addresses formal verification of the tripod gait coordination algorithm for a hexapod walking robot using Petri nets. The robot's six legs are divided into two groups of three, alternating between swing and stance phases. A Petri net model is constructed that enforces static stability: at least three legs must maintain ground contact at all times. Using S-invariants, mutual exclusion of swing phases is formally proven (simultaneous lift-off of both groups is impossible), and the absence of deadlocks is demonstrated. Temporal analysis with deterministic delays determines the gait cycle time (600 ms), maximum locomotion speed (200 mm/s), and the bottleneck (swing phase — 67% of cycle time). It is shown that replacing servos to reduce swing time by 25% yields a 20% speed improvement. The results are applicable to the design of autonomous legged robot control systems.</w:t>
+        <w:t>The paper addresses formal verification of the tripod gait coordination algorithm for a hexapod walking robot using Petri nets. The robot's six legs are divided into two groups of three, alternating between swing and stance phases. A Petri net model is constructed that enforces static stability: at least three legs must maintain ground contact at all times. Using S-invariants, mutual exclusion of swing phases is formally proven (simultaneous lift-off of both groups is impossible), and the absence of deadlocks is demonstrated. Temporal analysis with deterministic delays determines the gait cycle time (600 ms), maximum locomotion speed (200 mm/s), and the bottleneck (swing phase accounts for 67% of cycle time). It is shown that replacing servos to reduce swing time by 25% yields a 20% speed improvement. The results are applicable to the design of autonomous legged robot control systems.</w:t>
       </w:r>
     </w:p>
     <w:p>
@@ -3671,7 +5053,7 @@
           <w:i w:val="0"/>
           <w:sz w:val="24"/>
         </w:rPr>
-        <w:t>Романов Владимир Павлович — студент кафедры «Прикладная робототехника», факультет «Специальное машиностроение», МГТУ им. Н. Э. Баумана (Москва, Российская Федерация).</w:t>
+        <w:t>Романов Владимир Павлович — студент кафедры «Прикладная робототехника», факультет «Специальное машиностроение», МГТУ им. Н.Э. Баумана (Москва, Российская Федерация). E-mail: romanov.vp@student.bmstu.ru</w:t>
       </w:r>
     </w:p>
     <w:p>
@@ -3711,7 +5093,7 @@
           <w:i w:val="0"/>
           <w:sz w:val="24"/>
         </w:rPr>
-        <w:t>Шевченко Максим Юрьевич, МГТУ им. Н. Э. Баумана (Москва, Российская Федерация).</w:t>
+        <w:t>Шевченко Максим Юрьевич, МГТУ им. Н.Э. Баумана (Москва, Российская Федерация).</w:t>
       </w:r>
     </w:p>
     <w:p>
@@ -3742,7 +5124,7 @@
           <w:i w:val="0"/>
           <w:sz w:val="24"/>
         </w:rPr>
-        <w:t>Romanov Vladimir P. — student, Department of Applied Robotics, Faculty of Special Mechanical Engineering, Bauman Moscow State Technical University (Moscow, Russian Federation).</w:t>
+        <w:t>Romanov Vladimir P. — student, Department of Applied Robotics, Faculty of Special Mechanical Engineering, Bauman Moscow State Technical University (Moscow, Russian Federation). E-mail: romanov.vp@student.bmstu.ru</w:t>
       </w:r>
     </w:p>
     <w:p>

--- a/article/Романов.docx
+++ b/article/Романов.docx
@@ -4,7 +4,7 @@
   <w:body>
     <w:p>
       <w:pPr>
-        <w:spacing w:after="120"/>
+        <w:spacing w:after="40"/>
         <w:ind w:firstLine="0"/>
       </w:pPr>
       <w:r>
@@ -20,7 +20,7 @@
     </w:p>
     <w:p>
       <w:pPr>
-        <w:spacing w:after="120"/>
+        <w:spacing w:after="80"/>
         <w:ind w:firstLine="0"/>
         <w:jc w:val="center"/>
       </w:pPr>
@@ -39,8 +39,8 @@
     </w:p>
     <w:p>
       <w:pPr>
+        <w:spacing w:after="0"/>
         <w:ind w:firstLine="0"/>
-        <w:jc w:val="center"/>
       </w:pPr>
       <w:r>
         <w:rPr>
@@ -55,37 +55,155 @@
     </w:p>
     <w:p>
       <w:pPr>
+        <w:spacing w:after="40"/>
         <w:ind w:firstLine="0"/>
-        <w:jc w:val="center"/>
       </w:pPr>
       <w:r>
         <w:rPr>
           <w:rFonts w:ascii="Times New Roman" w:hAnsi="Times New Roman" w:cs="Times New Roman" w:eastAsia="Times New Roman"/>
           <w:rFonts w:ascii="Times New Roman" w:hAnsi="Times New Roman"/>
           <w:b w:val="0"/>
-          <w:i/>
-          <w:sz w:val="24"/>
+          <w:i w:val="0"/>
+          <w:sz w:val="22"/>
         </w:rPr>
         <w:t>romanov.vp@student.bmstu.ru</w:t>
       </w:r>
     </w:p>
     <w:p>
       <w:pPr>
-        <w:spacing w:after="240"/>
+        <w:spacing w:after="160"/>
         <w:ind w:firstLine="0"/>
-        <w:jc w:val="center"/>
       </w:pPr>
       <w:r>
         <w:rPr>
           <w:rFonts w:ascii="Times New Roman" w:hAnsi="Times New Roman" w:cs="Times New Roman" w:eastAsia="Times New Roman"/>
           <w:rFonts w:ascii="Times New Roman" w:hAnsi="Times New Roman"/>
           <w:b w:val="0"/>
-          <w:i/>
+          <w:i w:val="0"/>
           <w:sz w:val="24"/>
         </w:rPr>
         <w:t>МГТУ им. Н.Э. Баумана, Москва, Российская Федерация</w:t>
       </w:r>
     </w:p>
+    <w:tbl>
+      <w:tblPr>
+        <w:tblW w:type="auto" w:w="0"/>
+        <w:jc w:val="center"/>
+        <w:tblLook w:firstColumn="1" w:firstRow="1" w:lastColumn="0" w:lastRow="0" w:noHBand="0" w:noVBand="1" w:val="04A0"/>
+        <w:tblBorders>
+          <w:top w:val="none" w:sz="0" w:space="0" w:color="auto"/>
+          <w:left w:val="none" w:sz="0" w:space="0" w:color="auto"/>
+          <w:bottom w:val="none" w:sz="0" w:space="0" w:color="auto"/>
+          <w:right w:val="none" w:sz="0" w:space="0" w:color="auto"/>
+          <w:insideH w:val="none" w:sz="0" w:space="0" w:color="auto"/>
+          <w:insideV w:val="none" w:sz="0" w:space="0" w:color="auto"/>
+        </w:tblBorders>
+      </w:tblPr>
+      <w:tblGrid>
+        <w:gridCol w:w="4961"/>
+        <w:gridCol w:w="4961"/>
+      </w:tblGrid>
+      <w:tr>
+        <w:tc>
+          <w:tcPr>
+            <w:tcW w:type="dxa" w:w="6236"/>
+          </w:tcPr>
+          <w:p>
+            <w:pPr>
+              <w:spacing w:after="0"/>
+              <w:ind w:firstLine="0"/>
+            </w:pPr>
+            <w:r/>
+            <w:r>
+              <w:rPr>
+                <w:rFonts w:ascii="Times New Roman" w:hAnsi="Times New Roman" w:cs="Times New Roman" w:eastAsia="Times New Roman"/>
+                <w:rFonts w:ascii="Times New Roman" w:hAnsi="Times New Roman"/>
+                <w:b/>
+                <w:sz w:val="24"/>
+              </w:rPr>
+              <w:t>Аннотация</w:t>
+            </w:r>
+          </w:p>
+          <w:p>
+            <w:pPr>
+              <w:spacing w:after="0"/>
+              <w:ind w:firstLine="0"/>
+            </w:pPr>
+            <w:r>
+              <w:rPr>
+                <w:rFonts w:ascii="Times New Roman" w:hAnsi="Times New Roman" w:cs="Times New Roman" w:eastAsia="Times New Roman"/>
+                <w:rFonts w:ascii="Times New Roman" w:hAnsi="Times New Roman"/>
+                <w:sz w:val="24"/>
+              </w:rPr>
+              <w:t>Рассматривается задача формальной верификации алгоритма триподной походки шестиногого шагающего робота (гексапода) с использованием аппарата сетей Петри. Шесть ног робота разделены на две группы по три ноги, поочерёдно выполняющие фазы переноса и опоры. Построена сеть Петри, моделирующая координацию групп ног с ограничением статической устойчивости: в каждый момент времени не менее трёх ног должны находиться в контакте с поверхностью. Методом S-инвариантов формально доказаны взаимное исключение фаз переноса и отсутствие тупиковых ситуаций. Выполнен темпоральный анализ с детерминированными задержками: определены время цикла походки, максимальная скорость перемещения и узкое место. Показано, что применение быстрых сервоприводов сокращает период походки на 17 % и увеличивает скорость робота со 200 до 240 мм/с.</w:t>
+            </w:r>
+          </w:p>
+        </w:tc>
+        <w:tc>
+          <w:tcPr>
+            <w:tcW w:type="dxa" w:w="3685"/>
+          </w:tcPr>
+          <w:p>
+            <w:pPr>
+              <w:spacing w:after="80"/>
+              <w:ind w:firstLine="0"/>
+            </w:pPr>
+            <w:r/>
+            <w:r>
+              <w:rPr>
+                <w:rFonts w:ascii="Times New Roman" w:hAnsi="Times New Roman" w:cs="Times New Roman" w:eastAsia="Times New Roman"/>
+                <w:rFonts w:ascii="Times New Roman" w:hAnsi="Times New Roman"/>
+                <w:b/>
+                <w:sz w:val="24"/>
+              </w:rPr>
+              <w:t>Ключевые слова</w:t>
+            </w:r>
+          </w:p>
+          <w:p>
+            <w:pPr>
+              <w:spacing w:after="160"/>
+              <w:ind w:firstLine="0"/>
+            </w:pPr>
+            <w:r>
+              <w:rPr>
+                <w:rFonts w:ascii="Times New Roman" w:hAnsi="Times New Roman" w:cs="Times New Roman" w:eastAsia="Times New Roman"/>
+                <w:rFonts w:ascii="Times New Roman" w:hAnsi="Times New Roman"/>
+                <w:sz w:val="24"/>
+              </w:rPr>
+              <w:t>Сети Петри, шагающий робот, гексапод, триподная походка, формальная верификация, S-инварианты, координация походки, статическая устойчивость, темпоральный анализ, взаимное исключение</w:t>
+            </w:r>
+          </w:p>
+          <w:p>
+            <w:pPr>
+              <w:spacing w:after="40"/>
+              <w:ind w:firstLine="0"/>
+            </w:pPr>
+            <w:r>
+              <w:rPr>
+                <w:rFonts w:ascii="Times New Roman" w:hAnsi="Times New Roman" w:cs="Times New Roman" w:eastAsia="Times New Roman"/>
+                <w:rFonts w:ascii="Times New Roman" w:hAnsi="Times New Roman"/>
+                <w:i/>
+                <w:sz w:val="20"/>
+              </w:rPr>
+              <w:t>Поступила в редакцию 21.05.2026</w:t>
+            </w:r>
+          </w:p>
+          <w:p>
+            <w:pPr>
+              <w:ind w:firstLine="0"/>
+            </w:pPr>
+            <w:r>
+              <w:rPr>
+                <w:rFonts w:ascii="Times New Roman" w:hAnsi="Times New Roman" w:cs="Times New Roman" w:eastAsia="Times New Roman"/>
+                <w:rFonts w:ascii="Times New Roman" w:hAnsi="Times New Roman"/>
+                <w:sz w:val="20"/>
+              </w:rPr>
+              <w:t>© МГТУ им. Н.Э. Баумана, 2026</w:t>
+            </w:r>
+          </w:p>
+        </w:tc>
+      </w:tr>
+    </w:tbl>
     <w:p>
       <w:pPr>
         <w:spacing w:after="120"/>
@@ -94,71 +212,29 @@
         <w:rPr>
           <w:rFonts w:ascii="Times New Roman" w:hAnsi="Times New Roman" w:cs="Times New Roman" w:eastAsia="Times New Roman"/>
           <w:rFonts w:ascii="Times New Roman" w:hAnsi="Times New Roman"/>
-          <w:b/>
-          <w:i w:val="0"/>
-          <w:sz w:val="24"/>
-        </w:rPr>
-        <w:t xml:space="preserve">Аннотация. </w:t>
-      </w:r>
-      <w:r>
-        <w:rPr>
-          <w:rFonts w:ascii="Times New Roman" w:hAnsi="Times New Roman" w:cs="Times New Roman" w:eastAsia="Times New Roman"/>
-          <w:rFonts w:ascii="Times New Roman" w:hAnsi="Times New Roman"/>
           <w:b w:val="0"/>
           <w:i w:val="0"/>
           <w:sz w:val="24"/>
         </w:rPr>
-        <w:t>Рассматривается задача формальной верификации алгоритма триподной походки шестиногого шагающего робота (гексапода) с использованием аппарата сетей Петри. Шесть ног робота разделены на две группы по три ноги, поочерёдно выполняющие фазы переноса и опоры. Построена сеть Петри, моделирующая координацию групп ног с ограничением статической устойчивости: в каждый момент времени не менее трёх ног должны находиться в контакте с поверхностью. Методом S-инвариантов формально доказаны взаимное исключение фаз переноса (одновременный отрыв обеих групп невозможен) и отсутствие тупиковых ситуаций. Выполнен темпоральный анализ с детерминированными задержками: определены время цикла походки, максимальная скорость перемещения и узкое место. Показано, что применение сервоприводов с уменьшенным временем переноса на 25 % сокращает период походки на 17 % и увеличивает скорость робота со 200 до 240 мм/с.</w:t>
       </w:r>
     </w:p>
     <w:p>
       <w:pPr>
-        <w:spacing w:after="240"/>
+        <w:ind w:firstLine="397"/>
       </w:pPr>
       <w:r>
         <w:rPr>
           <w:rFonts w:ascii="Times New Roman" w:hAnsi="Times New Roman" w:cs="Times New Roman" w:eastAsia="Times New Roman"/>
           <w:rFonts w:ascii="Times New Roman" w:hAnsi="Times New Roman"/>
           <w:b/>
-          <w:i w:val="0"/>
           <w:sz w:val="24"/>
         </w:rPr>
-        <w:t xml:space="preserve">Ключевые слова: </w:t>
+        <w:t xml:space="preserve">Введение. </w:t>
       </w:r>
       <w:r>
         <w:rPr>
           <w:rFonts w:ascii="Times New Roman" w:hAnsi="Times New Roman" w:cs="Times New Roman" w:eastAsia="Times New Roman"/>
           <w:rFonts w:ascii="Times New Roman" w:hAnsi="Times New Roman"/>
-          <w:b w:val="0"/>
-          <w:i w:val="0"/>
-          <w:sz w:val="24"/>
-        </w:rPr>
-        <w:t>сети Петри, шагающий робот, гексапод, триподная походка, формальная верификация, S-инварианты, координация походки, статическая устойчивость, темпоральный анализ, взаимное исключение</w:t>
-      </w:r>
-    </w:p>
-    <w:p>
-      <w:pPr>
-        <w:spacing w:after="120" w:before="240"/>
-        <w:ind w:firstLine="0"/>
-      </w:pPr>
-      <w:r>
-        <w:rPr>
-          <w:rFonts w:ascii="Times New Roman" w:hAnsi="Times New Roman" w:cs="Times New Roman" w:eastAsia="Times New Roman"/>
-          <w:rFonts w:ascii="Times New Roman" w:hAnsi="Times New Roman"/>
-          <w:b/>
-          <w:i w:val="0"/>
-          <w:sz w:val="24"/>
-        </w:rPr>
-        <w:t>1. Введение</w:t>
-      </w:r>
-    </w:p>
-    <w:p>
-      <w:r>
-        <w:rPr>
-          <w:rFonts w:ascii="Times New Roman" w:hAnsi="Times New Roman" w:cs="Times New Roman" w:eastAsia="Times New Roman"/>
-          <w:rFonts w:ascii="Times New Roman" w:hAnsi="Times New Roman"/>
-          <w:b w:val="0"/>
-          <w:i w:val="0"/>
           <w:sz w:val="24"/>
         </w:rPr>
         <w:t>Шестиногие шагающие роботы (гексаподы) обладают высокой проходимостью и статической устойчивостью, что делает их перспективными для работы в неструктурированных средах: пересечённая местность, аварийные здания, трубопроводы [1]. Ключевой задачей при разработке гексапода является координация шести ног — алгоритм походки, который определяет, какие ноги в какой момент отрываются от поверхности и переносятся вперёд.</w:t>
@@ -209,60 +285,26 @@
           <w:i w:val="0"/>
           <w:sz w:val="24"/>
         </w:rPr>
-        <w:t>Сети Петри, предложенные К.А. Петри в 1962 г. [5], позволяют моделировать параллельные процессы без комбинаторного взрыва. Математический аппарат сетей Петри (матричное представление, S-инварианты, дерево достижимости) даёт возможность формально доказывать свойства системы: отсутствие тупиков, ограниченность, взаимное исключение [6].</w:t>
-      </w:r>
-    </w:p>
-    <w:p>
-      <w:r>
-        <w:rPr>
-          <w:rFonts w:ascii="Times New Roman" w:hAnsi="Times New Roman" w:cs="Times New Roman" w:eastAsia="Times New Roman"/>
-          <w:rFonts w:ascii="Times New Roman" w:hAnsi="Times New Roman"/>
-          <w:b w:val="0"/>
-          <w:i w:val="0"/>
-          <w:sz w:val="24"/>
-        </w:rPr>
-        <w:t>Целью настоящей работы является построение формальной модели координации триподной походки гексапода, доказательство корректности алгоритма (устойчивость и отсутствие тупиков) методом S-инвариантов, а также темпоральный анализ для определения предельной скорости перемещения.</w:t>
+        <w:t>Сети Петри, предложенные К.А. Петри в 1962 г. [5], позволяют моделировать параллельные процессы без комбинаторного взрыва. Математический аппарат сетей Петри (матричное представление, S-инварианты, дерево достижимости) даёт возможность формально доказывать свойства системы: отсутствие тупиков, ограниченность, взаимное исключение [6]. Целью настоящей работы является построение формальной модели координации триподной походки гексапода, доказательство корректности алгоритма методом S-инвариантов и темпоральный анализ для определения предельной скорости перемещения.</w:t>
       </w:r>
     </w:p>
     <w:p>
       <w:pPr>
-        <w:spacing w:after="120" w:before="240"/>
-        <w:ind w:firstLine="0"/>
+        <w:ind w:firstLine="397"/>
       </w:pPr>
       <w:r>
         <w:rPr>
           <w:rFonts w:ascii="Times New Roman" w:hAnsi="Times New Roman" w:cs="Times New Roman" w:eastAsia="Times New Roman"/>
           <w:rFonts w:ascii="Times New Roman" w:hAnsi="Times New Roman"/>
           <w:b/>
-          <w:i w:val="0"/>
           <w:sz w:val="24"/>
         </w:rPr>
-        <w:t>2. Теоретические основы</w:t>
+        <w:t xml:space="preserve">Основные определения. </w:t>
       </w:r>
-    </w:p>
-    <w:p>
-      <w:pPr>
-        <w:spacing w:after="120" w:before="240"/>
-        <w:ind w:firstLine="0"/>
-      </w:pPr>
       <w:r>
         <w:rPr>
           <w:rFonts w:ascii="Times New Roman" w:hAnsi="Times New Roman" w:cs="Times New Roman" w:eastAsia="Times New Roman"/>
           <w:rFonts w:ascii="Times New Roman" w:hAnsi="Times New Roman"/>
-          <w:b/>
-          <w:i w:val="0"/>
-          <w:sz w:val="24"/>
-        </w:rPr>
-        <w:t>2.1. Определение сети Петри</w:t>
-      </w:r>
-    </w:p>
-    <w:p>
-      <w:r>
-        <w:rPr>
-          <w:rFonts w:ascii="Times New Roman" w:hAnsi="Times New Roman" w:cs="Times New Roman" w:eastAsia="Times New Roman"/>
-          <w:rFonts w:ascii="Times New Roman" w:hAnsi="Times New Roman"/>
-          <w:b w:val="0"/>
-          <w:i w:val="0"/>
           <w:sz w:val="24"/>
         </w:rPr>
         <w:t>Сеть Петри определяется как четвёрка [5, 6]:</w:t>
@@ -282,7 +324,7 @@
             <w:rPr>
               <w:rFonts w:ascii="Cambria Math" w:hAnsi="Cambria Math"/>
             </w:rPr>
-            <m:t>PN=(P, T, F, M₀)</m:t>
+            <m:t>PN = (P, T, F, M₀)</m:t>
           </m:r>
         </m:oMath>
       </m:oMathPara>
@@ -305,23 +347,7 @@
           <w:i w:val="0"/>
           <w:sz w:val="24"/>
         </w:rPr>
-        <w:t>где P = {p₁, p₂, …, pₘ} — конечное множество позиций (мест), моделирующих условия или состояния; T = {t₁, t₂, …, tₙ} — конечное множество переходов, моделирующих события; F ⊆ (P × T) ∪ (T × P) — множество направленных дуг; M₀: P → ℕ — начальная маркировка, определяющая распределение токенов по позициям.</w:t>
-      </w:r>
-    </w:p>
-    <w:p>
-      <w:pPr>
-        <w:spacing w:after="120" w:before="240"/>
-        <w:ind w:firstLine="0"/>
-      </w:pPr>
-      <w:r>
-        <w:rPr>
-          <w:rFonts w:ascii="Times New Roman" w:hAnsi="Times New Roman" w:cs="Times New Roman" w:eastAsia="Times New Roman"/>
-          <w:rFonts w:ascii="Times New Roman" w:hAnsi="Times New Roman"/>
-          <w:b/>
-          <w:i w:val="0"/>
-          <w:sz w:val="24"/>
-        </w:rPr>
-        <w:t>2.2. Правило срабатывания</w:t>
+        <w:t>где P = {p₁, p₂, …, pₘ} — конечное множество позиций; T = {t₁, t₂, …, tₙ} — конечное множество переходов; F ⊆ (P × T) ∪ (T × P) — множество дуг; M₀: P → ℕ — начальная маркировка.</w:t>
       </w:r>
     </w:p>
     <w:p>
@@ -333,7 +359,7 @@
           <w:i w:val="0"/>
           <w:sz w:val="24"/>
         </w:rPr>
-        <w:t>Переход t ∈ T разрешён при маркировке M, если каждая входная позиция содержит не менее одного токена: ∀p ∈ •t: M(p) ≥ 1. При срабатывании перехода маркировка обновляется [6]:</w:t>
+        <w:t>Переход t ∈ T разрешён при маркировке M, если ∀p ∈ •t: M(p) ≥ 1. При срабатывании маркировка обновляется:</w:t>
       </w:r>
     </w:p>
     <w:p>
@@ -373,75 +399,7 @@
           <w:i w:val="0"/>
           <w:sz w:val="24"/>
         </w:rPr>
-        <w:t>где W(p, t) — вес дуги из позиции в переход, W(t, p) — вес дуги из перехода в позицию.</w:t>
-      </w:r>
-    </w:p>
-    <w:p>
-      <w:pPr>
-        <w:spacing w:after="120" w:before="240"/>
-        <w:ind w:firstLine="0"/>
-      </w:pPr>
-      <w:r>
-        <w:rPr>
-          <w:rFonts w:ascii="Times New Roman" w:hAnsi="Times New Roman" w:cs="Times New Roman" w:eastAsia="Times New Roman"/>
-          <w:rFonts w:ascii="Times New Roman" w:hAnsi="Times New Roman"/>
-          <w:b/>
-          <w:i w:val="0"/>
-          <w:sz w:val="24"/>
-        </w:rPr>
-        <w:t>2.3. Матричное представление и S-инварианты</w:t>
-      </w:r>
-    </w:p>
-    <w:p>
-      <w:r>
-        <w:rPr>
-          <w:rFonts w:ascii="Times New Roman" w:hAnsi="Times New Roman" w:cs="Times New Roman" w:eastAsia="Times New Roman"/>
-          <w:rFonts w:ascii="Times New Roman" w:hAnsi="Times New Roman"/>
-          <w:b w:val="0"/>
-          <w:i w:val="0"/>
-          <w:sz w:val="24"/>
-        </w:rPr>
-        <w:t>Матрица инцидентности C размером |P| × |T| определяется как разность матриц выходных и входных дуг [6]:</w:t>
-      </w:r>
-    </w:p>
-    <w:p>
-      <w:pPr>
-        <w:ind w:firstLine="0"/>
-        <w:jc w:val="center"/>
-      </w:pPr>
-      <m:oMathPara>
-        <m:oMath>
-          <m:r>
-            <m:rPr>
-              <m:sty m:val="p"/>
-            </m:rPr>
-            <w:rPr>
-              <w:rFonts w:ascii="Cambria Math" w:hAnsi="Cambria Math"/>
-            </w:rPr>
-            <m:t>C = C⁺ − C⁻</m:t>
-          </m:r>
-        </m:oMath>
-      </m:oMathPara>
-      <w:r>
-        <w:rPr>
-          <w:rFonts w:ascii="Times New Roman" w:hAnsi="Times New Roman" w:cs="Times New Roman" w:eastAsia="Times New Roman"/>
-          <w:rFonts w:ascii="Times New Roman" w:hAnsi="Times New Roman"/>
-          <w:sz w:val="24"/>
-        </w:rPr>
-        <w:tab/>
-        <w:t>(3)</w:t>
-      </w:r>
-    </w:p>
-    <w:p>
-      <w:r>
-        <w:rPr>
-          <w:rFonts w:ascii="Times New Roman" w:hAnsi="Times New Roman" w:cs="Times New Roman" w:eastAsia="Times New Roman"/>
-          <w:rFonts w:ascii="Times New Roman" w:hAnsi="Times New Roman"/>
-          <w:b w:val="0"/>
-          <w:i w:val="0"/>
-          <w:sz w:val="24"/>
-        </w:rPr>
-        <w:t>Уравнение состояния сети связывает начальную и текущую маркировки через вектор срабатываний σ:</w:t>
+        <w:t>Матрица инцидентности C = C⁺ − C⁻ связывает маркировки через вектор срабатываний σ:</w:t>
       </w:r>
     </w:p>
     <w:p>
@@ -469,7 +427,7 @@
           <w:sz w:val="24"/>
         </w:rPr>
         <w:tab/>
-        <w:t>(4)</w:t>
+        <w:t>(3)</w:t>
       </w:r>
     </w:p>
     <w:p>
@@ -481,7 +439,7 @@
           <w:i w:val="0"/>
           <w:sz w:val="24"/>
         </w:rPr>
-        <w:t>Вектор x ∈ ℤᵐ называется S-инвариантом, если xᵀ · C = 0. Для любой достижимой маркировки M справедливо [7]:</w:t>
+        <w:t>Вектор x ∈ ℤᵐ называется S-инвариантом, если xᵀ · C = 0. Тогда для любой достижимой маркировки [7]:</w:t>
       </w:r>
     </w:p>
     <w:p>
@@ -509,7 +467,7 @@
           <w:sz w:val="24"/>
         </w:rPr>
         <w:tab/>
-        <w:t>(5)</w:t>
+        <w:t>(4)</w:t>
       </w:r>
     </w:p>
     <w:p>
@@ -521,23 +479,51 @@
           <w:i w:val="0"/>
           <w:sz w:val="24"/>
         </w:rPr>
-        <w:t>S-инварианты позволяют доказывать свойства системы без перебора всех достижимых маркировок, что критически важно для систем с большим пространством состояний.</w:t>
+        <w:t>Темпоральная сеть Петри дополняет модель функцией задержки D: T → ℝ⁺, сопоставляющей каждому переходу время срабатывания [8].</w:t>
       </w:r>
     </w:p>
     <w:p>
       <w:pPr>
-        <w:spacing w:after="120" w:before="240"/>
-        <w:ind w:firstLine="0"/>
+        <w:ind w:firstLine="397"/>
       </w:pPr>
       <w:r>
         <w:rPr>
           <w:rFonts w:ascii="Times New Roman" w:hAnsi="Times New Roman" w:cs="Times New Roman" w:eastAsia="Times New Roman"/>
           <w:rFonts w:ascii="Times New Roman" w:hAnsi="Times New Roman"/>
           <w:b/>
-          <w:i w:val="0"/>
           <w:sz w:val="24"/>
         </w:rPr>
-        <w:t>2.4. Темпоральные расширения</w:t>
+        <w:t xml:space="preserve">Описание объекта. </w:t>
+      </w:r>
+      <w:r>
+        <w:rPr>
+          <w:rFonts w:ascii="Times New Roman" w:hAnsi="Times New Roman" w:cs="Times New Roman" w:eastAsia="Times New Roman"/>
+          <w:rFonts w:ascii="Times New Roman" w:hAnsi="Times New Roman"/>
+          <w:sz w:val="24"/>
+        </w:rPr>
+        <w:t>Рассматривается гексапод с шестью идентичными ногами, расположенными симметрично по три с каждой стороны корпуса. Каждая нога оснащена тремя сервоприводами и может находиться в режиме опоры (stance) или переноса (swing). При триподной походке ноги разделены на группу A (ноги 1, 3, 5) и группу B (ноги 2, 4, 6), работающие в противофазе. Критическое ограничение: не менее трёх ног должны быть в контакте с поверхностью в любой момент времени [2].</w:t>
+      </w:r>
+    </w:p>
+    <w:p>
+      <w:pPr>
+        <w:ind w:firstLine="397"/>
+      </w:pPr>
+      <w:r>
+        <w:rPr>
+          <w:rFonts w:ascii="Times New Roman" w:hAnsi="Times New Roman" w:cs="Times New Roman" w:eastAsia="Times New Roman"/>
+          <w:rFonts w:ascii="Times New Roman" w:hAnsi="Times New Roman"/>
+          <w:b/>
+          <w:sz w:val="24"/>
+        </w:rPr>
+        <w:t xml:space="preserve">Структура сети Петри. </w:t>
+      </w:r>
+      <w:r>
+        <w:rPr>
+          <w:rFonts w:ascii="Times New Roman" w:hAnsi="Times New Roman" w:cs="Times New Roman" w:eastAsia="Times New Roman"/>
+          <w:rFonts w:ascii="Times New Roman" w:hAnsi="Times New Roman"/>
+          <w:sz w:val="24"/>
+        </w:rPr>
+        <w:t>Каждая группа ног проходит три фазы: ожидание (готовность), перенос (ноги в воздухе), приземление (установка контакта). Координация обеспечивается токеном-мьютексом. Позиции модели: p₁ — готовность A, p₂ — перенос A, p₃ — приземление A, p₄ — готовность B, p₅ — перенос B, p₆ — приземление B, p₇ — мьютекс «устойчивость».</w:t>
       </w:r>
     </w:p>
     <w:p>
@@ -549,39 +535,7 @@
           <w:i w:val="0"/>
           <w:sz w:val="24"/>
         </w:rPr>
-        <w:t>Темпоральная сеть Петри дополняет классическую модель функцией задержки D: T → ℝ⁺, сопоставляющей каждому переходу время срабатывания [8]. После разрешения перехода входные токены резервируются на время d(t), по истечении которого переход срабатывает. Это позволяет моделировать длительность физических операций и анализировать производительность.</w:t>
-      </w:r>
-    </w:p>
-    <w:p>
-      <w:pPr>
-        <w:spacing w:after="120" w:before="240"/>
-        <w:ind w:firstLine="0"/>
-      </w:pPr>
-      <w:r>
-        <w:rPr>
-          <w:rFonts w:ascii="Times New Roman" w:hAnsi="Times New Roman" w:cs="Times New Roman" w:eastAsia="Times New Roman"/>
-          <w:rFonts w:ascii="Times New Roman" w:hAnsi="Times New Roman"/>
-          <w:b/>
-          <w:i w:val="0"/>
-          <w:sz w:val="24"/>
-        </w:rPr>
-        <w:t>3. Модель координации триподной походки</w:t>
-      </w:r>
-    </w:p>
-    <w:p>
-      <w:pPr>
-        <w:spacing w:after="120" w:before="240"/>
-        <w:ind w:firstLine="0"/>
-      </w:pPr>
-      <w:r>
-        <w:rPr>
-          <w:rFonts w:ascii="Times New Roman" w:hAnsi="Times New Roman" w:cs="Times New Roman" w:eastAsia="Times New Roman"/>
-          <w:rFonts w:ascii="Times New Roman" w:hAnsi="Times New Roman"/>
-          <w:b/>
-          <w:i w:val="0"/>
-          <w:sz w:val="24"/>
-        </w:rPr>
-        <w:t>3.1. Описание объекта</w:t>
+        <w:t>Переходы: t₁ («отрыв A»): p₁ + p₇ → p₂; t₂ («перенос A»): p₂ → p₃; t₃ («контакт A»): p₃ → p₁ + p₇; t₄ («отрыв B»): p₄ + p₇ → p₅; t₅ («перенос B»): p₅ → p₆; t₆ («контакт B»): p₆ → p₄ + p₇.</w:t>
       </w:r>
     </w:p>
     <w:p>
@@ -593,278 +547,7 @@
           <w:i w:val="0"/>
           <w:sz w:val="24"/>
         </w:rPr>
-        <w:t>Рассматривается шестиногий шагающий робот (гексапод) с шестью идентичными ногами, расположенными симметрично по три с каждой стороны корпуса. Каждая нога оснащена тремя сервоприводами (тазобедренный, коленный, голеностопный) и может находиться в одном из двух режимов: опора (stance) — нога в контакте с поверхностью и несёт нагрузку, или перенос (swing) — нога поднята и перемещается вперёд.</w:t>
-      </w:r>
-    </w:p>
-    <w:p>
-      <w:r>
-        <w:rPr>
-          <w:rFonts w:ascii="Times New Roman" w:hAnsi="Times New Roman" w:cs="Times New Roman" w:eastAsia="Times New Roman"/>
-          <w:rFonts w:ascii="Times New Roman" w:hAnsi="Times New Roman"/>
-          <w:b w:val="0"/>
-          <w:i w:val="0"/>
-          <w:sz w:val="24"/>
-        </w:rPr>
-        <w:t>При триподной походке ноги разделены на две группы: группа A (ноги 1, 3, 5) и группа B (ноги 2, 4, 6). Группы работают в противофазе: пока одна группа переносится, другая опирается. Критическое ограничение: в любой момент времени не менее трёх ног должны быть в контакте с поверхностью для обеспечения статической устойчивости [2].</w:t>
-      </w:r>
-    </w:p>
-    <w:p>
-      <w:pPr>
-        <w:spacing w:after="120" w:before="240"/>
-        <w:ind w:firstLine="0"/>
-      </w:pPr>
-      <w:r>
-        <w:rPr>
-          <w:rFonts w:ascii="Times New Roman" w:hAnsi="Times New Roman" w:cs="Times New Roman" w:eastAsia="Times New Roman"/>
-          <w:rFonts w:ascii="Times New Roman" w:hAnsi="Times New Roman"/>
-          <w:b/>
-          <w:i w:val="0"/>
-          <w:sz w:val="24"/>
-        </w:rPr>
-        <w:t>3.2. Структура сети Петри</w:t>
-      </w:r>
-    </w:p>
-    <w:p>
-      <w:r>
-        <w:rPr>
-          <w:rFonts w:ascii="Times New Roman" w:hAnsi="Times New Roman" w:cs="Times New Roman" w:eastAsia="Times New Roman"/>
-          <w:rFonts w:ascii="Times New Roman" w:hAnsi="Times New Roman"/>
-          <w:b w:val="0"/>
-          <w:i w:val="0"/>
-          <w:sz w:val="24"/>
-        </w:rPr>
-        <w:t>Каждая группа ног проходит три фазы в цикле: ожидание (готовность к переносу), перенос (ноги в воздухе), приземление (установка контакта с поверхностью). Координация обеспечивается токеном-мьютексом, моделирующим ограничение устойчивости.</w:t>
-      </w:r>
-    </w:p>
-    <w:p>
-      <w:r>
-        <w:rPr>
-          <w:rFonts w:ascii="Times New Roman" w:hAnsi="Times New Roman" w:cs="Times New Roman" w:eastAsia="Times New Roman"/>
-          <w:rFonts w:ascii="Times New Roman" w:hAnsi="Times New Roman"/>
-          <w:b w:val="0"/>
-          <w:i w:val="0"/>
-          <w:sz w:val="24"/>
-        </w:rPr>
-        <w:t>Позиции модели:</w:t>
-      </w:r>
-    </w:p>
-    <w:p>
-      <w:pPr>
-        <w:ind w:firstLine="0"/>
-      </w:pPr>
-      <w:r>
-        <w:rPr>
-          <w:rFonts w:ascii="Times New Roman" w:hAnsi="Times New Roman" w:cs="Times New Roman" w:eastAsia="Times New Roman"/>
-          <w:rFonts w:ascii="Times New Roman" w:hAnsi="Times New Roman"/>
-          <w:b w:val="0"/>
-          <w:i w:val="0"/>
-          <w:sz w:val="24"/>
-        </w:rPr>
-        <w:t>— p₁ («Готовность A») — группа A в опоре, готова к переносу;</w:t>
-      </w:r>
-    </w:p>
-    <w:p>
-      <w:pPr>
-        <w:ind w:firstLine="0"/>
-      </w:pPr>
-      <w:r>
-        <w:rPr>
-          <w:rFonts w:ascii="Times New Roman" w:hAnsi="Times New Roman" w:cs="Times New Roman" w:eastAsia="Times New Roman"/>
-          <w:rFonts w:ascii="Times New Roman" w:hAnsi="Times New Roman"/>
-          <w:b w:val="0"/>
-          <w:i w:val="0"/>
-          <w:sz w:val="24"/>
-        </w:rPr>
-        <w:t>— p₂ («Перенос A») — группа A в воздухе, ноги перемещаются;</w:t>
-      </w:r>
-    </w:p>
-    <w:p>
-      <w:pPr>
-        <w:ind w:firstLine="0"/>
-      </w:pPr>
-      <w:r>
-        <w:rPr>
-          <w:rFonts w:ascii="Times New Roman" w:hAnsi="Times New Roman" w:cs="Times New Roman" w:eastAsia="Times New Roman"/>
-          <w:rFonts w:ascii="Times New Roman" w:hAnsi="Times New Roman"/>
-          <w:b w:val="0"/>
-          <w:i w:val="0"/>
-          <w:sz w:val="24"/>
-        </w:rPr>
-        <w:t>— p₃ («Приземление A») — группа A устанавливает контакт;</w:t>
-      </w:r>
-    </w:p>
-    <w:p>
-      <w:pPr>
-        <w:ind w:firstLine="0"/>
-      </w:pPr>
-      <w:r>
-        <w:rPr>
-          <w:rFonts w:ascii="Times New Roman" w:hAnsi="Times New Roman" w:cs="Times New Roman" w:eastAsia="Times New Roman"/>
-          <w:rFonts w:ascii="Times New Roman" w:hAnsi="Times New Roman"/>
-          <w:b w:val="0"/>
-          <w:i w:val="0"/>
-          <w:sz w:val="24"/>
-        </w:rPr>
-        <w:t>— p₄ («Готовность B») — группа B в опоре, готова к переносу;</w:t>
-      </w:r>
-    </w:p>
-    <w:p>
-      <w:pPr>
-        <w:ind w:firstLine="0"/>
-      </w:pPr>
-      <w:r>
-        <w:rPr>
-          <w:rFonts w:ascii="Times New Roman" w:hAnsi="Times New Roman" w:cs="Times New Roman" w:eastAsia="Times New Roman"/>
-          <w:rFonts w:ascii="Times New Roman" w:hAnsi="Times New Roman"/>
-          <w:b w:val="0"/>
-          <w:i w:val="0"/>
-          <w:sz w:val="24"/>
-        </w:rPr>
-        <w:t>— p₅ («Перенос B») — группа B в воздухе;</w:t>
-      </w:r>
-    </w:p>
-    <w:p>
-      <w:pPr>
-        <w:ind w:firstLine="0"/>
-      </w:pPr>
-      <w:r>
-        <w:rPr>
-          <w:rFonts w:ascii="Times New Roman" w:hAnsi="Times New Roman" w:cs="Times New Roman" w:eastAsia="Times New Roman"/>
-          <w:rFonts w:ascii="Times New Roman" w:hAnsi="Times New Roman"/>
-          <w:b w:val="0"/>
-          <w:i w:val="0"/>
-          <w:sz w:val="24"/>
-        </w:rPr>
-        <w:t>— p₆ («Приземление B») — группа B устанавливает контакт;</w:t>
-      </w:r>
-    </w:p>
-    <w:p>
-      <w:pPr>
-        <w:ind w:firstLine="0"/>
-      </w:pPr>
-      <w:r>
-        <w:rPr>
-          <w:rFonts w:ascii="Times New Roman" w:hAnsi="Times New Roman" w:cs="Times New Roman" w:eastAsia="Times New Roman"/>
-          <w:rFonts w:ascii="Times New Roman" w:hAnsi="Times New Roman"/>
-          <w:b w:val="0"/>
-          <w:i w:val="0"/>
-          <w:sz w:val="24"/>
-        </w:rPr>
-        <w:t>— p₇ («Устойчивость») — мьютекс, гарантирующий, что не более одной группы находится в переносе одновременно.</w:t>
-      </w:r>
-    </w:p>
-    <w:p>
-      <w:r>
-        <w:rPr>
-          <w:rFonts w:ascii="Times New Roman" w:hAnsi="Times New Roman" w:cs="Times New Roman" w:eastAsia="Times New Roman"/>
-          <w:rFonts w:ascii="Times New Roman" w:hAnsi="Times New Roman"/>
-          <w:b w:val="0"/>
-          <w:i w:val="0"/>
-          <w:sz w:val="24"/>
-        </w:rPr>
-        <w:t>Переходы модели:</w:t>
-      </w:r>
-    </w:p>
-    <w:p>
-      <w:pPr>
-        <w:ind w:firstLine="0"/>
-      </w:pPr>
-      <w:r>
-        <w:rPr>
-          <w:rFonts w:ascii="Times New Roman" w:hAnsi="Times New Roman" w:cs="Times New Roman" w:eastAsia="Times New Roman"/>
-          <w:rFonts w:ascii="Times New Roman" w:hAnsi="Times New Roman"/>
-          <w:b w:val="0"/>
-          <w:i w:val="0"/>
-          <w:sz w:val="24"/>
-        </w:rPr>
-        <w:t>— t₁ («Отрыв A»): p₁ + p₇ → p₂ — группа A начинает перенос, захватывая токен устойчивости;</w:t>
-      </w:r>
-    </w:p>
-    <w:p>
-      <w:pPr>
-        <w:ind w:firstLine="0"/>
-      </w:pPr>
-      <w:r>
-        <w:rPr>
-          <w:rFonts w:ascii="Times New Roman" w:hAnsi="Times New Roman" w:cs="Times New Roman" w:eastAsia="Times New Roman"/>
-          <w:rFonts w:ascii="Times New Roman" w:hAnsi="Times New Roman"/>
-          <w:b w:val="0"/>
-          <w:i w:val="0"/>
-          <w:sz w:val="24"/>
-        </w:rPr>
-        <w:t>— t₂ («Перенос A завершён»): p₂ → p₃ — ноги группы A достигли целевых позиций;</w:t>
-      </w:r>
-    </w:p>
-    <w:p>
-      <w:pPr>
-        <w:ind w:firstLine="0"/>
-      </w:pPr>
-      <w:r>
-        <w:rPr>
-          <w:rFonts w:ascii="Times New Roman" w:hAnsi="Times New Roman" w:cs="Times New Roman" w:eastAsia="Times New Roman"/>
-          <w:rFonts w:ascii="Times New Roman" w:hAnsi="Times New Roman"/>
-          <w:b w:val="0"/>
-          <w:i w:val="0"/>
-          <w:sz w:val="24"/>
-        </w:rPr>
-        <w:t>— t₃ («Контакт A»): p₃ → p₁ + p₇ — группа A установила контакт, токен устойчивости освобождён;</w:t>
-      </w:r>
-    </w:p>
-    <w:p>
-      <w:pPr>
-        <w:ind w:firstLine="0"/>
-      </w:pPr>
-      <w:r>
-        <w:rPr>
-          <w:rFonts w:ascii="Times New Roman" w:hAnsi="Times New Roman" w:cs="Times New Roman" w:eastAsia="Times New Roman"/>
-          <w:rFonts w:ascii="Times New Roman" w:hAnsi="Times New Roman"/>
-          <w:b w:val="0"/>
-          <w:i w:val="0"/>
-          <w:sz w:val="24"/>
-        </w:rPr>
-        <w:t>— t₄ («Отрыв B»): p₄ + p₇ → p₅;</w:t>
-      </w:r>
-    </w:p>
-    <w:p>
-      <w:pPr>
-        <w:ind w:firstLine="0"/>
-      </w:pPr>
-      <w:r>
-        <w:rPr>
-          <w:rFonts w:ascii="Times New Roman" w:hAnsi="Times New Roman" w:cs="Times New Roman" w:eastAsia="Times New Roman"/>
-          <w:rFonts w:ascii="Times New Roman" w:hAnsi="Times New Roman"/>
-          <w:b w:val="0"/>
-          <w:i w:val="0"/>
-          <w:sz w:val="24"/>
-        </w:rPr>
-        <w:t>— t₅ («Перенос B завершён»): p₅ → p₆;</w:t>
-      </w:r>
-    </w:p>
-    <w:p>
-      <w:pPr>
-        <w:ind w:firstLine="0"/>
-      </w:pPr>
-      <w:r>
-        <w:rPr>
-          <w:rFonts w:ascii="Times New Roman" w:hAnsi="Times New Roman" w:cs="Times New Roman" w:eastAsia="Times New Roman"/>
-          <w:rFonts w:ascii="Times New Roman" w:hAnsi="Times New Roman"/>
-          <w:b w:val="0"/>
-          <w:i w:val="0"/>
-          <w:sz w:val="24"/>
-        </w:rPr>
-        <w:t>— t₆ («Контакт B»): p₆ → p₄ + p₇.</w:t>
-      </w:r>
-    </w:p>
-    <w:p>
-      <w:r>
-        <w:rPr>
-          <w:rFonts w:ascii="Times New Roman" w:hAnsi="Times New Roman" w:cs="Times New Roman" w:eastAsia="Times New Roman"/>
-          <w:rFonts w:ascii="Times New Roman" w:hAnsi="Times New Roman"/>
-          <w:b w:val="0"/>
-          <w:i w:val="0"/>
-          <w:sz w:val="24"/>
-        </w:rPr>
-        <w:t>Начальная маркировка: M₀ = (1, 0, 0, 1, 0, 0, 1). Один токен в p₁ (группа A готова), один в p₄ (группа B готова), один в p₇ (устойчивость обеспечена). Из начального состояния разрешены переходы t₁ и t₄, но при срабатывании одного из них токен p₇ изымается, и второй переход блокируется до его возврата.</w:t>
+        <w:t>Начальная маркировка: M₀ = (1, 0, 0, 1, 0, 0, 1). Из начального состояния разрешены t₁ и t₄, но при срабатывании одного из них токен p₇ изымается и второй переход блокируется до его возврата.</w:t>
       </w:r>
     </w:p>
     <w:p>
@@ -886,63 +569,24 @@
     </w:p>
     <w:p>
       <w:pPr>
-        <w:spacing w:after="120" w:before="240"/>
-        <w:ind w:firstLine="0"/>
+        <w:ind w:firstLine="397"/>
       </w:pPr>
       <w:r>
         <w:rPr>
           <w:rFonts w:ascii="Times New Roman" w:hAnsi="Times New Roman" w:cs="Times New Roman" w:eastAsia="Times New Roman"/>
           <w:rFonts w:ascii="Times New Roman" w:hAnsi="Times New Roman"/>
           <w:b/>
-          <w:i w:val="0"/>
           <w:sz w:val="24"/>
         </w:rPr>
-        <w:t>4. Структурный анализ модели</w:t>
+        <w:t xml:space="preserve">Матрица инцидентности. </w:t>
       </w:r>
-    </w:p>
-    <w:p>
-      <w:pPr>
-        <w:spacing w:after="120" w:before="240"/>
-        <w:ind w:firstLine="0"/>
-      </w:pPr>
       <w:r>
         <w:rPr>
           <w:rFonts w:ascii="Times New Roman" w:hAnsi="Times New Roman" w:cs="Times New Roman" w:eastAsia="Times New Roman"/>
           <w:rFonts w:ascii="Times New Roman" w:hAnsi="Times New Roman"/>
-          <w:b/>
-          <w:i w:val="0"/>
           <w:sz w:val="24"/>
         </w:rPr>
-        <w:t>4.1. Матрица инцидентности</w:t>
-      </w:r>
-    </w:p>
-    <w:p>
-      <w:r>
-        <w:rPr>
-          <w:rFonts w:ascii="Times New Roman" w:hAnsi="Times New Roman" w:cs="Times New Roman" w:eastAsia="Times New Roman"/>
-          <w:rFonts w:ascii="Times New Roman" w:hAnsi="Times New Roman"/>
-          <w:b w:val="0"/>
-          <w:i w:val="0"/>
-          <w:sz w:val="24"/>
-        </w:rPr>
-        <w:t>Матрица инцидентности C размером 7 × 6 построена по формуле (3). Строки соответствуют позициям p₁—p₇, столбцы — переходам t₁—t₆.</w:t>
-      </w:r>
-    </w:p>
-    <w:p>
-      <w:pPr>
-        <w:spacing w:after="80" w:before="120"/>
-        <w:ind w:firstLine="0"/>
-        <w:jc w:val="center"/>
-      </w:pPr>
-      <w:r>
-        <w:rPr>
-          <w:rFonts w:ascii="Times New Roman" w:hAnsi="Times New Roman" w:cs="Times New Roman" w:eastAsia="Times New Roman"/>
-          <w:rFonts w:ascii="Times New Roman" w:hAnsi="Times New Roman"/>
-          <w:b w:val="0"/>
-          <w:i/>
-          <w:sz w:val="24"/>
-        </w:rPr>
-        <w:t>Табл. 1. Матрица инцидентности C</w:t>
+        <w:t>Матрица C размером 7 × 6 построена по формуле (3):</w:t>
       </w:r>
     </w:p>
     <w:tbl>
@@ -967,7 +611,7 @@
           </w:tcPr>
           <w:p>
             <w:pPr>
-              <w:spacing w:after="0" w:before="0"/>
+              <w:spacing w:after="0"/>
               <w:ind w:firstLine="0"/>
             </w:pPr>
             <w:r/>
@@ -987,7 +631,7 @@
           </w:tcPr>
           <w:p>
             <w:pPr>
-              <w:spacing w:after="0" w:before="0"/>
+              <w:spacing w:after="0"/>
               <w:ind w:firstLine="0"/>
             </w:pPr>
             <w:r/>
@@ -1008,7 +652,7 @@
           </w:tcPr>
           <w:p>
             <w:pPr>
-              <w:spacing w:after="0" w:before="0"/>
+              <w:spacing w:after="0"/>
               <w:ind w:firstLine="0"/>
             </w:pPr>
             <w:r/>
@@ -1029,7 +673,7 @@
           </w:tcPr>
           <w:p>
             <w:pPr>
-              <w:spacing w:after="0" w:before="0"/>
+              <w:spacing w:after="0"/>
               <w:ind w:firstLine="0"/>
             </w:pPr>
             <w:r/>
@@ -1050,7 +694,7 @@
           </w:tcPr>
           <w:p>
             <w:pPr>
-              <w:spacing w:after="0" w:before="0"/>
+              <w:spacing w:after="0"/>
               <w:ind w:firstLine="0"/>
             </w:pPr>
             <w:r/>
@@ -1071,7 +715,7 @@
           </w:tcPr>
           <w:p>
             <w:pPr>
-              <w:spacing w:after="0" w:before="0"/>
+              <w:spacing w:after="0"/>
               <w:ind w:firstLine="0"/>
             </w:pPr>
             <w:r/>
@@ -1092,7 +736,7 @@
           </w:tcPr>
           <w:p>
             <w:pPr>
-              <w:spacing w:after="0" w:before="0"/>
+              <w:spacing w:after="0"/>
               <w:ind w:firstLine="0"/>
             </w:pPr>
             <w:r/>
@@ -1115,7 +759,7 @@
           </w:tcPr>
           <w:p>
             <w:pPr>
-              <w:spacing w:after="0" w:before="0"/>
+              <w:spacing w:after="0"/>
               <w:ind w:firstLine="0"/>
             </w:pPr>
             <w:r/>
@@ -1135,7 +779,7 @@
           </w:tcPr>
           <w:p>
             <w:pPr>
-              <w:spacing w:after="0" w:before="0"/>
+              <w:spacing w:after="0"/>
               <w:ind w:firstLine="0"/>
             </w:pPr>
             <w:r/>
@@ -1155,7 +799,7 @@
           </w:tcPr>
           <w:p>
             <w:pPr>
-              <w:spacing w:after="0" w:before="0"/>
+              <w:spacing w:after="0"/>
               <w:ind w:firstLine="0"/>
             </w:pPr>
             <w:r/>
@@ -1175,7 +819,7 @@
           </w:tcPr>
           <w:p>
             <w:pPr>
-              <w:spacing w:after="0" w:before="0"/>
+              <w:spacing w:after="0"/>
               <w:ind w:firstLine="0"/>
             </w:pPr>
             <w:r/>
@@ -1195,7 +839,7 @@
           </w:tcPr>
           <w:p>
             <w:pPr>
-              <w:spacing w:after="0" w:before="0"/>
+              <w:spacing w:after="0"/>
               <w:ind w:firstLine="0"/>
             </w:pPr>
             <w:r/>
@@ -1215,7 +859,7 @@
           </w:tcPr>
           <w:p>
             <w:pPr>
-              <w:spacing w:after="0" w:before="0"/>
+              <w:spacing w:after="0"/>
               <w:ind w:firstLine="0"/>
             </w:pPr>
             <w:r/>
@@ -1235,7 +879,7 @@
           </w:tcPr>
           <w:p>
             <w:pPr>
-              <w:spacing w:after="0" w:before="0"/>
+              <w:spacing w:after="0"/>
               <w:ind w:firstLine="0"/>
             </w:pPr>
             <w:r/>
@@ -1257,7 +901,7 @@
           </w:tcPr>
           <w:p>
             <w:pPr>
-              <w:spacing w:after="0" w:before="0"/>
+              <w:spacing w:after="0"/>
               <w:ind w:firstLine="0"/>
             </w:pPr>
             <w:r/>
@@ -1277,7 +921,7 @@
           </w:tcPr>
           <w:p>
             <w:pPr>
-              <w:spacing w:after="0" w:before="0"/>
+              <w:spacing w:after="0"/>
               <w:ind w:firstLine="0"/>
             </w:pPr>
             <w:r/>
@@ -1297,7 +941,7 @@
           </w:tcPr>
           <w:p>
             <w:pPr>
-              <w:spacing w:after="0" w:before="0"/>
+              <w:spacing w:after="0"/>
               <w:ind w:firstLine="0"/>
             </w:pPr>
             <w:r/>
@@ -1317,7 +961,7 @@
           </w:tcPr>
           <w:p>
             <w:pPr>
-              <w:spacing w:after="0" w:before="0"/>
+              <w:spacing w:after="0"/>
               <w:ind w:firstLine="0"/>
             </w:pPr>
             <w:r/>
@@ -1337,7 +981,7 @@
           </w:tcPr>
           <w:p>
             <w:pPr>
-              <w:spacing w:after="0" w:before="0"/>
+              <w:spacing w:after="0"/>
               <w:ind w:firstLine="0"/>
             </w:pPr>
             <w:r/>
@@ -1357,7 +1001,7 @@
           </w:tcPr>
           <w:p>
             <w:pPr>
-              <w:spacing w:after="0" w:before="0"/>
+              <w:spacing w:after="0"/>
               <w:ind w:firstLine="0"/>
             </w:pPr>
             <w:r/>
@@ -1377,7 +1021,7 @@
           </w:tcPr>
           <w:p>
             <w:pPr>
-              <w:spacing w:after="0" w:before="0"/>
+              <w:spacing w:after="0"/>
               <w:ind w:firstLine="0"/>
             </w:pPr>
             <w:r/>
@@ -1399,7 +1043,7 @@
           </w:tcPr>
           <w:p>
             <w:pPr>
-              <w:spacing w:after="0" w:before="0"/>
+              <w:spacing w:after="0"/>
               <w:ind w:firstLine="0"/>
             </w:pPr>
             <w:r/>
@@ -1419,7 +1063,7 @@
           </w:tcPr>
           <w:p>
             <w:pPr>
-              <w:spacing w:after="0" w:before="0"/>
+              <w:spacing w:after="0"/>
               <w:ind w:firstLine="0"/>
             </w:pPr>
             <w:r/>
@@ -1439,7 +1083,7 @@
           </w:tcPr>
           <w:p>
             <w:pPr>
-              <w:spacing w:after="0" w:before="0"/>
+              <w:spacing w:after="0"/>
               <w:ind w:firstLine="0"/>
             </w:pPr>
             <w:r/>
@@ -1459,7 +1103,7 @@
           </w:tcPr>
           <w:p>
             <w:pPr>
-              <w:spacing w:after="0" w:before="0"/>
+              <w:spacing w:after="0"/>
               <w:ind w:firstLine="0"/>
             </w:pPr>
             <w:r/>
@@ -1479,7 +1123,7 @@
           </w:tcPr>
           <w:p>
             <w:pPr>
-              <w:spacing w:after="0" w:before="0"/>
+              <w:spacing w:after="0"/>
               <w:ind w:firstLine="0"/>
             </w:pPr>
             <w:r/>
@@ -1499,7 +1143,7 @@
           </w:tcPr>
           <w:p>
             <w:pPr>
-              <w:spacing w:after="0" w:before="0"/>
+              <w:spacing w:after="0"/>
               <w:ind w:firstLine="0"/>
             </w:pPr>
             <w:r/>
@@ -1519,7 +1163,7 @@
           </w:tcPr>
           <w:p>
             <w:pPr>
-              <w:spacing w:after="0" w:before="0"/>
+              <w:spacing w:after="0"/>
               <w:ind w:firstLine="0"/>
             </w:pPr>
             <w:r/>
@@ -1541,7 +1185,7 @@
           </w:tcPr>
           <w:p>
             <w:pPr>
-              <w:spacing w:after="0" w:before="0"/>
+              <w:spacing w:after="0"/>
               <w:ind w:firstLine="0"/>
             </w:pPr>
             <w:r/>
@@ -1561,7 +1205,7 @@
           </w:tcPr>
           <w:p>
             <w:pPr>
-              <w:spacing w:after="0" w:before="0"/>
+              <w:spacing w:after="0"/>
               <w:ind w:firstLine="0"/>
             </w:pPr>
             <w:r/>
@@ -1581,7 +1225,7 @@
           </w:tcPr>
           <w:p>
             <w:pPr>
-              <w:spacing w:after="0" w:before="0"/>
+              <w:spacing w:after="0"/>
               <w:ind w:firstLine="0"/>
             </w:pPr>
             <w:r/>
@@ -1601,7 +1245,7 @@
           </w:tcPr>
           <w:p>
             <w:pPr>
-              <w:spacing w:after="0" w:before="0"/>
+              <w:spacing w:after="0"/>
               <w:ind w:firstLine="0"/>
             </w:pPr>
             <w:r/>
@@ -1621,7 +1265,7 @@
           </w:tcPr>
           <w:p>
             <w:pPr>
-              <w:spacing w:after="0" w:before="0"/>
+              <w:spacing w:after="0"/>
               <w:ind w:firstLine="0"/>
             </w:pPr>
             <w:r/>
@@ -1641,7 +1285,7 @@
           </w:tcPr>
           <w:p>
             <w:pPr>
-              <w:spacing w:after="0" w:before="0"/>
+              <w:spacing w:after="0"/>
               <w:ind w:firstLine="0"/>
             </w:pPr>
             <w:r/>
@@ -1661,7 +1305,7 @@
           </w:tcPr>
           <w:p>
             <w:pPr>
-              <w:spacing w:after="0" w:before="0"/>
+              <w:spacing w:after="0"/>
               <w:ind w:firstLine="0"/>
             </w:pPr>
             <w:r/>
@@ -1683,7 +1327,7 @@
           </w:tcPr>
           <w:p>
             <w:pPr>
-              <w:spacing w:after="0" w:before="0"/>
+              <w:spacing w:after="0"/>
               <w:ind w:firstLine="0"/>
             </w:pPr>
             <w:r/>
@@ -1703,7 +1347,7 @@
           </w:tcPr>
           <w:p>
             <w:pPr>
-              <w:spacing w:after="0" w:before="0"/>
+              <w:spacing w:after="0"/>
               <w:ind w:firstLine="0"/>
             </w:pPr>
             <w:r/>
@@ -1723,7 +1367,7 @@
           </w:tcPr>
           <w:p>
             <w:pPr>
-              <w:spacing w:after="0" w:before="0"/>
+              <w:spacing w:after="0"/>
               <w:ind w:firstLine="0"/>
             </w:pPr>
             <w:r/>
@@ -1743,7 +1387,7 @@
           </w:tcPr>
           <w:p>
             <w:pPr>
-              <w:spacing w:after="0" w:before="0"/>
+              <w:spacing w:after="0"/>
               <w:ind w:firstLine="0"/>
             </w:pPr>
             <w:r/>
@@ -1763,7 +1407,7 @@
           </w:tcPr>
           <w:p>
             <w:pPr>
-              <w:spacing w:after="0" w:before="0"/>
+              <w:spacing w:after="0"/>
               <w:ind w:firstLine="0"/>
             </w:pPr>
             <w:r/>
@@ -1783,7 +1427,7 @@
           </w:tcPr>
           <w:p>
             <w:pPr>
-              <w:spacing w:after="0" w:before="0"/>
+              <w:spacing w:after="0"/>
               <w:ind w:firstLine="0"/>
             </w:pPr>
             <w:r/>
@@ -1803,7 +1447,7 @@
           </w:tcPr>
           <w:p>
             <w:pPr>
-              <w:spacing w:after="0" w:before="0"/>
+              <w:spacing w:after="0"/>
               <w:ind w:firstLine="0"/>
             </w:pPr>
             <w:r/>
@@ -1825,7 +1469,7 @@
           </w:tcPr>
           <w:p>
             <w:pPr>
-              <w:spacing w:after="0" w:before="0"/>
+              <w:spacing w:after="0"/>
               <w:ind w:firstLine="0"/>
             </w:pPr>
             <w:r/>
@@ -1845,7 +1489,7 @@
           </w:tcPr>
           <w:p>
             <w:pPr>
-              <w:spacing w:after="0" w:before="0"/>
+              <w:spacing w:after="0"/>
               <w:ind w:firstLine="0"/>
             </w:pPr>
             <w:r/>
@@ -1865,7 +1509,7 @@
           </w:tcPr>
           <w:p>
             <w:pPr>
-              <w:spacing w:after="0" w:before="0"/>
+              <w:spacing w:after="0"/>
               <w:ind w:firstLine="0"/>
             </w:pPr>
             <w:r/>
@@ -1885,7 +1529,7 @@
           </w:tcPr>
           <w:p>
             <w:pPr>
-              <w:spacing w:after="0" w:before="0"/>
+              <w:spacing w:after="0"/>
               <w:ind w:firstLine="0"/>
             </w:pPr>
             <w:r/>
@@ -1905,7 +1549,7 @@
           </w:tcPr>
           <w:p>
             <w:pPr>
-              <w:spacing w:after="0" w:before="0"/>
+              <w:spacing w:after="0"/>
               <w:ind w:firstLine="0"/>
             </w:pPr>
             <w:r/>
@@ -1925,7 +1569,7 @@
           </w:tcPr>
           <w:p>
             <w:pPr>
-              <w:spacing w:after="0" w:before="0"/>
+              <w:spacing w:after="0"/>
               <w:ind w:firstLine="0"/>
             </w:pPr>
             <w:r/>
@@ -1945,7 +1589,7 @@
           </w:tcPr>
           <w:p>
             <w:pPr>
-              <w:spacing w:after="0" w:before="0"/>
+              <w:spacing w:after="0"/>
               <w:ind w:firstLine="0"/>
             </w:pPr>
             <w:r/>
@@ -1967,7 +1611,7 @@
           </w:tcPr>
           <w:p>
             <w:pPr>
-              <w:spacing w:after="0" w:before="0"/>
+              <w:spacing w:after="0"/>
               <w:ind w:firstLine="0"/>
             </w:pPr>
             <w:r/>
@@ -1987,7 +1631,7 @@
           </w:tcPr>
           <w:p>
             <w:pPr>
-              <w:spacing w:after="0" w:before="0"/>
+              <w:spacing w:after="0"/>
               <w:ind w:firstLine="0"/>
             </w:pPr>
             <w:r/>
@@ -2007,7 +1651,7 @@
           </w:tcPr>
           <w:p>
             <w:pPr>
-              <w:spacing w:after="0" w:before="0"/>
+              <w:spacing w:after="0"/>
               <w:ind w:firstLine="0"/>
             </w:pPr>
             <w:r/>
@@ -2027,7 +1671,7 @@
           </w:tcPr>
           <w:p>
             <w:pPr>
-              <w:spacing w:after="0" w:before="0"/>
+              <w:spacing w:after="0"/>
               <w:ind w:firstLine="0"/>
             </w:pPr>
             <w:r/>
@@ -2047,7 +1691,7 @@
           </w:tcPr>
           <w:p>
             <w:pPr>
-              <w:spacing w:after="0" w:before="0"/>
+              <w:spacing w:after="0"/>
               <w:ind w:firstLine="0"/>
             </w:pPr>
             <w:r/>
@@ -2067,7 +1711,7 @@
           </w:tcPr>
           <w:p>
             <w:pPr>
-              <w:spacing w:after="0" w:before="0"/>
+              <w:spacing w:after="0"/>
               <w:ind w:firstLine="0"/>
             </w:pPr>
             <w:r/>
@@ -2087,7 +1731,7 @@
           </w:tcPr>
           <w:p>
             <w:pPr>
-              <w:spacing w:after="0" w:before="0"/>
+              <w:spacing w:after="0"/>
               <w:ind w:firstLine="0"/>
             </w:pPr>
             <w:r/>
@@ -2105,7 +1749,7 @@
     </w:tbl>
     <w:p>
       <w:pPr>
-        <w:spacing w:after="120"/>
+        <w:spacing w:after="80"/>
       </w:pPr>
       <w:r>
         <w:rPr>
@@ -2119,30 +1763,24 @@
     </w:p>
     <w:p>
       <w:pPr>
-        <w:spacing w:after="120" w:before="240"/>
-        <w:ind w:firstLine="0"/>
+        <w:ind w:firstLine="397"/>
       </w:pPr>
       <w:r>
         <w:rPr>
           <w:rFonts w:ascii="Times New Roman" w:hAnsi="Times New Roman" w:cs="Times New Roman" w:eastAsia="Times New Roman"/>
           <w:rFonts w:ascii="Times New Roman" w:hAnsi="Times New Roman"/>
           <w:b/>
-          <w:i w:val="0"/>
           <w:sz w:val="24"/>
         </w:rPr>
-        <w:t>4.2. Вычисление S-инвариантов</w:t>
+        <w:t xml:space="preserve">S-инварианты. </w:t>
       </w:r>
-    </w:p>
-    <w:p>
       <w:r>
         <w:rPr>
           <w:rFonts w:ascii="Times New Roman" w:hAnsi="Times New Roman" w:cs="Times New Roman" w:eastAsia="Times New Roman"/>
           <w:rFonts w:ascii="Times New Roman" w:hAnsi="Times New Roman"/>
-          <w:b w:val="0"/>
-          <w:i w:val="0"/>
           <w:sz w:val="24"/>
         </w:rPr>
-        <w:t>Решая однородную систему xᵀ · C = 0 методом Гаусса, получаем три линейно независимых S-инварианта:</w:t>
+        <w:t>Решая систему xᵀ · C = 0, получаем три линейно независимых инварианта:</w:t>
       </w:r>
     </w:p>
     <w:p>
@@ -2170,7 +1808,7 @@
           <w:sz w:val="24"/>
         </w:rPr>
         <w:tab/>
-        <w:t>(6)</w:t>
+        <w:t>(5)</w:t>
       </w:r>
     </w:p>
     <w:p>
@@ -2198,7 +1836,7 @@
           <w:sz w:val="24"/>
         </w:rPr>
         <w:tab/>
-        <w:t>(7)</w:t>
+        <w:t>(6)</w:t>
       </w:r>
     </w:p>
     <w:p>
@@ -2226,7 +1864,7 @@
           <w:sz w:val="24"/>
         </w:rPr>
         <w:tab/>
-        <w:t>(8)</w:t>
+        <w:t>(7)</w:t>
       </w:r>
     </w:p>
     <w:p>
@@ -2238,35 +1876,7 @@
           <w:i w:val="0"/>
           <w:sz w:val="24"/>
         </w:rPr>
-        <w:t>Множество позиций, охваченных инвариантами, покрывает все позиции сети (объединение носителей x₁, x₂, x₃ равно P). Это означает, что сеть является консервативной — ни один токен не создаётся и не уничтожается [6].</w:t>
-      </w:r>
-    </w:p>
-    <w:p>
-      <w:pPr>
-        <w:spacing w:after="120" w:before="240"/>
-        <w:ind w:firstLine="0"/>
-      </w:pPr>
-      <w:r>
-        <w:rPr>
-          <w:rFonts w:ascii="Times New Roman" w:hAnsi="Times New Roman" w:cs="Times New Roman" w:eastAsia="Times New Roman"/>
-          <w:rFonts w:ascii="Times New Roman" w:hAnsi="Times New Roman"/>
-          <w:b/>
-          <w:i w:val="0"/>
-          <w:sz w:val="24"/>
-        </w:rPr>
-        <w:t>4.3. Интерпретация инвариантов</w:t>
-      </w:r>
-    </w:p>
-    <w:p>
-      <w:r>
-        <w:rPr>
-          <w:rFonts w:ascii="Times New Roman" w:hAnsi="Times New Roman" w:cs="Times New Roman" w:eastAsia="Times New Roman"/>
-          <w:rFonts w:ascii="Times New Roman" w:hAnsi="Times New Roman"/>
-          <w:b w:val="0"/>
-          <w:i w:val="0"/>
-          <w:sz w:val="24"/>
-        </w:rPr>
-        <w:t>Инвариант x₁ охватывает позиции группы A (p₁, p₂, p₃). Применяя формулу (5):</w:t>
+        <w:t>Носители инвариантов покрывают все позиции сети — сеть консервативна [6]. Инвариант x₁ даёт:</w:t>
       </w:r>
     </w:p>
     <w:p>
@@ -2294,7 +1904,7 @@
           <w:sz w:val="24"/>
         </w:rPr>
         <w:tab/>
-        <w:t>(9)</w:t>
+        <w:t>(8)</w:t>
       </w:r>
     </w:p>
     <w:p>
@@ -2306,63 +1916,7 @@
           <w:i w:val="0"/>
           <w:sz w:val="24"/>
         </w:rPr>
-        <w:t>Это означает, что группа A всегда находится ровно в одной из трёх фаз — процесс не может «раздвоиться» (появление лишнего токена) или «исчезнуть» (потеря управления). Аналогичное свойство гарантирует инвариант x₂ для группы B:</w:t>
-      </w:r>
-    </w:p>
-    <w:p>
-      <w:pPr>
-        <w:ind w:firstLine="0"/>
-        <w:jc w:val="center"/>
-      </w:pPr>
-      <m:oMathPara>
-        <m:oMath>
-          <m:r>
-            <m:rPr>
-              <m:sty m:val="p"/>
-            </m:rPr>
-            <w:rPr>
-              <w:rFonts w:ascii="Cambria Math" w:hAnsi="Cambria Math"/>
-            </w:rPr>
-            <m:t>M(p₄) + M(p₅) + M(p₆) = 1</m:t>
-          </m:r>
-        </m:oMath>
-      </m:oMathPara>
-      <w:r>
-        <w:rPr>
-          <w:rFonts w:ascii="Times New Roman" w:hAnsi="Times New Roman" w:cs="Times New Roman" w:eastAsia="Times New Roman"/>
-          <w:rFonts w:ascii="Times New Roman" w:hAnsi="Times New Roman"/>
-          <w:sz w:val="24"/>
-        </w:rPr>
-        <w:tab/>
-        <w:t>(10)</w:t>
-      </w:r>
-    </w:p>
-    <w:p>
-      <w:pPr>
-        <w:spacing w:after="120" w:before="240"/>
-        <w:ind w:firstLine="0"/>
-      </w:pPr>
-      <w:r>
-        <w:rPr>
-          <w:rFonts w:ascii="Times New Roman" w:hAnsi="Times New Roman" w:cs="Times New Roman" w:eastAsia="Times New Roman"/>
-          <w:rFonts w:ascii="Times New Roman" w:hAnsi="Times New Roman"/>
-          <w:b/>
-          <w:i w:val="0"/>
-          <w:sz w:val="24"/>
-        </w:rPr>
-        <w:t>4.4. Доказательство статической устойчивости</w:t>
-      </w:r>
-    </w:p>
-    <w:p>
-      <w:r>
-        <w:rPr>
-          <w:rFonts w:ascii="Times New Roman" w:hAnsi="Times New Roman" w:cs="Times New Roman" w:eastAsia="Times New Roman"/>
-          <w:rFonts w:ascii="Times New Roman" w:hAnsi="Times New Roman"/>
-          <w:b w:val="0"/>
-          <w:i w:val="0"/>
-          <w:sz w:val="24"/>
-        </w:rPr>
-        <w:t>Инвариант x₃ — центральный результат анализа. Он связывает позиции переноса обеих групп (p₂, p₃, p₅, p₆) и мьютекс устойчивости (p₇):</w:t>
+        <w:t>Группа A всегда ровно в одной фазе. Аналогично x₂ для группы B. Инвариант x₃ — ключевой:</w:t>
       </w:r>
     </w:p>
     <w:p>
@@ -2390,7 +1944,7 @@
           <w:sz w:val="24"/>
         </w:rPr>
         <w:tab/>
-        <w:t>(11)</w:t>
+        <w:t>(9)</w:t>
       </w:r>
     </w:p>
     <w:p>
@@ -2402,163 +1956,51 @@
           <w:i w:val="0"/>
           <w:sz w:val="24"/>
         </w:rPr>
-        <w:t>Поскольку маркировка неотрицательна, из (11) следует:</w:t>
+        <w:t>Поскольку маркировка неотрицательна, отсюда M(p₂) + M(p₅) ≤ 1. Это формально доказывает взаимное исключение: обе группы не могут одновременно находиться в переносе. В физическом смысле — не менее трёх ног всегда в контакте с поверхностью, что гарантирует статическую устойчивость. Доказательство получено без перебора маркировок — оно следует из структуры сети [7].</w:t>
       </w:r>
     </w:p>
     <w:p>
       <w:pPr>
-        <w:ind w:firstLine="0"/>
-        <w:jc w:val="center"/>
+        <w:ind w:firstLine="397"/>
       </w:pPr>
-      <m:oMathPara>
-        <m:oMath>
-          <m:r>
-            <m:rPr>
-              <m:sty m:val="p"/>
-            </m:rPr>
-            <w:rPr>
-              <w:rFonts w:ascii="Cambria Math" w:hAnsi="Cambria Math"/>
-            </w:rPr>
-            <m:t>M(p₂) + M(p₅) ≤ 1</m:t>
-          </m:r>
-        </m:oMath>
-      </m:oMathPara>
+      <w:r>
+        <w:rPr>
+          <w:rFonts w:ascii="Times New Roman" w:hAnsi="Times New Roman" w:cs="Times New Roman" w:eastAsia="Times New Roman"/>
+          <w:rFonts w:ascii="Times New Roman" w:hAnsi="Times New Roman"/>
+          <w:b/>
+          <w:sz w:val="24"/>
+        </w:rPr>
+        <w:t xml:space="preserve">Отсутствие тупиков. </w:t>
+      </w:r>
       <w:r>
         <w:rPr>
           <w:rFonts w:ascii="Times New Roman" w:hAnsi="Times New Roman" w:cs="Times New Roman" w:eastAsia="Times New Roman"/>
           <w:rFonts w:ascii="Times New Roman" w:hAnsi="Times New Roman"/>
           <w:sz w:val="24"/>
         </w:rPr>
-        <w:tab/>
-        <w:t>(12)</w:t>
-      </w:r>
-    </w:p>
-    <w:p>
-      <w:r>
-        <w:rPr>
-          <w:rFonts w:ascii="Times New Roman" w:hAnsi="Times New Roman" w:cs="Times New Roman" w:eastAsia="Times New Roman"/>
-          <w:rFonts w:ascii="Times New Roman" w:hAnsi="Times New Roman"/>
-          <w:b w:val="0"/>
-          <w:i w:val="0"/>
-          <w:sz w:val="24"/>
-        </w:rPr>
-        <w:t>Неравенство (12) формально доказывает взаимное исключение: невозможна ситуация, при которой обе группы ног одновременно находятся в фазе переноса (M(p₂) = 1 и M(p₅) = 1). В физическом смысле это означает, что в каждый момент времени не менее трёх ног остаются в контакте с поверхностью, что гарантирует статическую устойчивость робота.</w:t>
-      </w:r>
-    </w:p>
-    <w:p>
-      <w:r>
-        <w:rPr>
-          <w:rFonts w:ascii="Times New Roman" w:hAnsi="Times New Roman" w:cs="Times New Roman" w:eastAsia="Times New Roman"/>
-          <w:rFonts w:ascii="Times New Roman" w:hAnsi="Times New Roman"/>
-          <w:b w:val="0"/>
-          <w:i w:val="0"/>
-          <w:sz w:val="24"/>
-        </w:rPr>
-        <w:t>Данное доказательство получено без перебора достижимых маркировок — оно следует из структуры сети и справедливо для любой последовательности срабатываний. Это преимущество метода инвариантов перед анализом дерева достижимости [7].</w:t>
+        <w:t>Покажем живость сети. Каждый цикл (t₁→t₂→t₃ или t₄→t₅→t₆) гарантированно завершается и возвращает токен мьютекса в p₇. Из любой достижимой маркировки хотя бы один переход разрешён. Сеть является живой и 1-ограниченной (безопасной).</w:t>
       </w:r>
     </w:p>
     <w:p>
       <w:pPr>
-        <w:spacing w:after="120" w:before="240"/>
-        <w:ind w:firstLine="0"/>
+        <w:ind w:firstLine="397"/>
       </w:pPr>
       <w:r>
         <w:rPr>
           <w:rFonts w:ascii="Times New Roman" w:hAnsi="Times New Roman" w:cs="Times New Roman" w:eastAsia="Times New Roman"/>
           <w:rFonts w:ascii="Times New Roman" w:hAnsi="Times New Roman"/>
           <w:b/>
-          <w:i w:val="0"/>
           <w:sz w:val="24"/>
         </w:rPr>
-        <w:t>4.5. Отсутствие тупиковых ситуаций</w:t>
+        <w:t xml:space="preserve">Трассировка маркировок. </w:t>
       </w:r>
-    </w:p>
-    <w:p>
       <w:r>
         <w:rPr>
           <w:rFonts w:ascii="Times New Roman" w:hAnsi="Times New Roman" w:cs="Times New Roman" w:eastAsia="Times New Roman"/>
           <w:rFonts w:ascii="Times New Roman" w:hAnsi="Times New Roman"/>
-          <w:b w:val="0"/>
-          <w:i w:val="0"/>
           <w:sz w:val="24"/>
         </w:rPr>
-        <w:t>Покажем, что сеть является живой (live). Из произвольной достижимой маркировки рассмотрим возможные случаи:</w:t>
-      </w:r>
-    </w:p>
-    <w:p>
-      <w:r>
-        <w:rPr>
-          <w:rFonts w:ascii="Times New Roman" w:hAnsi="Times New Roman" w:cs="Times New Roman" w:eastAsia="Times New Roman"/>
-          <w:rFonts w:ascii="Times New Roman" w:hAnsi="Times New Roman"/>
-          <w:b w:val="0"/>
-          <w:i w:val="0"/>
-          <w:sz w:val="24"/>
-        </w:rPr>
-        <w:t>1) Токен в p₁, токен в p₄, токен в p₇ — разрешены t₁ и t₄. Конфликт разрешается недетерминированно, но не приводит к блокировке.</w:t>
-      </w:r>
-    </w:p>
-    <w:p>
-      <w:r>
-        <w:rPr>
-          <w:rFonts w:ascii="Times New Roman" w:hAnsi="Times New Roman" w:cs="Times New Roman" w:eastAsia="Times New Roman"/>
-          <w:rFonts w:ascii="Times New Roman" w:hAnsi="Times New Roman"/>
-          <w:b w:val="0"/>
-          <w:i w:val="0"/>
-          <w:sz w:val="24"/>
-        </w:rPr>
-        <w:t>2) Токен в p₂ (группа A переносится) — разрешён t₂. После срабатывания t₂ токен перейдёт в p₃, далее разрешён t₃, который вернёт токен в p₁ и p₇.</w:t>
-      </w:r>
-    </w:p>
-    <w:p>
-      <w:r>
-        <w:rPr>
-          <w:rFonts w:ascii="Times New Roman" w:hAnsi="Times New Roman" w:cs="Times New Roman" w:eastAsia="Times New Roman"/>
-          <w:rFonts w:ascii="Times New Roman" w:hAnsi="Times New Roman"/>
-          <w:b w:val="0"/>
-          <w:i w:val="0"/>
-          <w:sz w:val="24"/>
-        </w:rPr>
-        <w:t>3) Токен в p₃ — разрешён t₃. Срабатывание возвращает систему в состояние, откуда возможен новый цикл.</w:t>
-      </w:r>
-    </w:p>
-    <w:p>
-      <w:r>
-        <w:rPr>
-          <w:rFonts w:ascii="Times New Roman" w:hAnsi="Times New Roman" w:cs="Times New Roman" w:eastAsia="Times New Roman"/>
-          <w:rFonts w:ascii="Times New Roman" w:hAnsi="Times New Roman"/>
-          <w:b w:val="0"/>
-          <w:i w:val="0"/>
-          <w:sz w:val="24"/>
-        </w:rPr>
-        <w:t>Симметричные рассуждения справедливы для группы B. Поскольку каждый цикл (t₁→t₂→t₃ или t₄→t₅→t₆) гарантированно завершается и возвращает токен мьютекса, тупиковая ситуация невозможна. Сеть является живой и 1-ограниченной (безопасной).</w:t>
-      </w:r>
-    </w:p>
-    <w:p>
-      <w:pPr>
-        <w:spacing w:after="120" w:before="240"/>
-        <w:ind w:firstLine="0"/>
-      </w:pPr>
-      <w:r>
-        <w:rPr>
-          <w:rFonts w:ascii="Times New Roman" w:hAnsi="Times New Roman" w:cs="Times New Roman" w:eastAsia="Times New Roman"/>
-          <w:rFonts w:ascii="Times New Roman" w:hAnsi="Times New Roman"/>
-          <w:b/>
-          <w:i w:val="0"/>
-          <w:sz w:val="24"/>
-        </w:rPr>
-        <w:t>4.6. Пошаговая трассировка маркировок</w:t>
-      </w:r>
-    </w:p>
-    <w:p>
-      <w:r>
-        <w:rPr>
-          <w:rFonts w:ascii="Times New Roman" w:hAnsi="Times New Roman" w:cs="Times New Roman" w:eastAsia="Times New Roman"/>
-          <w:rFonts w:ascii="Times New Roman" w:hAnsi="Times New Roman"/>
-          <w:b w:val="0"/>
-          <w:i w:val="0"/>
-          <w:sz w:val="24"/>
-        </w:rPr>
-        <w:t>Для наглядности приведём первые шаги выполнения сети, начиная с M₀ = (1, 0, 0, 1, 0, 0, 1).</w:t>
+        <w:t>Для наглядности приведём полный цикл (табл. 1).</w:t>
       </w:r>
     </w:p>
     <w:p>
@@ -2575,7 +2017,7 @@
           <w:i/>
           <w:sz w:val="24"/>
         </w:rPr>
-        <w:t>Табл. 2. Трассировка маркировок при последовательном срабатывании</w:t>
+        <w:t>Табл. 1. Трассировка маркировок при полном цикле походки</w:t>
       </w:r>
     </w:p>
     <w:tbl>
@@ -2603,7 +2045,7 @@
           </w:tcPr>
           <w:p>
             <w:pPr>
-              <w:spacing w:after="0" w:before="0"/>
+              <w:spacing w:after="0"/>
               <w:ind w:firstLine="0"/>
             </w:pPr>
             <w:r/>
@@ -2624,7 +2066,7 @@
           </w:tcPr>
           <w:p>
             <w:pPr>
-              <w:spacing w:after="0" w:before="0"/>
+              <w:spacing w:after="0"/>
               <w:ind w:firstLine="0"/>
             </w:pPr>
             <w:r/>
@@ -2645,7 +2087,7 @@
           </w:tcPr>
           <w:p>
             <w:pPr>
-              <w:spacing w:after="0" w:before="0"/>
+              <w:spacing w:after="0"/>
               <w:ind w:firstLine="0"/>
             </w:pPr>
             <w:r/>
@@ -2666,7 +2108,7 @@
           </w:tcPr>
           <w:p>
             <w:pPr>
-              <w:spacing w:after="0" w:before="0"/>
+              <w:spacing w:after="0"/>
               <w:ind w:firstLine="0"/>
             </w:pPr>
             <w:r/>
@@ -2687,7 +2129,7 @@
           </w:tcPr>
           <w:p>
             <w:pPr>
-              <w:spacing w:after="0" w:before="0"/>
+              <w:spacing w:after="0"/>
               <w:ind w:firstLine="0"/>
             </w:pPr>
             <w:r/>
@@ -2708,7 +2150,7 @@
           </w:tcPr>
           <w:p>
             <w:pPr>
-              <w:spacing w:after="0" w:before="0"/>
+              <w:spacing w:after="0"/>
               <w:ind w:firstLine="0"/>
             </w:pPr>
             <w:r/>
@@ -2729,7 +2171,7 @@
           </w:tcPr>
           <w:p>
             <w:pPr>
-              <w:spacing w:after="0" w:before="0"/>
+              <w:spacing w:after="0"/>
               <w:ind w:firstLine="0"/>
             </w:pPr>
             <w:r/>
@@ -2750,7 +2192,7 @@
           </w:tcPr>
           <w:p>
             <w:pPr>
-              <w:spacing w:after="0" w:before="0"/>
+              <w:spacing w:after="0"/>
               <w:ind w:firstLine="0"/>
             </w:pPr>
             <w:r/>
@@ -2771,7 +2213,7 @@
           </w:tcPr>
           <w:p>
             <w:pPr>
-              <w:spacing w:after="0" w:before="0"/>
+              <w:spacing w:after="0"/>
               <w:ind w:firstLine="0"/>
             </w:pPr>
             <w:r/>
@@ -2792,7 +2234,7 @@
           </w:tcPr>
           <w:p>
             <w:pPr>
-              <w:spacing w:after="0" w:before="0"/>
+              <w:spacing w:after="0"/>
               <w:ind w:firstLine="0"/>
             </w:pPr>
             <w:r/>
@@ -2815,7 +2257,7 @@
           </w:tcPr>
           <w:p>
             <w:pPr>
-              <w:spacing w:after="0" w:before="0"/>
+              <w:spacing w:after="0"/>
               <w:ind w:firstLine="0"/>
             </w:pPr>
             <w:r/>
@@ -2835,7 +2277,7 @@
           </w:tcPr>
           <w:p>
             <w:pPr>
-              <w:spacing w:after="0" w:before="0"/>
+              <w:spacing w:after="0"/>
               <w:ind w:firstLine="0"/>
             </w:pPr>
             <w:r/>
@@ -2855,7 +2297,7 @@
           </w:tcPr>
           <w:p>
             <w:pPr>
-              <w:spacing w:after="0" w:before="0"/>
+              <w:spacing w:after="0"/>
               <w:ind w:firstLine="0"/>
             </w:pPr>
             <w:r/>
@@ -2875,7 +2317,7 @@
           </w:tcPr>
           <w:p>
             <w:pPr>
-              <w:spacing w:after="0" w:before="0"/>
+              <w:spacing w:after="0"/>
               <w:ind w:firstLine="0"/>
             </w:pPr>
             <w:r/>
@@ -2895,7 +2337,7 @@
           </w:tcPr>
           <w:p>
             <w:pPr>
-              <w:spacing w:after="0" w:before="0"/>
+              <w:spacing w:after="0"/>
               <w:ind w:firstLine="0"/>
             </w:pPr>
             <w:r/>
@@ -2915,7 +2357,7 @@
           </w:tcPr>
           <w:p>
             <w:pPr>
-              <w:spacing w:after="0" w:before="0"/>
+              <w:spacing w:after="0"/>
               <w:ind w:firstLine="0"/>
             </w:pPr>
             <w:r/>
@@ -2935,7 +2377,7 @@
           </w:tcPr>
           <w:p>
             <w:pPr>
-              <w:spacing w:after="0" w:before="0"/>
+              <w:spacing w:after="0"/>
               <w:ind w:firstLine="0"/>
             </w:pPr>
             <w:r/>
@@ -2955,7 +2397,7 @@
           </w:tcPr>
           <w:p>
             <w:pPr>
-              <w:spacing w:after="0" w:before="0"/>
+              <w:spacing w:after="0"/>
               <w:ind w:firstLine="0"/>
             </w:pPr>
             <w:r/>
@@ -2975,7 +2417,7 @@
           </w:tcPr>
           <w:p>
             <w:pPr>
-              <w:spacing w:after="0" w:before="0"/>
+              <w:spacing w:after="0"/>
               <w:ind w:firstLine="0"/>
             </w:pPr>
             <w:r/>
@@ -2995,7 +2437,7 @@
           </w:tcPr>
           <w:p>
             <w:pPr>
-              <w:spacing w:after="0" w:before="0"/>
+              <w:spacing w:after="0"/>
               <w:ind w:firstLine="0"/>
             </w:pPr>
             <w:r/>
@@ -3017,7 +2459,7 @@
           </w:tcPr>
           <w:p>
             <w:pPr>
-              <w:spacing w:after="0" w:before="0"/>
+              <w:spacing w:after="0"/>
               <w:ind w:firstLine="0"/>
             </w:pPr>
             <w:r/>
@@ -3037,7 +2479,7 @@
           </w:tcPr>
           <w:p>
             <w:pPr>
-              <w:spacing w:after="0" w:before="0"/>
+              <w:spacing w:after="0"/>
               <w:ind w:firstLine="0"/>
             </w:pPr>
             <w:r/>
@@ -3057,7 +2499,7 @@
           </w:tcPr>
           <w:p>
             <w:pPr>
-              <w:spacing w:after="0" w:before="0"/>
+              <w:spacing w:after="0"/>
               <w:ind w:firstLine="0"/>
             </w:pPr>
             <w:r/>
@@ -3077,7 +2519,7 @@
           </w:tcPr>
           <w:p>
             <w:pPr>
-              <w:spacing w:after="0" w:before="0"/>
+              <w:spacing w:after="0"/>
               <w:ind w:firstLine="0"/>
             </w:pPr>
             <w:r/>
@@ -3097,7 +2539,7 @@
           </w:tcPr>
           <w:p>
             <w:pPr>
-              <w:spacing w:after="0" w:before="0"/>
+              <w:spacing w:after="0"/>
               <w:ind w:firstLine="0"/>
             </w:pPr>
             <w:r/>
@@ -3117,7 +2559,7 @@
           </w:tcPr>
           <w:p>
             <w:pPr>
-              <w:spacing w:after="0" w:before="0"/>
+              <w:spacing w:after="0"/>
               <w:ind w:firstLine="0"/>
             </w:pPr>
             <w:r/>
@@ -3137,7 +2579,7 @@
           </w:tcPr>
           <w:p>
             <w:pPr>
-              <w:spacing w:after="0" w:before="0"/>
+              <w:spacing w:after="0"/>
               <w:ind w:firstLine="0"/>
             </w:pPr>
             <w:r/>
@@ -3157,7 +2599,7 @@
           </w:tcPr>
           <w:p>
             <w:pPr>
-              <w:spacing w:after="0" w:before="0"/>
+              <w:spacing w:after="0"/>
               <w:ind w:firstLine="0"/>
             </w:pPr>
             <w:r/>
@@ -3177,7 +2619,7 @@
           </w:tcPr>
           <w:p>
             <w:pPr>
-              <w:spacing w:after="0" w:before="0"/>
+              <w:spacing w:after="0"/>
               <w:ind w:firstLine="0"/>
             </w:pPr>
             <w:r/>
@@ -3197,7 +2639,7 @@
           </w:tcPr>
           <w:p>
             <w:pPr>
-              <w:spacing w:after="0" w:before="0"/>
+              <w:spacing w:after="0"/>
               <w:ind w:firstLine="0"/>
             </w:pPr>
             <w:r/>
@@ -3207,7 +2649,7 @@
                 <w:rFonts w:ascii="Times New Roman" w:hAnsi="Times New Roman"/>
                 <w:sz w:val="20"/>
               </w:rPr>
-              <w:t>Группа A оторвалась</w:t>
+              <w:t>A оторвалась</w:t>
             </w:r>
           </w:p>
         </w:tc>
@@ -3219,7 +2661,7 @@
           </w:tcPr>
           <w:p>
             <w:pPr>
-              <w:spacing w:after="0" w:before="0"/>
+              <w:spacing w:after="0"/>
               <w:ind w:firstLine="0"/>
             </w:pPr>
             <w:r/>
@@ -3239,7 +2681,7 @@
           </w:tcPr>
           <w:p>
             <w:pPr>
-              <w:spacing w:after="0" w:before="0"/>
+              <w:spacing w:after="0"/>
               <w:ind w:firstLine="0"/>
             </w:pPr>
             <w:r/>
@@ -3259,7 +2701,7 @@
           </w:tcPr>
           <w:p>
             <w:pPr>
-              <w:spacing w:after="0" w:before="0"/>
+              <w:spacing w:after="0"/>
               <w:ind w:firstLine="0"/>
             </w:pPr>
             <w:r/>
@@ -3279,7 +2721,7 @@
           </w:tcPr>
           <w:p>
             <w:pPr>
-              <w:spacing w:after="0" w:before="0"/>
+              <w:spacing w:after="0"/>
               <w:ind w:firstLine="0"/>
             </w:pPr>
             <w:r/>
@@ -3299,7 +2741,7 @@
           </w:tcPr>
           <w:p>
             <w:pPr>
-              <w:spacing w:after="0" w:before="0"/>
+              <w:spacing w:after="0"/>
               <w:ind w:firstLine="0"/>
             </w:pPr>
             <w:r/>
@@ -3319,7 +2761,7 @@
           </w:tcPr>
           <w:p>
             <w:pPr>
-              <w:spacing w:after="0" w:before="0"/>
+              <w:spacing w:after="0"/>
               <w:ind w:firstLine="0"/>
             </w:pPr>
             <w:r/>
@@ -3339,7 +2781,7 @@
           </w:tcPr>
           <w:p>
             <w:pPr>
-              <w:spacing w:after="0" w:before="0"/>
+              <w:spacing w:after="0"/>
               <w:ind w:firstLine="0"/>
             </w:pPr>
             <w:r/>
@@ -3359,7 +2801,7 @@
           </w:tcPr>
           <w:p>
             <w:pPr>
-              <w:spacing w:after="0" w:before="0"/>
+              <w:spacing w:after="0"/>
               <w:ind w:firstLine="0"/>
             </w:pPr>
             <w:r/>
@@ -3379,7 +2821,7 @@
           </w:tcPr>
           <w:p>
             <w:pPr>
-              <w:spacing w:after="0" w:before="0"/>
+              <w:spacing w:after="0"/>
               <w:ind w:firstLine="0"/>
             </w:pPr>
             <w:r/>
@@ -3399,7 +2841,7 @@
           </w:tcPr>
           <w:p>
             <w:pPr>
-              <w:spacing w:after="0" w:before="0"/>
+              <w:spacing w:after="0"/>
               <w:ind w:firstLine="0"/>
             </w:pPr>
             <w:r/>
@@ -3421,7 +2863,7 @@
           </w:tcPr>
           <w:p>
             <w:pPr>
-              <w:spacing w:after="0" w:before="0"/>
+              <w:spacing w:after="0"/>
               <w:ind w:firstLine="0"/>
             </w:pPr>
             <w:r/>
@@ -3441,7 +2883,7 @@
           </w:tcPr>
           <w:p>
             <w:pPr>
-              <w:spacing w:after="0" w:before="0"/>
+              <w:spacing w:after="0"/>
               <w:ind w:firstLine="0"/>
             </w:pPr>
             <w:r/>
@@ -3461,7 +2903,7 @@
           </w:tcPr>
           <w:p>
             <w:pPr>
-              <w:spacing w:after="0" w:before="0"/>
+              <w:spacing w:after="0"/>
               <w:ind w:firstLine="0"/>
             </w:pPr>
             <w:r/>
@@ -3481,7 +2923,7 @@
           </w:tcPr>
           <w:p>
             <w:pPr>
-              <w:spacing w:after="0" w:before="0"/>
+              <w:spacing w:after="0"/>
               <w:ind w:firstLine="0"/>
             </w:pPr>
             <w:r/>
@@ -3501,7 +2943,7 @@
           </w:tcPr>
           <w:p>
             <w:pPr>
-              <w:spacing w:after="0" w:before="0"/>
+              <w:spacing w:after="0"/>
               <w:ind w:firstLine="0"/>
             </w:pPr>
             <w:r/>
@@ -3521,7 +2963,7 @@
           </w:tcPr>
           <w:p>
             <w:pPr>
-              <w:spacing w:after="0" w:before="0"/>
+              <w:spacing w:after="0"/>
               <w:ind w:firstLine="0"/>
             </w:pPr>
             <w:r/>
@@ -3541,7 +2983,7 @@
           </w:tcPr>
           <w:p>
             <w:pPr>
-              <w:spacing w:after="0" w:before="0"/>
+              <w:spacing w:after="0"/>
               <w:ind w:firstLine="0"/>
             </w:pPr>
             <w:r/>
@@ -3561,7 +3003,7 @@
           </w:tcPr>
           <w:p>
             <w:pPr>
-              <w:spacing w:after="0" w:before="0"/>
+              <w:spacing w:after="0"/>
               <w:ind w:firstLine="0"/>
             </w:pPr>
             <w:r/>
@@ -3581,7 +3023,7 @@
           </w:tcPr>
           <w:p>
             <w:pPr>
-              <w:spacing w:after="0" w:before="0"/>
+              <w:spacing w:after="0"/>
               <w:ind w:firstLine="0"/>
             </w:pPr>
             <w:r/>
@@ -3601,7 +3043,7 @@
           </w:tcPr>
           <w:p>
             <w:pPr>
-              <w:spacing w:after="0" w:before="0"/>
+              <w:spacing w:after="0"/>
               <w:ind w:firstLine="0"/>
             </w:pPr>
             <w:r/>
@@ -3623,7 +3065,7 @@
           </w:tcPr>
           <w:p>
             <w:pPr>
-              <w:spacing w:after="0" w:before="0"/>
+              <w:spacing w:after="0"/>
               <w:ind w:firstLine="0"/>
             </w:pPr>
             <w:r/>
@@ -3643,7 +3085,7 @@
           </w:tcPr>
           <w:p>
             <w:pPr>
-              <w:spacing w:after="0" w:before="0"/>
+              <w:spacing w:after="0"/>
               <w:ind w:firstLine="0"/>
             </w:pPr>
             <w:r/>
@@ -3663,7 +3105,7 @@
           </w:tcPr>
           <w:p>
             <w:pPr>
-              <w:spacing w:after="0" w:before="0"/>
+              <w:spacing w:after="0"/>
               <w:ind w:firstLine="0"/>
             </w:pPr>
             <w:r/>
@@ -3683,7 +3125,7 @@
           </w:tcPr>
           <w:p>
             <w:pPr>
-              <w:spacing w:after="0" w:before="0"/>
+              <w:spacing w:after="0"/>
               <w:ind w:firstLine="0"/>
             </w:pPr>
             <w:r/>
@@ -3703,7 +3145,7 @@
           </w:tcPr>
           <w:p>
             <w:pPr>
-              <w:spacing w:after="0" w:before="0"/>
+              <w:spacing w:after="0"/>
               <w:ind w:firstLine="0"/>
             </w:pPr>
             <w:r/>
@@ -3723,7 +3165,7 @@
           </w:tcPr>
           <w:p>
             <w:pPr>
-              <w:spacing w:after="0" w:before="0"/>
+              <w:spacing w:after="0"/>
               <w:ind w:firstLine="0"/>
             </w:pPr>
             <w:r/>
@@ -3743,7 +3185,7 @@
           </w:tcPr>
           <w:p>
             <w:pPr>
-              <w:spacing w:after="0" w:before="0"/>
+              <w:spacing w:after="0"/>
               <w:ind w:firstLine="0"/>
             </w:pPr>
             <w:r/>
@@ -3763,7 +3205,7 @@
           </w:tcPr>
           <w:p>
             <w:pPr>
-              <w:spacing w:after="0" w:before="0"/>
+              <w:spacing w:after="0"/>
               <w:ind w:firstLine="0"/>
             </w:pPr>
             <w:r/>
@@ -3783,7 +3225,7 @@
           </w:tcPr>
           <w:p>
             <w:pPr>
-              <w:spacing w:after="0" w:before="0"/>
+              <w:spacing w:after="0"/>
               <w:ind w:firstLine="0"/>
             </w:pPr>
             <w:r/>
@@ -3803,7 +3245,7 @@
           </w:tcPr>
           <w:p>
             <w:pPr>
-              <w:spacing w:after="0" w:before="0"/>
+              <w:spacing w:after="0"/>
               <w:ind w:firstLine="0"/>
             </w:pPr>
             <w:r/>
@@ -3813,7 +3255,7 @@
                 <w:rFonts w:ascii="Times New Roman" w:hAnsi="Times New Roman"/>
                 <w:sz w:val="20"/>
               </w:rPr>
-              <w:t>Группа B оторвалась</w:t>
+              <w:t>B оторвалась</w:t>
             </w:r>
           </w:p>
         </w:tc>
@@ -3825,7 +3267,7 @@
           </w:tcPr>
           <w:p>
             <w:pPr>
-              <w:spacing w:after="0" w:before="0"/>
+              <w:spacing w:after="0"/>
               <w:ind w:firstLine="0"/>
             </w:pPr>
             <w:r/>
@@ -3845,7 +3287,7 @@
           </w:tcPr>
           <w:p>
             <w:pPr>
-              <w:spacing w:after="0" w:before="0"/>
+              <w:spacing w:after="0"/>
               <w:ind w:firstLine="0"/>
             </w:pPr>
             <w:r/>
@@ -3865,7 +3307,7 @@
           </w:tcPr>
           <w:p>
             <w:pPr>
-              <w:spacing w:after="0" w:before="0"/>
+              <w:spacing w:after="0"/>
               <w:ind w:firstLine="0"/>
             </w:pPr>
             <w:r/>
@@ -3885,7 +3327,7 @@
           </w:tcPr>
           <w:p>
             <w:pPr>
-              <w:spacing w:after="0" w:before="0"/>
+              <w:spacing w:after="0"/>
               <w:ind w:firstLine="0"/>
             </w:pPr>
             <w:r/>
@@ -3905,7 +3347,7 @@
           </w:tcPr>
           <w:p>
             <w:pPr>
-              <w:spacing w:after="0" w:before="0"/>
+              <w:spacing w:after="0"/>
               <w:ind w:firstLine="0"/>
             </w:pPr>
             <w:r/>
@@ -3925,7 +3367,7 @@
           </w:tcPr>
           <w:p>
             <w:pPr>
-              <w:spacing w:after="0" w:before="0"/>
+              <w:spacing w:after="0"/>
               <w:ind w:firstLine="0"/>
             </w:pPr>
             <w:r/>
@@ -3945,7 +3387,7 @@
           </w:tcPr>
           <w:p>
             <w:pPr>
-              <w:spacing w:after="0" w:before="0"/>
+              <w:spacing w:after="0"/>
               <w:ind w:firstLine="0"/>
             </w:pPr>
             <w:r/>
@@ -3965,7 +3407,7 @@
           </w:tcPr>
           <w:p>
             <w:pPr>
-              <w:spacing w:after="0" w:before="0"/>
+              <w:spacing w:after="0"/>
               <w:ind w:firstLine="0"/>
             </w:pPr>
             <w:r/>
@@ -3985,7 +3427,7 @@
           </w:tcPr>
           <w:p>
             <w:pPr>
-              <w:spacing w:after="0" w:before="0"/>
+              <w:spacing w:after="0"/>
               <w:ind w:firstLine="0"/>
             </w:pPr>
             <w:r/>
@@ -4005,7 +3447,7 @@
           </w:tcPr>
           <w:p>
             <w:pPr>
-              <w:spacing w:after="0" w:before="0"/>
+              <w:spacing w:after="0"/>
               <w:ind w:firstLine="0"/>
             </w:pPr>
             <w:r/>
@@ -4027,7 +3469,7 @@
           </w:tcPr>
           <w:p>
             <w:pPr>
-              <w:spacing w:after="0" w:before="0"/>
+              <w:spacing w:after="0"/>
               <w:ind w:firstLine="0"/>
             </w:pPr>
             <w:r/>
@@ -4047,7 +3489,7 @@
           </w:tcPr>
           <w:p>
             <w:pPr>
-              <w:spacing w:after="0" w:before="0"/>
+              <w:spacing w:after="0"/>
               <w:ind w:firstLine="0"/>
             </w:pPr>
             <w:r/>
@@ -4067,7 +3509,7 @@
           </w:tcPr>
           <w:p>
             <w:pPr>
-              <w:spacing w:after="0" w:before="0"/>
+              <w:spacing w:after="0"/>
               <w:ind w:firstLine="0"/>
             </w:pPr>
             <w:r/>
@@ -4087,7 +3529,7 @@
           </w:tcPr>
           <w:p>
             <w:pPr>
-              <w:spacing w:after="0" w:before="0"/>
+              <w:spacing w:after="0"/>
               <w:ind w:firstLine="0"/>
             </w:pPr>
             <w:r/>
@@ -4107,7 +3549,7 @@
           </w:tcPr>
           <w:p>
             <w:pPr>
-              <w:spacing w:after="0" w:before="0"/>
+              <w:spacing w:after="0"/>
               <w:ind w:firstLine="0"/>
             </w:pPr>
             <w:r/>
@@ -4127,7 +3569,7 @@
           </w:tcPr>
           <w:p>
             <w:pPr>
-              <w:spacing w:after="0" w:before="0"/>
+              <w:spacing w:after="0"/>
               <w:ind w:firstLine="0"/>
             </w:pPr>
             <w:r/>
@@ -4147,7 +3589,7 @@
           </w:tcPr>
           <w:p>
             <w:pPr>
-              <w:spacing w:after="0" w:before="0"/>
+              <w:spacing w:after="0"/>
               <w:ind w:firstLine="0"/>
             </w:pPr>
             <w:r/>
@@ -4167,7 +3609,7 @@
           </w:tcPr>
           <w:p>
             <w:pPr>
-              <w:spacing w:after="0" w:before="0"/>
+              <w:spacing w:after="0"/>
               <w:ind w:firstLine="0"/>
             </w:pPr>
             <w:r/>
@@ -4187,7 +3629,7 @@
           </w:tcPr>
           <w:p>
             <w:pPr>
-              <w:spacing w:after="0" w:before="0"/>
+              <w:spacing w:after="0"/>
               <w:ind w:firstLine="0"/>
             </w:pPr>
             <w:r/>
@@ -4207,7 +3649,7 @@
           </w:tcPr>
           <w:p>
             <w:pPr>
-              <w:spacing w:after="0" w:before="0"/>
+              <w:spacing w:after="0"/>
               <w:ind w:firstLine="0"/>
             </w:pPr>
             <w:r/>
@@ -4246,39 +3688,29 @@
           <w:i w:val="0"/>
           <w:sz w:val="24"/>
         </w:rPr>
-        <w:t>Из таблицы видно, что после шага 6 система возвращается в начальную маркировку M₀ — цикл замкнулся. На протяжении всей трассировки M(p₂) + M(p₅) ≤ 1, что подтверждает аналитическое доказательство (12).</w:t>
+        <w:t>После шага 6 система возвращается в M₀. На протяжении всей трассировки M(p₂) + M(p₅) ≤ 1, что подтверждает аналитический результат.</w:t>
       </w:r>
     </w:p>
     <w:p>
       <w:pPr>
-        <w:spacing w:after="120" w:before="240"/>
-        <w:ind w:firstLine="0"/>
+        <w:ind w:firstLine="397"/>
       </w:pPr>
       <w:r>
         <w:rPr>
           <w:rFonts w:ascii="Times New Roman" w:hAnsi="Times New Roman" w:cs="Times New Roman" w:eastAsia="Times New Roman"/>
           <w:rFonts w:ascii="Times New Roman" w:hAnsi="Times New Roman"/>
           <w:b/>
-          <w:i w:val="0"/>
           <w:sz w:val="24"/>
         </w:rPr>
-        <w:t>5. Темпоральный анализ</w:t>
+        <w:t xml:space="preserve">Темпоральный анализ. </w:t>
       </w:r>
-    </w:p>
-    <w:p>
-      <w:pPr>
-        <w:spacing w:after="120" w:before="240"/>
-        <w:ind w:firstLine="0"/>
-      </w:pPr>
       <w:r>
         <w:rPr>
           <w:rFonts w:ascii="Times New Roman" w:hAnsi="Times New Roman" w:cs="Times New Roman" w:eastAsia="Times New Roman"/>
           <w:rFonts w:ascii="Times New Roman" w:hAnsi="Times New Roman"/>
-          <w:b/>
-          <w:i w:val="0"/>
           <w:sz w:val="24"/>
         </w:rPr>
-        <w:t>5.1. Назначение задержек</w:t>
+        <w:t>Присвоим переходам задержки, соответствующие реальным временам фаз походки гексапода массой 2 кг с сервоприводами класса 25 кг·см [8]: d(t₁) = d(t₄) = 50 мс (отрыв), d(t₂) = d(t₅) = 200 мс (перенос), d(t₃) = d(t₆) = 50 мс (приземление).</w:t>
       </w:r>
     </w:p>
     <w:p>
@@ -4290,125 +3722,7 @@
           <w:i w:val="0"/>
           <w:sz w:val="24"/>
         </w:rPr>
-        <w:t>Для количественной оценки производительности системы присвоим переходам детерминированные задержки, соответствующие реальным временам фаз походки гексапода массой 2 кг с сервоприводами класса 25 кг·см [8]:</w:t>
-      </w:r>
-    </w:p>
-    <w:p>
-      <w:pPr>
-        <w:ind w:firstLine="0"/>
-      </w:pPr>
-      <w:r>
-        <w:rPr>
-          <w:rFonts w:ascii="Times New Roman" w:hAnsi="Times New Roman" w:cs="Times New Roman" w:eastAsia="Times New Roman"/>
-          <w:rFonts w:ascii="Times New Roman" w:hAnsi="Times New Roman"/>
-          <w:b w:val="0"/>
-          <w:i w:val="0"/>
-          <w:sz w:val="24"/>
-        </w:rPr>
-        <w:t>— d(t₁) = 50 мс (отрыв группы A: подъём трёх ног);</w:t>
-      </w:r>
-    </w:p>
-    <w:p>
-      <w:pPr>
-        <w:ind w:firstLine="0"/>
-      </w:pPr>
-      <w:r>
-        <w:rPr>
-          <w:rFonts w:ascii="Times New Roman" w:hAnsi="Times New Roman" w:cs="Times New Roman" w:eastAsia="Times New Roman"/>
-          <w:rFonts w:ascii="Times New Roman" w:hAnsi="Times New Roman"/>
-          <w:b w:val="0"/>
-          <w:i w:val="0"/>
-          <w:sz w:val="24"/>
-        </w:rPr>
-        <w:t>— d(t₂) = 200 мс (перенос: перемещение ног вперёд на 60 мм);</w:t>
-      </w:r>
-    </w:p>
-    <w:p>
-      <w:pPr>
-        <w:ind w:firstLine="0"/>
-      </w:pPr>
-      <w:r>
-        <w:rPr>
-          <w:rFonts w:ascii="Times New Roman" w:hAnsi="Times New Roman" w:cs="Times New Roman" w:eastAsia="Times New Roman"/>
-          <w:rFonts w:ascii="Times New Roman" w:hAnsi="Times New Roman"/>
-          <w:b w:val="0"/>
-          <w:i w:val="0"/>
-          <w:sz w:val="24"/>
-        </w:rPr>
-        <w:t>— d(t₃) = 50 мс (приземление: установка контакта, стабилизация);</w:t>
-      </w:r>
-    </w:p>
-    <w:p>
-      <w:pPr>
-        <w:ind w:firstLine="0"/>
-      </w:pPr>
-      <w:r>
-        <w:rPr>
-          <w:rFonts w:ascii="Times New Roman" w:hAnsi="Times New Roman" w:cs="Times New Roman" w:eastAsia="Times New Roman"/>
-          <w:rFonts w:ascii="Times New Roman" w:hAnsi="Times New Roman"/>
-          <w:b w:val="0"/>
-          <w:i w:val="0"/>
-          <w:sz w:val="24"/>
-        </w:rPr>
-        <w:t>— d(t₄) = 50 мс (отрыв группы B);</w:t>
-      </w:r>
-    </w:p>
-    <w:p>
-      <w:pPr>
-        <w:ind w:firstLine="0"/>
-      </w:pPr>
-      <w:r>
-        <w:rPr>
-          <w:rFonts w:ascii="Times New Roman" w:hAnsi="Times New Roman" w:cs="Times New Roman" w:eastAsia="Times New Roman"/>
-          <w:rFonts w:ascii="Times New Roman" w:hAnsi="Times New Roman"/>
-          <w:b w:val="0"/>
-          <w:i w:val="0"/>
-          <w:sz w:val="24"/>
-        </w:rPr>
-        <w:t>— d(t₅) = 200 мс (перенос B);</w:t>
-      </w:r>
-    </w:p>
-    <w:p>
-      <w:pPr>
-        <w:ind w:firstLine="0"/>
-      </w:pPr>
-      <w:r>
-        <w:rPr>
-          <w:rFonts w:ascii="Times New Roman" w:hAnsi="Times New Roman" w:cs="Times New Roman" w:eastAsia="Times New Roman"/>
-          <w:rFonts w:ascii="Times New Roman" w:hAnsi="Times New Roman"/>
-          <w:b w:val="0"/>
-          <w:i w:val="0"/>
-          <w:sz w:val="24"/>
-        </w:rPr>
-        <w:t>— d(t₆) = 50 мс (приземление B).</w:t>
-      </w:r>
-    </w:p>
-    <w:p>
-      <w:pPr>
-        <w:spacing w:after="120" w:before="240"/>
-        <w:ind w:firstLine="0"/>
-      </w:pPr>
-      <w:r>
-        <w:rPr>
-          <w:rFonts w:ascii="Times New Roman" w:hAnsi="Times New Roman" w:cs="Times New Roman" w:eastAsia="Times New Roman"/>
-          <w:rFonts w:ascii="Times New Roman" w:hAnsi="Times New Roman"/>
-          <w:b/>
-          <w:i w:val="0"/>
-          <w:sz w:val="24"/>
-        </w:rPr>
-        <w:t>5.2. Время цикла и скорость</w:t>
-      </w:r>
-    </w:p>
-    <w:p>
-      <w:r>
-        <w:rPr>
-          <w:rFonts w:ascii="Times New Roman" w:hAnsi="Times New Roman" w:cs="Times New Roman" w:eastAsia="Times New Roman"/>
-          <w:rFonts w:ascii="Times New Roman" w:hAnsi="Times New Roman"/>
-          <w:b w:val="0"/>
-          <w:i w:val="0"/>
-          <w:sz w:val="24"/>
-        </w:rPr>
-        <w:t>Полный цикл группы A: d(t₁) + d(t₂) + d(t₃) = 50 + 200 + 50 = 300 мс. Аналогично для группы B: 300 мс. Поскольку группы работают последовательно (мьютекс запрещает параллельный перенос), полный период походки:</w:t>
+        <w:t>Полный цикл группы: 50 + 200 + 50 = 300 мс. Поскольку группы работают последовательно, полный период походки:</w:t>
       </w:r>
     </w:p>
     <w:p>
@@ -4436,7 +3750,7 @@
           <w:sz w:val="24"/>
         </w:rPr>
         <w:tab/>
-        <w:t>(13)</w:t>
+        <w:t>(10)</w:t>
       </w:r>
     </w:p>
     <w:p>
@@ -4448,7 +3762,7 @@
           <w:i w:val="0"/>
           <w:sz w:val="24"/>
         </w:rPr>
-        <w:t>За один период робот совершает два шага (по одному на группу), каждый длиной l = 60 мм. Скорость перемещения:</w:t>
+        <w:t>За один период робот совершает два шага длиной l = 60 мм. Скорость:</w:t>
       </w:r>
     </w:p>
     <w:p>
@@ -4476,7 +3790,7 @@
           <w:sz w:val="24"/>
         </w:rPr>
         <w:tab/>
-        <w:t>(14)</w:t>
+        <w:t>(11)</w:t>
       </w:r>
     </w:p>
     <w:p>
@@ -4488,75 +3802,51 @@
           <w:i w:val="0"/>
           <w:sz w:val="24"/>
         </w:rPr>
-        <w:t>Это согласуется с типичными значениями для гексаподов данного класса: 150—300 мм/с при триподной походке [9].</w:t>
+        <w:t>Это согласуется с типичными значениями 150—300 мм/с для гексаподов данного класса [9].</w:t>
       </w:r>
     </w:p>
     <w:p>
       <w:pPr>
-        <w:spacing w:after="120" w:before="240"/>
-        <w:ind w:firstLine="0"/>
+        <w:ind w:firstLine="397"/>
       </w:pPr>
       <w:r>
         <w:rPr>
           <w:rFonts w:ascii="Times New Roman" w:hAnsi="Times New Roman" w:cs="Times New Roman" w:eastAsia="Times New Roman"/>
           <w:rFonts w:ascii="Times New Roman" w:hAnsi="Times New Roman"/>
           <w:b/>
-          <w:i w:val="0"/>
           <w:sz w:val="24"/>
         </w:rPr>
-        <w:t>5.3. Узкое место</w:t>
+        <w:t xml:space="preserve">Узкое место. </w:t>
       </w:r>
-    </w:p>
-    <w:p>
       <w:r>
         <w:rPr>
           <w:rFonts w:ascii="Times New Roman" w:hAnsi="Times New Roman" w:cs="Times New Roman" w:eastAsia="Times New Roman"/>
           <w:rFonts w:ascii="Times New Roman" w:hAnsi="Times New Roman"/>
-          <w:b w:val="0"/>
-          <w:i w:val="0"/>
           <w:sz w:val="24"/>
         </w:rPr>
-        <w:t>Фаза переноса (t₂ и t₅) занимает 200 мс из 300 мс полуцикла — 67 % времени. Фазы отрыва и приземления (по 50 мс каждая) суммарно составляют 100 мс. Таким образом, узким местом является именно перенос ног — скорость работы сервоприводов при перемещении ног на заданное расстояние.</w:t>
-      </w:r>
-    </w:p>
-    <w:p>
-      <w:r>
-        <w:rPr>
-          <w:rFonts w:ascii="Times New Roman" w:hAnsi="Times New Roman" w:cs="Times New Roman" w:eastAsia="Times New Roman"/>
-          <w:rFonts w:ascii="Times New Roman" w:hAnsi="Times New Roman"/>
-          <w:b w:val="0"/>
-          <w:i w:val="0"/>
-          <w:sz w:val="24"/>
-        </w:rPr>
-        <w:t>Это соответствует инженерной интуиции: для увеличения скорости походки в первую очередь следует сокращать время переноса (более быстрые сервоприводы или меньшая амплитуда шага), а не время отрыва и приземления.</w:t>
+        <w:t>Фаза переноса (t₂, t₅) занимает 200 мс из 300 мс полуцикла — 67 %. Для увеличения скорости в первую очередь следует сокращать именно время переноса.</w:t>
       </w:r>
     </w:p>
     <w:p>
       <w:pPr>
-        <w:spacing w:after="120" w:before="240"/>
-        <w:ind w:firstLine="0"/>
+        <w:ind w:firstLine="397"/>
       </w:pPr>
       <w:r>
         <w:rPr>
           <w:rFonts w:ascii="Times New Roman" w:hAnsi="Times New Roman" w:cs="Times New Roman" w:eastAsia="Times New Roman"/>
           <w:rFonts w:ascii="Times New Roman" w:hAnsi="Times New Roman"/>
           <w:b/>
-          <w:i w:val="0"/>
           <w:sz w:val="24"/>
         </w:rPr>
-        <w:t>5.4. Оценка эффекта модернизации</w:t>
+        <w:t xml:space="preserve">Оценка модернизации. </w:t>
       </w:r>
-    </w:p>
-    <w:p>
       <w:r>
         <w:rPr>
           <w:rFonts w:ascii="Times New Roman" w:hAnsi="Times New Roman" w:cs="Times New Roman" w:eastAsia="Times New Roman"/>
           <w:rFonts w:ascii="Times New Roman" w:hAnsi="Times New Roman"/>
-          <w:b w:val="0"/>
-          <w:i w:val="0"/>
           <w:sz w:val="24"/>
         </w:rPr>
-        <w:t>Рассмотрим замену сервоприводов на более быстрые, сокращающие время переноса на 25 %: d(t₂) = d(t₅) = 150 мс вместо 200 мс. Новый период походки:</w:t>
+        <w:t>Замена сервоприводов с сокращением времени переноса на 25 % (d(t₂) = d(t₅) = 150 мс):</w:t>
       </w:r>
     </w:p>
     <w:p>
@@ -4584,19 +3874,7 @@
           <w:sz w:val="24"/>
         </w:rPr>
         <w:tab/>
-        <w:t>(15)</w:t>
-      </w:r>
-    </w:p>
-    <w:p>
-      <w:r>
-        <w:rPr>
-          <w:rFonts w:ascii="Times New Roman" w:hAnsi="Times New Roman" w:cs="Times New Roman" w:eastAsia="Times New Roman"/>
-          <w:rFonts w:ascii="Times New Roman" w:hAnsi="Times New Roman"/>
-          <w:b w:val="0"/>
-          <w:i w:val="0"/>
-          <w:sz w:val="24"/>
-        </w:rPr>
-        <w:t>Новая скорость:</w:t>
+        <w:t>(12)</w:t>
       </w:r>
     </w:p>
     <w:p>
@@ -4613,7 +3891,7 @@
             <w:rPr>
               <w:rFonts w:ascii="Cambria Math" w:hAnsi="Cambria Math"/>
             </w:rPr>
-            <m:t>V' = 2 × 60 / 500 = 240 мм/с</m:t>
+            <m:t>V' = 120 / 0.5 = 240 мм/с</m:t>
           </m:r>
         </m:oMath>
       </m:oMathPara>
@@ -4624,7 +3902,7 @@
           <w:sz w:val="24"/>
         </w:rPr>
         <w:tab/>
-        <w:t>(16)</w:t>
+        <w:t>(13)</w:t>
       </w:r>
     </w:p>
     <w:p>
@@ -4636,7 +3914,29 @@
           <w:i w:val="0"/>
           <w:sz w:val="24"/>
         </w:rPr>
-        <w:t>Ускорение составляет 240/200 = 1,2, то есть прирост скорости на 20 %. При этом затрачено на 25 % меньше времени на перенос, но итоговое ускорение — лишь 20 %, поскольку фиксированные фазы отрыва и приземления «разбавляют» эффект. Подобные количественные оценки позволяют обоснованно выбирать компоненты на этапе проектирования, не прибегая к физическому прототипированию.</w:t>
+        <w:t>Прирост скорости — 20 %. Итоговое ускорение меньше 25 %, поскольку фиксированные фазы отрыва и приземления «разбавляют» эффект. Такие оценки позволяют обоснованно выбирать компоненты на этапе проектирования.</w:t>
+      </w:r>
+    </w:p>
+    <w:p>
+      <w:pPr>
+        <w:ind w:firstLine="397"/>
+      </w:pPr>
+      <w:r>
+        <w:rPr>
+          <w:rFonts w:ascii="Times New Roman" w:hAnsi="Times New Roman" w:cs="Times New Roman" w:eastAsia="Times New Roman"/>
+          <w:rFonts w:ascii="Times New Roman" w:hAnsi="Times New Roman"/>
+          <w:b/>
+          <w:sz w:val="24"/>
+        </w:rPr>
+        <w:t xml:space="preserve">Выводы. </w:t>
+      </w:r>
+      <w:r>
+        <w:rPr>
+          <w:rFonts w:ascii="Times New Roman" w:hAnsi="Times New Roman" w:cs="Times New Roman" w:eastAsia="Times New Roman"/>
+          <w:rFonts w:ascii="Times New Roman" w:hAnsi="Times New Roman"/>
+          <w:sz w:val="24"/>
+        </w:rPr>
+        <w:t>Построена формальная модель координации триподной походки гексапода (7 позиций, 6 переходов). Методом S-инвариантов доказано взаимное исключение фаз переноса, гарантирующее статическую устойчивость. Показана живость и 1-ограниченность сети. Темпоральный анализ определил период походки (600 мс), скорость (200 мм/с) и узкое место (перенос — 67 %). Замена сервоприводов даёт +20 % скорости. Направлением дальнейшей работы является применение стохастических сетей Петри для учёта вариативности времени срабатывания приводов [10].</w:t>
       </w:r>
     </w:p>
     <w:p>
@@ -4652,95 +3952,7 @@
           <w:i w:val="0"/>
           <w:sz w:val="24"/>
         </w:rPr>
-        <w:t>6. Заключение</w:t>
-      </w:r>
-    </w:p>
-    <w:p>
-      <w:r>
-        <w:rPr>
-          <w:rFonts w:ascii="Times New Roman" w:hAnsi="Times New Roman" w:cs="Times New Roman" w:eastAsia="Times New Roman"/>
-          <w:rFonts w:ascii="Times New Roman" w:hAnsi="Times New Roman"/>
-          <w:b w:val="0"/>
-          <w:i w:val="0"/>
-          <w:sz w:val="24"/>
-        </w:rPr>
-        <w:t>В работе построена формальная модель координации триподной походки шестиногого робота на основе аппарата сетей Петри. Модель включает семь позиций и шесть переходов, описывающих чередование фаз переноса и опоры двух групп ног с ограничением статической устойчивости.</w:t>
-      </w:r>
-    </w:p>
-    <w:p>
-      <w:r>
-        <w:rPr>
-          <w:rFonts w:ascii="Times New Roman" w:hAnsi="Times New Roman" w:cs="Times New Roman" w:eastAsia="Times New Roman"/>
-          <w:rFonts w:ascii="Times New Roman" w:hAnsi="Times New Roman"/>
-          <w:b w:val="0"/>
-          <w:i w:val="0"/>
-          <w:sz w:val="24"/>
-        </w:rPr>
-        <w:t>Основные результаты:</w:t>
-      </w:r>
-    </w:p>
-    <w:p>
-      <w:r>
-        <w:rPr>
-          <w:rFonts w:ascii="Times New Roman" w:hAnsi="Times New Roman" w:cs="Times New Roman" w:eastAsia="Times New Roman"/>
-          <w:rFonts w:ascii="Times New Roman" w:hAnsi="Times New Roman"/>
-          <w:b w:val="0"/>
-          <w:i w:val="0"/>
-          <w:sz w:val="24"/>
-        </w:rPr>
-        <w:t>1) Методом S-инвариантов формально доказано свойство взаимного исключения: обе группы ног не могут одновременно находиться в фазе переноса (неравенство 12), что гарантирует статическую устойчивость робота — не менее трёх ног в контакте с поверхностью в любой момент времени.</w:t>
-      </w:r>
-    </w:p>
-    <w:p>
-      <w:r>
-        <w:rPr>
-          <w:rFonts w:ascii="Times New Roman" w:hAnsi="Times New Roman" w:cs="Times New Roman" w:eastAsia="Times New Roman"/>
-          <w:rFonts w:ascii="Times New Roman" w:hAnsi="Times New Roman"/>
-          <w:b w:val="0"/>
-          <w:i w:val="0"/>
-          <w:sz w:val="24"/>
-        </w:rPr>
-        <w:t>2) Показана живость и 1-ограниченность сети, что исключает тупиковые ситуации и гарантирует корректную работу алгоритма при любой последовательности событий.</w:t>
-      </w:r>
-    </w:p>
-    <w:p>
-      <w:r>
-        <w:rPr>
-          <w:rFonts w:ascii="Times New Roman" w:hAnsi="Times New Roman" w:cs="Times New Roman" w:eastAsia="Times New Roman"/>
-          <w:rFonts w:ascii="Times New Roman" w:hAnsi="Times New Roman"/>
-          <w:b w:val="0"/>
-          <w:i w:val="0"/>
-          <w:sz w:val="24"/>
-        </w:rPr>
-        <w:t>3) Темпоральный анализ позволил определить период триподной походки (600 мс), скорость перемещения (200 мм/с) и узкое место (фаза переноса — 67 % времени цикла). Оценка модернизации показала, что замена сервоприводов с сокращением времени переноса на 25 % даёт прирост скорости на 20 %.</w:t>
-      </w:r>
-    </w:p>
-    <w:p>
-      <w:r>
-        <w:rPr>
-          <w:rFonts w:ascii="Times New Roman" w:hAnsi="Times New Roman" w:cs="Times New Roman" w:eastAsia="Times New Roman"/>
-          <w:rFonts w:ascii="Times New Roman" w:hAnsi="Times New Roman"/>
-          <w:b w:val="0"/>
-          <w:i w:val="0"/>
-          <w:sz w:val="24"/>
-        </w:rPr>
-        <w:t>Предложенный подход может быть расширен на другие типы походок (волновая, рысь) путём изменения структуры сети и перераспределения токенов мьютекса. Направлением дальнейшей работы является применение стохастических сетей Петри для учёта вариативности времени срабатывания сервоприводов и неровностей поверхности [10].</w:t>
-      </w:r>
-    </w:p>
-    <w:p>
-      <w:pPr>
-        <w:spacing w:after="120" w:before="240"/>
-        <w:ind w:firstLine="0"/>
-      </w:pPr>
-      <w:r>
-        <w:rPr>
-          <w:rFonts w:ascii="Times New Roman" w:hAnsi="Times New Roman" w:cs="Times New Roman" w:eastAsia="Times New Roman"/>
-          <w:rFonts w:ascii="Times New Roman" w:hAnsi="Times New Roman"/>
-          <w:b/>
-          <w:i w:val="0"/>
-          <w:sz w:val="24"/>
-        </w:rPr>
-        <w:t>Список литературы</w:t>
+        <w:t>Литература</w:t>
       </w:r>
     </w:p>
     <w:p>
@@ -4755,7 +3967,7 @@
           <w:i w:val="0"/>
           <w:sz w:val="24"/>
         </w:rPr>
-        <w:t>1. Siciliano B., Khatib O. (eds.) Springer Handbook of Robotics. — 2nd ed. — Springer, 2016. — 2228 p.</w:t>
+        <w:t>[1] Siciliano B., Khatib O. (eds.) Springer Handbook of Robotics. Springer, 2016, 2228 p.</w:t>
       </w:r>
     </w:p>
     <w:p>
@@ -4770,7 +3982,7 @@
           <w:i w:val="0"/>
           <w:sz w:val="24"/>
         </w:rPr>
-        <w:t>2. Belter D., Skrzypczyński P. A biologically inspired approach to feasible gait learning for a hexapod robot // Applied Mathematics and Computer Science. — 2010. — Vol. 20, No. 1. — P. 69—84.</w:t>
+        <w:t>[2] Belter D., Skrzypczyński P. A biologically inspired approach to feasible gait learning for a hexapod robot. Applied Mathematics and Computer Science, 2010, vol. 20, no. 1, pp. 69—84.</w:t>
       </w:r>
     </w:p>
     <w:p>
@@ -4785,7 +3997,7 @@
           <w:i w:val="0"/>
           <w:sz w:val="24"/>
         </w:rPr>
-        <w:t>3. Lee E.A., Seshia S.A. Introduction to Embedded Systems: A Cyber-Physical Systems Approach. — 2nd ed. — MIT Press, 2017. — 568 p.</w:t>
+        <w:t>[3] Lee E.A., Seshia S.A. Introduction to Embedded Systems: A Cyber-Physical Systems Approach. MIT Press, 2017, 568 p.</w:t>
       </w:r>
     </w:p>
     <w:p>
@@ -4800,7 +4012,7 @@
           <w:i w:val="0"/>
           <w:sz w:val="24"/>
         </w:rPr>
-        <w:t>4. Hopcroft J.E., Motwani R., Ullman J.D. Introduction to Automata Theory, Languages, and Computation. — 3rd ed. — Pearson, 2006. — 535 p.</w:t>
+        <w:t>[4] Hopcroft J.E., Motwani R., Ullman J.D. Introduction to Automata Theory, Languages, and Computation. Pearson, 2006, 535 p.</w:t>
       </w:r>
     </w:p>
     <w:p>
@@ -4815,7 +4027,7 @@
           <w:i w:val="0"/>
           <w:sz w:val="24"/>
         </w:rPr>
-        <w:t>5. Petri C.A. Kommunikation mit Automaten: Dissertation. — Universität Bonn, 1962. — 128 S.</w:t>
+        <w:t>[5] Petri C.A. Kommunikation mit Automaten: Dissertation. Universität Bonn, 1962, 128 S.</w:t>
       </w:r>
     </w:p>
     <w:p>
@@ -4830,7 +4042,7 @@
           <w:i w:val="0"/>
           <w:sz w:val="24"/>
         </w:rPr>
-        <w:t>6. Murata T. Petri Nets: Properties, Analysis and Applications // Proceedings of the IEEE. — 1989. — Vol. 77, No. 4. — P. 541—580.</w:t>
+        <w:t>[6] Murata T. Petri Nets: Properties, Analysis and Applications. Proceedings of the IEEE, 1989, vol. 77, no. 4, pp. 541—580.</w:t>
       </w:r>
     </w:p>
     <w:p>
@@ -4845,7 +4057,7 @@
           <w:i w:val="0"/>
           <w:sz w:val="24"/>
         </w:rPr>
-        <w:t>7. Silva M., Teruel E., Colom J.M. Linear Algebraic and Linear Programming Techniques for the Analysis of Place/Transition Net Systems // Lectures on Petri Nets I: Basic Models. — Springer, 1998. — P. 309—373.</w:t>
+        <w:t>[7] Silva M., Teruel E., Colom J.M. Linear Algebraic and Linear Programming Techniques for the Analysis of Place/Transition Net Systems. Lectures on Petri Nets I: Basic Models. Springer, 1998, pp. 309—373.</w:t>
       </w:r>
     </w:p>
     <w:p>
@@ -4860,7 +4072,7 @@
           <w:i w:val="0"/>
           <w:sz w:val="24"/>
         </w:rPr>
-        <w:t>8. Ramchandani C. Analysis of Asynchronous Concurrent Systems by Timed Petri Nets: Technical Report MAC-TR-120. — MIT, 1974. — 106 p.</w:t>
+        <w:t>[8] Ramchandani C. Analysis of Asynchronous Concurrent Systems by Timed Petri Nets. Technical Report MAC-TR-120. MIT, 1974, 106 p.</w:t>
       </w:r>
     </w:p>
     <w:p>
@@ -4875,7 +4087,7 @@
           <w:i w:val="0"/>
           <w:sz w:val="24"/>
         </w:rPr>
-        <w:t>9. Спирин Н.А., Лавров В.В. Управление движением многоногих шагающих роботов // Мехатроника, автоматизация, управление. — 2019. — Т. 20, № 7. — С. 430—438.</w:t>
+        <w:t>[9] Спирин Н.А., Лавров В.В. Управление движением многоногих шагающих роботов. Мехатроника, автоматизация, управление, 2019, т. 20, № 7, с. 430—438.</w:t>
       </w:r>
     </w:p>
     <w:p>
@@ -4890,246 +4102,12 @@
           <w:i w:val="0"/>
           <w:sz w:val="24"/>
         </w:rPr>
-        <w:t>10. Marsan M.A., Balbo G., Conte G. et al. Modelling with Generalized Stochastic Petri Nets. — John Wiley &amp; Sons, 1995. — 316 p.</w:t>
+        <w:t>[10] Marsan M.A., Balbo G., Conte G. et al. Modelling with Generalized Stochastic Petri Nets. John Wiley &amp; Sons, 1995, 316 p.</w:t>
       </w:r>
     </w:p>
     <w:p>
       <w:pPr>
-        <w:spacing w:after="240"/>
-      </w:pPr>
-      <w:r>
-        <w:rPr>
-          <w:rFonts w:ascii="Times New Roman" w:hAnsi="Times New Roman" w:cs="Times New Roman" w:eastAsia="Times New Roman"/>
-          <w:rFonts w:ascii="Times New Roman" w:hAnsi="Times New Roman"/>
-          <w:b w:val="0"/>
-          <w:i w:val="0"/>
-          <w:sz w:val="24"/>
-        </w:rPr>
-      </w:r>
-    </w:p>
-    <w:p>
-      <w:pPr>
-        <w:spacing w:after="120"/>
-        <w:ind w:firstLine="0"/>
-        <w:jc w:val="center"/>
-      </w:pPr>
-      <w:r>
-        <w:rPr>
-          <w:rFonts w:ascii="Times New Roman" w:hAnsi="Times New Roman" w:cs="Times New Roman" w:eastAsia="Times New Roman"/>
-          <w:rFonts w:ascii="Times New Roman" w:hAnsi="Times New Roman"/>
-          <w:b/>
-          <w:i w:val="0"/>
-          <w:sz w:val="24"/>
-        </w:rPr>
-        <w:t>FORMAL VERIFICATION OF HEXAPOD ROBOT</w:t>
-        <w:br/>
-        <w:t>GAIT COORDINATION USING PETRI NETS</w:t>
-      </w:r>
-    </w:p>
-    <w:p>
-      <w:pPr>
-        <w:ind w:firstLine="0"/>
-        <w:jc w:val="center"/>
-      </w:pPr>
-      <w:r>
-        <w:rPr>
-          <w:rFonts w:ascii="Times New Roman" w:hAnsi="Times New Roman" w:cs="Times New Roman" w:eastAsia="Times New Roman"/>
-          <w:rFonts w:ascii="Times New Roman" w:hAnsi="Times New Roman"/>
-          <w:b w:val="0"/>
-          <w:i w:val="0"/>
-          <w:sz w:val="24"/>
-        </w:rPr>
-        <w:t>V.P. Romanov</w:t>
-      </w:r>
-    </w:p>
-    <w:p>
-      <w:pPr>
-        <w:ind w:firstLine="0"/>
-        <w:jc w:val="center"/>
-      </w:pPr>
-      <w:r>
-        <w:rPr>
-          <w:rFonts w:ascii="Times New Roman" w:hAnsi="Times New Roman" w:cs="Times New Roman" w:eastAsia="Times New Roman"/>
-          <w:rFonts w:ascii="Times New Roman" w:hAnsi="Times New Roman"/>
-          <w:b w:val="0"/>
-          <w:i/>
-          <w:sz w:val="24"/>
-        </w:rPr>
-        <w:t>romanov.vp@student.bmstu.ru</w:t>
-      </w:r>
-    </w:p>
-    <w:p>
-      <w:pPr>
-        <w:spacing w:after="240"/>
-        <w:ind w:firstLine="0"/>
-        <w:jc w:val="center"/>
-      </w:pPr>
-      <w:r>
-        <w:rPr>
-          <w:rFonts w:ascii="Times New Roman" w:hAnsi="Times New Roman" w:cs="Times New Roman" w:eastAsia="Times New Roman"/>
-          <w:rFonts w:ascii="Times New Roman" w:hAnsi="Times New Roman"/>
-          <w:b w:val="0"/>
-          <w:i/>
-          <w:sz w:val="24"/>
-        </w:rPr>
-        <w:t>Bauman Moscow State Technical University, Moscow, Russian Federation</w:t>
-      </w:r>
-    </w:p>
-    <w:p>
-      <w:pPr>
-        <w:spacing w:after="120"/>
-      </w:pPr>
-      <w:r>
-        <w:rPr>
-          <w:rFonts w:ascii="Times New Roman" w:hAnsi="Times New Roman" w:cs="Times New Roman" w:eastAsia="Times New Roman"/>
-          <w:rFonts w:ascii="Times New Roman" w:hAnsi="Times New Roman"/>
-          <w:b/>
-          <w:i w:val="0"/>
-          <w:sz w:val="24"/>
-        </w:rPr>
-        <w:t xml:space="preserve">Abstract. </w:t>
-      </w:r>
-      <w:r>
-        <w:rPr>
-          <w:rFonts w:ascii="Times New Roman" w:hAnsi="Times New Roman" w:cs="Times New Roman" w:eastAsia="Times New Roman"/>
-          <w:rFonts w:ascii="Times New Roman" w:hAnsi="Times New Roman"/>
-          <w:b w:val="0"/>
-          <w:i w:val="0"/>
-          <w:sz w:val="24"/>
-        </w:rPr>
-        <w:t>The paper addresses formal verification of the tripod gait coordination algorithm for a hexapod walking robot using Petri nets. The robot's six legs are divided into two groups of three, alternating between swing and stance phases. A Petri net model is constructed that enforces static stability: at least three legs must maintain ground contact at all times. Using S-invariants, mutual exclusion of swing phases is formally proven (simultaneous lift-off of both groups is impossible), and the absence of deadlocks is demonstrated. Temporal analysis with deterministic delays determines the gait cycle time (600 ms), maximum locomotion speed (200 mm/s), and the bottleneck (swing phase accounts for 67% of cycle time). It is shown that replacing servos to reduce swing time by 25% yields a 20% speed improvement. The results are applicable to the design of autonomous legged robot control systems.</w:t>
-      </w:r>
-    </w:p>
-    <w:p>
-      <w:pPr>
-        <w:spacing w:after="240"/>
-      </w:pPr>
-      <w:r>
-        <w:rPr>
-          <w:rFonts w:ascii="Times New Roman" w:hAnsi="Times New Roman" w:cs="Times New Roman" w:eastAsia="Times New Roman"/>
-          <w:rFonts w:ascii="Times New Roman" w:hAnsi="Times New Roman"/>
-          <w:b/>
-          <w:i w:val="0"/>
-          <w:sz w:val="24"/>
-        </w:rPr>
-        <w:t xml:space="preserve">Keywords: </w:t>
-      </w:r>
-      <w:r>
-        <w:rPr>
-          <w:rFonts w:ascii="Times New Roman" w:hAnsi="Times New Roman" w:cs="Times New Roman" w:eastAsia="Times New Roman"/>
-          <w:rFonts w:ascii="Times New Roman" w:hAnsi="Times New Roman"/>
-          <w:b w:val="0"/>
-          <w:i w:val="0"/>
-          <w:sz w:val="24"/>
-        </w:rPr>
-        <w:t>Petri nets, walking robot, hexapod, tripod gait, formal verification, S-invariants, gait coordination, static stability, temporal analysis, mutual exclusion</w:t>
-      </w:r>
-    </w:p>
-    <w:p>
-      <w:pPr>
-        <w:spacing w:after="120" w:before="240"/>
-        <w:ind w:firstLine="0"/>
-      </w:pPr>
-      <w:r>
-        <w:rPr>
-          <w:rFonts w:ascii="Times New Roman" w:hAnsi="Times New Roman" w:cs="Times New Roman" w:eastAsia="Times New Roman"/>
-          <w:rFonts w:ascii="Times New Roman" w:hAnsi="Times New Roman"/>
-          <w:b/>
-          <w:i w:val="0"/>
-          <w:sz w:val="24"/>
-        </w:rPr>
-        <w:t>Сведения об авторе</w:t>
-      </w:r>
-    </w:p>
-    <w:p>
-      <w:pPr>
-        <w:ind w:firstLine="0"/>
-      </w:pPr>
-      <w:r>
-        <w:rPr>
-          <w:rFonts w:ascii="Times New Roman" w:hAnsi="Times New Roman" w:cs="Times New Roman" w:eastAsia="Times New Roman"/>
-          <w:rFonts w:ascii="Times New Roman" w:hAnsi="Times New Roman"/>
-          <w:b w:val="0"/>
-          <w:i w:val="0"/>
-          <w:sz w:val="24"/>
-        </w:rPr>
-        <w:t>Романов Владимир Павлович — студент кафедры «Прикладная робототехника», факультет «Специальное машиностроение», МГТУ им. Н.Э. Баумана (Москва, Российская Федерация). E-mail: romanov.vp@student.bmstu.ru</w:t>
-      </w:r>
-    </w:p>
-    <w:p>
-      <w:pPr>
-        <w:spacing w:after="120"/>
-      </w:pPr>
-      <w:r>
-        <w:rPr>
-          <w:rFonts w:ascii="Times New Roman" w:hAnsi="Times New Roman" w:cs="Times New Roman" w:eastAsia="Times New Roman"/>
-          <w:rFonts w:ascii="Times New Roman" w:hAnsi="Times New Roman"/>
-          <w:b w:val="0"/>
-          <w:i w:val="0"/>
-          <w:sz w:val="24"/>
-        </w:rPr>
-      </w:r>
-    </w:p>
-    <w:p>
-      <w:pPr>
-        <w:spacing w:after="240"/>
-        <w:ind w:firstLine="0"/>
-      </w:pPr>
-      <w:r>
-        <w:rPr>
-          <w:rFonts w:ascii="Times New Roman" w:hAnsi="Times New Roman" w:cs="Times New Roman" w:eastAsia="Times New Roman"/>
-          <w:rFonts w:ascii="Times New Roman" w:hAnsi="Times New Roman"/>
-          <w:b/>
-          <w:i w:val="0"/>
-          <w:sz w:val="24"/>
-        </w:rPr>
-        <w:t xml:space="preserve">Научный руководитель: </w:t>
-      </w:r>
-      <w:r>
-        <w:rPr>
-          <w:rFonts w:ascii="Times New Roman" w:hAnsi="Times New Roman" w:cs="Times New Roman" w:eastAsia="Times New Roman"/>
-          <w:rFonts w:ascii="Times New Roman" w:hAnsi="Times New Roman"/>
-          <w:b w:val="0"/>
-          <w:i w:val="0"/>
-          <w:sz w:val="24"/>
-        </w:rPr>
-        <w:t>Шевченко Максим Юрьевич, МГТУ им. Н.Э. Баумана (Москва, Российская Федерация).</w:t>
-      </w:r>
-    </w:p>
-    <w:p>
-      <w:pPr>
-        <w:spacing w:after="120" w:before="240"/>
-        <w:ind w:firstLine="0"/>
-      </w:pPr>
-      <w:r>
-        <w:rPr>
-          <w:rFonts w:ascii="Times New Roman" w:hAnsi="Times New Roman" w:cs="Times New Roman" w:eastAsia="Times New Roman"/>
-          <w:rFonts w:ascii="Times New Roman" w:hAnsi="Times New Roman"/>
-          <w:b/>
-          <w:i w:val="0"/>
-          <w:sz w:val="24"/>
-        </w:rPr>
-        <w:t>About the author</w:t>
-      </w:r>
-    </w:p>
-    <w:p>
-      <w:pPr>
-        <w:ind w:firstLine="0"/>
-      </w:pPr>
-      <w:r>
-        <w:rPr>
-          <w:rFonts w:ascii="Times New Roman" w:hAnsi="Times New Roman" w:cs="Times New Roman" w:eastAsia="Times New Roman"/>
-          <w:rFonts w:ascii="Times New Roman" w:hAnsi="Times New Roman"/>
-          <w:b w:val="0"/>
-          <w:i w:val="0"/>
-          <w:sz w:val="24"/>
-        </w:rPr>
-        <w:t>Romanov Vladimir P. — student, Department of Applied Robotics, Faculty of Special Mechanical Engineering, Bauman Moscow State Technical University (Moscow, Russian Federation). E-mail: romanov.vp@student.bmstu.ru</w:t>
-      </w:r>
-    </w:p>
-    <w:p>
-      <w:pPr>
-        <w:spacing w:after="120"/>
+        <w:spacing w:after="160"/>
       </w:pPr>
       <w:r>
         <w:rPr>
@@ -5149,12 +4127,17 @@
         <w:rPr>
           <w:rFonts w:ascii="Times New Roman" w:hAnsi="Times New Roman" w:cs="Times New Roman" w:eastAsia="Times New Roman"/>
           <w:rFonts w:ascii="Times New Roman" w:hAnsi="Times New Roman"/>
-          <w:b/>
+          <w:b w:val="0"/>
           <w:i w:val="0"/>
           <w:sz w:val="24"/>
         </w:rPr>
-        <w:t xml:space="preserve">Scientific advisor: </w:t>
+        <w:t>Романов Владимир Павлович — студент кафедры «Прикладная робототехника», МГТУ им. Н.Э. Баумана, Москва, Российская Федерация.</w:t>
       </w:r>
+    </w:p>
+    <w:p>
+      <w:pPr>
+        <w:spacing w:after="80"/>
+      </w:pPr>
       <w:r>
         <w:rPr>
           <w:rFonts w:ascii="Times New Roman" w:hAnsi="Times New Roman" w:cs="Times New Roman" w:eastAsia="Times New Roman"/>
@@ -5163,7 +4146,539 @@
           <w:i w:val="0"/>
           <w:sz w:val="24"/>
         </w:rPr>
-        <w:t>Shevchenko Maxim Yu., Bauman Moscow State Technical University (Moscow, Russian Federation).</w:t>
+      </w:r>
+    </w:p>
+    <w:p>
+      <w:pPr>
+        <w:ind w:firstLine="0"/>
+      </w:pPr>
+      <w:r>
+        <w:rPr>
+          <w:rFonts w:ascii="Times New Roman" w:hAnsi="Times New Roman" w:cs="Times New Roman" w:eastAsia="Times New Roman"/>
+          <w:rFonts w:ascii="Times New Roman" w:hAnsi="Times New Roman"/>
+          <w:b w:val="0"/>
+          <w:i w:val="0"/>
+          <w:sz w:val="24"/>
+        </w:rPr>
+        <w:t>Научный руководитель — Шевченко Максим Юрьевич, кафедра «Прикладная робототехника», МГТУ им. Н.Э. Баумана, Москва, Российская Федерация.</w:t>
+      </w:r>
+    </w:p>
+    <w:p>
+      <w:pPr>
+        <w:spacing w:after="80"/>
+      </w:pPr>
+      <w:r>
+        <w:rPr>
+          <w:rFonts w:ascii="Times New Roman" w:hAnsi="Times New Roman" w:cs="Times New Roman" w:eastAsia="Times New Roman"/>
+          <w:rFonts w:ascii="Times New Roman" w:hAnsi="Times New Roman"/>
+          <w:b w:val="0"/>
+          <w:i w:val="0"/>
+          <w:sz w:val="24"/>
+        </w:rPr>
+      </w:r>
+    </w:p>
+    <w:p>
+      <w:pPr>
+        <w:spacing w:after="40"/>
+        <w:ind w:firstLine="0"/>
+      </w:pPr>
+      <w:r>
+        <w:rPr>
+          <w:rFonts w:ascii="Times New Roman" w:hAnsi="Times New Roman" w:cs="Times New Roman" w:eastAsia="Times New Roman"/>
+          <w:rFonts w:ascii="Times New Roman" w:hAnsi="Times New Roman"/>
+          <w:b/>
+          <w:i w:val="0"/>
+          <w:sz w:val="24"/>
+        </w:rPr>
+        <w:t>Ссылку на эту статью просим оформлять следующим образом:</w:t>
+      </w:r>
+    </w:p>
+    <w:p>
+      <w:pPr>
+        <w:ind w:firstLine="0"/>
+      </w:pPr>
+      <w:r>
+        <w:rPr>
+          <w:rFonts w:ascii="Times New Roman" w:hAnsi="Times New Roman" w:cs="Times New Roman" w:eastAsia="Times New Roman"/>
+          <w:rFonts w:ascii="Times New Roman" w:hAnsi="Times New Roman"/>
+          <w:b w:val="0"/>
+          <w:i w:val="0"/>
+          <w:sz w:val="24"/>
+        </w:rPr>
+        <w:t>Романов В.П. Формальная верификация координации походки шестиногого робота методом сетей Петри. Политехнический молодёжный журнал, 2026.</w:t>
+      </w:r>
+    </w:p>
+    <w:p>
+      <w:r>
+        <w:br w:type="page"/>
+      </w:r>
+    </w:p>
+    <w:p>
+      <w:pPr>
+        <w:spacing w:after="80"/>
+        <w:ind w:firstLine="0"/>
+        <w:jc w:val="center"/>
+      </w:pPr>
+      <w:r>
+        <w:rPr>
+          <w:rFonts w:ascii="Times New Roman" w:hAnsi="Times New Roman" w:cs="Times New Roman" w:eastAsia="Times New Roman"/>
+          <w:rFonts w:ascii="Times New Roman" w:hAnsi="Times New Roman"/>
+          <w:b/>
+          <w:i w:val="0"/>
+          <w:sz w:val="24"/>
+        </w:rPr>
+        <w:t>FORMAL VERIFICATION OF HEXAPOD ROBOT</w:t>
+        <w:br/>
+        <w:t>GAIT COORDINATION USING PETRI NETS</w:t>
+      </w:r>
+    </w:p>
+    <w:p>
+      <w:pPr>
+        <w:spacing w:after="0"/>
+        <w:ind w:firstLine="0"/>
+      </w:pPr>
+      <w:r>
+        <w:rPr>
+          <w:rFonts w:ascii="Times New Roman" w:hAnsi="Times New Roman" w:cs="Times New Roman" w:eastAsia="Times New Roman"/>
+          <w:rFonts w:ascii="Times New Roman" w:hAnsi="Times New Roman"/>
+          <w:b w:val="0"/>
+          <w:i w:val="0"/>
+          <w:sz w:val="24"/>
+        </w:rPr>
+        <w:t>V.P. Romanov</w:t>
+      </w:r>
+    </w:p>
+    <w:p>
+      <w:pPr>
+        <w:spacing w:after="40"/>
+        <w:ind w:firstLine="0"/>
+      </w:pPr>
+      <w:r>
+        <w:rPr>
+          <w:rFonts w:ascii="Times New Roman" w:hAnsi="Times New Roman" w:cs="Times New Roman" w:eastAsia="Times New Roman"/>
+          <w:rFonts w:ascii="Times New Roman" w:hAnsi="Times New Roman"/>
+          <w:b w:val="0"/>
+          <w:i w:val="0"/>
+          <w:sz w:val="22"/>
+        </w:rPr>
+        <w:t>romanov.vp@student.bmstu.ru</w:t>
+      </w:r>
+    </w:p>
+    <w:p>
+      <w:pPr>
+        <w:spacing w:after="160"/>
+        <w:ind w:firstLine="0"/>
+      </w:pPr>
+      <w:r>
+        <w:rPr>
+          <w:rFonts w:ascii="Times New Roman" w:hAnsi="Times New Roman" w:cs="Times New Roman" w:eastAsia="Times New Roman"/>
+          <w:rFonts w:ascii="Times New Roman" w:hAnsi="Times New Roman"/>
+          <w:b w:val="0"/>
+          <w:i w:val="0"/>
+          <w:sz w:val="24"/>
+        </w:rPr>
+        <w:t>Bauman Moscow State Technical University, Moscow, Russian Federation</w:t>
+      </w:r>
+    </w:p>
+    <w:tbl>
+      <w:tblPr>
+        <w:tblW w:type="auto" w:w="0"/>
+        <w:jc w:val="center"/>
+        <w:tblLook w:firstColumn="1" w:firstRow="1" w:lastColumn="0" w:lastRow="0" w:noHBand="0" w:noVBand="1" w:val="04A0"/>
+        <w:tblBorders>
+          <w:top w:val="none" w:sz="0" w:space="0" w:color="auto"/>
+          <w:left w:val="none" w:sz="0" w:space="0" w:color="auto"/>
+          <w:bottom w:val="none" w:sz="0" w:space="0" w:color="auto"/>
+          <w:right w:val="none" w:sz="0" w:space="0" w:color="auto"/>
+          <w:insideH w:val="none" w:sz="0" w:space="0" w:color="auto"/>
+          <w:insideV w:val="none" w:sz="0" w:space="0" w:color="auto"/>
+        </w:tblBorders>
+      </w:tblPr>
+      <w:tblGrid>
+        <w:gridCol w:w="4961"/>
+        <w:gridCol w:w="4961"/>
+      </w:tblGrid>
+      <w:tr>
+        <w:tc>
+          <w:tcPr>
+            <w:tcW w:type="dxa" w:w="6236"/>
+          </w:tcPr>
+          <w:p>
+            <w:pPr>
+              <w:spacing w:after="0"/>
+              <w:ind w:firstLine="0"/>
+            </w:pPr>
+            <w:r/>
+            <w:r>
+              <w:rPr>
+                <w:rFonts w:ascii="Times New Roman" w:hAnsi="Times New Roman" w:cs="Times New Roman" w:eastAsia="Times New Roman"/>
+                <w:rFonts w:ascii="Times New Roman" w:hAnsi="Times New Roman"/>
+                <w:b/>
+                <w:sz w:val="24"/>
+              </w:rPr>
+              <w:t>Abstract</w:t>
+            </w:r>
+          </w:p>
+          <w:p>
+            <w:pPr>
+              <w:ind w:firstLine="0"/>
+            </w:pPr>
+            <w:r>
+              <w:rPr>
+                <w:rFonts w:ascii="Times New Roman" w:hAnsi="Times New Roman" w:cs="Times New Roman" w:eastAsia="Times New Roman"/>
+                <w:rFonts w:ascii="Times New Roman" w:hAnsi="Times New Roman"/>
+                <w:sz w:val="24"/>
+              </w:rPr>
+              <w:t>The paper addresses formal verification of the tripod gait coordination algorithm for a hexapod walking robot using Petri nets. The robot's six legs are divided into two groups of three, alternating between swing and stance phases. A Petri net model is constructed that enforces static stability: at least three legs must maintain ground contact at all times. Using S-invariants, mutual exclusion of swing phases is formally proven and the absence of deadlocks is demonstrated. Temporal analysis with deterministic delays determines the gait cycle time (600 ms), maximum locomotion speed (200 mm/s), and the bottleneck (swing phase accounts for 67% of cycle time). It is shown that replacing servos to reduce swing time by 25% yields a 20% speed improvement.</w:t>
+            </w:r>
+          </w:p>
+        </w:tc>
+        <w:tc>
+          <w:tcPr>
+            <w:tcW w:type="dxa" w:w="3685"/>
+          </w:tcPr>
+          <w:p>
+            <w:pPr>
+              <w:spacing w:after="80"/>
+              <w:ind w:firstLine="0"/>
+            </w:pPr>
+            <w:r/>
+            <w:r>
+              <w:rPr>
+                <w:rFonts w:ascii="Times New Roman" w:hAnsi="Times New Roman" w:cs="Times New Roman" w:eastAsia="Times New Roman"/>
+                <w:rFonts w:ascii="Times New Roman" w:hAnsi="Times New Roman"/>
+                <w:b/>
+                <w:sz w:val="24"/>
+              </w:rPr>
+              <w:t>Keywords</w:t>
+            </w:r>
+          </w:p>
+          <w:p>
+            <w:pPr>
+              <w:spacing w:after="160"/>
+              <w:ind w:firstLine="0"/>
+            </w:pPr>
+            <w:r>
+              <w:rPr>
+                <w:rFonts w:ascii="Times New Roman" w:hAnsi="Times New Roman" w:cs="Times New Roman" w:eastAsia="Times New Roman"/>
+                <w:rFonts w:ascii="Times New Roman" w:hAnsi="Times New Roman"/>
+                <w:sz w:val="24"/>
+              </w:rPr>
+              <w:t>Petri nets, walking robot, hexapod, tripod gait, formal verification, S-invariants, gait coordination, static stability, temporal analysis, mutual exclusion</w:t>
+            </w:r>
+          </w:p>
+          <w:p>
+            <w:pPr>
+              <w:spacing w:after="40"/>
+              <w:ind w:firstLine="0"/>
+            </w:pPr>
+            <w:r>
+              <w:rPr>
+                <w:rFonts w:ascii="Times New Roman" w:hAnsi="Times New Roman" w:cs="Times New Roman" w:eastAsia="Times New Roman"/>
+                <w:rFonts w:ascii="Times New Roman" w:hAnsi="Times New Roman"/>
+                <w:i/>
+                <w:sz w:val="20"/>
+              </w:rPr>
+              <w:t>Received 21.05.2026</w:t>
+            </w:r>
+          </w:p>
+          <w:p>
+            <w:pPr>
+              <w:ind w:firstLine="0"/>
+            </w:pPr>
+            <w:r>
+              <w:rPr>
+                <w:rFonts w:ascii="Times New Roman" w:hAnsi="Times New Roman" w:cs="Times New Roman" w:eastAsia="Times New Roman"/>
+                <w:rFonts w:ascii="Times New Roman" w:hAnsi="Times New Roman"/>
+                <w:sz w:val="20"/>
+              </w:rPr>
+              <w:t>© Bauman Moscow State Technical University, 2026</w:t>
+            </w:r>
+          </w:p>
+        </w:tc>
+      </w:tr>
+    </w:tbl>
+    <w:p>
+      <w:pPr>
+        <w:spacing w:after="120"/>
+      </w:pPr>
+      <w:r>
+        <w:rPr>
+          <w:rFonts w:ascii="Times New Roman" w:hAnsi="Times New Roman" w:cs="Times New Roman" w:eastAsia="Times New Roman"/>
+          <w:rFonts w:ascii="Times New Roman" w:hAnsi="Times New Roman"/>
+          <w:b w:val="0"/>
+          <w:i w:val="0"/>
+          <w:sz w:val="24"/>
+        </w:rPr>
+      </w:r>
+    </w:p>
+    <w:p>
+      <w:pPr>
+        <w:spacing w:after="120" w:before="240"/>
+        <w:ind w:firstLine="0"/>
+      </w:pPr>
+      <w:r>
+        <w:rPr>
+          <w:rFonts w:ascii="Times New Roman" w:hAnsi="Times New Roman" w:cs="Times New Roman" w:eastAsia="Times New Roman"/>
+          <w:rFonts w:ascii="Times New Roman" w:hAnsi="Times New Roman"/>
+          <w:b/>
+          <w:i w:val="0"/>
+          <w:sz w:val="24"/>
+        </w:rPr>
+        <w:t>References</w:t>
+      </w:r>
+    </w:p>
+    <w:p>
+      <w:pPr>
+        <w:ind w:firstLine="0"/>
+      </w:pPr>
+      <w:r>
+        <w:rPr>
+          <w:rFonts w:ascii="Times New Roman" w:hAnsi="Times New Roman" w:cs="Times New Roman" w:eastAsia="Times New Roman"/>
+          <w:rFonts w:ascii="Times New Roman" w:hAnsi="Times New Roman"/>
+          <w:b w:val="0"/>
+          <w:i w:val="0"/>
+          <w:sz w:val="24"/>
+        </w:rPr>
+        <w:t>[1] Siciliano B., Khatib O. (eds.) Springer Handbook of Robotics. Springer, 2016, 2228 p.</w:t>
+      </w:r>
+    </w:p>
+    <w:p>
+      <w:pPr>
+        <w:ind w:firstLine="0"/>
+      </w:pPr>
+      <w:r>
+        <w:rPr>
+          <w:rFonts w:ascii="Times New Roman" w:hAnsi="Times New Roman" w:cs="Times New Roman" w:eastAsia="Times New Roman"/>
+          <w:rFonts w:ascii="Times New Roman" w:hAnsi="Times New Roman"/>
+          <w:b w:val="0"/>
+          <w:i w:val="0"/>
+          <w:sz w:val="24"/>
+        </w:rPr>
+        <w:t>[2] Belter D., Skrzypczyński P. A biologically inspired approach to feasible gait learning for a hexapod robot. Applied Mathematics and Computer Science, 2010, vol. 20, no. 1, pp. 69—84.</w:t>
+      </w:r>
+    </w:p>
+    <w:p>
+      <w:pPr>
+        <w:ind w:firstLine="0"/>
+      </w:pPr>
+      <w:r>
+        <w:rPr>
+          <w:rFonts w:ascii="Times New Roman" w:hAnsi="Times New Roman" w:cs="Times New Roman" w:eastAsia="Times New Roman"/>
+          <w:rFonts w:ascii="Times New Roman" w:hAnsi="Times New Roman"/>
+          <w:b w:val="0"/>
+          <w:i w:val="0"/>
+          <w:sz w:val="24"/>
+        </w:rPr>
+        <w:t>[3] Lee E.A., Seshia S.A. Introduction to Embedded Systems: A Cyber-Physical Systems Approach. MIT Press, 2017, 568 p.</w:t>
+      </w:r>
+    </w:p>
+    <w:p>
+      <w:pPr>
+        <w:ind w:firstLine="0"/>
+      </w:pPr>
+      <w:r>
+        <w:rPr>
+          <w:rFonts w:ascii="Times New Roman" w:hAnsi="Times New Roman" w:cs="Times New Roman" w:eastAsia="Times New Roman"/>
+          <w:rFonts w:ascii="Times New Roman" w:hAnsi="Times New Roman"/>
+          <w:b w:val="0"/>
+          <w:i w:val="0"/>
+          <w:sz w:val="24"/>
+        </w:rPr>
+        <w:t>[4] Hopcroft J.E., Motwani R., Ullman J.D. Introduction to Automata Theory, Languages, and Computation. Pearson, 2006, 535 p.</w:t>
+      </w:r>
+    </w:p>
+    <w:p>
+      <w:pPr>
+        <w:ind w:firstLine="0"/>
+      </w:pPr>
+      <w:r>
+        <w:rPr>
+          <w:rFonts w:ascii="Times New Roman" w:hAnsi="Times New Roman" w:cs="Times New Roman" w:eastAsia="Times New Roman"/>
+          <w:rFonts w:ascii="Times New Roman" w:hAnsi="Times New Roman"/>
+          <w:b w:val="0"/>
+          <w:i w:val="0"/>
+          <w:sz w:val="24"/>
+        </w:rPr>
+        <w:t>[5] Petri C.A. Kommunikation mit Automaten: Dissertation. Universität Bonn, 1962, 128 S.</w:t>
+      </w:r>
+    </w:p>
+    <w:p>
+      <w:pPr>
+        <w:ind w:firstLine="0"/>
+      </w:pPr>
+      <w:r>
+        <w:rPr>
+          <w:rFonts w:ascii="Times New Roman" w:hAnsi="Times New Roman" w:cs="Times New Roman" w:eastAsia="Times New Roman"/>
+          <w:rFonts w:ascii="Times New Roman" w:hAnsi="Times New Roman"/>
+          <w:b w:val="0"/>
+          <w:i w:val="0"/>
+          <w:sz w:val="24"/>
+        </w:rPr>
+        <w:t>[6] Murata T. Petri Nets: Properties, Analysis and Applications. Proceedings of the IEEE, 1989, vol. 77, no. 4, pp. 541—580.</w:t>
+      </w:r>
+    </w:p>
+    <w:p>
+      <w:pPr>
+        <w:ind w:firstLine="0"/>
+      </w:pPr>
+      <w:r>
+        <w:rPr>
+          <w:rFonts w:ascii="Times New Roman" w:hAnsi="Times New Roman" w:cs="Times New Roman" w:eastAsia="Times New Roman"/>
+          <w:rFonts w:ascii="Times New Roman" w:hAnsi="Times New Roman"/>
+          <w:b w:val="0"/>
+          <w:i w:val="0"/>
+          <w:sz w:val="24"/>
+        </w:rPr>
+        <w:t>[7] Silva M., Teruel E., Colom J.M. Linear Algebraic and Linear Programming Techniques for the Analysis of Place/Transition Net Systems. Lectures on Petri Nets I: Basic Models. Springer, 1998, pp. 309—373.</w:t>
+      </w:r>
+    </w:p>
+    <w:p>
+      <w:pPr>
+        <w:ind w:firstLine="0"/>
+      </w:pPr>
+      <w:r>
+        <w:rPr>
+          <w:rFonts w:ascii="Times New Roman" w:hAnsi="Times New Roman" w:cs="Times New Roman" w:eastAsia="Times New Roman"/>
+          <w:rFonts w:ascii="Times New Roman" w:hAnsi="Times New Roman"/>
+          <w:b w:val="0"/>
+          <w:i w:val="0"/>
+          <w:sz w:val="24"/>
+        </w:rPr>
+        <w:t>[8] Ramchandani C. Analysis of Asynchronous Concurrent Systems by Timed Petri Nets. Technical Report MAC-TR-120. MIT, 1974, 106 p.</w:t>
+      </w:r>
+    </w:p>
+    <w:p>
+      <w:pPr>
+        <w:ind w:firstLine="0"/>
+      </w:pPr>
+      <w:r>
+        <w:rPr>
+          <w:rFonts w:ascii="Times New Roman" w:hAnsi="Times New Roman" w:cs="Times New Roman" w:eastAsia="Times New Roman"/>
+          <w:rFonts w:ascii="Times New Roman" w:hAnsi="Times New Roman"/>
+          <w:b w:val="0"/>
+          <w:i w:val="0"/>
+          <w:sz w:val="24"/>
+        </w:rPr>
+        <w:t>[9] Spirin N.A., Lavrov V.V. Upravlenie dvizheniem shagayushchikh robotov [Motion control of walking robots]. Mekhatronika, avtomatizatsiya, upravlenie [Mechatronics, automation, control], 2019, vol. 20, no. 7, pp. 430—438 (in Russ.).</w:t>
+      </w:r>
+    </w:p>
+    <w:p>
+      <w:pPr>
+        <w:ind w:firstLine="0"/>
+      </w:pPr>
+      <w:r>
+        <w:rPr>
+          <w:rFonts w:ascii="Times New Roman" w:hAnsi="Times New Roman" w:cs="Times New Roman" w:eastAsia="Times New Roman"/>
+          <w:rFonts w:ascii="Times New Roman" w:hAnsi="Times New Roman"/>
+          <w:b w:val="0"/>
+          <w:i w:val="0"/>
+          <w:sz w:val="24"/>
+        </w:rPr>
+        <w:t>[10] Marsan M.A., Balbo G., Conte G. et al. Modelling with Generalized Stochastic Petri Nets. John Wiley &amp; Sons, 1995, 316 p.</w:t>
+      </w:r>
+    </w:p>
+    <w:p>
+      <w:pPr>
+        <w:spacing w:after="160"/>
+      </w:pPr>
+      <w:r>
+        <w:rPr>
+          <w:rFonts w:ascii="Times New Roman" w:hAnsi="Times New Roman" w:cs="Times New Roman" w:eastAsia="Times New Roman"/>
+          <w:rFonts w:ascii="Times New Roman" w:hAnsi="Times New Roman"/>
+          <w:b w:val="0"/>
+          <w:i w:val="0"/>
+          <w:sz w:val="24"/>
+        </w:rPr>
+      </w:r>
+    </w:p>
+    <w:p>
+      <w:pPr>
+        <w:ind w:firstLine="0"/>
+      </w:pPr>
+      <w:r>
+        <w:rPr>
+          <w:rFonts w:ascii="Times New Roman" w:hAnsi="Times New Roman" w:cs="Times New Roman" w:eastAsia="Times New Roman"/>
+          <w:rFonts w:ascii="Times New Roman" w:hAnsi="Times New Roman"/>
+          <w:b w:val="0"/>
+          <w:i w:val="0"/>
+          <w:sz w:val="24"/>
+        </w:rPr>
+        <w:t>Romanov V.P. — Student, Department of Applied Robotics, Bauman Moscow State Technical University, Moscow, Russian Federation.</w:t>
+      </w:r>
+    </w:p>
+    <w:p>
+      <w:pPr>
+        <w:spacing w:after="80"/>
+      </w:pPr>
+      <w:r>
+        <w:rPr>
+          <w:rFonts w:ascii="Times New Roman" w:hAnsi="Times New Roman" w:cs="Times New Roman" w:eastAsia="Times New Roman"/>
+          <w:rFonts w:ascii="Times New Roman" w:hAnsi="Times New Roman"/>
+          <w:b w:val="0"/>
+          <w:i w:val="0"/>
+          <w:sz w:val="24"/>
+        </w:rPr>
+      </w:r>
+    </w:p>
+    <w:p>
+      <w:pPr>
+        <w:ind w:firstLine="0"/>
+      </w:pPr>
+      <w:r>
+        <w:rPr>
+          <w:rFonts w:ascii="Times New Roman" w:hAnsi="Times New Roman" w:cs="Times New Roman" w:eastAsia="Times New Roman"/>
+          <w:rFonts w:ascii="Times New Roman" w:hAnsi="Times New Roman"/>
+          <w:b w:val="0"/>
+          <w:i w:val="0"/>
+          <w:sz w:val="24"/>
+        </w:rPr>
+        <w:t>Scientific advisor — Shevchenko M.Yu., Department of Applied Robotics, Bauman Moscow State Technical University, Moscow, Russian Federation.</w:t>
+      </w:r>
+    </w:p>
+    <w:p>
+      <w:pPr>
+        <w:spacing w:after="80"/>
+      </w:pPr>
+      <w:r>
+        <w:rPr>
+          <w:rFonts w:ascii="Times New Roman" w:hAnsi="Times New Roman" w:cs="Times New Roman" w:eastAsia="Times New Roman"/>
+          <w:rFonts w:ascii="Times New Roman" w:hAnsi="Times New Roman"/>
+          <w:b w:val="0"/>
+          <w:i w:val="0"/>
+          <w:sz w:val="24"/>
+        </w:rPr>
+      </w:r>
+    </w:p>
+    <w:p>
+      <w:pPr>
+        <w:spacing w:after="40"/>
+        <w:ind w:firstLine="0"/>
+      </w:pPr>
+      <w:r>
+        <w:rPr>
+          <w:rFonts w:ascii="Times New Roman" w:hAnsi="Times New Roman" w:cs="Times New Roman" w:eastAsia="Times New Roman"/>
+          <w:rFonts w:ascii="Times New Roman" w:hAnsi="Times New Roman"/>
+          <w:b/>
+          <w:i w:val="0"/>
+          <w:sz w:val="24"/>
+        </w:rPr>
+        <w:t>Please cite this article in English as:</w:t>
+      </w:r>
+    </w:p>
+    <w:p>
+      <w:pPr>
+        <w:ind w:firstLine="0"/>
+      </w:pPr>
+      <w:r>
+        <w:rPr>
+          <w:rFonts w:ascii="Times New Roman" w:hAnsi="Times New Roman" w:cs="Times New Roman" w:eastAsia="Times New Roman"/>
+          <w:rFonts w:ascii="Times New Roman" w:hAnsi="Times New Roman"/>
+          <w:b w:val="0"/>
+          <w:i w:val="0"/>
+          <w:sz w:val="24"/>
+        </w:rPr>
+        <w:t>Romanov V.P. Formal verification of hexapod robot gait coordination using Petri nets. Politekhnicheskiy molodezhnyy zhurnal [Politechnical student journal], 2026.</w:t>
       </w:r>
     </w:p>
     <w:sectPr>
